--- a/game/assets/Program Booklet/OO2 Program.docx
+++ b/game/assets/Program Booklet/OO2 Program.docx
@@ -26,12 +26,12 @@
             <wp:extent cx="5943600" cy="3302000"/>
             <wp:effectExtent b="0" l="0" r="0" t="0"/>
             <wp:wrapNone/>
-            <wp:docPr id="2" name="image3.png"/>
+            <wp:docPr id="2" name="image2.png"/>
             <a:graphic>
               <a:graphicData uri="http://schemas.openxmlformats.org/drawingml/2006/picture">
                 <pic:pic>
                   <pic:nvPicPr>
-                    <pic:cNvPr id="0" name="image3.png"/>
+                    <pic:cNvPr id="0" name="image2.png"/>
                     <pic:cNvPicPr preferRelativeResize="0"/>
                   </pic:nvPicPr>
                   <pic:blipFill>
@@ -843,7 +843,7 @@
         <w:rPr>
           <w:rtl w:val="0"/>
         </w:rPr>
-        <w:t xml:space="preserve">Illy “Allison” Huang</w:t>
+        <w:t xml:space="preserve">Allison “Illy” Huang</w:t>
       </w:r>
     </w:p>
     <w:p>
@@ -1400,7 +1400,7 @@
         <w:rPr>
           <w:rtl w:val="0"/>
         </w:rPr>
-        <w:t xml:space="preserve">sebastián villamizar santamaría</w:t>
+        <w:t xml:space="preserve">Sebastián Villamizar    Santamaría</w:t>
       </w:r>
     </w:p>
     <w:p>
@@ -1593,6 +1593,37 @@
                 <w:rtl w:val="0"/>
               </w:rPr>
               <w:t xml:space="preserve">James Brandfonbrener</w:t>
+            </w:r>
+          </w:p>
+          <w:p>
+            <w:pPr>
+              <w:keepNext w:val="0"/>
+              <w:keepLines w:val="0"/>
+              <w:pageBreakBefore w:val="0"/>
+              <w:widowControl w:val="0"/>
+              <w:pBdr>
+                <w:top w:space="0" w:sz="0" w:val="nil"/>
+                <w:left w:space="0" w:sz="0" w:val="nil"/>
+                <w:bottom w:space="0" w:sz="0" w:val="nil"/>
+                <w:right w:space="0" w:sz="0" w:val="nil"/>
+                <w:between w:space="0" w:sz="0" w:val="nil"/>
+              </w:pBdr>
+              <w:shd w:fill="auto" w:val="clear"/>
+              <w:spacing w:after="0" w:before="0" w:line="240" w:lineRule="auto"/>
+              <w:ind w:left="0" w:right="0" w:firstLine="0"/>
+              <w:jc w:val="center"/>
+              <w:rPr>
+                <w:sz w:val="21"/>
+                <w:szCs w:val="21"/>
+              </w:rPr>
+            </w:pPr>
+            <w:r>
+              <w:rPr>
+                <w:sz w:val="21"/>
+                <w:szCs w:val="21"/>
+                <w:rtl w:val="0"/>
+              </w:rPr>
+              <w:t xml:space="preserve">Lulu Chen (Cover)</w:t>
             </w:r>
           </w:p>
         </w:tc>
@@ -4523,7 +4554,7 @@
                 <w:szCs w:val="14.2"/>
                 <w:rtl w:val="0"/>
               </w:rPr>
-              <w:t xml:space="preserve">ADDITIONAL WRITING</w:t>
+              <w:t xml:space="preserve">ADDITIONAL WRITING/ CONSULTATION</w:t>
             </w:r>
           </w:p>
           <w:p>
@@ -4558,7 +4589,7 @@
                 <w:szCs w:val="21.5"/>
                 <w:rtl w:val="0"/>
               </w:rPr>
-              <w:t xml:space="preserve">Christopher Evangelista</w:t>
+              <w:t xml:space="preserve">Christopher Evangelista, Danny, Kelly Burrus</w:t>
             </w:r>
           </w:p>
         </w:tc>
@@ -5160,7 +5191,7 @@
                 <w:szCs w:val="21.5"/>
                 <w:rtl w:val="0"/>
               </w:rPr>
-              <w:t xml:space="preserve">Illy “Allison” Huang</w:t>
+              <w:t xml:space="preserve">Allison “Illy” Huang</w:t>
             </w:r>
           </w:p>
         </w:tc>
@@ -7122,12 +7153,12 @@
             <wp:extent cx="1157288" cy="850537"/>
             <wp:effectExtent b="0" l="0" r="0" t="0"/>
             <wp:wrapNone/>
-            <wp:docPr id="4" name="image2.jpg"/>
+            <wp:docPr id="4" name="image3.jpg"/>
             <a:graphic>
               <a:graphicData uri="http://schemas.openxmlformats.org/drawingml/2006/picture">
                 <pic:pic>
                   <pic:nvPicPr>
-                    <pic:cNvPr id="0" name="image2.jpg"/>
+                    <pic:cNvPr id="0" name="image3.jpg"/>
                     <pic:cNvPicPr preferRelativeResize="0"/>
                   </pic:nvPicPr>
                   <pic:blipFill>

--- a/game/assets/Program Booklet/OO2 Program.docx
+++ b/game/assets/Program Booklet/OO2 Program.docx
@@ -4,7 +4,73 @@
   <w:body>
     <w:p>
       <w:pPr>
-        <w:spacing w:after="0" w:before="0" w:line="240" w:lineRule="auto"/>
+        <w:pStyle w:val="Title"/>
+        <w:keepNext w:val="0"/>
+        <w:keepLines w:val="0"/>
+        <w:pageBreakBefore w:val="0"/>
+        <w:widowControl w:val="0"/>
+        <w:pBdr>
+          <w:top w:space="0" w:sz="0" w:val="nil"/>
+          <w:left w:space="0" w:sz="0" w:val="nil"/>
+          <w:bottom w:space="0" w:sz="0" w:val="nil"/>
+          <w:right w:space="0" w:sz="0" w:val="nil"/>
+          <w:between w:space="0" w:sz="0" w:val="nil"/>
+        </w:pBdr>
+        <w:shd w:fill="auto" w:val="clear"/>
+        <w:spacing w:after="0" w:before="0" w:line="276" w:lineRule="auto"/>
+        <w:ind w:left="0" w:right="0" w:firstLine="0"/>
+        <w:jc w:val="left"/>
+        <w:rPr>
+          <w:rFonts w:ascii="Arial" w:cs="Arial" w:eastAsia="Arial" w:hAnsi="Arial"/>
+          <w:b w:val="0"/>
+          <w:bCs w:val="0"/>
+          <w:i w:val="0"/>
+          <w:iCs w:val="0"/>
+          <w:smallCaps w:val="0"/>
+          <w:strike w:val="0"/>
+          <w:color w:val="000000"/>
+          <w:sz w:val="22"/>
+          <w:szCs w:val="22"/>
+          <w:u w:val="none"/>
+          <w:shd w:fill="auto" w:val="clear"/>
+          <w:vertAlign w:val="baseline"/>
+        </w:rPr>
+        <w:sectPr>
+          <w:pgSz w:h="15840" w:w="12240" w:orient="portrait"/>
+          <w:pgMar w:bottom="1440" w:top="1440" w:left="1440" w:right="1440" w:header="720" w:footer="720"/>
+          <w:pgNumType w:start="1"/>
+        </w:sectPr>
+      </w:pPr>
+      <w:bookmarkStart w:colFirst="0" w:colLast="0" w:name="_nvjonocz5n1o" w:id="0"/>
+      <w:bookmarkEnd w:id="0"/>
+      <w:r>
+        <w:rPr>
+          <w:rFonts w:ascii="Arial" w:cs="Arial" w:eastAsia="Arial" w:hAnsi="Arial"/>
+          <w:b w:val="0"/>
+          <w:bCs w:val="0"/>
+          <w:i w:val="0"/>
+          <w:iCs w:val="0"/>
+          <w:smallCaps w:val="0"/>
+          <w:strike w:val="0"/>
+          <w:color w:val="000000"/>
+          <w:sz w:val="52"/>
+          <w:szCs w:val="52"/>
+          <w:u w:val="none"/>
+          <w:shd w:fill="auto" w:val="clear"/>
+          <w:vertAlign w:val="baseline"/>
+          <w:rtl w:val="0"/>
+        </w:rPr>
+        <w:t xml:space="preserve">Program</w:t>
+      </w:r>
+      <w:r>
+        <w:rPr>
+          <w:rtl w:val="0"/>
+        </w:rPr>
+      </w:r>
+    </w:p>
+    <w:p>
+      <w:pPr>
+        <w:spacing w:line="240" w:lineRule="auto"/>
         <w:jc w:val="center"/>
         <w:rPr/>
       </w:pPr>
@@ -26,12 +92,12 @@
             <wp:extent cx="5943600" cy="3302000"/>
             <wp:effectExtent b="0" l="0" r="0" t="0"/>
             <wp:wrapNone/>
-            <wp:docPr id="2" name="image2.png"/>
+            <wp:docPr id="4" name="image3.png"/>
             <a:graphic>
               <a:graphicData uri="http://schemas.openxmlformats.org/drawingml/2006/picture">
                 <pic:pic>
                   <pic:nvPicPr>
-                    <pic:cNvPr id="0" name="image2.png"/>
+                    <pic:cNvPr id="0" name="image3.png"/>
                     <pic:cNvPicPr preferRelativeResize="0"/>
                   </pic:nvPicPr>
                   <pic:blipFill>
@@ -413,12 +479,12 @@
                 <wp:extent cx="8158163" cy="5870761"/>
                 <wp:effectExtent b="0" l="0" r="0" t="0"/>
                 <wp:wrapNone/>
-                <wp:docPr id="1" name="image5.png"/>
+                <wp:docPr id="1" name="image6.png"/>
                 <a:graphic>
                   <a:graphicData uri="http://schemas.openxmlformats.org/drawingml/2006/picture">
                     <pic:pic>
                       <pic:nvPicPr>
-                        <pic:cNvPr id="0" name="image5.png"/>
+                        <pic:cNvPr id="0" name="image6.png"/>
                         <pic:cNvPicPr preferRelativeResize="0"/>
                       </pic:nvPicPr>
                       <pic:blipFill>
@@ -496,6 +562,7 @@
         <w:rPr/>
         <w:sectPr>
           <w:headerReference r:id="rId19" w:type="default"/>
+          <w:type w:val="nextPage"/>
           <w:pgSz w:h="15840" w:w="12240" w:orient="portrait"/>
           <w:pgMar w:bottom="1440" w:top="1440" w:left="1440" w:right="1440" w:header="720" w:footer="720"/>
           <w:pgNumType w:start="1"/>
@@ -1440,6 +1507,7 @@
       <w:pPr>
         <w:rPr/>
         <w:sectPr>
+          <w:headerReference r:id="rId20" w:type="default"/>
           <w:type w:val="continuous"/>
           <w:pgSz w:h="15840" w:w="12240" w:orient="portrait"/>
           <w:pgMar w:bottom="1440" w:top="1440" w:left="1440" w:right="1440" w:header="720" w:footer="720"/>
@@ -1521,7 +1589,6 @@
               <w:bottom w:color="000000" w:space="0" w:sz="0" w:val="nil"/>
               <w:right w:color="000000" w:space="0" w:sz="0" w:val="nil"/>
             </w:tcBorders>
-            <w:shd w:fill="auto" w:val="clear"/>
             <w:tcMar>
               <w:top w:w="80.0" w:type="dxa"/>
               <w:left w:w="80.0" w:type="dxa"/>
@@ -1531,20 +1598,8 @@
           </w:tcPr>
           <w:p>
             <w:pPr>
-              <w:keepNext w:val="0"/>
-              <w:keepLines w:val="0"/>
-              <w:pageBreakBefore w:val="0"/>
-              <w:widowControl w:val="0"/>
-              <w:pBdr>
-                <w:top w:space="0" w:sz="0" w:val="nil"/>
-                <w:left w:space="0" w:sz="0" w:val="nil"/>
-                <w:bottom w:space="0" w:sz="0" w:val="nil"/>
-                <w:right w:space="0" w:sz="0" w:val="nil"/>
-                <w:between w:space="0" w:sz="0" w:val="nil"/>
-              </w:pBdr>
-              <w:shd w:fill="auto" w:val="clear"/>
-              <w:spacing w:after="0" w:before="0" w:line="240" w:lineRule="auto"/>
-              <w:ind w:left="0" w:right="0" w:firstLine="0"/>
+              <w:widowControl w:val="0"/>
+              <w:spacing w:line="240" w:lineRule="auto"/>
               <w:jc w:val="center"/>
               <w:rPr>
                 <w:b w:val="1"/>
@@ -1566,20 +1621,8 @@
           </w:p>
           <w:p>
             <w:pPr>
-              <w:keepNext w:val="0"/>
-              <w:keepLines w:val="0"/>
-              <w:pageBreakBefore w:val="0"/>
-              <w:widowControl w:val="0"/>
-              <w:pBdr>
-                <w:top w:space="0" w:sz="0" w:val="nil"/>
-                <w:left w:space="0" w:sz="0" w:val="nil"/>
-                <w:bottom w:space="0" w:sz="0" w:val="nil"/>
-                <w:right w:space="0" w:sz="0" w:val="nil"/>
-                <w:between w:space="0" w:sz="0" w:val="nil"/>
-              </w:pBdr>
-              <w:shd w:fill="auto" w:val="clear"/>
-              <w:spacing w:after="0" w:before="0" w:line="240" w:lineRule="auto"/>
-              <w:ind w:left="0" w:right="0" w:firstLine="0"/>
+              <w:widowControl w:val="0"/>
+              <w:spacing w:line="240" w:lineRule="auto"/>
               <w:jc w:val="center"/>
               <w:rPr>
                 <w:sz w:val="21"/>
@@ -1597,20 +1640,8 @@
           </w:p>
           <w:p>
             <w:pPr>
-              <w:keepNext w:val="0"/>
-              <w:keepLines w:val="0"/>
-              <w:pageBreakBefore w:val="0"/>
-              <w:widowControl w:val="0"/>
-              <w:pBdr>
-                <w:top w:space="0" w:sz="0" w:val="nil"/>
-                <w:left w:space="0" w:sz="0" w:val="nil"/>
-                <w:bottom w:space="0" w:sz="0" w:val="nil"/>
-                <w:right w:space="0" w:sz="0" w:val="nil"/>
-                <w:between w:space="0" w:sz="0" w:val="nil"/>
-              </w:pBdr>
-              <w:shd w:fill="auto" w:val="clear"/>
-              <w:spacing w:after="0" w:before="0" w:line="240" w:lineRule="auto"/>
-              <w:ind w:left="0" w:right="0" w:firstLine="0"/>
+              <w:widowControl w:val="0"/>
+              <w:spacing w:line="240" w:lineRule="auto"/>
               <w:jc w:val="center"/>
               <w:rPr>
                 <w:sz w:val="21"/>
@@ -1635,7 +1666,6 @@
               <w:bottom w:color="000000" w:space="0" w:sz="0" w:val="nil"/>
               <w:right w:color="000000" w:space="0" w:sz="0" w:val="nil"/>
             </w:tcBorders>
-            <w:shd w:fill="auto" w:val="clear"/>
             <w:tcMar>
               <w:top w:w="80.0" w:type="dxa"/>
               <w:left w:w="80.0" w:type="dxa"/>
@@ -1645,20 +1675,8 @@
           </w:tcPr>
           <w:p>
             <w:pPr>
-              <w:keepNext w:val="0"/>
-              <w:keepLines w:val="0"/>
-              <w:pageBreakBefore w:val="0"/>
-              <w:widowControl w:val="0"/>
-              <w:pBdr>
-                <w:top w:space="0" w:sz="0" w:val="nil"/>
-                <w:left w:space="0" w:sz="0" w:val="nil"/>
-                <w:bottom w:space="0" w:sz="0" w:val="nil"/>
-                <w:right w:space="0" w:sz="0" w:val="nil"/>
-                <w:between w:space="0" w:sz="0" w:val="nil"/>
-              </w:pBdr>
-              <w:shd w:fill="auto" w:val="clear"/>
-              <w:spacing w:after="0" w:before="0" w:line="240" w:lineRule="auto"/>
-              <w:ind w:left="0" w:right="0" w:firstLine="0"/>
+              <w:widowControl w:val="0"/>
+              <w:spacing w:line="240" w:lineRule="auto"/>
               <w:jc w:val="center"/>
               <w:rPr>
                 <w:b w:val="1"/>
@@ -1680,20 +1698,8 @@
           </w:p>
           <w:p>
             <w:pPr>
-              <w:keepNext w:val="0"/>
-              <w:keepLines w:val="0"/>
-              <w:pageBreakBefore w:val="0"/>
-              <w:widowControl w:val="0"/>
-              <w:pBdr>
-                <w:top w:space="0" w:sz="0" w:val="nil"/>
-                <w:left w:space="0" w:sz="0" w:val="nil"/>
-                <w:bottom w:space="0" w:sz="0" w:val="nil"/>
-                <w:right w:space="0" w:sz="0" w:val="nil"/>
-                <w:between w:space="0" w:sz="0" w:val="nil"/>
-              </w:pBdr>
-              <w:shd w:fill="auto" w:val="clear"/>
-              <w:spacing w:after="0" w:before="0" w:line="240" w:lineRule="auto"/>
-              <w:ind w:left="0" w:right="0" w:firstLine="0"/>
+              <w:widowControl w:val="0"/>
+              <w:spacing w:line="240" w:lineRule="auto"/>
               <w:jc w:val="center"/>
               <w:rPr>
                 <w:sz w:val="21"/>
@@ -1711,20 +1717,8 @@
           </w:p>
           <w:p>
             <w:pPr>
-              <w:keepNext w:val="0"/>
-              <w:keepLines w:val="0"/>
-              <w:pageBreakBefore w:val="0"/>
-              <w:widowControl w:val="0"/>
-              <w:pBdr>
-                <w:top w:space="0" w:sz="0" w:val="nil"/>
-                <w:left w:space="0" w:sz="0" w:val="nil"/>
-                <w:bottom w:space="0" w:sz="0" w:val="nil"/>
-                <w:right w:space="0" w:sz="0" w:val="nil"/>
-                <w:between w:space="0" w:sz="0" w:val="nil"/>
-              </w:pBdr>
-              <w:shd w:fill="auto" w:val="clear"/>
-              <w:spacing w:after="0" w:before="0" w:line="240" w:lineRule="auto"/>
-              <w:ind w:left="0" w:right="0" w:firstLine="0"/>
+              <w:widowControl w:val="0"/>
+              <w:spacing w:line="240" w:lineRule="auto"/>
               <w:jc w:val="center"/>
               <w:rPr>
                 <w:sz w:val="21"/>
@@ -1749,7 +1743,6 @@
               <w:bottom w:color="000000" w:space="0" w:sz="0" w:val="nil"/>
               <w:right w:color="000000" w:space="0" w:sz="0" w:val="nil"/>
             </w:tcBorders>
-            <w:shd w:fill="auto" w:val="clear"/>
             <w:tcMar>
               <w:top w:w="80.0" w:type="dxa"/>
               <w:left w:w="80.0" w:type="dxa"/>
@@ -1759,20 +1752,8 @@
           </w:tcPr>
           <w:p>
             <w:pPr>
-              <w:keepNext w:val="0"/>
-              <w:keepLines w:val="0"/>
-              <w:pageBreakBefore w:val="0"/>
-              <w:widowControl w:val="0"/>
-              <w:pBdr>
-                <w:top w:space="0" w:sz="0" w:val="nil"/>
-                <w:left w:space="0" w:sz="0" w:val="nil"/>
-                <w:bottom w:space="0" w:sz="0" w:val="nil"/>
-                <w:right w:space="0" w:sz="0" w:val="nil"/>
-                <w:between w:space="0" w:sz="0" w:val="nil"/>
-              </w:pBdr>
-              <w:shd w:fill="auto" w:val="clear"/>
-              <w:spacing w:after="0" w:before="0" w:line="240" w:lineRule="auto"/>
-              <w:ind w:left="0" w:right="0" w:firstLine="0"/>
+              <w:widowControl w:val="0"/>
+              <w:spacing w:line="240" w:lineRule="auto"/>
               <w:jc w:val="center"/>
               <w:rPr>
                 <w:b w:val="1"/>
@@ -1794,20 +1775,8 @@
           </w:p>
           <w:p>
             <w:pPr>
-              <w:keepNext w:val="0"/>
-              <w:keepLines w:val="0"/>
-              <w:pageBreakBefore w:val="0"/>
-              <w:widowControl w:val="0"/>
-              <w:pBdr>
-                <w:top w:space="0" w:sz="0" w:val="nil"/>
-                <w:left w:space="0" w:sz="0" w:val="nil"/>
-                <w:bottom w:space="0" w:sz="0" w:val="nil"/>
-                <w:right w:space="0" w:sz="0" w:val="nil"/>
-                <w:between w:space="0" w:sz="0" w:val="nil"/>
-              </w:pBdr>
-              <w:shd w:fill="auto" w:val="clear"/>
-              <w:spacing w:after="0" w:before="0" w:line="240" w:lineRule="auto"/>
-              <w:ind w:left="0" w:right="0" w:firstLine="0"/>
+              <w:widowControl w:val="0"/>
+              <w:spacing w:line="240" w:lineRule="auto"/>
               <w:jc w:val="center"/>
               <w:rPr>
                 <w:sz w:val="21"/>
@@ -1878,7 +1847,6 @@
               <w:bottom w:color="000000" w:space="0" w:sz="0" w:val="nil"/>
               <w:right w:color="000000" w:space="0" w:sz="0" w:val="nil"/>
             </w:tcBorders>
-            <w:shd w:fill="auto" w:val="clear"/>
             <w:tcMar>
               <w:top w:w="10.0" w:type="dxa"/>
               <w:left w:w="40.0" w:type="dxa"/>
@@ -1888,21 +1856,8 @@
           </w:tcPr>
           <w:p>
             <w:pPr>
-              <w:keepNext w:val="0"/>
-              <w:keepLines w:val="0"/>
-              <w:pageBreakBefore w:val="0"/>
-              <w:widowControl w:val="0"/>
-              <w:pBdr>
-                <w:top w:space="0" w:sz="0" w:val="nil"/>
-                <w:left w:space="0" w:sz="0" w:val="nil"/>
-                <w:bottom w:space="0" w:sz="0" w:val="nil"/>
-                <w:right w:space="0" w:sz="0" w:val="nil"/>
-                <w:between w:space="0" w:sz="0" w:val="nil"/>
-              </w:pBdr>
-              <w:shd w:fill="auto" w:val="clear"/>
-              <w:spacing w:after="0" w:before="0" w:line="240" w:lineRule="auto"/>
-              <w:ind w:left="0" w:right="0" w:firstLine="0"/>
-              <w:jc w:val="left"/>
+              <w:widowControl w:val="0"/>
+              <w:spacing w:line="240" w:lineRule="auto"/>
               <w:rPr>
                 <w:sz w:val="28"/>
                 <w:szCs w:val="28"/>
@@ -1923,7 +1878,6 @@
               <w:bottom w:color="000000" w:space="0" w:sz="0" w:val="nil"/>
               <w:right w:color="000000" w:space="0" w:sz="0" w:val="nil"/>
             </w:tcBorders>
-            <w:shd w:fill="auto" w:val="clear"/>
             <w:tcMar>
               <w:top w:w="10.0" w:type="dxa"/>
               <w:left w:w="40.0" w:type="dxa"/>
@@ -1933,20 +1887,8 @@
           </w:tcPr>
           <w:p>
             <w:pPr>
-              <w:keepNext w:val="0"/>
-              <w:keepLines w:val="0"/>
-              <w:pageBreakBefore w:val="0"/>
-              <w:widowControl w:val="0"/>
-              <w:pBdr>
-                <w:top w:space="0" w:sz="0" w:val="nil"/>
-                <w:left w:space="0" w:sz="0" w:val="nil"/>
-                <w:bottom w:space="0" w:sz="0" w:val="nil"/>
-                <w:right w:space="0" w:sz="0" w:val="nil"/>
-                <w:between w:space="0" w:sz="0" w:val="nil"/>
-              </w:pBdr>
-              <w:shd w:fill="auto" w:val="clear"/>
-              <w:spacing w:after="0" w:before="0" w:line="211.20000000000002" w:lineRule="auto"/>
-              <w:ind w:left="0" w:right="0" w:firstLine="0"/>
+              <w:widowControl w:val="0"/>
+              <w:spacing w:line="211.20000000000002" w:lineRule="auto"/>
               <w:jc w:val="center"/>
               <w:rPr>
                 <w:b w:val="1"/>
@@ -1968,20 +1910,8 @@
           </w:p>
           <w:p>
             <w:pPr>
-              <w:keepNext w:val="0"/>
-              <w:keepLines w:val="0"/>
-              <w:pageBreakBefore w:val="0"/>
-              <w:widowControl w:val="0"/>
-              <w:pBdr>
-                <w:top w:space="0" w:sz="0" w:val="nil"/>
-                <w:left w:space="0" w:sz="0" w:val="nil"/>
-                <w:bottom w:space="0" w:sz="0" w:val="nil"/>
-                <w:right w:space="0" w:sz="0" w:val="nil"/>
-                <w:between w:space="0" w:sz="0" w:val="nil"/>
-              </w:pBdr>
-              <w:shd w:fill="auto" w:val="clear"/>
-              <w:spacing w:after="0" w:before="0" w:line="211.20000000000002" w:lineRule="auto"/>
-              <w:ind w:left="0" w:right="0" w:firstLine="0"/>
+              <w:widowControl w:val="0"/>
+              <w:spacing w:line="211.20000000000002" w:lineRule="auto"/>
               <w:jc w:val="center"/>
               <w:rPr>
                 <w:b w:val="1"/>
@@ -2003,20 +1933,8 @@
           </w:p>
           <w:p>
             <w:pPr>
-              <w:keepNext w:val="0"/>
-              <w:keepLines w:val="0"/>
-              <w:pageBreakBefore w:val="0"/>
-              <w:widowControl w:val="0"/>
-              <w:pBdr>
-                <w:top w:space="0" w:sz="0" w:val="nil"/>
-                <w:left w:space="0" w:sz="0" w:val="nil"/>
-                <w:bottom w:space="0" w:sz="0" w:val="nil"/>
-                <w:right w:space="0" w:sz="0" w:val="nil"/>
-                <w:between w:space="0" w:sz="0" w:val="nil"/>
-              </w:pBdr>
-              <w:shd w:fill="auto" w:val="clear"/>
-              <w:spacing w:after="0" w:before="0" w:line="211.20000000000002" w:lineRule="auto"/>
-              <w:ind w:left="0" w:right="0" w:firstLine="0"/>
+              <w:widowControl w:val="0"/>
+              <w:spacing w:line="211.20000000000002" w:lineRule="auto"/>
               <w:jc w:val="center"/>
               <w:rPr>
                 <w:b w:val="1"/>
@@ -2033,20 +1951,8 @@
           </w:p>
           <w:p>
             <w:pPr>
-              <w:keepNext w:val="0"/>
-              <w:keepLines w:val="0"/>
-              <w:pageBreakBefore w:val="0"/>
-              <w:widowControl w:val="0"/>
-              <w:pBdr>
-                <w:top w:space="0" w:sz="0" w:val="nil"/>
-                <w:left w:space="0" w:sz="0" w:val="nil"/>
-                <w:bottom w:space="0" w:sz="0" w:val="nil"/>
-                <w:right w:space="0" w:sz="0" w:val="nil"/>
-                <w:between w:space="0" w:sz="0" w:val="nil"/>
-              </w:pBdr>
-              <w:shd w:fill="auto" w:val="clear"/>
-              <w:spacing w:after="0" w:before="0" w:line="211.20000000000002" w:lineRule="auto"/>
-              <w:ind w:left="0" w:right="0" w:firstLine="0"/>
+              <w:widowControl w:val="0"/>
+              <w:spacing w:line="211.20000000000002" w:lineRule="auto"/>
               <w:jc w:val="center"/>
               <w:rPr>
                 <w:b w:val="1"/>
@@ -2075,7 +1981,6 @@
               <w:bottom w:color="000000" w:space="0" w:sz="0" w:val="nil"/>
               <w:right w:color="000000" w:space="0" w:sz="0" w:val="nil"/>
             </w:tcBorders>
-            <w:shd w:fill="auto" w:val="clear"/>
             <w:tcMar>
               <w:top w:w="10.0" w:type="dxa"/>
               <w:left w:w="40.0" w:type="dxa"/>
@@ -2085,21 +1990,8 @@
           </w:tcPr>
           <w:p>
             <w:pPr>
-              <w:keepNext w:val="0"/>
-              <w:keepLines w:val="0"/>
-              <w:pageBreakBefore w:val="0"/>
-              <w:widowControl w:val="0"/>
-              <w:pBdr>
-                <w:top w:space="0" w:sz="0" w:val="nil"/>
-                <w:left w:space="0" w:sz="0" w:val="nil"/>
-                <w:bottom w:space="0" w:sz="0" w:val="nil"/>
-                <w:right w:space="0" w:sz="0" w:val="nil"/>
-                <w:between w:space="0" w:sz="0" w:val="nil"/>
-              </w:pBdr>
-              <w:shd w:fill="auto" w:val="clear"/>
-              <w:spacing w:after="0" w:before="0" w:line="240" w:lineRule="auto"/>
-              <w:ind w:left="0" w:right="0" w:firstLine="0"/>
-              <w:jc w:val="left"/>
+              <w:widowControl w:val="0"/>
+              <w:spacing w:line="240" w:lineRule="auto"/>
               <w:rPr>
                 <w:sz w:val="28"/>
                 <w:szCs w:val="28"/>
@@ -2127,7 +2019,6 @@
               <w:bottom w:color="000000" w:space="0" w:sz="0" w:val="nil"/>
               <w:right w:color="000000" w:space="0" w:sz="0" w:val="nil"/>
             </w:tcBorders>
-            <w:shd w:fill="auto" w:val="clear"/>
             <w:tcMar>
               <w:top w:w="10.0" w:type="dxa"/>
               <w:left w:w="40.0" w:type="dxa"/>
@@ -2137,20 +2028,8 @@
           </w:tcPr>
           <w:p>
             <w:pPr>
-              <w:keepNext w:val="0"/>
-              <w:keepLines w:val="0"/>
-              <w:pageBreakBefore w:val="0"/>
-              <w:widowControl w:val="0"/>
-              <w:pBdr>
-                <w:top w:space="0" w:sz="0" w:val="nil"/>
-                <w:left w:space="0" w:sz="0" w:val="nil"/>
-                <w:bottom w:space="0" w:sz="0" w:val="nil"/>
-                <w:right w:space="0" w:sz="0" w:val="nil"/>
-                <w:between w:space="0" w:sz="0" w:val="nil"/>
-              </w:pBdr>
-              <w:shd w:fill="auto" w:val="clear"/>
-              <w:spacing w:after="0" w:before="0" w:line="211.20000000000002" w:lineRule="auto"/>
-              <w:ind w:left="0" w:right="0" w:firstLine="0"/>
+              <w:widowControl w:val="0"/>
+              <w:spacing w:line="211.20000000000002" w:lineRule="auto"/>
               <w:jc w:val="center"/>
               <w:rPr>
                 <w:sz w:val="20"/>
@@ -2168,20 +2047,8 @@
           </w:p>
           <w:p>
             <w:pPr>
-              <w:keepNext w:val="0"/>
-              <w:keepLines w:val="0"/>
-              <w:pageBreakBefore w:val="0"/>
-              <w:widowControl w:val="0"/>
-              <w:pBdr>
-                <w:top w:space="0" w:sz="0" w:val="nil"/>
-                <w:left w:space="0" w:sz="0" w:val="nil"/>
-                <w:bottom w:space="0" w:sz="0" w:val="nil"/>
-                <w:right w:space="0" w:sz="0" w:val="nil"/>
-                <w:between w:space="0" w:sz="0" w:val="nil"/>
-              </w:pBdr>
-              <w:shd w:fill="auto" w:val="clear"/>
-              <w:spacing w:after="0" w:before="0" w:line="211.20000000000002" w:lineRule="auto"/>
-              <w:ind w:left="0" w:right="0" w:firstLine="0"/>
+              <w:widowControl w:val="0"/>
+              <w:spacing w:line="211.20000000000002" w:lineRule="auto"/>
               <w:jc w:val="center"/>
               <w:rPr>
                 <w:sz w:val="20"/>
@@ -2199,20 +2066,8 @@
           </w:p>
           <w:p>
             <w:pPr>
-              <w:keepNext w:val="0"/>
-              <w:keepLines w:val="0"/>
-              <w:pageBreakBefore w:val="0"/>
-              <w:widowControl w:val="0"/>
-              <w:pBdr>
-                <w:top w:space="0" w:sz="0" w:val="nil"/>
-                <w:left w:space="0" w:sz="0" w:val="nil"/>
-                <w:bottom w:space="0" w:sz="0" w:val="nil"/>
-                <w:right w:space="0" w:sz="0" w:val="nil"/>
-                <w:between w:space="0" w:sz="0" w:val="nil"/>
-              </w:pBdr>
-              <w:shd w:fill="auto" w:val="clear"/>
-              <w:spacing w:after="0" w:before="0" w:line="211.20000000000002" w:lineRule="auto"/>
-              <w:ind w:left="0" w:right="0" w:firstLine="0"/>
+              <w:widowControl w:val="0"/>
+              <w:spacing w:line="211.20000000000002" w:lineRule="auto"/>
               <w:jc w:val="center"/>
               <w:rPr>
                 <w:sz w:val="20"/>
@@ -2230,20 +2085,8 @@
           </w:p>
           <w:p>
             <w:pPr>
-              <w:keepNext w:val="0"/>
-              <w:keepLines w:val="0"/>
-              <w:pageBreakBefore w:val="0"/>
-              <w:widowControl w:val="0"/>
-              <w:pBdr>
-                <w:top w:space="0" w:sz="0" w:val="nil"/>
-                <w:left w:space="0" w:sz="0" w:val="nil"/>
-                <w:bottom w:space="0" w:sz="0" w:val="nil"/>
-                <w:right w:space="0" w:sz="0" w:val="nil"/>
-                <w:between w:space="0" w:sz="0" w:val="nil"/>
-              </w:pBdr>
-              <w:shd w:fill="auto" w:val="clear"/>
-              <w:spacing w:after="0" w:before="0" w:line="211.20000000000002" w:lineRule="auto"/>
-              <w:ind w:left="0" w:right="0" w:firstLine="0"/>
+              <w:widowControl w:val="0"/>
+              <w:spacing w:line="211.20000000000002" w:lineRule="auto"/>
               <w:jc w:val="center"/>
               <w:rPr>
                 <w:sz w:val="20"/>
@@ -2268,7 +2111,6 @@
               <w:bottom w:color="000000" w:space="0" w:sz="0" w:val="nil"/>
               <w:right w:color="000000" w:space="0" w:sz="0" w:val="nil"/>
             </w:tcBorders>
-            <w:shd w:fill="auto" w:val="clear"/>
             <w:tcMar>
               <w:top w:w="10.0" w:type="dxa"/>
               <w:left w:w="40.0" w:type="dxa"/>
@@ -2278,20 +2120,8 @@
           </w:tcPr>
           <w:p>
             <w:pPr>
-              <w:keepNext w:val="0"/>
-              <w:keepLines w:val="0"/>
-              <w:pageBreakBefore w:val="0"/>
-              <w:widowControl w:val="0"/>
-              <w:pBdr>
-                <w:top w:space="0" w:sz="0" w:val="nil"/>
-                <w:left w:space="0" w:sz="0" w:val="nil"/>
-                <w:bottom w:space="0" w:sz="0" w:val="nil"/>
-                <w:right w:space="0" w:sz="0" w:val="nil"/>
-                <w:between w:space="0" w:sz="0" w:val="nil"/>
-              </w:pBdr>
-              <w:shd w:fill="auto" w:val="clear"/>
-              <w:spacing w:after="0" w:before="0" w:line="211.20000000000002" w:lineRule="auto"/>
-              <w:ind w:left="0" w:right="0" w:firstLine="0"/>
+              <w:widowControl w:val="0"/>
+              <w:spacing w:line="211.20000000000002" w:lineRule="auto"/>
               <w:jc w:val="center"/>
               <w:rPr>
                 <w:sz w:val="20"/>
@@ -2309,20 +2139,8 @@
           </w:p>
           <w:p>
             <w:pPr>
-              <w:keepNext w:val="0"/>
-              <w:keepLines w:val="0"/>
-              <w:pageBreakBefore w:val="0"/>
-              <w:widowControl w:val="0"/>
-              <w:pBdr>
-                <w:top w:space="0" w:sz="0" w:val="nil"/>
-                <w:left w:space="0" w:sz="0" w:val="nil"/>
-                <w:bottom w:space="0" w:sz="0" w:val="nil"/>
-                <w:right w:space="0" w:sz="0" w:val="nil"/>
-                <w:between w:space="0" w:sz="0" w:val="nil"/>
-              </w:pBdr>
-              <w:shd w:fill="auto" w:val="clear"/>
-              <w:spacing w:after="0" w:before="0" w:line="211.20000000000002" w:lineRule="auto"/>
-              <w:ind w:left="0" w:right="0" w:firstLine="0"/>
+              <w:widowControl w:val="0"/>
+              <w:spacing w:line="211.20000000000002" w:lineRule="auto"/>
               <w:jc w:val="center"/>
               <w:rPr>
                 <w:sz w:val="20"/>
@@ -2340,20 +2158,8 @@
           </w:p>
           <w:p>
             <w:pPr>
-              <w:keepNext w:val="0"/>
-              <w:keepLines w:val="0"/>
-              <w:pageBreakBefore w:val="0"/>
-              <w:widowControl w:val="0"/>
-              <w:pBdr>
-                <w:top w:space="0" w:sz="0" w:val="nil"/>
-                <w:left w:space="0" w:sz="0" w:val="nil"/>
-                <w:bottom w:space="0" w:sz="0" w:val="nil"/>
-                <w:right w:space="0" w:sz="0" w:val="nil"/>
-                <w:between w:space="0" w:sz="0" w:val="nil"/>
-              </w:pBdr>
-              <w:shd w:fill="auto" w:val="clear"/>
-              <w:spacing w:after="0" w:before="0" w:line="211.20000000000002" w:lineRule="auto"/>
-              <w:ind w:left="0" w:right="0" w:firstLine="0"/>
+              <w:widowControl w:val="0"/>
+              <w:spacing w:line="211.20000000000002" w:lineRule="auto"/>
               <w:jc w:val="center"/>
               <w:rPr>
                 <w:sz w:val="20"/>
@@ -2371,20 +2177,8 @@
           </w:p>
           <w:p>
             <w:pPr>
-              <w:keepNext w:val="0"/>
-              <w:keepLines w:val="0"/>
-              <w:pageBreakBefore w:val="0"/>
-              <w:widowControl w:val="0"/>
-              <w:pBdr>
-                <w:top w:space="0" w:sz="0" w:val="nil"/>
-                <w:left w:space="0" w:sz="0" w:val="nil"/>
-                <w:bottom w:space="0" w:sz="0" w:val="nil"/>
-                <w:right w:space="0" w:sz="0" w:val="nil"/>
-                <w:between w:space="0" w:sz="0" w:val="nil"/>
-              </w:pBdr>
-              <w:shd w:fill="auto" w:val="clear"/>
-              <w:spacing w:after="0" w:before="0" w:line="211.20000000000002" w:lineRule="auto"/>
-              <w:ind w:left="0" w:right="0" w:firstLine="0"/>
+              <w:widowControl w:val="0"/>
+              <w:spacing w:line="211.20000000000002" w:lineRule="auto"/>
               <w:jc w:val="center"/>
               <w:rPr>
                 <w:sz w:val="20"/>
@@ -2409,7 +2203,6 @@
               <w:bottom w:color="000000" w:space="0" w:sz="0" w:val="nil"/>
               <w:right w:color="000000" w:space="0" w:sz="0" w:val="nil"/>
             </w:tcBorders>
-            <w:shd w:fill="auto" w:val="clear"/>
             <w:tcMar>
               <w:top w:w="10.0" w:type="dxa"/>
               <w:left w:w="40.0" w:type="dxa"/>
@@ -2419,20 +2212,8 @@
           </w:tcPr>
           <w:p>
             <w:pPr>
-              <w:keepNext w:val="0"/>
-              <w:keepLines w:val="0"/>
-              <w:pageBreakBefore w:val="0"/>
-              <w:widowControl w:val="0"/>
-              <w:pBdr>
-                <w:top w:space="0" w:sz="0" w:val="nil"/>
-                <w:left w:space="0" w:sz="0" w:val="nil"/>
-                <w:bottom w:space="0" w:sz="0" w:val="nil"/>
-                <w:right w:space="0" w:sz="0" w:val="nil"/>
-                <w:between w:space="0" w:sz="0" w:val="nil"/>
-              </w:pBdr>
-              <w:shd w:fill="auto" w:val="clear"/>
-              <w:spacing w:after="0" w:before="0" w:line="211.20000000000002" w:lineRule="auto"/>
-              <w:ind w:left="0" w:right="0" w:firstLine="0"/>
+              <w:widowControl w:val="0"/>
+              <w:spacing w:line="211.20000000000002" w:lineRule="auto"/>
               <w:jc w:val="center"/>
               <w:rPr>
                 <w:sz w:val="20"/>
@@ -2450,20 +2231,8 @@
           </w:p>
           <w:p>
             <w:pPr>
-              <w:keepNext w:val="0"/>
-              <w:keepLines w:val="0"/>
-              <w:pageBreakBefore w:val="0"/>
-              <w:widowControl w:val="0"/>
-              <w:pBdr>
-                <w:top w:space="0" w:sz="0" w:val="nil"/>
-                <w:left w:space="0" w:sz="0" w:val="nil"/>
-                <w:bottom w:space="0" w:sz="0" w:val="nil"/>
-                <w:right w:space="0" w:sz="0" w:val="nil"/>
-                <w:between w:space="0" w:sz="0" w:val="nil"/>
-              </w:pBdr>
-              <w:shd w:fill="auto" w:val="clear"/>
-              <w:spacing w:after="0" w:before="0" w:line="211.20000000000002" w:lineRule="auto"/>
-              <w:ind w:left="0" w:right="0" w:firstLine="0"/>
+              <w:widowControl w:val="0"/>
+              <w:spacing w:line="211.20000000000002" w:lineRule="auto"/>
               <w:jc w:val="center"/>
               <w:rPr>
                 <w:sz w:val="20"/>
@@ -2481,20 +2250,8 @@
           </w:p>
           <w:p>
             <w:pPr>
-              <w:keepNext w:val="0"/>
-              <w:keepLines w:val="0"/>
-              <w:pageBreakBefore w:val="0"/>
-              <w:widowControl w:val="0"/>
-              <w:pBdr>
-                <w:top w:space="0" w:sz="0" w:val="nil"/>
-                <w:left w:space="0" w:sz="0" w:val="nil"/>
-                <w:bottom w:space="0" w:sz="0" w:val="nil"/>
-                <w:right w:space="0" w:sz="0" w:val="nil"/>
-                <w:between w:space="0" w:sz="0" w:val="nil"/>
-              </w:pBdr>
-              <w:shd w:fill="auto" w:val="clear"/>
-              <w:spacing w:after="0" w:before="0" w:line="211.20000000000002" w:lineRule="auto"/>
-              <w:ind w:left="0" w:right="0" w:firstLine="0"/>
+              <w:widowControl w:val="0"/>
+              <w:spacing w:line="211.20000000000002" w:lineRule="auto"/>
               <w:jc w:val="center"/>
               <w:rPr>
                 <w:sz w:val="20"/>
@@ -2508,6 +2265,25 @@
                 <w:rtl w:val="0"/>
               </w:rPr>
               <w:t xml:space="preserve">Samuel Calto</w:t>
+            </w:r>
+          </w:p>
+          <w:p>
+            <w:pPr>
+              <w:widowControl w:val="0"/>
+              <w:spacing w:line="211.20000000000002" w:lineRule="auto"/>
+              <w:jc w:val="center"/>
+              <w:rPr>
+                <w:sz w:val="20"/>
+                <w:szCs w:val="20"/>
+              </w:rPr>
+            </w:pPr>
+            <w:r>
+              <w:rPr>
+                <w:sz w:val="20"/>
+                <w:szCs w:val="20"/>
+                <w:rtl w:val="0"/>
+              </w:rPr>
+              <w:t xml:space="preserve">Dorothy Lee</w:t>
             </w:r>
           </w:p>
         </w:tc>
@@ -2645,7 +2421,6 @@
               <w:bottom w:color="000000" w:space="0" w:sz="0" w:val="nil"/>
               <w:right w:color="000000" w:space="0" w:sz="0" w:val="nil"/>
             </w:tcBorders>
-            <w:shd w:fill="auto" w:val="clear"/>
             <w:tcMar>
               <w:top w:w="0.0" w:type="dxa"/>
               <w:left w:w="0.0" w:type="dxa"/>
@@ -2656,20 +2431,8 @@
           <w:p>
             <w:pPr>
               <w:keepNext w:val="1"/>
-              <w:keepLines w:val="0"/>
-              <w:pageBreakBefore w:val="0"/>
-              <w:widowControl w:val="0"/>
-              <w:pBdr>
-                <w:top w:space="0" w:sz="0" w:val="nil"/>
-                <w:left w:space="0" w:sz="0" w:val="nil"/>
-                <w:bottom w:space="0" w:sz="0" w:val="nil"/>
-                <w:right w:space="0" w:sz="0" w:val="nil"/>
-                <w:between w:space="0" w:sz="0" w:val="nil"/>
-              </w:pBdr>
-              <w:shd w:fill="auto" w:val="clear"/>
-              <w:spacing w:after="200" w:before="0" w:line="240" w:lineRule="auto"/>
-              <w:ind w:left="0" w:right="0" w:firstLine="0"/>
-              <w:jc w:val="left"/>
+              <w:widowControl w:val="0"/>
+              <w:spacing w:after="200" w:line="240" w:lineRule="auto"/>
               <w:rPr>
                 <w:b w:val="1"/>
                 <w:bCs w:val="1"/>
@@ -2691,20 +2454,8 @@
           <w:p>
             <w:pPr>
               <w:keepNext w:val="1"/>
-              <w:keepLines w:val="0"/>
-              <w:pageBreakBefore w:val="0"/>
-              <w:widowControl w:val="0"/>
-              <w:pBdr>
-                <w:top w:space="0" w:sz="0" w:val="nil"/>
-                <w:left w:space="0" w:sz="0" w:val="nil"/>
-                <w:bottom w:space="0" w:sz="0" w:val="nil"/>
-                <w:right w:space="0" w:sz="0" w:val="nil"/>
-                <w:between w:space="0" w:sz="0" w:val="nil"/>
-              </w:pBdr>
-              <w:shd w:fill="auto" w:val="clear"/>
-              <w:spacing w:after="0" w:before="0" w:line="240" w:lineRule="auto"/>
-              <w:ind w:left="0" w:right="0" w:firstLine="0"/>
-              <w:jc w:val="left"/>
+              <w:widowControl w:val="0"/>
+              <w:spacing w:line="240" w:lineRule="auto"/>
               <w:rPr>
                 <w:b w:val="1"/>
                 <w:bCs w:val="1"/>
@@ -2726,20 +2477,8 @@
           <w:p>
             <w:pPr>
               <w:keepNext w:val="1"/>
-              <w:keepLines w:val="0"/>
-              <w:pageBreakBefore w:val="0"/>
-              <w:widowControl w:val="0"/>
-              <w:pBdr>
-                <w:top w:space="0" w:sz="0" w:val="nil"/>
-                <w:left w:space="0" w:sz="0" w:val="nil"/>
-                <w:bottom w:space="0" w:sz="0" w:val="nil"/>
-                <w:right w:space="0" w:sz="0" w:val="nil"/>
-                <w:between w:space="0" w:sz="0" w:val="nil"/>
-              </w:pBdr>
-              <w:shd w:fill="auto" w:val="clear"/>
-              <w:spacing w:after="0" w:before="0" w:line="240" w:lineRule="auto"/>
-              <w:ind w:left="0" w:right="0" w:firstLine="0"/>
-              <w:jc w:val="left"/>
+              <w:widowControl w:val="0"/>
+              <w:spacing w:line="240" w:lineRule="auto"/>
               <w:rPr/>
             </w:pPr>
             <w:r>
@@ -2751,21 +2490,8 @@
           </w:p>
           <w:p>
             <w:pPr>
-              <w:keepNext w:val="0"/>
-              <w:keepLines w:val="0"/>
-              <w:pageBreakBefore w:val="0"/>
-              <w:widowControl w:val="0"/>
-              <w:pBdr>
-                <w:top w:space="0" w:sz="0" w:val="nil"/>
-                <w:left w:space="0" w:sz="0" w:val="nil"/>
-                <w:bottom w:space="0" w:sz="0" w:val="nil"/>
-                <w:right w:space="0" w:sz="0" w:val="nil"/>
-                <w:between w:space="0" w:sz="0" w:val="nil"/>
-              </w:pBdr>
-              <w:shd w:fill="auto" w:val="clear"/>
-              <w:spacing w:after="290" w:before="0" w:line="240" w:lineRule="auto"/>
-              <w:ind w:left="0" w:right="0" w:firstLine="0"/>
-              <w:jc w:val="left"/>
+              <w:widowControl w:val="0"/>
+              <w:spacing w:after="290" w:line="240" w:lineRule="auto"/>
               <w:rPr>
                 <w:i w:val="1"/>
                 <w:iCs w:val="1"/>
@@ -2783,20 +2509,8 @@
           <w:p>
             <w:pPr>
               <w:keepNext w:val="1"/>
-              <w:keepLines w:val="0"/>
-              <w:pageBreakBefore w:val="0"/>
-              <w:widowControl w:val="0"/>
-              <w:pBdr>
-                <w:top w:space="0" w:sz="0" w:val="nil"/>
-                <w:left w:space="0" w:sz="0" w:val="nil"/>
-                <w:bottom w:space="0" w:sz="0" w:val="nil"/>
-                <w:right w:space="0" w:sz="0" w:val="nil"/>
-                <w:between w:space="0" w:sz="0" w:val="nil"/>
-              </w:pBdr>
-              <w:shd w:fill="auto" w:val="clear"/>
-              <w:spacing w:after="0" w:before="0" w:line="240" w:lineRule="auto"/>
-              <w:ind w:left="0" w:right="0" w:firstLine="0"/>
-              <w:jc w:val="left"/>
+              <w:widowControl w:val="0"/>
+              <w:spacing w:line="240" w:lineRule="auto"/>
               <w:rPr>
                 <w:b w:val="1"/>
                 <w:bCs w:val="1"/>
@@ -2818,20 +2532,8 @@
           <w:p>
             <w:pPr>
               <w:keepNext w:val="1"/>
-              <w:keepLines w:val="0"/>
-              <w:pageBreakBefore w:val="0"/>
-              <w:widowControl w:val="0"/>
-              <w:pBdr>
-                <w:top w:space="0" w:sz="0" w:val="nil"/>
-                <w:left w:space="0" w:sz="0" w:val="nil"/>
-                <w:bottom w:space="0" w:sz="0" w:val="nil"/>
-                <w:right w:space="0" w:sz="0" w:val="nil"/>
-                <w:between w:space="0" w:sz="0" w:val="nil"/>
-              </w:pBdr>
-              <w:shd w:fill="auto" w:val="clear"/>
-              <w:spacing w:after="0" w:before="0" w:line="240" w:lineRule="auto"/>
-              <w:ind w:left="0" w:right="0" w:firstLine="0"/>
-              <w:jc w:val="left"/>
+              <w:widowControl w:val="0"/>
+              <w:spacing w:line="240" w:lineRule="auto"/>
               <w:rPr/>
             </w:pPr>
             <w:r>
@@ -2843,21 +2545,8 @@
           </w:p>
           <w:p>
             <w:pPr>
-              <w:keepNext w:val="0"/>
-              <w:keepLines w:val="0"/>
-              <w:pageBreakBefore w:val="0"/>
-              <w:widowControl w:val="0"/>
-              <w:pBdr>
-                <w:top w:space="0" w:sz="0" w:val="nil"/>
-                <w:left w:space="0" w:sz="0" w:val="nil"/>
-                <w:bottom w:space="0" w:sz="0" w:val="nil"/>
-                <w:right w:space="0" w:sz="0" w:val="nil"/>
-                <w:between w:space="0" w:sz="0" w:val="nil"/>
-              </w:pBdr>
-              <w:shd w:fill="auto" w:val="clear"/>
-              <w:spacing w:after="290" w:before="0" w:line="240" w:lineRule="auto"/>
-              <w:ind w:left="0" w:right="0" w:firstLine="0"/>
-              <w:jc w:val="left"/>
+              <w:widowControl w:val="0"/>
+              <w:spacing w:after="290" w:line="240" w:lineRule="auto"/>
               <w:rPr>
                 <w:i w:val="1"/>
                 <w:iCs w:val="1"/>
@@ -2875,20 +2564,8 @@
           <w:p>
             <w:pPr>
               <w:keepNext w:val="1"/>
-              <w:keepLines w:val="0"/>
-              <w:pageBreakBefore w:val="0"/>
-              <w:widowControl w:val="0"/>
-              <w:pBdr>
-                <w:top w:space="0" w:sz="0" w:val="nil"/>
-                <w:left w:space="0" w:sz="0" w:val="nil"/>
-                <w:bottom w:space="0" w:sz="0" w:val="nil"/>
-                <w:right w:space="0" w:sz="0" w:val="nil"/>
-                <w:between w:space="0" w:sz="0" w:val="nil"/>
-              </w:pBdr>
-              <w:shd w:fill="auto" w:val="clear"/>
-              <w:spacing w:after="0" w:before="0" w:line="240" w:lineRule="auto"/>
-              <w:ind w:left="0" w:right="0" w:firstLine="0"/>
-              <w:jc w:val="left"/>
+              <w:widowControl w:val="0"/>
+              <w:spacing w:line="240" w:lineRule="auto"/>
               <w:rPr>
                 <w:b w:val="1"/>
                 <w:bCs w:val="1"/>
@@ -2910,20 +2587,8 @@
           <w:p>
             <w:pPr>
               <w:keepNext w:val="1"/>
-              <w:keepLines w:val="0"/>
-              <w:pageBreakBefore w:val="0"/>
-              <w:widowControl w:val="0"/>
-              <w:pBdr>
-                <w:top w:space="0" w:sz="0" w:val="nil"/>
-                <w:left w:space="0" w:sz="0" w:val="nil"/>
-                <w:bottom w:space="0" w:sz="0" w:val="nil"/>
-                <w:right w:space="0" w:sz="0" w:val="nil"/>
-                <w:between w:space="0" w:sz="0" w:val="nil"/>
-              </w:pBdr>
-              <w:shd w:fill="auto" w:val="clear"/>
-              <w:spacing w:after="0" w:before="0" w:line="240" w:lineRule="auto"/>
-              <w:ind w:left="0" w:right="0" w:firstLine="0"/>
-              <w:jc w:val="left"/>
+              <w:widowControl w:val="0"/>
+              <w:spacing w:line="240" w:lineRule="auto"/>
               <w:rPr/>
             </w:pPr>
             <w:r>
@@ -2935,21 +2600,8 @@
           </w:p>
           <w:p>
             <w:pPr>
-              <w:keepNext w:val="0"/>
-              <w:keepLines w:val="0"/>
-              <w:pageBreakBefore w:val="0"/>
-              <w:widowControl w:val="0"/>
-              <w:pBdr>
-                <w:top w:space="0" w:sz="0" w:val="nil"/>
-                <w:left w:space="0" w:sz="0" w:val="nil"/>
-                <w:bottom w:space="0" w:sz="0" w:val="nil"/>
-                <w:right w:space="0" w:sz="0" w:val="nil"/>
-                <w:between w:space="0" w:sz="0" w:val="nil"/>
-              </w:pBdr>
-              <w:shd w:fill="auto" w:val="clear"/>
-              <w:spacing w:after="290" w:before="0" w:line="240" w:lineRule="auto"/>
-              <w:ind w:left="0" w:right="0" w:firstLine="0"/>
-              <w:jc w:val="left"/>
+              <w:widowControl w:val="0"/>
+              <w:spacing w:after="290" w:line="240" w:lineRule="auto"/>
               <w:rPr>
                 <w:i w:val="1"/>
                 <w:iCs w:val="1"/>
@@ -2967,20 +2619,8 @@
           <w:p>
             <w:pPr>
               <w:keepNext w:val="1"/>
-              <w:keepLines w:val="0"/>
-              <w:pageBreakBefore w:val="0"/>
-              <w:widowControl w:val="0"/>
-              <w:pBdr>
-                <w:top w:space="0" w:sz="0" w:val="nil"/>
-                <w:left w:space="0" w:sz="0" w:val="nil"/>
-                <w:bottom w:space="0" w:sz="0" w:val="nil"/>
-                <w:right w:space="0" w:sz="0" w:val="nil"/>
-                <w:between w:space="0" w:sz="0" w:val="nil"/>
-              </w:pBdr>
-              <w:shd w:fill="auto" w:val="clear"/>
-              <w:spacing w:after="0" w:before="0" w:line="240" w:lineRule="auto"/>
-              <w:ind w:left="0" w:right="0" w:firstLine="0"/>
-              <w:jc w:val="left"/>
+              <w:widowControl w:val="0"/>
+              <w:spacing w:line="240" w:lineRule="auto"/>
               <w:rPr>
                 <w:b w:val="1"/>
                 <w:bCs w:val="1"/>
@@ -3002,20 +2642,8 @@
           <w:p>
             <w:pPr>
               <w:keepNext w:val="1"/>
-              <w:keepLines w:val="0"/>
-              <w:pageBreakBefore w:val="0"/>
-              <w:widowControl w:val="0"/>
-              <w:pBdr>
-                <w:top w:space="0" w:sz="0" w:val="nil"/>
-                <w:left w:space="0" w:sz="0" w:val="nil"/>
-                <w:bottom w:space="0" w:sz="0" w:val="nil"/>
-                <w:right w:space="0" w:sz="0" w:val="nil"/>
-                <w:between w:space="0" w:sz="0" w:val="nil"/>
-              </w:pBdr>
-              <w:shd w:fill="auto" w:val="clear"/>
-              <w:spacing w:after="0" w:before="0" w:line="240" w:lineRule="auto"/>
-              <w:ind w:left="0" w:right="0" w:firstLine="0"/>
-              <w:jc w:val="left"/>
+              <w:widowControl w:val="0"/>
+              <w:spacing w:line="240" w:lineRule="auto"/>
               <w:rPr/>
             </w:pPr>
             <w:r>
@@ -3027,21 +2655,8 @@
           </w:p>
           <w:p>
             <w:pPr>
-              <w:keepNext w:val="0"/>
-              <w:keepLines w:val="0"/>
-              <w:pageBreakBefore w:val="0"/>
-              <w:widowControl w:val="0"/>
-              <w:pBdr>
-                <w:top w:space="0" w:sz="0" w:val="nil"/>
-                <w:left w:space="0" w:sz="0" w:val="nil"/>
-                <w:bottom w:space="0" w:sz="0" w:val="nil"/>
-                <w:right w:space="0" w:sz="0" w:val="nil"/>
-                <w:between w:space="0" w:sz="0" w:val="nil"/>
-              </w:pBdr>
-              <w:shd w:fill="auto" w:val="clear"/>
-              <w:spacing w:after="290" w:before="0" w:line="240" w:lineRule="auto"/>
-              <w:ind w:left="0" w:right="0" w:firstLine="0"/>
-              <w:jc w:val="left"/>
+              <w:widowControl w:val="0"/>
+              <w:spacing w:after="290" w:line="240" w:lineRule="auto"/>
               <w:rPr>
                 <w:i w:val="1"/>
                 <w:iCs w:val="1"/>
@@ -3059,20 +2674,8 @@
           <w:p>
             <w:pPr>
               <w:keepNext w:val="1"/>
-              <w:keepLines w:val="0"/>
-              <w:pageBreakBefore w:val="0"/>
-              <w:widowControl w:val="0"/>
-              <w:pBdr>
-                <w:top w:space="0" w:sz="0" w:val="nil"/>
-                <w:left w:space="0" w:sz="0" w:val="nil"/>
-                <w:bottom w:space="0" w:sz="0" w:val="nil"/>
-                <w:right w:space="0" w:sz="0" w:val="nil"/>
-                <w:between w:space="0" w:sz="0" w:val="nil"/>
-              </w:pBdr>
-              <w:shd w:fill="auto" w:val="clear"/>
-              <w:spacing w:after="0" w:before="0" w:line="240" w:lineRule="auto"/>
-              <w:ind w:left="0" w:right="0" w:firstLine="0"/>
-              <w:jc w:val="left"/>
+              <w:widowControl w:val="0"/>
+              <w:spacing w:line="240" w:lineRule="auto"/>
               <w:rPr>
                 <w:b w:val="1"/>
                 <w:bCs w:val="1"/>
@@ -3094,20 +2697,8 @@
           <w:p>
             <w:pPr>
               <w:keepNext w:val="1"/>
-              <w:keepLines w:val="0"/>
-              <w:pageBreakBefore w:val="0"/>
-              <w:widowControl w:val="0"/>
-              <w:pBdr>
-                <w:top w:space="0" w:sz="0" w:val="nil"/>
-                <w:left w:space="0" w:sz="0" w:val="nil"/>
-                <w:bottom w:space="0" w:sz="0" w:val="nil"/>
-                <w:right w:space="0" w:sz="0" w:val="nil"/>
-                <w:between w:space="0" w:sz="0" w:val="nil"/>
-              </w:pBdr>
-              <w:shd w:fill="auto" w:val="clear"/>
-              <w:spacing w:after="0" w:before="0" w:line="240" w:lineRule="auto"/>
-              <w:ind w:left="0" w:right="0" w:firstLine="0"/>
-              <w:jc w:val="left"/>
+              <w:widowControl w:val="0"/>
+              <w:spacing w:line="240" w:lineRule="auto"/>
               <w:rPr/>
             </w:pPr>
             <w:r>
@@ -3119,21 +2710,8 @@
           </w:p>
           <w:p>
             <w:pPr>
-              <w:keepNext w:val="0"/>
-              <w:keepLines w:val="0"/>
-              <w:pageBreakBefore w:val="0"/>
-              <w:widowControl w:val="0"/>
-              <w:pBdr>
-                <w:top w:space="0" w:sz="0" w:val="nil"/>
-                <w:left w:space="0" w:sz="0" w:val="nil"/>
-                <w:bottom w:space="0" w:sz="0" w:val="nil"/>
-                <w:right w:space="0" w:sz="0" w:val="nil"/>
-                <w:between w:space="0" w:sz="0" w:val="nil"/>
-              </w:pBdr>
-              <w:shd w:fill="auto" w:val="clear"/>
-              <w:spacing w:after="290" w:before="0" w:line="240" w:lineRule="auto"/>
-              <w:ind w:left="0" w:right="0" w:firstLine="0"/>
-              <w:jc w:val="left"/>
+              <w:widowControl w:val="0"/>
+              <w:spacing w:after="290" w:line="240" w:lineRule="auto"/>
               <w:rPr>
                 <w:i w:val="1"/>
                 <w:iCs w:val="1"/>
@@ -3151,20 +2729,8 @@
           <w:p>
             <w:pPr>
               <w:keepNext w:val="1"/>
-              <w:keepLines w:val="0"/>
-              <w:pageBreakBefore w:val="0"/>
-              <w:widowControl w:val="0"/>
-              <w:pBdr>
-                <w:top w:space="0" w:sz="0" w:val="nil"/>
-                <w:left w:space="0" w:sz="0" w:val="nil"/>
-                <w:bottom w:space="0" w:sz="0" w:val="nil"/>
-                <w:right w:space="0" w:sz="0" w:val="nil"/>
-                <w:between w:space="0" w:sz="0" w:val="nil"/>
-              </w:pBdr>
-              <w:shd w:fill="auto" w:val="clear"/>
-              <w:spacing w:after="0" w:before="0" w:line="240" w:lineRule="auto"/>
-              <w:ind w:left="0" w:right="0" w:firstLine="0"/>
-              <w:jc w:val="left"/>
+              <w:widowControl w:val="0"/>
+              <w:spacing w:line="240" w:lineRule="auto"/>
               <w:rPr>
                 <w:b w:val="1"/>
                 <w:bCs w:val="1"/>
@@ -3180,26 +2746,14 @@
                 <w:szCs w:val="26"/>
                 <w:rtl w:val="0"/>
               </w:rPr>
-              <w:t xml:space="preserve">Lillium</w:t>
+              <w:t xml:space="preserve">Lilium</w:t>
             </w:r>
           </w:p>
           <w:p>
             <w:pPr>
               <w:keepNext w:val="1"/>
-              <w:keepLines w:val="0"/>
-              <w:pageBreakBefore w:val="0"/>
-              <w:widowControl w:val="0"/>
-              <w:pBdr>
-                <w:top w:space="0" w:sz="0" w:val="nil"/>
-                <w:left w:space="0" w:sz="0" w:val="nil"/>
-                <w:bottom w:space="0" w:sz="0" w:val="nil"/>
-                <w:right w:space="0" w:sz="0" w:val="nil"/>
-                <w:between w:space="0" w:sz="0" w:val="nil"/>
-              </w:pBdr>
-              <w:shd w:fill="auto" w:val="clear"/>
-              <w:spacing w:after="0" w:before="0" w:line="240" w:lineRule="auto"/>
-              <w:ind w:left="0" w:right="0" w:firstLine="0"/>
-              <w:jc w:val="left"/>
+              <w:widowControl w:val="0"/>
+              <w:spacing w:line="240" w:lineRule="auto"/>
               <w:rPr/>
             </w:pPr>
             <w:r>
@@ -3211,21 +2765,8 @@
           </w:p>
           <w:p>
             <w:pPr>
-              <w:keepNext w:val="0"/>
-              <w:keepLines w:val="0"/>
-              <w:pageBreakBefore w:val="0"/>
-              <w:widowControl w:val="0"/>
-              <w:pBdr>
-                <w:top w:space="0" w:sz="0" w:val="nil"/>
-                <w:left w:space="0" w:sz="0" w:val="nil"/>
-                <w:bottom w:space="0" w:sz="0" w:val="nil"/>
-                <w:right w:space="0" w:sz="0" w:val="nil"/>
-                <w:between w:space="0" w:sz="0" w:val="nil"/>
-              </w:pBdr>
-              <w:shd w:fill="auto" w:val="clear"/>
-              <w:spacing w:after="290" w:before="0" w:line="240" w:lineRule="auto"/>
-              <w:ind w:left="0" w:right="0" w:firstLine="0"/>
-              <w:jc w:val="left"/>
+              <w:widowControl w:val="0"/>
+              <w:spacing w:after="290" w:line="240" w:lineRule="auto"/>
               <w:rPr>
                 <w:i w:val="1"/>
                 <w:iCs w:val="1"/>
@@ -3243,20 +2784,8 @@
           <w:p>
             <w:pPr>
               <w:keepNext w:val="1"/>
-              <w:keepLines w:val="0"/>
-              <w:pageBreakBefore w:val="0"/>
-              <w:widowControl w:val="0"/>
-              <w:pBdr>
-                <w:top w:space="0" w:sz="0" w:val="nil"/>
-                <w:left w:space="0" w:sz="0" w:val="nil"/>
-                <w:bottom w:space="0" w:sz="0" w:val="nil"/>
-                <w:right w:space="0" w:sz="0" w:val="nil"/>
-                <w:between w:space="0" w:sz="0" w:val="nil"/>
-              </w:pBdr>
-              <w:shd w:fill="auto" w:val="clear"/>
-              <w:spacing w:after="0" w:before="0" w:line="240" w:lineRule="auto"/>
-              <w:ind w:left="0" w:right="0" w:firstLine="0"/>
-              <w:jc w:val="left"/>
+              <w:widowControl w:val="0"/>
+              <w:spacing w:line="240" w:lineRule="auto"/>
               <w:rPr>
                 <w:b w:val="1"/>
                 <w:bCs w:val="1"/>
@@ -3278,20 +2807,8 @@
           <w:p>
             <w:pPr>
               <w:keepNext w:val="1"/>
-              <w:keepLines w:val="0"/>
-              <w:pageBreakBefore w:val="0"/>
-              <w:widowControl w:val="0"/>
-              <w:pBdr>
-                <w:top w:space="0" w:sz="0" w:val="nil"/>
-                <w:left w:space="0" w:sz="0" w:val="nil"/>
-                <w:bottom w:space="0" w:sz="0" w:val="nil"/>
-                <w:right w:space="0" w:sz="0" w:val="nil"/>
-                <w:between w:space="0" w:sz="0" w:val="nil"/>
-              </w:pBdr>
-              <w:shd w:fill="auto" w:val="clear"/>
-              <w:spacing w:after="0" w:before="0" w:line="240" w:lineRule="auto"/>
-              <w:ind w:left="0" w:right="0" w:firstLine="0"/>
-              <w:jc w:val="left"/>
+              <w:widowControl w:val="0"/>
+              <w:spacing w:line="240" w:lineRule="auto"/>
               <w:rPr/>
             </w:pPr>
             <w:r>
@@ -3303,21 +2820,8 @@
           </w:p>
           <w:p>
             <w:pPr>
-              <w:keepNext w:val="0"/>
-              <w:keepLines w:val="0"/>
-              <w:pageBreakBefore w:val="0"/>
-              <w:widowControl w:val="0"/>
-              <w:pBdr>
-                <w:top w:space="0" w:sz="0" w:val="nil"/>
-                <w:left w:space="0" w:sz="0" w:val="nil"/>
-                <w:bottom w:space="0" w:sz="0" w:val="nil"/>
-                <w:right w:space="0" w:sz="0" w:val="nil"/>
-                <w:between w:space="0" w:sz="0" w:val="nil"/>
-              </w:pBdr>
-              <w:shd w:fill="auto" w:val="clear"/>
-              <w:spacing w:after="290" w:before="0" w:line="240" w:lineRule="auto"/>
-              <w:ind w:left="0" w:right="0" w:firstLine="0"/>
-              <w:jc w:val="left"/>
+              <w:widowControl w:val="0"/>
+              <w:spacing w:after="290" w:line="240" w:lineRule="auto"/>
               <w:rPr>
                 <w:i w:val="1"/>
                 <w:iCs w:val="1"/>
@@ -3335,20 +2839,8 @@
           <w:p>
             <w:pPr>
               <w:keepNext w:val="1"/>
-              <w:keepLines w:val="0"/>
-              <w:pageBreakBefore w:val="0"/>
-              <w:widowControl w:val="0"/>
-              <w:pBdr>
-                <w:top w:space="0" w:sz="0" w:val="nil"/>
-                <w:left w:space="0" w:sz="0" w:val="nil"/>
-                <w:bottom w:space="0" w:sz="0" w:val="nil"/>
-                <w:right w:space="0" w:sz="0" w:val="nil"/>
-                <w:between w:space="0" w:sz="0" w:val="nil"/>
-              </w:pBdr>
-              <w:shd w:fill="auto" w:val="clear"/>
-              <w:spacing w:after="0" w:before="0" w:line="240" w:lineRule="auto"/>
-              <w:ind w:left="0" w:right="0" w:firstLine="0"/>
-              <w:jc w:val="left"/>
+              <w:widowControl w:val="0"/>
+              <w:spacing w:line="240" w:lineRule="auto"/>
               <w:rPr>
                 <w:b w:val="1"/>
                 <w:bCs w:val="1"/>
@@ -3370,20 +2862,8 @@
           <w:p>
             <w:pPr>
               <w:keepNext w:val="1"/>
-              <w:keepLines w:val="0"/>
-              <w:pageBreakBefore w:val="0"/>
-              <w:widowControl w:val="0"/>
-              <w:pBdr>
-                <w:top w:space="0" w:sz="0" w:val="nil"/>
-                <w:left w:space="0" w:sz="0" w:val="nil"/>
-                <w:bottom w:space="0" w:sz="0" w:val="nil"/>
-                <w:right w:space="0" w:sz="0" w:val="nil"/>
-                <w:between w:space="0" w:sz="0" w:val="nil"/>
-              </w:pBdr>
-              <w:shd w:fill="auto" w:val="clear"/>
-              <w:spacing w:after="0" w:before="0" w:line="240" w:lineRule="auto"/>
-              <w:ind w:left="0" w:right="0" w:firstLine="0"/>
-              <w:jc w:val="left"/>
+              <w:widowControl w:val="0"/>
+              <w:spacing w:line="240" w:lineRule="auto"/>
               <w:rPr/>
             </w:pPr>
             <w:r>
@@ -3395,21 +2875,8 @@
           </w:p>
           <w:p>
             <w:pPr>
-              <w:keepNext w:val="0"/>
-              <w:keepLines w:val="0"/>
-              <w:pageBreakBefore w:val="0"/>
-              <w:widowControl w:val="0"/>
-              <w:pBdr>
-                <w:top w:space="0" w:sz="0" w:val="nil"/>
-                <w:left w:space="0" w:sz="0" w:val="nil"/>
-                <w:bottom w:space="0" w:sz="0" w:val="nil"/>
-                <w:right w:space="0" w:sz="0" w:val="nil"/>
-                <w:between w:space="0" w:sz="0" w:val="nil"/>
-              </w:pBdr>
-              <w:shd w:fill="auto" w:val="clear"/>
-              <w:spacing w:after="0" w:before="0" w:line="240" w:lineRule="auto"/>
-              <w:ind w:left="0" w:right="0" w:firstLine="0"/>
-              <w:jc w:val="left"/>
+              <w:widowControl w:val="0"/>
+              <w:spacing w:line="240" w:lineRule="auto"/>
               <w:rPr>
                 <w:i w:val="1"/>
                 <w:iCs w:val="1"/>
@@ -3433,7 +2900,6 @@
               <w:bottom w:color="000000" w:space="0" w:sz="0" w:val="nil"/>
               <w:right w:color="000000" w:space="0" w:sz="0" w:val="nil"/>
             </w:tcBorders>
-            <w:shd w:fill="auto" w:val="clear"/>
             <w:tcMar>
               <w:top w:w="0.0" w:type="dxa"/>
               <w:left w:w="360.0" w:type="dxa"/>
@@ -3444,20 +2910,8 @@
           <w:p>
             <w:pPr>
               <w:keepNext w:val="1"/>
-              <w:keepLines w:val="0"/>
-              <w:pageBreakBefore w:val="0"/>
-              <w:widowControl w:val="0"/>
-              <w:pBdr>
-                <w:top w:space="0" w:sz="0" w:val="nil"/>
-                <w:left w:space="0" w:sz="0" w:val="nil"/>
-                <w:bottom w:space="0" w:sz="0" w:val="nil"/>
-                <w:right w:space="0" w:sz="0" w:val="nil"/>
-                <w:between w:space="0" w:sz="0" w:val="nil"/>
-              </w:pBdr>
-              <w:shd w:fill="auto" w:val="clear"/>
-              <w:spacing w:after="200" w:before="0" w:line="240" w:lineRule="auto"/>
-              <w:ind w:left="0" w:right="0" w:firstLine="0"/>
-              <w:jc w:val="left"/>
+              <w:widowControl w:val="0"/>
+              <w:spacing w:after="200" w:line="240" w:lineRule="auto"/>
               <w:rPr>
                 <w:b w:val="1"/>
                 <w:bCs w:val="1"/>
@@ -3479,20 +2933,8 @@
           <w:p>
             <w:pPr>
               <w:keepNext w:val="1"/>
-              <w:keepLines w:val="0"/>
-              <w:pageBreakBefore w:val="0"/>
-              <w:widowControl w:val="0"/>
-              <w:pBdr>
-                <w:top w:space="0" w:sz="0" w:val="nil"/>
-                <w:left w:space="0" w:sz="0" w:val="nil"/>
-                <w:bottom w:space="0" w:sz="0" w:val="nil"/>
-                <w:right w:space="0" w:sz="0" w:val="nil"/>
-                <w:between w:space="0" w:sz="0" w:val="nil"/>
-              </w:pBdr>
-              <w:shd w:fill="auto" w:val="clear"/>
-              <w:spacing w:after="0" w:before="0" w:line="240" w:lineRule="auto"/>
-              <w:ind w:left="0" w:right="0" w:firstLine="0"/>
-              <w:jc w:val="left"/>
+              <w:widowControl w:val="0"/>
+              <w:spacing w:line="240" w:lineRule="auto"/>
               <w:rPr>
                 <w:b w:val="1"/>
                 <w:bCs w:val="1"/>
@@ -3514,20 +2956,8 @@
           <w:p>
             <w:pPr>
               <w:keepNext w:val="1"/>
-              <w:keepLines w:val="0"/>
-              <w:pageBreakBefore w:val="0"/>
-              <w:widowControl w:val="0"/>
-              <w:pBdr>
-                <w:top w:space="0" w:sz="0" w:val="nil"/>
-                <w:left w:space="0" w:sz="0" w:val="nil"/>
-                <w:bottom w:space="0" w:sz="0" w:val="nil"/>
-                <w:right w:space="0" w:sz="0" w:val="nil"/>
-                <w:between w:space="0" w:sz="0" w:val="nil"/>
-              </w:pBdr>
-              <w:shd w:fill="auto" w:val="clear"/>
-              <w:spacing w:after="0" w:before="0" w:line="240" w:lineRule="auto"/>
-              <w:ind w:left="0" w:right="0" w:firstLine="0"/>
-              <w:jc w:val="left"/>
+              <w:widowControl w:val="0"/>
+              <w:spacing w:line="240" w:lineRule="auto"/>
               <w:rPr/>
             </w:pPr>
             <w:r>
@@ -3539,21 +2969,8 @@
           </w:p>
           <w:p>
             <w:pPr>
-              <w:keepNext w:val="0"/>
-              <w:keepLines w:val="0"/>
-              <w:pageBreakBefore w:val="0"/>
-              <w:widowControl w:val="0"/>
-              <w:pBdr>
-                <w:top w:space="0" w:sz="0" w:val="nil"/>
-                <w:left w:space="0" w:sz="0" w:val="nil"/>
-                <w:bottom w:space="0" w:sz="0" w:val="nil"/>
-                <w:right w:space="0" w:sz="0" w:val="nil"/>
-                <w:between w:space="0" w:sz="0" w:val="nil"/>
-              </w:pBdr>
-              <w:shd w:fill="auto" w:val="clear"/>
-              <w:spacing w:after="250" w:before="0" w:line="240" w:lineRule="auto"/>
-              <w:ind w:left="0" w:right="0" w:firstLine="0"/>
-              <w:jc w:val="left"/>
+              <w:widowControl w:val="0"/>
+              <w:spacing w:after="250" w:line="240" w:lineRule="auto"/>
               <w:rPr>
                 <w:i w:val="1"/>
                 <w:iCs w:val="1"/>
@@ -3571,20 +2988,8 @@
           <w:p>
             <w:pPr>
               <w:keepNext w:val="1"/>
-              <w:keepLines w:val="0"/>
-              <w:pageBreakBefore w:val="0"/>
-              <w:widowControl w:val="0"/>
-              <w:pBdr>
-                <w:top w:space="0" w:sz="0" w:val="nil"/>
-                <w:left w:space="0" w:sz="0" w:val="nil"/>
-                <w:bottom w:space="0" w:sz="0" w:val="nil"/>
-                <w:right w:space="0" w:sz="0" w:val="nil"/>
-                <w:between w:space="0" w:sz="0" w:val="nil"/>
-              </w:pBdr>
-              <w:shd w:fill="auto" w:val="clear"/>
-              <w:spacing w:after="0" w:before="0" w:line="240" w:lineRule="auto"/>
-              <w:ind w:left="0" w:right="0" w:firstLine="0"/>
-              <w:jc w:val="left"/>
+              <w:widowControl w:val="0"/>
+              <w:spacing w:line="240" w:lineRule="auto"/>
               <w:rPr>
                 <w:b w:val="1"/>
                 <w:bCs w:val="1"/>
@@ -3606,20 +3011,8 @@
           <w:p>
             <w:pPr>
               <w:keepNext w:val="1"/>
-              <w:keepLines w:val="0"/>
-              <w:pageBreakBefore w:val="0"/>
-              <w:widowControl w:val="0"/>
-              <w:pBdr>
-                <w:top w:space="0" w:sz="0" w:val="nil"/>
-                <w:left w:space="0" w:sz="0" w:val="nil"/>
-                <w:bottom w:space="0" w:sz="0" w:val="nil"/>
-                <w:right w:space="0" w:sz="0" w:val="nil"/>
-                <w:between w:space="0" w:sz="0" w:val="nil"/>
-              </w:pBdr>
-              <w:shd w:fill="auto" w:val="clear"/>
-              <w:spacing w:after="0" w:before="0" w:line="240" w:lineRule="auto"/>
-              <w:ind w:left="0" w:right="0" w:firstLine="0"/>
-              <w:jc w:val="left"/>
+              <w:widowControl w:val="0"/>
+              <w:spacing w:line="240" w:lineRule="auto"/>
               <w:rPr/>
             </w:pPr>
             <w:r>
@@ -3631,21 +3024,8 @@
           </w:p>
           <w:p>
             <w:pPr>
-              <w:keepNext w:val="0"/>
-              <w:keepLines w:val="0"/>
-              <w:pageBreakBefore w:val="0"/>
-              <w:widowControl w:val="0"/>
-              <w:pBdr>
-                <w:top w:space="0" w:sz="0" w:val="nil"/>
-                <w:left w:space="0" w:sz="0" w:val="nil"/>
-                <w:bottom w:space="0" w:sz="0" w:val="nil"/>
-                <w:right w:space="0" w:sz="0" w:val="nil"/>
-                <w:between w:space="0" w:sz="0" w:val="nil"/>
-              </w:pBdr>
-              <w:shd w:fill="auto" w:val="clear"/>
-              <w:spacing w:after="250" w:before="0" w:line="240" w:lineRule="auto"/>
-              <w:ind w:left="0" w:right="0" w:firstLine="0"/>
-              <w:jc w:val="left"/>
+              <w:widowControl w:val="0"/>
+              <w:spacing w:after="250" w:line="240" w:lineRule="auto"/>
               <w:rPr>
                 <w:i w:val="1"/>
                 <w:iCs w:val="1"/>
@@ -3663,20 +3043,8 @@
           <w:p>
             <w:pPr>
               <w:keepNext w:val="1"/>
-              <w:keepLines w:val="0"/>
-              <w:pageBreakBefore w:val="0"/>
-              <w:widowControl w:val="0"/>
-              <w:pBdr>
-                <w:top w:space="0" w:sz="0" w:val="nil"/>
-                <w:left w:space="0" w:sz="0" w:val="nil"/>
-                <w:bottom w:space="0" w:sz="0" w:val="nil"/>
-                <w:right w:space="0" w:sz="0" w:val="nil"/>
-                <w:between w:space="0" w:sz="0" w:val="nil"/>
-              </w:pBdr>
-              <w:shd w:fill="auto" w:val="clear"/>
-              <w:spacing w:after="0" w:before="0" w:line="240" w:lineRule="auto"/>
-              <w:ind w:left="0" w:right="0" w:firstLine="0"/>
-              <w:jc w:val="left"/>
+              <w:widowControl w:val="0"/>
+              <w:spacing w:line="240" w:lineRule="auto"/>
               <w:rPr>
                 <w:b w:val="1"/>
                 <w:bCs w:val="1"/>
@@ -3698,20 +3066,8 @@
           <w:p>
             <w:pPr>
               <w:keepNext w:val="1"/>
-              <w:keepLines w:val="0"/>
-              <w:pageBreakBefore w:val="0"/>
-              <w:widowControl w:val="0"/>
-              <w:pBdr>
-                <w:top w:space="0" w:sz="0" w:val="nil"/>
-                <w:left w:space="0" w:sz="0" w:val="nil"/>
-                <w:bottom w:space="0" w:sz="0" w:val="nil"/>
-                <w:right w:space="0" w:sz="0" w:val="nil"/>
-                <w:between w:space="0" w:sz="0" w:val="nil"/>
-              </w:pBdr>
-              <w:shd w:fill="auto" w:val="clear"/>
-              <w:spacing w:after="0" w:before="0" w:line="240" w:lineRule="auto"/>
-              <w:ind w:left="0" w:right="0" w:firstLine="0"/>
-              <w:jc w:val="left"/>
+              <w:widowControl w:val="0"/>
+              <w:spacing w:line="240" w:lineRule="auto"/>
               <w:rPr/>
             </w:pPr>
             <w:r>
@@ -3723,21 +3079,8 @@
           </w:p>
           <w:p>
             <w:pPr>
-              <w:keepNext w:val="0"/>
-              <w:keepLines w:val="0"/>
-              <w:pageBreakBefore w:val="0"/>
-              <w:widowControl w:val="0"/>
-              <w:pBdr>
-                <w:top w:space="0" w:sz="0" w:val="nil"/>
-                <w:left w:space="0" w:sz="0" w:val="nil"/>
-                <w:bottom w:space="0" w:sz="0" w:val="nil"/>
-                <w:right w:space="0" w:sz="0" w:val="nil"/>
-                <w:between w:space="0" w:sz="0" w:val="nil"/>
-              </w:pBdr>
-              <w:shd w:fill="auto" w:val="clear"/>
-              <w:spacing w:after="250" w:before="0" w:line="240" w:lineRule="auto"/>
-              <w:ind w:left="0" w:right="0" w:firstLine="0"/>
-              <w:jc w:val="left"/>
+              <w:widowControl w:val="0"/>
+              <w:spacing w:after="250" w:line="240" w:lineRule="auto"/>
               <w:rPr>
                 <w:i w:val="1"/>
                 <w:iCs w:val="1"/>
@@ -3755,20 +3098,8 @@
           <w:p>
             <w:pPr>
               <w:keepNext w:val="1"/>
-              <w:keepLines w:val="0"/>
-              <w:pageBreakBefore w:val="0"/>
-              <w:widowControl w:val="0"/>
-              <w:pBdr>
-                <w:top w:space="0" w:sz="0" w:val="nil"/>
-                <w:left w:space="0" w:sz="0" w:val="nil"/>
-                <w:bottom w:space="0" w:sz="0" w:val="nil"/>
-                <w:right w:space="0" w:sz="0" w:val="nil"/>
-                <w:between w:space="0" w:sz="0" w:val="nil"/>
-              </w:pBdr>
-              <w:shd w:fill="auto" w:val="clear"/>
-              <w:spacing w:after="0" w:before="0" w:line="240" w:lineRule="auto"/>
-              <w:ind w:left="0" w:right="0" w:firstLine="0"/>
-              <w:jc w:val="left"/>
+              <w:widowControl w:val="0"/>
+              <w:spacing w:line="240" w:lineRule="auto"/>
               <w:rPr>
                 <w:b w:val="1"/>
                 <w:bCs w:val="1"/>
@@ -3790,20 +3121,8 @@
           <w:p>
             <w:pPr>
               <w:keepNext w:val="1"/>
-              <w:keepLines w:val="0"/>
-              <w:pageBreakBefore w:val="0"/>
-              <w:widowControl w:val="0"/>
-              <w:pBdr>
-                <w:top w:space="0" w:sz="0" w:val="nil"/>
-                <w:left w:space="0" w:sz="0" w:val="nil"/>
-                <w:bottom w:space="0" w:sz="0" w:val="nil"/>
-                <w:right w:space="0" w:sz="0" w:val="nil"/>
-                <w:between w:space="0" w:sz="0" w:val="nil"/>
-              </w:pBdr>
-              <w:shd w:fill="auto" w:val="clear"/>
-              <w:spacing w:after="0" w:before="0" w:line="240" w:lineRule="auto"/>
-              <w:ind w:left="0" w:right="0" w:firstLine="0"/>
-              <w:jc w:val="left"/>
+              <w:widowControl w:val="0"/>
+              <w:spacing w:line="240" w:lineRule="auto"/>
               <w:rPr/>
             </w:pPr>
             <w:r>
@@ -3815,21 +3134,8 @@
           </w:p>
           <w:p>
             <w:pPr>
-              <w:keepNext w:val="0"/>
-              <w:keepLines w:val="0"/>
-              <w:pageBreakBefore w:val="0"/>
-              <w:widowControl w:val="0"/>
-              <w:pBdr>
-                <w:top w:space="0" w:sz="0" w:val="nil"/>
-                <w:left w:space="0" w:sz="0" w:val="nil"/>
-                <w:bottom w:space="0" w:sz="0" w:val="nil"/>
-                <w:right w:space="0" w:sz="0" w:val="nil"/>
-                <w:between w:space="0" w:sz="0" w:val="nil"/>
-              </w:pBdr>
-              <w:shd w:fill="auto" w:val="clear"/>
-              <w:spacing w:after="250" w:before="0" w:line="240" w:lineRule="auto"/>
-              <w:ind w:left="0" w:right="0" w:firstLine="0"/>
-              <w:jc w:val="left"/>
+              <w:widowControl w:val="0"/>
+              <w:spacing w:after="250" w:line="240" w:lineRule="auto"/>
               <w:rPr>
                 <w:i w:val="1"/>
                 <w:iCs w:val="1"/>
@@ -3847,20 +3153,8 @@
           <w:p>
             <w:pPr>
               <w:keepNext w:val="1"/>
-              <w:keepLines w:val="0"/>
-              <w:pageBreakBefore w:val="0"/>
-              <w:widowControl w:val="0"/>
-              <w:pBdr>
-                <w:top w:space="0" w:sz="0" w:val="nil"/>
-                <w:left w:space="0" w:sz="0" w:val="nil"/>
-                <w:bottom w:space="0" w:sz="0" w:val="nil"/>
-                <w:right w:space="0" w:sz="0" w:val="nil"/>
-                <w:between w:space="0" w:sz="0" w:val="nil"/>
-              </w:pBdr>
-              <w:shd w:fill="auto" w:val="clear"/>
-              <w:spacing w:after="0" w:before="0" w:line="240" w:lineRule="auto"/>
-              <w:ind w:left="0" w:right="0" w:firstLine="0"/>
-              <w:jc w:val="left"/>
+              <w:widowControl w:val="0"/>
+              <w:spacing w:line="240" w:lineRule="auto"/>
               <w:rPr>
                 <w:b w:val="1"/>
                 <w:bCs w:val="1"/>
@@ -3882,20 +3176,8 @@
           <w:p>
             <w:pPr>
               <w:keepNext w:val="1"/>
-              <w:keepLines w:val="0"/>
-              <w:pageBreakBefore w:val="0"/>
-              <w:widowControl w:val="0"/>
-              <w:pBdr>
-                <w:top w:space="0" w:sz="0" w:val="nil"/>
-                <w:left w:space="0" w:sz="0" w:val="nil"/>
-                <w:bottom w:space="0" w:sz="0" w:val="nil"/>
-                <w:right w:space="0" w:sz="0" w:val="nil"/>
-                <w:between w:space="0" w:sz="0" w:val="nil"/>
-              </w:pBdr>
-              <w:shd w:fill="auto" w:val="clear"/>
-              <w:spacing w:after="0" w:before="0" w:line="240" w:lineRule="auto"/>
-              <w:ind w:left="0" w:right="0" w:firstLine="0"/>
-              <w:jc w:val="left"/>
+              <w:widowControl w:val="0"/>
+              <w:spacing w:line="240" w:lineRule="auto"/>
               <w:rPr/>
             </w:pPr>
             <w:r>
@@ -3907,21 +3189,8 @@
           </w:p>
           <w:p>
             <w:pPr>
-              <w:keepNext w:val="0"/>
-              <w:keepLines w:val="0"/>
-              <w:pageBreakBefore w:val="0"/>
-              <w:widowControl w:val="0"/>
-              <w:pBdr>
-                <w:top w:space="0" w:sz="0" w:val="nil"/>
-                <w:left w:space="0" w:sz="0" w:val="nil"/>
-                <w:bottom w:space="0" w:sz="0" w:val="nil"/>
-                <w:right w:space="0" w:sz="0" w:val="nil"/>
-                <w:between w:space="0" w:sz="0" w:val="nil"/>
-              </w:pBdr>
-              <w:shd w:fill="auto" w:val="clear"/>
-              <w:spacing w:after="250" w:before="0" w:line="240" w:lineRule="auto"/>
-              <w:ind w:left="0" w:right="0" w:firstLine="0"/>
-              <w:jc w:val="left"/>
+              <w:widowControl w:val="0"/>
+              <w:spacing w:after="250" w:line="240" w:lineRule="auto"/>
               <w:rPr>
                 <w:i w:val="1"/>
                 <w:iCs w:val="1"/>
@@ -3939,20 +3208,8 @@
           <w:p>
             <w:pPr>
               <w:keepNext w:val="1"/>
-              <w:keepLines w:val="0"/>
-              <w:pageBreakBefore w:val="0"/>
-              <w:widowControl w:val="0"/>
-              <w:pBdr>
-                <w:top w:space="0" w:sz="0" w:val="nil"/>
-                <w:left w:space="0" w:sz="0" w:val="nil"/>
-                <w:bottom w:space="0" w:sz="0" w:val="nil"/>
-                <w:right w:space="0" w:sz="0" w:val="nil"/>
-                <w:between w:space="0" w:sz="0" w:val="nil"/>
-              </w:pBdr>
-              <w:shd w:fill="auto" w:val="clear"/>
-              <w:spacing w:after="0" w:before="0" w:line="240" w:lineRule="auto"/>
-              <w:ind w:left="0" w:right="0" w:firstLine="0"/>
-              <w:jc w:val="left"/>
+              <w:widowControl w:val="0"/>
+              <w:spacing w:line="240" w:lineRule="auto"/>
               <w:rPr>
                 <w:b w:val="1"/>
                 <w:bCs w:val="1"/>
@@ -3974,20 +3231,8 @@
           <w:p>
             <w:pPr>
               <w:keepNext w:val="1"/>
-              <w:keepLines w:val="0"/>
-              <w:pageBreakBefore w:val="0"/>
-              <w:widowControl w:val="0"/>
-              <w:pBdr>
-                <w:top w:space="0" w:sz="0" w:val="nil"/>
-                <w:left w:space="0" w:sz="0" w:val="nil"/>
-                <w:bottom w:space="0" w:sz="0" w:val="nil"/>
-                <w:right w:space="0" w:sz="0" w:val="nil"/>
-                <w:between w:space="0" w:sz="0" w:val="nil"/>
-              </w:pBdr>
-              <w:shd w:fill="auto" w:val="clear"/>
-              <w:spacing w:after="0" w:before="0" w:line="240" w:lineRule="auto"/>
-              <w:ind w:left="0" w:right="0" w:firstLine="0"/>
-              <w:jc w:val="left"/>
+              <w:widowControl w:val="0"/>
+              <w:spacing w:line="240" w:lineRule="auto"/>
               <w:rPr/>
             </w:pPr>
             <w:r>
@@ -3999,21 +3244,8 @@
           </w:p>
           <w:p>
             <w:pPr>
-              <w:keepNext w:val="0"/>
-              <w:keepLines w:val="0"/>
-              <w:pageBreakBefore w:val="0"/>
-              <w:widowControl w:val="0"/>
-              <w:pBdr>
-                <w:top w:space="0" w:sz="0" w:val="nil"/>
-                <w:left w:space="0" w:sz="0" w:val="nil"/>
-                <w:bottom w:space="0" w:sz="0" w:val="nil"/>
-                <w:right w:space="0" w:sz="0" w:val="nil"/>
-                <w:between w:space="0" w:sz="0" w:val="nil"/>
-              </w:pBdr>
-              <w:shd w:fill="auto" w:val="clear"/>
-              <w:spacing w:after="250" w:before="0" w:line="240" w:lineRule="auto"/>
-              <w:ind w:left="0" w:right="0" w:firstLine="0"/>
-              <w:jc w:val="left"/>
+              <w:widowControl w:val="0"/>
+              <w:spacing w:after="250" w:line="240" w:lineRule="auto"/>
               <w:rPr>
                 <w:i w:val="1"/>
                 <w:iCs w:val="1"/>
@@ -4031,20 +3263,8 @@
           <w:p>
             <w:pPr>
               <w:keepNext w:val="1"/>
-              <w:keepLines w:val="0"/>
-              <w:pageBreakBefore w:val="0"/>
-              <w:widowControl w:val="0"/>
-              <w:pBdr>
-                <w:top w:space="0" w:sz="0" w:val="nil"/>
-                <w:left w:space="0" w:sz="0" w:val="nil"/>
-                <w:bottom w:space="0" w:sz="0" w:val="nil"/>
-                <w:right w:space="0" w:sz="0" w:val="nil"/>
-                <w:between w:space="0" w:sz="0" w:val="nil"/>
-              </w:pBdr>
-              <w:shd w:fill="auto" w:val="clear"/>
-              <w:spacing w:after="0" w:before="0" w:line="240" w:lineRule="auto"/>
-              <w:ind w:left="0" w:right="0" w:firstLine="0"/>
-              <w:jc w:val="left"/>
+              <w:widowControl w:val="0"/>
+              <w:spacing w:line="240" w:lineRule="auto"/>
               <w:rPr>
                 <w:b w:val="1"/>
                 <w:bCs w:val="1"/>
@@ -4066,20 +3286,8 @@
           <w:p>
             <w:pPr>
               <w:keepNext w:val="1"/>
-              <w:keepLines w:val="0"/>
-              <w:pageBreakBefore w:val="0"/>
-              <w:widowControl w:val="0"/>
-              <w:pBdr>
-                <w:top w:space="0" w:sz="0" w:val="nil"/>
-                <w:left w:space="0" w:sz="0" w:val="nil"/>
-                <w:bottom w:space="0" w:sz="0" w:val="nil"/>
-                <w:right w:space="0" w:sz="0" w:val="nil"/>
-                <w:between w:space="0" w:sz="0" w:val="nil"/>
-              </w:pBdr>
-              <w:shd w:fill="auto" w:val="clear"/>
-              <w:spacing w:after="0" w:before="0" w:line="240" w:lineRule="auto"/>
-              <w:ind w:left="0" w:right="0" w:firstLine="0"/>
-              <w:jc w:val="left"/>
+              <w:widowControl w:val="0"/>
+              <w:spacing w:line="240" w:lineRule="auto"/>
               <w:rPr/>
             </w:pPr>
             <w:r>
@@ -4091,21 +3299,8 @@
           </w:p>
           <w:p>
             <w:pPr>
-              <w:keepNext w:val="0"/>
-              <w:keepLines w:val="0"/>
-              <w:pageBreakBefore w:val="0"/>
-              <w:widowControl w:val="0"/>
-              <w:pBdr>
-                <w:top w:space="0" w:sz="0" w:val="nil"/>
-                <w:left w:space="0" w:sz="0" w:val="nil"/>
-                <w:bottom w:space="0" w:sz="0" w:val="nil"/>
-                <w:right w:space="0" w:sz="0" w:val="nil"/>
-                <w:between w:space="0" w:sz="0" w:val="nil"/>
-              </w:pBdr>
-              <w:shd w:fill="auto" w:val="clear"/>
-              <w:spacing w:after="250" w:before="0" w:line="240" w:lineRule="auto"/>
-              <w:ind w:left="0" w:right="0" w:firstLine="0"/>
-              <w:jc w:val="left"/>
+              <w:widowControl w:val="0"/>
+              <w:spacing w:after="250" w:line="240" w:lineRule="auto"/>
               <w:rPr>
                 <w:i w:val="1"/>
                 <w:iCs w:val="1"/>
@@ -4123,20 +3318,8 @@
           <w:p>
             <w:pPr>
               <w:keepNext w:val="1"/>
-              <w:keepLines w:val="0"/>
-              <w:pageBreakBefore w:val="0"/>
-              <w:widowControl w:val="0"/>
-              <w:pBdr>
-                <w:top w:space="0" w:sz="0" w:val="nil"/>
-                <w:left w:space="0" w:sz="0" w:val="nil"/>
-                <w:bottom w:space="0" w:sz="0" w:val="nil"/>
-                <w:right w:space="0" w:sz="0" w:val="nil"/>
-                <w:between w:space="0" w:sz="0" w:val="nil"/>
-              </w:pBdr>
-              <w:shd w:fill="auto" w:val="clear"/>
-              <w:spacing w:after="0" w:before="0" w:line="240" w:lineRule="auto"/>
-              <w:ind w:left="0" w:right="0" w:firstLine="0"/>
-              <w:jc w:val="left"/>
+              <w:widowControl w:val="0"/>
+              <w:spacing w:line="240" w:lineRule="auto"/>
               <w:rPr>
                 <w:b w:val="1"/>
                 <w:bCs w:val="1"/>
@@ -4158,20 +3341,8 @@
           <w:p>
             <w:pPr>
               <w:keepNext w:val="1"/>
-              <w:keepLines w:val="0"/>
-              <w:pageBreakBefore w:val="0"/>
-              <w:widowControl w:val="0"/>
-              <w:pBdr>
-                <w:top w:space="0" w:sz="0" w:val="nil"/>
-                <w:left w:space="0" w:sz="0" w:val="nil"/>
-                <w:bottom w:space="0" w:sz="0" w:val="nil"/>
-                <w:right w:space="0" w:sz="0" w:val="nil"/>
-                <w:between w:space="0" w:sz="0" w:val="nil"/>
-              </w:pBdr>
-              <w:shd w:fill="auto" w:val="clear"/>
-              <w:spacing w:after="0" w:before="0" w:line="240" w:lineRule="auto"/>
-              <w:ind w:left="0" w:right="0" w:firstLine="0"/>
-              <w:jc w:val="left"/>
+              <w:widowControl w:val="0"/>
+              <w:spacing w:line="240" w:lineRule="auto"/>
               <w:rPr/>
             </w:pPr>
             <w:r>
@@ -4183,21 +3354,8 @@
           </w:p>
           <w:p>
             <w:pPr>
-              <w:keepNext w:val="0"/>
-              <w:keepLines w:val="0"/>
-              <w:pageBreakBefore w:val="0"/>
-              <w:widowControl w:val="0"/>
-              <w:pBdr>
-                <w:top w:space="0" w:sz="0" w:val="nil"/>
-                <w:left w:space="0" w:sz="0" w:val="nil"/>
-                <w:bottom w:space="0" w:sz="0" w:val="nil"/>
-                <w:right w:space="0" w:sz="0" w:val="nil"/>
-                <w:between w:space="0" w:sz="0" w:val="nil"/>
-              </w:pBdr>
-              <w:shd w:fill="auto" w:val="clear"/>
-              <w:spacing w:after="0" w:before="0" w:line="240" w:lineRule="auto"/>
-              <w:ind w:left="0" w:right="0" w:firstLine="0"/>
-              <w:jc w:val="left"/>
+              <w:widowControl w:val="0"/>
+              <w:spacing w:line="240" w:lineRule="auto"/>
               <w:rPr>
                 <w:i w:val="1"/>
                 <w:iCs w:val="1"/>
@@ -4217,7 +3375,7 @@
     </w:tbl>
     <w:p>
       <w:pPr>
-        <w:spacing w:after="40" w:before="0" w:line="240" w:lineRule="auto"/>
+        <w:spacing w:after="40" w:line="240" w:lineRule="auto"/>
         <w:jc w:val="center"/>
         <w:rPr>
           <w:b w:val="1"/>
@@ -4239,7 +3397,7 @@
     </w:p>
     <w:p>
       <w:pPr>
-        <w:spacing w:after="160" w:before="0" w:line="240" w:lineRule="auto"/>
+        <w:spacing w:after="160" w:line="240" w:lineRule="auto"/>
         <w:jc w:val="center"/>
         <w:rPr>
           <w:i w:val="1"/>
@@ -4317,7 +3475,6 @@
               <w:bottom w:color="000000" w:space="0" w:sz="0" w:val="nil"/>
               <w:right w:color="000000" w:space="0" w:sz="0" w:val="nil"/>
             </w:tcBorders>
-            <w:shd w:fill="auto" w:val="clear"/>
             <w:tcMar>
               <w:top w:w="40.0" w:type="dxa"/>
               <w:left w:w="80.0" w:type="dxa"/>
@@ -4328,20 +3485,8 @@
           </w:tcPr>
           <w:p>
             <w:pPr>
-              <w:keepNext w:val="0"/>
-              <w:keepLines w:val="0"/>
-              <w:pageBreakBefore w:val="0"/>
-              <w:widowControl w:val="0"/>
-              <w:pBdr>
-                <w:top w:space="0" w:sz="0" w:val="nil"/>
-                <w:left w:space="0" w:sz="0" w:val="nil"/>
-                <w:bottom w:space="0" w:sz="0" w:val="nil"/>
-                <w:right w:space="0" w:sz="0" w:val="nil"/>
-                <w:between w:space="0" w:sz="0" w:val="nil"/>
-              </w:pBdr>
-              <w:shd w:fill="auto" w:val="clear"/>
-              <w:spacing w:after="0" w:before="0" w:line="240" w:lineRule="auto"/>
-              <w:ind w:left="0" w:right="0" w:firstLine="0"/>
+              <w:widowControl w:val="0"/>
+              <w:spacing w:line="240" w:lineRule="auto"/>
               <w:jc w:val="center"/>
               <w:rPr>
                 <w:b w:val="1"/>
@@ -4433,7 +3578,6 @@
               <w:bottom w:color="000000" w:space="0" w:sz="0" w:val="nil"/>
               <w:right w:color="000000" w:space="0" w:sz="0" w:val="nil"/>
             </w:tcBorders>
-            <w:shd w:fill="auto" w:val="clear"/>
             <w:tcMar>
               <w:top w:w="40.0" w:type="dxa"/>
               <w:left w:w="80.0" w:type="dxa"/>
@@ -4444,20 +3588,8 @@
           </w:tcPr>
           <w:p>
             <w:pPr>
-              <w:keepNext w:val="0"/>
-              <w:keepLines w:val="0"/>
-              <w:pageBreakBefore w:val="0"/>
-              <w:widowControl w:val="0"/>
-              <w:pBdr>
-                <w:top w:space="0" w:sz="0" w:val="nil"/>
-                <w:left w:space="0" w:sz="0" w:val="nil"/>
-                <w:bottom w:space="0" w:sz="0" w:val="nil"/>
-                <w:right w:space="0" w:sz="0" w:val="nil"/>
-                <w:between w:space="0" w:sz="0" w:val="nil"/>
-              </w:pBdr>
-              <w:shd w:fill="auto" w:val="clear"/>
-              <w:spacing w:after="60" w:before="0" w:line="240" w:lineRule="auto"/>
-              <w:ind w:left="0" w:right="0" w:firstLine="0"/>
+              <w:widowControl w:val="0"/>
+              <w:spacing w:after="60" w:line="240" w:lineRule="auto"/>
               <w:jc w:val="center"/>
               <w:rPr>
                 <w:sz w:val="14.2"/>
@@ -4475,20 +3607,8 @@
           </w:p>
           <w:p>
             <w:pPr>
-              <w:keepNext w:val="0"/>
-              <w:keepLines w:val="0"/>
-              <w:pageBreakBefore w:val="0"/>
-              <w:widowControl w:val="0"/>
-              <w:pBdr>
-                <w:top w:space="0" w:sz="0" w:val="nil"/>
-                <w:left w:space="0" w:sz="0" w:val="nil"/>
-                <w:bottom w:space="0" w:sz="0" w:val="nil"/>
-                <w:right w:space="0" w:sz="0" w:val="nil"/>
-                <w:between w:space="0" w:sz="0" w:val="nil"/>
-              </w:pBdr>
-              <w:shd w:fill="auto" w:val="clear"/>
-              <w:spacing w:after="0" w:before="0" w:line="240" w:lineRule="auto"/>
-              <w:ind w:left="0" w:right="0" w:firstLine="0"/>
+              <w:widowControl w:val="0"/>
+              <w:spacing w:line="240" w:lineRule="auto"/>
               <w:jc w:val="center"/>
               <w:rPr>
                 <w:b w:val="1"/>
@@ -4517,7 +3637,6 @@
               <w:bottom w:color="000000" w:space="0" w:sz="0" w:val="nil"/>
               <w:right w:color="000000" w:space="0" w:sz="0" w:val="nil"/>
             </w:tcBorders>
-            <w:shd w:fill="auto" w:val="clear"/>
             <w:tcMar>
               <w:top w:w="40.0" w:type="dxa"/>
               <w:left w:w="80.0" w:type="dxa"/>
@@ -4528,20 +3647,8 @@
           </w:tcPr>
           <w:p>
             <w:pPr>
-              <w:keepNext w:val="0"/>
-              <w:keepLines w:val="0"/>
-              <w:pageBreakBefore w:val="0"/>
-              <w:widowControl w:val="0"/>
-              <w:pBdr>
-                <w:top w:space="0" w:sz="0" w:val="nil"/>
-                <w:left w:space="0" w:sz="0" w:val="nil"/>
-                <w:bottom w:space="0" w:sz="0" w:val="nil"/>
-                <w:right w:space="0" w:sz="0" w:val="nil"/>
-                <w:between w:space="0" w:sz="0" w:val="nil"/>
-              </w:pBdr>
-              <w:shd w:fill="auto" w:val="clear"/>
-              <w:spacing w:after="60" w:before="0" w:line="240" w:lineRule="auto"/>
-              <w:ind w:left="0" w:right="0" w:firstLine="0"/>
+              <w:widowControl w:val="0"/>
+              <w:spacing w:after="60" w:line="240" w:lineRule="auto"/>
               <w:jc w:val="center"/>
               <w:rPr>
                 <w:sz w:val="14.2"/>
@@ -4559,20 +3666,8 @@
           </w:p>
           <w:p>
             <w:pPr>
-              <w:keepNext w:val="0"/>
-              <w:keepLines w:val="0"/>
-              <w:pageBreakBefore w:val="0"/>
-              <w:widowControl w:val="0"/>
-              <w:pBdr>
-                <w:top w:space="0" w:sz="0" w:val="nil"/>
-                <w:left w:space="0" w:sz="0" w:val="nil"/>
-                <w:bottom w:space="0" w:sz="0" w:val="nil"/>
-                <w:right w:space="0" w:sz="0" w:val="nil"/>
-                <w:between w:space="0" w:sz="0" w:val="nil"/>
-              </w:pBdr>
-              <w:shd w:fill="auto" w:val="clear"/>
-              <w:spacing w:after="0" w:before="0" w:line="240" w:lineRule="auto"/>
-              <w:ind w:left="0" w:right="0" w:firstLine="0"/>
+              <w:widowControl w:val="0"/>
+              <w:spacing w:line="240" w:lineRule="auto"/>
               <w:jc w:val="center"/>
               <w:rPr>
                 <w:b w:val="1"/>
@@ -4601,7 +3696,6 @@
               <w:bottom w:color="000000" w:space="0" w:sz="0" w:val="nil"/>
               <w:right w:color="000000" w:space="0" w:sz="0" w:val="nil"/>
             </w:tcBorders>
-            <w:shd w:fill="auto" w:val="clear"/>
             <w:tcMar>
               <w:top w:w="40.0" w:type="dxa"/>
               <w:left w:w="80.0" w:type="dxa"/>
@@ -4612,20 +3706,8 @@
           </w:tcPr>
           <w:p>
             <w:pPr>
-              <w:keepNext w:val="0"/>
-              <w:keepLines w:val="0"/>
-              <w:pageBreakBefore w:val="0"/>
-              <w:widowControl w:val="0"/>
-              <w:pBdr>
-                <w:top w:space="0" w:sz="0" w:val="nil"/>
-                <w:left w:space="0" w:sz="0" w:val="nil"/>
-                <w:bottom w:space="0" w:sz="0" w:val="nil"/>
-                <w:right w:space="0" w:sz="0" w:val="nil"/>
-                <w:between w:space="0" w:sz="0" w:val="nil"/>
-              </w:pBdr>
-              <w:shd w:fill="auto" w:val="clear"/>
-              <w:spacing w:after="60" w:before="0" w:line="240" w:lineRule="auto"/>
-              <w:ind w:left="0" w:right="0" w:firstLine="0"/>
+              <w:widowControl w:val="0"/>
+              <w:spacing w:after="60" w:line="240" w:lineRule="auto"/>
               <w:jc w:val="center"/>
               <w:rPr>
                 <w:sz w:val="14.2"/>
@@ -4643,20 +3725,8 @@
           </w:p>
           <w:p>
             <w:pPr>
-              <w:keepNext w:val="0"/>
-              <w:keepLines w:val="0"/>
-              <w:pageBreakBefore w:val="0"/>
-              <w:widowControl w:val="0"/>
-              <w:pBdr>
-                <w:top w:space="0" w:sz="0" w:val="nil"/>
-                <w:left w:space="0" w:sz="0" w:val="nil"/>
-                <w:bottom w:space="0" w:sz="0" w:val="nil"/>
-                <w:right w:space="0" w:sz="0" w:val="nil"/>
-                <w:between w:space="0" w:sz="0" w:val="nil"/>
-              </w:pBdr>
-              <w:shd w:fill="auto" w:val="clear"/>
-              <w:spacing w:after="0" w:before="0" w:line="240" w:lineRule="auto"/>
-              <w:ind w:left="0" w:right="0" w:firstLine="0"/>
+              <w:widowControl w:val="0"/>
+              <w:spacing w:line="240" w:lineRule="auto"/>
               <w:jc w:val="center"/>
               <w:rPr>
                 <w:b w:val="1"/>
@@ -4692,7 +3762,6 @@
               <w:bottom w:color="000000" w:space="0" w:sz="0" w:val="nil"/>
               <w:right w:color="000000" w:space="0" w:sz="0" w:val="nil"/>
             </w:tcBorders>
-            <w:shd w:fill="auto" w:val="clear"/>
             <w:tcMar>
               <w:top w:w="40.0" w:type="dxa"/>
               <w:left w:w="80.0" w:type="dxa"/>
@@ -4703,20 +3772,8 @@
           </w:tcPr>
           <w:p>
             <w:pPr>
-              <w:keepNext w:val="0"/>
-              <w:keepLines w:val="0"/>
-              <w:pageBreakBefore w:val="0"/>
-              <w:widowControl w:val="0"/>
-              <w:pBdr>
-                <w:top w:space="0" w:sz="0" w:val="nil"/>
-                <w:left w:space="0" w:sz="0" w:val="nil"/>
-                <w:bottom w:space="0" w:sz="0" w:val="nil"/>
-                <w:right w:space="0" w:sz="0" w:val="nil"/>
-                <w:between w:space="0" w:sz="0" w:val="nil"/>
-              </w:pBdr>
-              <w:shd w:fill="auto" w:val="clear"/>
-              <w:spacing w:after="60" w:before="0" w:line="240" w:lineRule="auto"/>
-              <w:ind w:left="0" w:right="0" w:firstLine="0"/>
+              <w:widowControl w:val="0"/>
+              <w:spacing w:after="60" w:line="240" w:lineRule="auto"/>
               <w:jc w:val="center"/>
               <w:rPr>
                 <w:sz w:val="14.2"/>
@@ -4734,20 +3791,8 @@
           </w:p>
           <w:p>
             <w:pPr>
-              <w:keepNext w:val="0"/>
-              <w:keepLines w:val="0"/>
-              <w:pageBreakBefore w:val="0"/>
-              <w:widowControl w:val="0"/>
-              <w:pBdr>
-                <w:top w:space="0" w:sz="0" w:val="nil"/>
-                <w:left w:space="0" w:sz="0" w:val="nil"/>
-                <w:bottom w:space="0" w:sz="0" w:val="nil"/>
-                <w:right w:space="0" w:sz="0" w:val="nil"/>
-                <w:between w:space="0" w:sz="0" w:val="nil"/>
-              </w:pBdr>
-              <w:shd w:fill="auto" w:val="clear"/>
-              <w:spacing w:after="0" w:before="0" w:line="240" w:lineRule="auto"/>
-              <w:ind w:left="0" w:right="0" w:firstLine="0"/>
+              <w:widowControl w:val="0"/>
+              <w:spacing w:line="240" w:lineRule="auto"/>
               <w:jc w:val="center"/>
               <w:rPr>
                 <w:b w:val="1"/>
@@ -4776,7 +3821,6 @@
               <w:bottom w:color="000000" w:space="0" w:sz="0" w:val="nil"/>
               <w:right w:color="000000" w:space="0" w:sz="0" w:val="nil"/>
             </w:tcBorders>
-            <w:shd w:fill="auto" w:val="clear"/>
             <w:tcMar>
               <w:top w:w="40.0" w:type="dxa"/>
               <w:left w:w="80.0" w:type="dxa"/>
@@ -4787,20 +3831,8 @@
           </w:tcPr>
           <w:p>
             <w:pPr>
-              <w:keepNext w:val="0"/>
-              <w:keepLines w:val="0"/>
-              <w:pageBreakBefore w:val="0"/>
-              <w:widowControl w:val="0"/>
-              <w:pBdr>
-                <w:top w:space="0" w:sz="0" w:val="nil"/>
-                <w:left w:space="0" w:sz="0" w:val="nil"/>
-                <w:bottom w:space="0" w:sz="0" w:val="nil"/>
-                <w:right w:space="0" w:sz="0" w:val="nil"/>
-                <w:between w:space="0" w:sz="0" w:val="nil"/>
-              </w:pBdr>
-              <w:shd w:fill="auto" w:val="clear"/>
-              <w:spacing w:after="60" w:before="0" w:line="240" w:lineRule="auto"/>
-              <w:ind w:left="0" w:right="0" w:firstLine="0"/>
+              <w:widowControl w:val="0"/>
+              <w:spacing w:after="60" w:line="240" w:lineRule="auto"/>
               <w:jc w:val="center"/>
               <w:rPr>
                 <w:sz w:val="14.2"/>
@@ -4818,20 +3850,8 @@
           </w:p>
           <w:p>
             <w:pPr>
-              <w:keepNext w:val="0"/>
-              <w:keepLines w:val="0"/>
-              <w:pageBreakBefore w:val="0"/>
-              <w:widowControl w:val="0"/>
-              <w:pBdr>
-                <w:top w:space="0" w:sz="0" w:val="nil"/>
-                <w:left w:space="0" w:sz="0" w:val="nil"/>
-                <w:bottom w:space="0" w:sz="0" w:val="nil"/>
-                <w:right w:space="0" w:sz="0" w:val="nil"/>
-                <w:between w:space="0" w:sz="0" w:val="nil"/>
-              </w:pBdr>
-              <w:shd w:fill="auto" w:val="clear"/>
-              <w:spacing w:after="0" w:before="0" w:line="240" w:lineRule="auto"/>
-              <w:ind w:left="0" w:right="0" w:firstLine="0"/>
+              <w:widowControl w:val="0"/>
+              <w:spacing w:line="240" w:lineRule="auto"/>
               <w:jc w:val="center"/>
               <w:rPr>
                 <w:b w:val="1"/>
@@ -4860,7 +3880,6 @@
               <w:bottom w:color="000000" w:space="0" w:sz="0" w:val="nil"/>
               <w:right w:color="000000" w:space="0" w:sz="0" w:val="nil"/>
             </w:tcBorders>
-            <w:shd w:fill="auto" w:val="clear"/>
             <w:tcMar>
               <w:top w:w="40.0" w:type="dxa"/>
               <w:left w:w="80.0" w:type="dxa"/>
@@ -4871,20 +3890,8 @@
           </w:tcPr>
           <w:p>
             <w:pPr>
-              <w:keepNext w:val="0"/>
-              <w:keepLines w:val="0"/>
-              <w:pageBreakBefore w:val="0"/>
-              <w:widowControl w:val="0"/>
-              <w:pBdr>
-                <w:top w:space="0" w:sz="0" w:val="nil"/>
-                <w:left w:space="0" w:sz="0" w:val="nil"/>
-                <w:bottom w:space="0" w:sz="0" w:val="nil"/>
-                <w:right w:space="0" w:sz="0" w:val="nil"/>
-                <w:between w:space="0" w:sz="0" w:val="nil"/>
-              </w:pBdr>
-              <w:shd w:fill="auto" w:val="clear"/>
-              <w:spacing w:after="60" w:before="0" w:line="240" w:lineRule="auto"/>
-              <w:ind w:left="0" w:right="0" w:firstLine="0"/>
+              <w:widowControl w:val="0"/>
+              <w:spacing w:after="60" w:line="240" w:lineRule="auto"/>
               <w:jc w:val="center"/>
               <w:rPr>
                 <w:sz w:val="14.2"/>
@@ -4902,20 +3909,8 @@
           </w:p>
           <w:p>
             <w:pPr>
-              <w:keepNext w:val="0"/>
-              <w:keepLines w:val="0"/>
-              <w:pageBreakBefore w:val="0"/>
-              <w:widowControl w:val="0"/>
-              <w:pBdr>
-                <w:top w:space="0" w:sz="0" w:val="nil"/>
-                <w:left w:space="0" w:sz="0" w:val="nil"/>
-                <w:bottom w:space="0" w:sz="0" w:val="nil"/>
-                <w:right w:space="0" w:sz="0" w:val="nil"/>
-                <w:between w:space="0" w:sz="0" w:val="nil"/>
-              </w:pBdr>
-              <w:shd w:fill="auto" w:val="clear"/>
-              <w:spacing w:after="0" w:before="0" w:line="240" w:lineRule="auto"/>
-              <w:ind w:left="0" w:right="0" w:firstLine="0"/>
+              <w:widowControl w:val="0"/>
+              <w:spacing w:line="240" w:lineRule="auto"/>
               <w:jc w:val="center"/>
               <w:rPr>
                 <w:b w:val="1"/>
@@ -4951,7 +3946,6 @@
               <w:bottom w:color="000000" w:space="0" w:sz="0" w:val="nil"/>
               <w:right w:color="000000" w:space="0" w:sz="0" w:val="nil"/>
             </w:tcBorders>
-            <w:shd w:fill="auto" w:val="clear"/>
             <w:tcMar>
               <w:top w:w="40.0" w:type="dxa"/>
               <w:left w:w="80.0" w:type="dxa"/>
@@ -4962,20 +3956,8 @@
           </w:tcPr>
           <w:p>
             <w:pPr>
-              <w:keepNext w:val="0"/>
-              <w:keepLines w:val="0"/>
-              <w:pageBreakBefore w:val="0"/>
-              <w:widowControl w:val="0"/>
-              <w:pBdr>
-                <w:top w:space="0" w:sz="0" w:val="nil"/>
-                <w:left w:space="0" w:sz="0" w:val="nil"/>
-                <w:bottom w:space="0" w:sz="0" w:val="nil"/>
-                <w:right w:space="0" w:sz="0" w:val="nil"/>
-                <w:between w:space="0" w:sz="0" w:val="nil"/>
-              </w:pBdr>
-              <w:shd w:fill="auto" w:val="clear"/>
-              <w:spacing w:after="60" w:before="0" w:line="240" w:lineRule="auto"/>
-              <w:ind w:left="0" w:right="0" w:firstLine="0"/>
+              <w:widowControl w:val="0"/>
+              <w:spacing w:after="60" w:line="240" w:lineRule="auto"/>
               <w:jc w:val="center"/>
               <w:rPr>
                 <w:sz w:val="14.2"/>
@@ -4993,20 +3975,8 @@
           </w:p>
           <w:p>
             <w:pPr>
-              <w:keepNext w:val="0"/>
-              <w:keepLines w:val="0"/>
-              <w:pageBreakBefore w:val="0"/>
-              <w:widowControl w:val="0"/>
-              <w:pBdr>
-                <w:top w:space="0" w:sz="0" w:val="nil"/>
-                <w:left w:space="0" w:sz="0" w:val="nil"/>
-                <w:bottom w:space="0" w:sz="0" w:val="nil"/>
-                <w:right w:space="0" w:sz="0" w:val="nil"/>
-                <w:between w:space="0" w:sz="0" w:val="nil"/>
-              </w:pBdr>
-              <w:shd w:fill="auto" w:val="clear"/>
-              <w:spacing w:after="0" w:before="0" w:line="240" w:lineRule="auto"/>
-              <w:ind w:left="0" w:right="0" w:firstLine="0"/>
+              <w:widowControl w:val="0"/>
+              <w:spacing w:line="240" w:lineRule="auto"/>
               <w:jc w:val="center"/>
               <w:rPr>
                 <w:b w:val="1"/>
@@ -5035,7 +4005,6 @@
               <w:bottom w:color="000000" w:space="0" w:sz="0" w:val="nil"/>
               <w:right w:color="000000" w:space="0" w:sz="0" w:val="nil"/>
             </w:tcBorders>
-            <w:shd w:fill="auto" w:val="clear"/>
             <w:tcMar>
               <w:top w:w="40.0" w:type="dxa"/>
               <w:left w:w="80.0" w:type="dxa"/>
@@ -5046,20 +4015,8 @@
           </w:tcPr>
           <w:p>
             <w:pPr>
-              <w:keepNext w:val="0"/>
-              <w:keepLines w:val="0"/>
-              <w:pageBreakBefore w:val="0"/>
-              <w:widowControl w:val="0"/>
-              <w:pBdr>
-                <w:top w:space="0" w:sz="0" w:val="nil"/>
-                <w:left w:space="0" w:sz="0" w:val="nil"/>
-                <w:bottom w:space="0" w:sz="0" w:val="nil"/>
-                <w:right w:space="0" w:sz="0" w:val="nil"/>
-                <w:between w:space="0" w:sz="0" w:val="nil"/>
-              </w:pBdr>
-              <w:shd w:fill="auto" w:val="clear"/>
-              <w:spacing w:after="60" w:before="0" w:line="240" w:lineRule="auto"/>
-              <w:ind w:left="0" w:right="0" w:firstLine="0"/>
+              <w:widowControl w:val="0"/>
+              <w:spacing w:after="60" w:line="240" w:lineRule="auto"/>
               <w:jc w:val="center"/>
               <w:rPr>
                 <w:sz w:val="14.2"/>
@@ -5077,20 +4034,8 @@
           </w:p>
           <w:p>
             <w:pPr>
-              <w:keepNext w:val="0"/>
-              <w:keepLines w:val="0"/>
-              <w:pageBreakBefore w:val="0"/>
-              <w:widowControl w:val="0"/>
-              <w:pBdr>
-                <w:top w:space="0" w:sz="0" w:val="nil"/>
-                <w:left w:space="0" w:sz="0" w:val="nil"/>
-                <w:bottom w:space="0" w:sz="0" w:val="nil"/>
-                <w:right w:space="0" w:sz="0" w:val="nil"/>
-                <w:between w:space="0" w:sz="0" w:val="nil"/>
-              </w:pBdr>
-              <w:shd w:fill="auto" w:val="clear"/>
-              <w:spacing w:after="0" w:before="0" w:line="240" w:lineRule="auto"/>
-              <w:ind w:left="0" w:right="0" w:firstLine="0"/>
+              <w:widowControl w:val="0"/>
+              <w:spacing w:line="240" w:lineRule="auto"/>
               <w:jc w:val="center"/>
               <w:rPr>
                 <w:b w:val="1"/>
@@ -5119,7 +4064,6 @@
               <w:bottom w:color="000000" w:space="0" w:sz="0" w:val="nil"/>
               <w:right w:color="000000" w:space="0" w:sz="0" w:val="nil"/>
             </w:tcBorders>
-            <w:shd w:fill="auto" w:val="clear"/>
             <w:tcMar>
               <w:top w:w="40.0" w:type="dxa"/>
               <w:left w:w="80.0" w:type="dxa"/>
@@ -5130,20 +4074,8 @@
           </w:tcPr>
           <w:p>
             <w:pPr>
-              <w:keepNext w:val="0"/>
-              <w:keepLines w:val="0"/>
-              <w:pageBreakBefore w:val="0"/>
-              <w:widowControl w:val="0"/>
-              <w:pBdr>
-                <w:top w:space="0" w:sz="0" w:val="nil"/>
-                <w:left w:space="0" w:sz="0" w:val="nil"/>
-                <w:bottom w:space="0" w:sz="0" w:val="nil"/>
-                <w:right w:space="0" w:sz="0" w:val="nil"/>
-                <w:between w:space="0" w:sz="0" w:val="nil"/>
-              </w:pBdr>
-              <w:shd w:fill="auto" w:val="clear"/>
-              <w:spacing w:after="60" w:before="0" w:line="240" w:lineRule="auto"/>
-              <w:ind w:left="0" w:right="0" w:firstLine="0"/>
+              <w:widowControl w:val="0"/>
+              <w:spacing w:after="60" w:line="240" w:lineRule="auto"/>
               <w:jc w:val="center"/>
               <w:rPr>
                 <w:sz w:val="14.2"/>
@@ -5161,20 +4093,8 @@
           </w:p>
           <w:p>
             <w:pPr>
-              <w:keepNext w:val="0"/>
-              <w:keepLines w:val="0"/>
-              <w:pageBreakBefore w:val="0"/>
-              <w:widowControl w:val="0"/>
-              <w:pBdr>
-                <w:top w:space="0" w:sz="0" w:val="nil"/>
-                <w:left w:space="0" w:sz="0" w:val="nil"/>
-                <w:bottom w:space="0" w:sz="0" w:val="nil"/>
-                <w:right w:space="0" w:sz="0" w:val="nil"/>
-                <w:between w:space="0" w:sz="0" w:val="nil"/>
-              </w:pBdr>
-              <w:shd w:fill="auto" w:val="clear"/>
-              <w:spacing w:after="0" w:before="0" w:line="240" w:lineRule="auto"/>
-              <w:ind w:left="0" w:right="0" w:firstLine="0"/>
+              <w:widowControl w:val="0"/>
+              <w:spacing w:line="240" w:lineRule="auto"/>
               <w:jc w:val="center"/>
               <w:rPr>
                 <w:b w:val="1"/>
@@ -5210,7 +4130,6 @@
               <w:bottom w:color="000000" w:space="0" w:sz="0" w:val="nil"/>
               <w:right w:color="000000" w:space="0" w:sz="0" w:val="nil"/>
             </w:tcBorders>
-            <w:shd w:fill="auto" w:val="clear"/>
             <w:tcMar>
               <w:top w:w="40.0" w:type="dxa"/>
               <w:left w:w="80.0" w:type="dxa"/>
@@ -5221,20 +4140,8 @@
           </w:tcPr>
           <w:p>
             <w:pPr>
-              <w:keepNext w:val="0"/>
-              <w:keepLines w:val="0"/>
-              <w:pageBreakBefore w:val="0"/>
-              <w:widowControl w:val="0"/>
-              <w:pBdr>
-                <w:top w:space="0" w:sz="0" w:val="nil"/>
-                <w:left w:space="0" w:sz="0" w:val="nil"/>
-                <w:bottom w:space="0" w:sz="0" w:val="nil"/>
-                <w:right w:space="0" w:sz="0" w:val="nil"/>
-                <w:between w:space="0" w:sz="0" w:val="nil"/>
-              </w:pBdr>
-              <w:shd w:fill="auto" w:val="clear"/>
-              <w:spacing w:after="60" w:before="0" w:line="240" w:lineRule="auto"/>
-              <w:ind w:left="0" w:right="0" w:firstLine="0"/>
+              <w:widowControl w:val="0"/>
+              <w:spacing w:after="60" w:line="240" w:lineRule="auto"/>
               <w:jc w:val="center"/>
               <w:rPr>
                 <w:sz w:val="14.2"/>
@@ -5252,20 +4159,8 @@
           </w:p>
           <w:p>
             <w:pPr>
-              <w:keepNext w:val="0"/>
-              <w:keepLines w:val="0"/>
-              <w:pageBreakBefore w:val="0"/>
-              <w:widowControl w:val="0"/>
-              <w:pBdr>
-                <w:top w:space="0" w:sz="0" w:val="nil"/>
-                <w:left w:space="0" w:sz="0" w:val="nil"/>
-                <w:bottom w:space="0" w:sz="0" w:val="nil"/>
-                <w:right w:space="0" w:sz="0" w:val="nil"/>
-                <w:between w:space="0" w:sz="0" w:val="nil"/>
-              </w:pBdr>
-              <w:shd w:fill="auto" w:val="clear"/>
-              <w:spacing w:after="0" w:before="0" w:line="240" w:lineRule="auto"/>
-              <w:ind w:left="0" w:right="0" w:firstLine="0"/>
+              <w:widowControl w:val="0"/>
+              <w:spacing w:line="240" w:lineRule="auto"/>
               <w:jc w:val="center"/>
               <w:rPr>
                 <w:b w:val="1"/>
@@ -5294,7 +4189,6 @@
               <w:bottom w:color="000000" w:space="0" w:sz="0" w:val="nil"/>
               <w:right w:color="000000" w:space="0" w:sz="0" w:val="nil"/>
             </w:tcBorders>
-            <w:shd w:fill="auto" w:val="clear"/>
             <w:tcMar>
               <w:top w:w="40.0" w:type="dxa"/>
               <w:left w:w="80.0" w:type="dxa"/>
@@ -5305,20 +4199,8 @@
           </w:tcPr>
           <w:p>
             <w:pPr>
-              <w:keepNext w:val="0"/>
-              <w:keepLines w:val="0"/>
-              <w:pageBreakBefore w:val="0"/>
-              <w:widowControl w:val="0"/>
-              <w:pBdr>
-                <w:top w:space="0" w:sz="0" w:val="nil"/>
-                <w:left w:space="0" w:sz="0" w:val="nil"/>
-                <w:bottom w:space="0" w:sz="0" w:val="nil"/>
-                <w:right w:space="0" w:sz="0" w:val="nil"/>
-                <w:between w:space="0" w:sz="0" w:val="nil"/>
-              </w:pBdr>
-              <w:shd w:fill="auto" w:val="clear"/>
-              <w:spacing w:after="60" w:before="0" w:line="240" w:lineRule="auto"/>
-              <w:ind w:left="0" w:right="0" w:firstLine="0"/>
+              <w:widowControl w:val="0"/>
+              <w:spacing w:after="60" w:line="240" w:lineRule="auto"/>
               <w:jc w:val="center"/>
               <w:rPr>
                 <w:sz w:val="11.6"/>
@@ -5336,20 +4218,8 @@
           </w:p>
           <w:p>
             <w:pPr>
-              <w:keepNext w:val="0"/>
-              <w:keepLines w:val="0"/>
-              <w:pageBreakBefore w:val="0"/>
-              <w:widowControl w:val="0"/>
-              <w:pBdr>
-                <w:top w:space="0" w:sz="0" w:val="nil"/>
-                <w:left w:space="0" w:sz="0" w:val="nil"/>
-                <w:bottom w:space="0" w:sz="0" w:val="nil"/>
-                <w:right w:space="0" w:sz="0" w:val="nil"/>
-                <w:between w:space="0" w:sz="0" w:val="nil"/>
-              </w:pBdr>
-              <w:shd w:fill="auto" w:val="clear"/>
-              <w:spacing w:after="0" w:before="0" w:line="240" w:lineRule="auto"/>
-              <w:ind w:left="0" w:right="0" w:firstLine="0"/>
+              <w:widowControl w:val="0"/>
+              <w:spacing w:line="240" w:lineRule="auto"/>
               <w:jc w:val="center"/>
               <w:rPr>
                 <w:b w:val="1"/>
@@ -5378,7 +4248,6 @@
               <w:bottom w:color="000000" w:space="0" w:sz="0" w:val="nil"/>
               <w:right w:color="000000" w:space="0" w:sz="0" w:val="nil"/>
             </w:tcBorders>
-            <w:shd w:fill="auto" w:val="clear"/>
             <w:tcMar>
               <w:top w:w="40.0" w:type="dxa"/>
               <w:left w:w="80.0" w:type="dxa"/>
@@ -5389,20 +4258,8 @@
           </w:tcPr>
           <w:p>
             <w:pPr>
-              <w:keepNext w:val="0"/>
-              <w:keepLines w:val="0"/>
-              <w:pageBreakBefore w:val="0"/>
-              <w:widowControl w:val="0"/>
-              <w:pBdr>
-                <w:top w:space="0" w:sz="0" w:val="nil"/>
-                <w:left w:space="0" w:sz="0" w:val="nil"/>
-                <w:bottom w:space="0" w:sz="0" w:val="nil"/>
-                <w:right w:space="0" w:sz="0" w:val="nil"/>
-                <w:between w:space="0" w:sz="0" w:val="nil"/>
-              </w:pBdr>
-              <w:shd w:fill="auto" w:val="clear"/>
-              <w:spacing w:after="60" w:before="0" w:line="240" w:lineRule="auto"/>
-              <w:ind w:left="0" w:right="0" w:firstLine="0"/>
+              <w:widowControl w:val="0"/>
+              <w:spacing w:after="60" w:line="240" w:lineRule="auto"/>
               <w:jc w:val="center"/>
               <w:rPr>
                 <w:sz w:val="11.6"/>
@@ -5420,20 +4277,8 @@
           </w:p>
           <w:p>
             <w:pPr>
-              <w:keepNext w:val="0"/>
-              <w:keepLines w:val="0"/>
-              <w:pageBreakBefore w:val="0"/>
-              <w:widowControl w:val="0"/>
-              <w:pBdr>
-                <w:top w:space="0" w:sz="0" w:val="nil"/>
-                <w:left w:space="0" w:sz="0" w:val="nil"/>
-                <w:bottom w:space="0" w:sz="0" w:val="nil"/>
-                <w:right w:space="0" w:sz="0" w:val="nil"/>
-                <w:between w:space="0" w:sz="0" w:val="nil"/>
-              </w:pBdr>
-              <w:shd w:fill="auto" w:val="clear"/>
-              <w:spacing w:after="0" w:before="0" w:line="240" w:lineRule="auto"/>
-              <w:ind w:left="0" w:right="0" w:firstLine="0"/>
+              <w:widowControl w:val="0"/>
+              <w:spacing w:line="240" w:lineRule="auto"/>
               <w:jc w:val="center"/>
               <w:rPr>
                 <w:b w:val="1"/>
@@ -5469,7 +4314,6 @@
               <w:bottom w:color="000000" w:space="0" w:sz="0" w:val="nil"/>
               <w:right w:color="000000" w:space="0" w:sz="0" w:val="nil"/>
             </w:tcBorders>
-            <w:shd w:fill="auto" w:val="clear"/>
             <w:tcMar>
               <w:top w:w="40.0" w:type="dxa"/>
               <w:left w:w="80.0" w:type="dxa"/>
@@ -5480,20 +4324,8 @@
           </w:tcPr>
           <w:p>
             <w:pPr>
-              <w:keepNext w:val="0"/>
-              <w:keepLines w:val="0"/>
-              <w:pageBreakBefore w:val="0"/>
-              <w:widowControl w:val="0"/>
-              <w:pBdr>
-                <w:top w:space="0" w:sz="0" w:val="nil"/>
-                <w:left w:space="0" w:sz="0" w:val="nil"/>
-                <w:bottom w:space="0" w:sz="0" w:val="nil"/>
-                <w:right w:space="0" w:sz="0" w:val="nil"/>
-                <w:between w:space="0" w:sz="0" w:val="nil"/>
-              </w:pBdr>
-              <w:shd w:fill="auto" w:val="clear"/>
-              <w:spacing w:after="60" w:before="0" w:line="240" w:lineRule="auto"/>
-              <w:ind w:left="0" w:right="0" w:firstLine="0"/>
+              <w:widowControl w:val="0"/>
+              <w:spacing w:after="60" w:line="240" w:lineRule="auto"/>
               <w:jc w:val="center"/>
               <w:rPr>
                 <w:sz w:val="14.2"/>
@@ -5511,20 +4343,8 @@
           </w:p>
           <w:p>
             <w:pPr>
-              <w:keepNext w:val="0"/>
-              <w:keepLines w:val="0"/>
-              <w:pageBreakBefore w:val="0"/>
-              <w:widowControl w:val="0"/>
-              <w:pBdr>
-                <w:top w:space="0" w:sz="0" w:val="nil"/>
-                <w:left w:space="0" w:sz="0" w:val="nil"/>
-                <w:bottom w:space="0" w:sz="0" w:val="nil"/>
-                <w:right w:space="0" w:sz="0" w:val="nil"/>
-                <w:between w:space="0" w:sz="0" w:val="nil"/>
-              </w:pBdr>
-              <w:shd w:fill="auto" w:val="clear"/>
-              <w:spacing w:after="0" w:before="0" w:line="240" w:lineRule="auto"/>
-              <w:ind w:left="0" w:right="0" w:firstLine="0"/>
+              <w:widowControl w:val="0"/>
+              <w:spacing w:line="240" w:lineRule="auto"/>
               <w:jc w:val="center"/>
               <w:rPr>
                 <w:b w:val="1"/>
@@ -5553,7 +4373,6 @@
               <w:bottom w:color="000000" w:space="0" w:sz="0" w:val="nil"/>
               <w:right w:color="000000" w:space="0" w:sz="0" w:val="nil"/>
             </w:tcBorders>
-            <w:shd w:fill="auto" w:val="clear"/>
             <w:tcMar>
               <w:top w:w="40.0" w:type="dxa"/>
               <w:left w:w="80.0" w:type="dxa"/>
@@ -5564,20 +4383,8 @@
           </w:tcPr>
           <w:p>
             <w:pPr>
-              <w:keepNext w:val="0"/>
-              <w:keepLines w:val="0"/>
-              <w:pageBreakBefore w:val="0"/>
-              <w:widowControl w:val="0"/>
-              <w:pBdr>
-                <w:top w:space="0" w:sz="0" w:val="nil"/>
-                <w:left w:space="0" w:sz="0" w:val="nil"/>
-                <w:bottom w:space="0" w:sz="0" w:val="nil"/>
-                <w:right w:space="0" w:sz="0" w:val="nil"/>
-                <w:between w:space="0" w:sz="0" w:val="nil"/>
-              </w:pBdr>
-              <w:shd w:fill="auto" w:val="clear"/>
-              <w:spacing w:after="60" w:before="0" w:line="240" w:lineRule="auto"/>
-              <w:ind w:left="0" w:right="0" w:firstLine="0"/>
+              <w:widowControl w:val="0"/>
+              <w:spacing w:after="60" w:line="240" w:lineRule="auto"/>
               <w:jc w:val="center"/>
               <w:rPr>
                 <w:sz w:val="14.2"/>
@@ -5595,20 +4402,8 @@
           </w:p>
           <w:p>
             <w:pPr>
-              <w:keepNext w:val="0"/>
-              <w:keepLines w:val="0"/>
-              <w:pageBreakBefore w:val="0"/>
-              <w:widowControl w:val="0"/>
-              <w:pBdr>
-                <w:top w:space="0" w:sz="0" w:val="nil"/>
-                <w:left w:space="0" w:sz="0" w:val="nil"/>
-                <w:bottom w:space="0" w:sz="0" w:val="nil"/>
-                <w:right w:space="0" w:sz="0" w:val="nil"/>
-                <w:between w:space="0" w:sz="0" w:val="nil"/>
-              </w:pBdr>
-              <w:shd w:fill="auto" w:val="clear"/>
-              <w:spacing w:after="0" w:before="0" w:line="240" w:lineRule="auto"/>
-              <w:ind w:left="0" w:right="0" w:firstLine="0"/>
+              <w:widowControl w:val="0"/>
+              <w:spacing w:line="240" w:lineRule="auto"/>
               <w:jc w:val="center"/>
               <w:rPr>
                 <w:b w:val="1"/>
@@ -5637,7 +4432,6 @@
               <w:bottom w:color="000000" w:space="0" w:sz="0" w:val="nil"/>
               <w:right w:color="000000" w:space="0" w:sz="0" w:val="nil"/>
             </w:tcBorders>
-            <w:shd w:fill="auto" w:val="clear"/>
             <w:tcMar>
               <w:top w:w="40.0" w:type="dxa"/>
               <w:left w:w="80.0" w:type="dxa"/>
@@ -5648,20 +4442,8 @@
           </w:tcPr>
           <w:p>
             <w:pPr>
-              <w:keepNext w:val="0"/>
-              <w:keepLines w:val="0"/>
-              <w:pageBreakBefore w:val="0"/>
-              <w:widowControl w:val="0"/>
-              <w:pBdr>
-                <w:top w:space="0" w:sz="0" w:val="nil"/>
-                <w:left w:space="0" w:sz="0" w:val="nil"/>
-                <w:bottom w:space="0" w:sz="0" w:val="nil"/>
-                <w:right w:space="0" w:sz="0" w:val="nil"/>
-                <w:between w:space="0" w:sz="0" w:val="nil"/>
-              </w:pBdr>
-              <w:shd w:fill="auto" w:val="clear"/>
-              <w:spacing w:after="60" w:before="0" w:line="240" w:lineRule="auto"/>
-              <w:ind w:left="0" w:right="0" w:firstLine="0"/>
+              <w:widowControl w:val="0"/>
+              <w:spacing w:after="60" w:line="240" w:lineRule="auto"/>
               <w:jc w:val="center"/>
               <w:rPr>
                 <w:sz w:val="14.2"/>
@@ -5679,20 +4461,8 @@
           </w:p>
           <w:p>
             <w:pPr>
-              <w:keepNext w:val="0"/>
-              <w:keepLines w:val="0"/>
-              <w:pageBreakBefore w:val="0"/>
-              <w:widowControl w:val="0"/>
-              <w:pBdr>
-                <w:top w:space="0" w:sz="0" w:val="nil"/>
-                <w:left w:space="0" w:sz="0" w:val="nil"/>
-                <w:bottom w:space="0" w:sz="0" w:val="nil"/>
-                <w:right w:space="0" w:sz="0" w:val="nil"/>
-                <w:between w:space="0" w:sz="0" w:val="nil"/>
-              </w:pBdr>
-              <w:shd w:fill="auto" w:val="clear"/>
-              <w:spacing w:after="0" w:before="0" w:line="240" w:lineRule="auto"/>
-              <w:ind w:left="0" w:right="0" w:firstLine="0"/>
+              <w:widowControl w:val="0"/>
+              <w:spacing w:line="240" w:lineRule="auto"/>
               <w:jc w:val="center"/>
               <w:rPr>
                 <w:b w:val="1"/>
@@ -5728,7 +4498,6 @@
               <w:bottom w:color="000000" w:space="0" w:sz="0" w:val="nil"/>
               <w:right w:color="000000" w:space="0" w:sz="0" w:val="nil"/>
             </w:tcBorders>
-            <w:shd w:fill="auto" w:val="clear"/>
             <w:tcMar>
               <w:top w:w="40.0" w:type="dxa"/>
               <w:left w:w="80.0" w:type="dxa"/>
@@ -5739,20 +4508,8 @@
           </w:tcPr>
           <w:p>
             <w:pPr>
-              <w:keepNext w:val="0"/>
-              <w:keepLines w:val="0"/>
-              <w:pageBreakBefore w:val="0"/>
-              <w:widowControl w:val="0"/>
-              <w:pBdr>
-                <w:top w:space="0" w:sz="0" w:val="nil"/>
-                <w:left w:space="0" w:sz="0" w:val="nil"/>
-                <w:bottom w:space="0" w:sz="0" w:val="nil"/>
-                <w:right w:space="0" w:sz="0" w:val="nil"/>
-                <w:between w:space="0" w:sz="0" w:val="nil"/>
-              </w:pBdr>
-              <w:shd w:fill="auto" w:val="clear"/>
-              <w:spacing w:after="60" w:before="0" w:line="240" w:lineRule="auto"/>
-              <w:ind w:left="0" w:right="0" w:firstLine="0"/>
+              <w:widowControl w:val="0"/>
+              <w:spacing w:after="60" w:line="240" w:lineRule="auto"/>
               <w:jc w:val="center"/>
               <w:rPr>
                 <w:sz w:val="13.2"/>
@@ -5770,20 +4527,8 @@
           </w:p>
           <w:p>
             <w:pPr>
-              <w:keepNext w:val="0"/>
-              <w:keepLines w:val="0"/>
-              <w:pageBreakBefore w:val="0"/>
-              <w:widowControl w:val="0"/>
-              <w:pBdr>
-                <w:top w:space="0" w:sz="0" w:val="nil"/>
-                <w:left w:space="0" w:sz="0" w:val="nil"/>
-                <w:bottom w:space="0" w:sz="0" w:val="nil"/>
-                <w:right w:space="0" w:sz="0" w:val="nil"/>
-                <w:between w:space="0" w:sz="0" w:val="nil"/>
-              </w:pBdr>
-              <w:shd w:fill="auto" w:val="clear"/>
-              <w:spacing w:after="0" w:before="0" w:line="240" w:lineRule="auto"/>
-              <w:ind w:left="0" w:right="0" w:firstLine="0"/>
+              <w:widowControl w:val="0"/>
+              <w:spacing w:line="240" w:lineRule="auto"/>
               <w:jc w:val="center"/>
               <w:rPr>
                 <w:b w:val="1"/>
@@ -5812,7 +4557,6 @@
               <w:bottom w:color="000000" w:space="0" w:sz="0" w:val="nil"/>
               <w:right w:color="000000" w:space="0" w:sz="0" w:val="nil"/>
             </w:tcBorders>
-            <w:shd w:fill="auto" w:val="clear"/>
             <w:tcMar>
               <w:top w:w="40.0" w:type="dxa"/>
               <w:left w:w="80.0" w:type="dxa"/>
@@ -5823,20 +4567,8 @@
           </w:tcPr>
           <w:p>
             <w:pPr>
-              <w:keepNext w:val="0"/>
-              <w:keepLines w:val="0"/>
-              <w:pageBreakBefore w:val="0"/>
-              <w:widowControl w:val="0"/>
-              <w:pBdr>
-                <w:top w:space="0" w:sz="0" w:val="nil"/>
-                <w:left w:space="0" w:sz="0" w:val="nil"/>
-                <w:bottom w:space="0" w:sz="0" w:val="nil"/>
-                <w:right w:space="0" w:sz="0" w:val="nil"/>
-                <w:between w:space="0" w:sz="0" w:val="nil"/>
-              </w:pBdr>
-              <w:shd w:fill="auto" w:val="clear"/>
-              <w:spacing w:after="60" w:before="0" w:line="240" w:lineRule="auto"/>
-              <w:ind w:left="0" w:right="0" w:firstLine="0"/>
+              <w:widowControl w:val="0"/>
+              <w:spacing w:after="60" w:line="240" w:lineRule="auto"/>
               <w:jc w:val="center"/>
               <w:rPr>
                 <w:sz w:val="14.2"/>
@@ -5854,20 +4586,8 @@
           </w:p>
           <w:p>
             <w:pPr>
-              <w:keepNext w:val="0"/>
-              <w:keepLines w:val="0"/>
-              <w:pageBreakBefore w:val="0"/>
-              <w:widowControl w:val="0"/>
-              <w:pBdr>
-                <w:top w:space="0" w:sz="0" w:val="nil"/>
-                <w:left w:space="0" w:sz="0" w:val="nil"/>
-                <w:bottom w:space="0" w:sz="0" w:val="nil"/>
-                <w:right w:space="0" w:sz="0" w:val="nil"/>
-                <w:between w:space="0" w:sz="0" w:val="nil"/>
-              </w:pBdr>
-              <w:shd w:fill="auto" w:val="clear"/>
-              <w:spacing w:after="0" w:before="0" w:line="240" w:lineRule="auto"/>
-              <w:ind w:left="0" w:right="0" w:firstLine="0"/>
+              <w:widowControl w:val="0"/>
+              <w:spacing w:line="240" w:lineRule="auto"/>
               <w:jc w:val="center"/>
               <w:rPr>
                 <w:b w:val="1"/>
@@ -5896,7 +4616,6 @@
               <w:bottom w:color="000000" w:space="0" w:sz="0" w:val="nil"/>
               <w:right w:color="000000" w:space="0" w:sz="0" w:val="nil"/>
             </w:tcBorders>
-            <w:shd w:fill="auto" w:val="clear"/>
             <w:tcMar>
               <w:top w:w="40.0" w:type="dxa"/>
               <w:left w:w="80.0" w:type="dxa"/>
@@ -5907,20 +4626,8 @@
           </w:tcPr>
           <w:p>
             <w:pPr>
-              <w:keepNext w:val="0"/>
-              <w:keepLines w:val="0"/>
-              <w:pageBreakBefore w:val="0"/>
-              <w:widowControl w:val="0"/>
-              <w:pBdr>
-                <w:top w:space="0" w:sz="0" w:val="nil"/>
-                <w:left w:space="0" w:sz="0" w:val="nil"/>
-                <w:bottom w:space="0" w:sz="0" w:val="nil"/>
-                <w:right w:space="0" w:sz="0" w:val="nil"/>
-                <w:between w:space="0" w:sz="0" w:val="nil"/>
-              </w:pBdr>
-              <w:shd w:fill="auto" w:val="clear"/>
-              <w:spacing w:after="60" w:before="0" w:line="240" w:lineRule="auto"/>
-              <w:ind w:left="0" w:right="0" w:firstLine="0"/>
+              <w:widowControl w:val="0"/>
+              <w:spacing w:after="60" w:line="240" w:lineRule="auto"/>
               <w:jc w:val="center"/>
               <w:rPr>
                 <w:sz w:val="14.2"/>
@@ -5938,20 +4645,8 @@
           </w:p>
           <w:p>
             <w:pPr>
-              <w:keepNext w:val="0"/>
-              <w:keepLines w:val="0"/>
-              <w:pageBreakBefore w:val="0"/>
-              <w:widowControl w:val="0"/>
-              <w:pBdr>
-                <w:top w:space="0" w:sz="0" w:val="nil"/>
-                <w:left w:space="0" w:sz="0" w:val="nil"/>
-                <w:bottom w:space="0" w:sz="0" w:val="nil"/>
-                <w:right w:space="0" w:sz="0" w:val="nil"/>
-                <w:between w:space="0" w:sz="0" w:val="nil"/>
-              </w:pBdr>
-              <w:shd w:fill="auto" w:val="clear"/>
-              <w:spacing w:after="0" w:before="0" w:line="240" w:lineRule="auto"/>
-              <w:ind w:left="0" w:right="0" w:firstLine="0"/>
+              <w:widowControl w:val="0"/>
+              <w:spacing w:line="240" w:lineRule="auto"/>
               <w:jc w:val="center"/>
               <w:rPr>
                 <w:b w:val="1"/>
@@ -5987,7 +4682,6 @@
               <w:bottom w:color="000000" w:space="0" w:sz="0" w:val="nil"/>
               <w:right w:color="000000" w:space="0" w:sz="0" w:val="nil"/>
             </w:tcBorders>
-            <w:shd w:fill="auto" w:val="clear"/>
             <w:tcMar>
               <w:top w:w="40.0" w:type="dxa"/>
               <w:left w:w="80.0" w:type="dxa"/>
@@ -5998,20 +4692,8 @@
           </w:tcPr>
           <w:p>
             <w:pPr>
-              <w:keepNext w:val="0"/>
-              <w:keepLines w:val="0"/>
-              <w:pageBreakBefore w:val="0"/>
-              <w:widowControl w:val="0"/>
-              <w:pBdr>
-                <w:top w:space="0" w:sz="0" w:val="nil"/>
-                <w:left w:space="0" w:sz="0" w:val="nil"/>
-                <w:bottom w:space="0" w:sz="0" w:val="nil"/>
-                <w:right w:space="0" w:sz="0" w:val="nil"/>
-                <w:between w:space="0" w:sz="0" w:val="nil"/>
-              </w:pBdr>
-              <w:shd w:fill="auto" w:val="clear"/>
-              <w:spacing w:after="60" w:before="0" w:line="240" w:lineRule="auto"/>
-              <w:ind w:left="0" w:right="0" w:firstLine="0"/>
+              <w:widowControl w:val="0"/>
+              <w:spacing w:after="60" w:line="240" w:lineRule="auto"/>
               <w:jc w:val="center"/>
               <w:rPr>
                 <w:sz w:val="14.2"/>
@@ -6029,20 +4711,8 @@
           </w:p>
           <w:p>
             <w:pPr>
-              <w:keepNext w:val="0"/>
-              <w:keepLines w:val="0"/>
-              <w:pageBreakBefore w:val="0"/>
-              <w:widowControl w:val="0"/>
-              <w:pBdr>
-                <w:top w:space="0" w:sz="0" w:val="nil"/>
-                <w:left w:space="0" w:sz="0" w:val="nil"/>
-                <w:bottom w:space="0" w:sz="0" w:val="nil"/>
-                <w:right w:space="0" w:sz="0" w:val="nil"/>
-                <w:between w:space="0" w:sz="0" w:val="nil"/>
-              </w:pBdr>
-              <w:shd w:fill="auto" w:val="clear"/>
-              <w:spacing w:after="0" w:before="0" w:line="240" w:lineRule="auto"/>
-              <w:ind w:left="0" w:right="0" w:firstLine="0"/>
+              <w:widowControl w:val="0"/>
+              <w:spacing w:line="240" w:lineRule="auto"/>
               <w:jc w:val="center"/>
               <w:rPr>
                 <w:b w:val="1"/>
@@ -6071,7 +4741,6 @@
               <w:bottom w:color="000000" w:space="0" w:sz="0" w:val="nil"/>
               <w:right w:color="000000" w:space="0" w:sz="0" w:val="nil"/>
             </w:tcBorders>
-            <w:shd w:fill="auto" w:val="clear"/>
             <w:tcMar>
               <w:top w:w="40.0" w:type="dxa"/>
               <w:left w:w="80.0" w:type="dxa"/>
@@ -6082,20 +4751,8 @@
           </w:tcPr>
           <w:p>
             <w:pPr>
-              <w:keepNext w:val="0"/>
-              <w:keepLines w:val="0"/>
-              <w:pageBreakBefore w:val="0"/>
-              <w:widowControl w:val="0"/>
-              <w:pBdr>
-                <w:top w:space="0" w:sz="0" w:val="nil"/>
-                <w:left w:space="0" w:sz="0" w:val="nil"/>
-                <w:bottom w:space="0" w:sz="0" w:val="nil"/>
-                <w:right w:space="0" w:sz="0" w:val="nil"/>
-                <w:between w:space="0" w:sz="0" w:val="nil"/>
-              </w:pBdr>
-              <w:shd w:fill="auto" w:val="clear"/>
-              <w:spacing w:after="60" w:before="0" w:line="240" w:lineRule="auto"/>
-              <w:ind w:left="0" w:right="0" w:firstLine="0"/>
+              <w:widowControl w:val="0"/>
+              <w:spacing w:after="60" w:line="240" w:lineRule="auto"/>
               <w:jc w:val="center"/>
               <w:rPr>
                 <w:sz w:val="14.2"/>
@@ -6113,20 +4770,8 @@
           </w:p>
           <w:p>
             <w:pPr>
-              <w:keepNext w:val="0"/>
-              <w:keepLines w:val="0"/>
-              <w:pageBreakBefore w:val="0"/>
-              <w:widowControl w:val="0"/>
-              <w:pBdr>
-                <w:top w:space="0" w:sz="0" w:val="nil"/>
-                <w:left w:space="0" w:sz="0" w:val="nil"/>
-                <w:bottom w:space="0" w:sz="0" w:val="nil"/>
-                <w:right w:space="0" w:sz="0" w:val="nil"/>
-                <w:between w:space="0" w:sz="0" w:val="nil"/>
-              </w:pBdr>
-              <w:shd w:fill="auto" w:val="clear"/>
-              <w:spacing w:after="0" w:before="0" w:line="240" w:lineRule="auto"/>
-              <w:ind w:left="0" w:right="0" w:firstLine="0"/>
+              <w:widowControl w:val="0"/>
+              <w:spacing w:line="240" w:lineRule="auto"/>
               <w:jc w:val="center"/>
               <w:rPr>
                 <w:b w:val="1"/>
@@ -6155,7 +4800,6 @@
               <w:bottom w:color="000000" w:space="0" w:sz="0" w:val="nil"/>
               <w:right w:color="000000" w:space="0" w:sz="0" w:val="nil"/>
             </w:tcBorders>
-            <w:shd w:fill="auto" w:val="clear"/>
             <w:tcMar>
               <w:top w:w="40.0" w:type="dxa"/>
               <w:left w:w="80.0" w:type="dxa"/>
@@ -6166,20 +4810,8 @@
           </w:tcPr>
           <w:p>
             <w:pPr>
-              <w:keepNext w:val="0"/>
-              <w:keepLines w:val="0"/>
-              <w:pageBreakBefore w:val="0"/>
-              <w:widowControl w:val="0"/>
-              <w:pBdr>
-                <w:top w:space="0" w:sz="0" w:val="nil"/>
-                <w:left w:space="0" w:sz="0" w:val="nil"/>
-                <w:bottom w:space="0" w:sz="0" w:val="nil"/>
-                <w:right w:space="0" w:sz="0" w:val="nil"/>
-                <w:between w:space="0" w:sz="0" w:val="nil"/>
-              </w:pBdr>
-              <w:shd w:fill="auto" w:val="clear"/>
-              <w:spacing w:after="60" w:before="0" w:line="240" w:lineRule="auto"/>
-              <w:ind w:left="0" w:right="0" w:firstLine="0"/>
+              <w:widowControl w:val="0"/>
+              <w:spacing w:after="60" w:line="240" w:lineRule="auto"/>
               <w:jc w:val="center"/>
               <w:rPr>
                 <w:sz w:val="14.2"/>
@@ -6197,20 +4829,8 @@
           </w:p>
           <w:p>
             <w:pPr>
-              <w:keepNext w:val="0"/>
-              <w:keepLines w:val="0"/>
-              <w:pageBreakBefore w:val="0"/>
-              <w:widowControl w:val="0"/>
-              <w:pBdr>
-                <w:top w:space="0" w:sz="0" w:val="nil"/>
-                <w:left w:space="0" w:sz="0" w:val="nil"/>
-                <w:bottom w:space="0" w:sz="0" w:val="nil"/>
-                <w:right w:space="0" w:sz="0" w:val="nil"/>
-                <w:between w:space="0" w:sz="0" w:val="nil"/>
-              </w:pBdr>
-              <w:shd w:fill="auto" w:val="clear"/>
-              <w:spacing w:after="0" w:before="0" w:line="240" w:lineRule="auto"/>
-              <w:ind w:left="0" w:right="0" w:firstLine="0"/>
+              <w:widowControl w:val="0"/>
+              <w:spacing w:line="240" w:lineRule="auto"/>
               <w:jc w:val="center"/>
               <w:rPr>
                 <w:b w:val="1"/>
@@ -6246,7 +4866,6 @@
               <w:bottom w:color="000000" w:space="0" w:sz="0" w:val="nil"/>
               <w:right w:color="000000" w:space="0" w:sz="0" w:val="nil"/>
             </w:tcBorders>
-            <w:shd w:fill="auto" w:val="clear"/>
             <w:tcMar>
               <w:top w:w="40.0" w:type="dxa"/>
               <w:left w:w="80.0" w:type="dxa"/>
@@ -6257,20 +4876,8 @@
           </w:tcPr>
           <w:p>
             <w:pPr>
-              <w:keepNext w:val="0"/>
-              <w:keepLines w:val="0"/>
-              <w:pageBreakBefore w:val="0"/>
-              <w:widowControl w:val="0"/>
-              <w:pBdr>
-                <w:top w:space="0" w:sz="0" w:val="nil"/>
-                <w:left w:space="0" w:sz="0" w:val="nil"/>
-                <w:bottom w:space="0" w:sz="0" w:val="nil"/>
-                <w:right w:space="0" w:sz="0" w:val="nil"/>
-                <w:between w:space="0" w:sz="0" w:val="nil"/>
-              </w:pBdr>
-              <w:shd w:fill="auto" w:val="clear"/>
-              <w:spacing w:after="60" w:before="0" w:line="240" w:lineRule="auto"/>
-              <w:ind w:left="0" w:right="0" w:firstLine="0"/>
+              <w:widowControl w:val="0"/>
+              <w:spacing w:after="60" w:line="240" w:lineRule="auto"/>
               <w:jc w:val="center"/>
               <w:rPr>
                 <w:sz w:val="13.2"/>
@@ -6288,20 +4895,8 @@
           </w:p>
           <w:p>
             <w:pPr>
-              <w:keepNext w:val="0"/>
-              <w:keepLines w:val="0"/>
-              <w:pageBreakBefore w:val="0"/>
-              <w:widowControl w:val="0"/>
-              <w:pBdr>
-                <w:top w:space="0" w:sz="0" w:val="nil"/>
-                <w:left w:space="0" w:sz="0" w:val="nil"/>
-                <w:bottom w:space="0" w:sz="0" w:val="nil"/>
-                <w:right w:space="0" w:sz="0" w:val="nil"/>
-                <w:between w:space="0" w:sz="0" w:val="nil"/>
-              </w:pBdr>
-              <w:shd w:fill="auto" w:val="clear"/>
-              <w:spacing w:after="0" w:before="0" w:line="240" w:lineRule="auto"/>
-              <w:ind w:left="0" w:right="0" w:firstLine="0"/>
+              <w:widowControl w:val="0"/>
+              <w:spacing w:line="240" w:lineRule="auto"/>
               <w:jc w:val="center"/>
               <w:rPr>
                 <w:b w:val="1"/>
@@ -6330,7 +4925,6 @@
               <w:bottom w:color="000000" w:space="0" w:sz="0" w:val="nil"/>
               <w:right w:color="000000" w:space="0" w:sz="0" w:val="nil"/>
             </w:tcBorders>
-            <w:shd w:fill="auto" w:val="clear"/>
             <w:tcMar>
               <w:top w:w="40.0" w:type="dxa"/>
               <w:left w:w="80.0" w:type="dxa"/>
@@ -6341,20 +4935,8 @@
           </w:tcPr>
           <w:p>
             <w:pPr>
-              <w:keepNext w:val="0"/>
-              <w:keepLines w:val="0"/>
-              <w:pageBreakBefore w:val="0"/>
-              <w:widowControl w:val="0"/>
-              <w:pBdr>
-                <w:top w:space="0" w:sz="0" w:val="nil"/>
-                <w:left w:space="0" w:sz="0" w:val="nil"/>
-                <w:bottom w:space="0" w:sz="0" w:val="nil"/>
-                <w:right w:space="0" w:sz="0" w:val="nil"/>
-                <w:between w:space="0" w:sz="0" w:val="nil"/>
-              </w:pBdr>
-              <w:shd w:fill="auto" w:val="clear"/>
-              <w:spacing w:after="60" w:before="0" w:line="240" w:lineRule="auto"/>
-              <w:ind w:left="0" w:right="0" w:firstLine="0"/>
+              <w:widowControl w:val="0"/>
+              <w:spacing w:after="60" w:line="240" w:lineRule="auto"/>
               <w:jc w:val="center"/>
               <w:rPr>
                 <w:sz w:val="14.2"/>
@@ -6372,20 +4954,8 @@
           </w:p>
           <w:p>
             <w:pPr>
-              <w:keepNext w:val="0"/>
-              <w:keepLines w:val="0"/>
-              <w:pageBreakBefore w:val="0"/>
-              <w:widowControl w:val="0"/>
-              <w:pBdr>
-                <w:top w:space="0" w:sz="0" w:val="nil"/>
-                <w:left w:space="0" w:sz="0" w:val="nil"/>
-                <w:bottom w:space="0" w:sz="0" w:val="nil"/>
-                <w:right w:space="0" w:sz="0" w:val="nil"/>
-                <w:between w:space="0" w:sz="0" w:val="nil"/>
-              </w:pBdr>
-              <w:shd w:fill="auto" w:val="clear"/>
-              <w:spacing w:after="0" w:before="0" w:line="240" w:lineRule="auto"/>
-              <w:ind w:left="0" w:right="0" w:firstLine="0"/>
+              <w:widowControl w:val="0"/>
+              <w:spacing w:line="240" w:lineRule="auto"/>
               <w:jc w:val="center"/>
               <w:rPr>
                 <w:b w:val="1"/>
@@ -6414,7 +4984,6 @@
               <w:bottom w:color="000000" w:space="0" w:sz="0" w:val="nil"/>
               <w:right w:color="000000" w:space="0" w:sz="0" w:val="nil"/>
             </w:tcBorders>
-            <w:shd w:fill="auto" w:val="clear"/>
             <w:tcMar>
               <w:top w:w="40.0" w:type="dxa"/>
               <w:left w:w="80.0" w:type="dxa"/>
@@ -6425,20 +4994,8 @@
           </w:tcPr>
           <w:p>
             <w:pPr>
-              <w:keepNext w:val="0"/>
-              <w:keepLines w:val="0"/>
-              <w:pageBreakBefore w:val="0"/>
-              <w:widowControl w:val="0"/>
-              <w:pBdr>
-                <w:top w:space="0" w:sz="0" w:val="nil"/>
-                <w:left w:space="0" w:sz="0" w:val="nil"/>
-                <w:bottom w:space="0" w:sz="0" w:val="nil"/>
-                <w:right w:space="0" w:sz="0" w:val="nil"/>
-                <w:between w:space="0" w:sz="0" w:val="nil"/>
-              </w:pBdr>
-              <w:shd w:fill="auto" w:val="clear"/>
-              <w:spacing w:after="60" w:before="0" w:line="240" w:lineRule="auto"/>
-              <w:ind w:left="0" w:right="0" w:firstLine="0"/>
+              <w:widowControl w:val="0"/>
+              <w:spacing w:after="60" w:line="240" w:lineRule="auto"/>
               <w:jc w:val="center"/>
               <w:rPr>
                 <w:sz w:val="14.2"/>
@@ -6456,20 +5013,8 @@
           </w:p>
           <w:p>
             <w:pPr>
-              <w:keepNext w:val="0"/>
-              <w:keepLines w:val="0"/>
-              <w:pageBreakBefore w:val="0"/>
-              <w:widowControl w:val="0"/>
-              <w:pBdr>
-                <w:top w:space="0" w:sz="0" w:val="nil"/>
-                <w:left w:space="0" w:sz="0" w:val="nil"/>
-                <w:bottom w:space="0" w:sz="0" w:val="nil"/>
-                <w:right w:space="0" w:sz="0" w:val="nil"/>
-                <w:between w:space="0" w:sz="0" w:val="nil"/>
-              </w:pBdr>
-              <w:shd w:fill="auto" w:val="clear"/>
-              <w:spacing w:after="0" w:before="0" w:line="240" w:lineRule="auto"/>
-              <w:ind w:left="0" w:right="0" w:firstLine="0"/>
+              <w:widowControl w:val="0"/>
+              <w:spacing w:line="240" w:lineRule="auto"/>
               <w:jc w:val="center"/>
               <w:rPr>
                 <w:b w:val="1"/>
@@ -6486,7 +5031,7 @@
                 <w:szCs w:val="21.5"/>
                 <w:rtl w:val="0"/>
               </w:rPr>
-              <w:t xml:space="preserve">Alice</w:t>
+              <w:t xml:space="preserve">Alice, Miffy</w:t>
             </w:r>
           </w:p>
         </w:tc>
@@ -6505,7 +5050,6 @@
               <w:bottom w:color="000000" w:space="0" w:sz="0" w:val="nil"/>
               <w:right w:color="000000" w:space="0" w:sz="0" w:val="nil"/>
             </w:tcBorders>
-            <w:shd w:fill="auto" w:val="clear"/>
             <w:tcMar>
               <w:top w:w="40.0" w:type="dxa"/>
               <w:left w:w="80.0" w:type="dxa"/>
@@ -6516,20 +5060,8 @@
           </w:tcPr>
           <w:p>
             <w:pPr>
-              <w:keepNext w:val="0"/>
-              <w:keepLines w:val="0"/>
-              <w:pageBreakBefore w:val="0"/>
-              <w:widowControl w:val="0"/>
-              <w:pBdr>
-                <w:top w:space="0" w:sz="0" w:val="nil"/>
-                <w:left w:space="0" w:sz="0" w:val="nil"/>
-                <w:bottom w:space="0" w:sz="0" w:val="nil"/>
-                <w:right w:space="0" w:sz="0" w:val="nil"/>
-                <w:between w:space="0" w:sz="0" w:val="nil"/>
-              </w:pBdr>
-              <w:shd w:fill="auto" w:val="clear"/>
-              <w:spacing w:after="60" w:before="0" w:line="240" w:lineRule="auto"/>
-              <w:ind w:left="0" w:right="0" w:firstLine="0"/>
+              <w:widowControl w:val="0"/>
+              <w:spacing w:after="60" w:line="240" w:lineRule="auto"/>
               <w:jc w:val="center"/>
               <w:rPr>
                 <w:sz w:val="14.2"/>
@@ -6547,20 +5079,8 @@
           </w:p>
           <w:p>
             <w:pPr>
-              <w:keepNext w:val="0"/>
-              <w:keepLines w:val="0"/>
-              <w:pageBreakBefore w:val="0"/>
-              <w:widowControl w:val="0"/>
-              <w:pBdr>
-                <w:top w:space="0" w:sz="0" w:val="nil"/>
-                <w:left w:space="0" w:sz="0" w:val="nil"/>
-                <w:bottom w:space="0" w:sz="0" w:val="nil"/>
-                <w:right w:space="0" w:sz="0" w:val="nil"/>
-                <w:between w:space="0" w:sz="0" w:val="nil"/>
-              </w:pBdr>
-              <w:shd w:fill="auto" w:val="clear"/>
-              <w:spacing w:after="0" w:before="0" w:line="240" w:lineRule="auto"/>
-              <w:ind w:left="0" w:right="0" w:firstLine="0"/>
+              <w:widowControl w:val="0"/>
+              <w:spacing w:line="240" w:lineRule="auto"/>
               <w:jc w:val="center"/>
               <w:rPr>
                 <w:b w:val="1"/>
@@ -6577,7 +5097,7 @@
                 <w:szCs w:val="21.5"/>
                 <w:rtl w:val="0"/>
               </w:rPr>
-              <w:t xml:space="preserve">Miffy, AJ</w:t>
+              <w:t xml:space="preserve">Miffy, AJ, Shiana</w:t>
             </w:r>
           </w:p>
         </w:tc>
@@ -6589,7 +5109,6 @@
               <w:bottom w:color="000000" w:space="0" w:sz="0" w:val="nil"/>
               <w:right w:color="000000" w:space="0" w:sz="0" w:val="nil"/>
             </w:tcBorders>
-            <w:shd w:fill="auto" w:val="clear"/>
             <w:tcMar>
               <w:top w:w="40.0" w:type="dxa"/>
               <w:left w:w="80.0" w:type="dxa"/>
@@ -6600,20 +5119,8 @@
           </w:tcPr>
           <w:p>
             <w:pPr>
-              <w:keepNext w:val="0"/>
-              <w:keepLines w:val="0"/>
-              <w:pageBreakBefore w:val="0"/>
-              <w:widowControl w:val="0"/>
-              <w:pBdr>
-                <w:top w:space="0" w:sz="0" w:val="nil"/>
-                <w:left w:space="0" w:sz="0" w:val="nil"/>
-                <w:bottom w:space="0" w:sz="0" w:val="nil"/>
-                <w:right w:space="0" w:sz="0" w:val="nil"/>
-                <w:between w:space="0" w:sz="0" w:val="nil"/>
-              </w:pBdr>
-              <w:shd w:fill="auto" w:val="clear"/>
-              <w:spacing w:after="60" w:before="0" w:line="240" w:lineRule="auto"/>
-              <w:ind w:left="0" w:right="0" w:firstLine="0"/>
+              <w:widowControl w:val="0"/>
+              <w:spacing w:after="60" w:line="240" w:lineRule="auto"/>
               <w:jc w:val="center"/>
               <w:rPr>
                 <w:sz w:val="14.2"/>
@@ -6631,20 +5138,8 @@
           </w:p>
           <w:p>
             <w:pPr>
-              <w:keepNext w:val="0"/>
-              <w:keepLines w:val="0"/>
-              <w:pageBreakBefore w:val="0"/>
-              <w:widowControl w:val="0"/>
-              <w:pBdr>
-                <w:top w:space="0" w:sz="0" w:val="nil"/>
-                <w:left w:space="0" w:sz="0" w:val="nil"/>
-                <w:bottom w:space="0" w:sz="0" w:val="nil"/>
-                <w:right w:space="0" w:sz="0" w:val="nil"/>
-                <w:between w:space="0" w:sz="0" w:val="nil"/>
-              </w:pBdr>
-              <w:shd w:fill="auto" w:val="clear"/>
-              <w:spacing w:after="0" w:before="0" w:line="240" w:lineRule="auto"/>
-              <w:ind w:left="0" w:right="0" w:firstLine="0"/>
+              <w:widowControl w:val="0"/>
+              <w:spacing w:line="240" w:lineRule="auto"/>
               <w:jc w:val="center"/>
               <w:rPr>
                 <w:b w:val="1"/>
@@ -6661,7 +5156,7 @@
                 <w:szCs w:val="20.5"/>
                 <w:rtl w:val="0"/>
               </w:rPr>
-              <w:t xml:space="preserve">Shiana, Elaine, Connor “Bear” Barre, Miffy</w:t>
+              <w:t xml:space="preserve">Elaine, Connor “Bear” Barre, Miffy</w:t>
             </w:r>
           </w:p>
         </w:tc>
@@ -6673,7 +5168,6 @@
               <w:bottom w:color="000000" w:space="0" w:sz="0" w:val="nil"/>
               <w:right w:color="000000" w:space="0" w:sz="0" w:val="nil"/>
             </w:tcBorders>
-            <w:shd w:fill="auto" w:val="clear"/>
             <w:tcMar>
               <w:top w:w="40.0" w:type="dxa"/>
               <w:left w:w="80.0" w:type="dxa"/>
@@ -6684,20 +5178,8 @@
           </w:tcPr>
           <w:p>
             <w:pPr>
-              <w:keepNext w:val="0"/>
-              <w:keepLines w:val="0"/>
-              <w:pageBreakBefore w:val="0"/>
-              <w:widowControl w:val="0"/>
-              <w:pBdr>
-                <w:top w:space="0" w:sz="0" w:val="nil"/>
-                <w:left w:space="0" w:sz="0" w:val="nil"/>
-                <w:bottom w:space="0" w:sz="0" w:val="nil"/>
-                <w:right w:space="0" w:sz="0" w:val="nil"/>
-                <w:between w:space="0" w:sz="0" w:val="nil"/>
-              </w:pBdr>
-              <w:shd w:fill="auto" w:val="clear"/>
-              <w:spacing w:after="60" w:before="0" w:line="240" w:lineRule="auto"/>
-              <w:ind w:left="0" w:right="0" w:firstLine="0"/>
+              <w:widowControl w:val="0"/>
+              <w:spacing w:after="60" w:line="240" w:lineRule="auto"/>
               <w:jc w:val="center"/>
               <w:rPr>
                 <w:sz w:val="14.2"/>
@@ -6715,20 +5197,8 @@
           </w:p>
           <w:p>
             <w:pPr>
-              <w:keepNext w:val="0"/>
-              <w:keepLines w:val="0"/>
-              <w:pageBreakBefore w:val="0"/>
-              <w:widowControl w:val="0"/>
-              <w:pBdr>
-                <w:top w:space="0" w:sz="0" w:val="nil"/>
-                <w:left w:space="0" w:sz="0" w:val="nil"/>
-                <w:bottom w:space="0" w:sz="0" w:val="nil"/>
-                <w:right w:space="0" w:sz="0" w:val="nil"/>
-                <w:between w:space="0" w:sz="0" w:val="nil"/>
-              </w:pBdr>
-              <w:shd w:fill="auto" w:val="clear"/>
-              <w:spacing w:after="0" w:before="0" w:line="240" w:lineRule="auto"/>
-              <w:ind w:left="0" w:right="0" w:firstLine="0"/>
+              <w:widowControl w:val="0"/>
+              <w:spacing w:line="240" w:lineRule="auto"/>
               <w:jc w:val="center"/>
               <w:rPr>
                 <w:b w:val="1"/>
@@ -6764,7 +5234,6 @@
               <w:bottom w:color="000000" w:space="0" w:sz="0" w:val="nil"/>
               <w:right w:color="000000" w:space="0" w:sz="0" w:val="nil"/>
             </w:tcBorders>
-            <w:shd w:fill="auto" w:val="clear"/>
             <w:tcMar>
               <w:top w:w="40.0" w:type="dxa"/>
               <w:left w:w="80.0" w:type="dxa"/>
@@ -6775,20 +5244,8 @@
           </w:tcPr>
           <w:p>
             <w:pPr>
-              <w:keepNext w:val="0"/>
-              <w:keepLines w:val="0"/>
-              <w:pageBreakBefore w:val="0"/>
-              <w:widowControl w:val="0"/>
-              <w:pBdr>
-                <w:top w:space="0" w:sz="0" w:val="nil"/>
-                <w:left w:space="0" w:sz="0" w:val="nil"/>
-                <w:bottom w:space="0" w:sz="0" w:val="nil"/>
-                <w:right w:space="0" w:sz="0" w:val="nil"/>
-                <w:between w:space="0" w:sz="0" w:val="nil"/>
-              </w:pBdr>
-              <w:shd w:fill="auto" w:val="clear"/>
-              <w:spacing w:after="60" w:before="0" w:line="240" w:lineRule="auto"/>
-              <w:ind w:left="0" w:right="0" w:firstLine="0"/>
+              <w:widowControl w:val="0"/>
+              <w:spacing w:after="60" w:line="240" w:lineRule="auto"/>
               <w:jc w:val="center"/>
               <w:rPr>
                 <w:sz w:val="14.2"/>
@@ -6806,20 +5263,8 @@
           </w:p>
           <w:p>
             <w:pPr>
-              <w:keepNext w:val="0"/>
-              <w:keepLines w:val="0"/>
-              <w:pageBreakBefore w:val="0"/>
-              <w:widowControl w:val="0"/>
-              <w:pBdr>
-                <w:top w:space="0" w:sz="0" w:val="nil"/>
-                <w:left w:space="0" w:sz="0" w:val="nil"/>
-                <w:bottom w:space="0" w:sz="0" w:val="nil"/>
-                <w:right w:space="0" w:sz="0" w:val="nil"/>
-                <w:between w:space="0" w:sz="0" w:val="nil"/>
-              </w:pBdr>
-              <w:shd w:fill="auto" w:val="clear"/>
-              <w:spacing w:after="0" w:before="0" w:line="240" w:lineRule="auto"/>
-              <w:ind w:left="0" w:right="0" w:firstLine="0"/>
+              <w:widowControl w:val="0"/>
+              <w:spacing w:line="240" w:lineRule="auto"/>
               <w:jc w:val="center"/>
               <w:rPr>
                 <w:b w:val="1"/>
@@ -6848,7 +5293,6 @@
               <w:bottom w:color="000000" w:space="0" w:sz="0" w:val="nil"/>
               <w:right w:color="000000" w:space="0" w:sz="0" w:val="nil"/>
             </w:tcBorders>
-            <w:shd w:fill="auto" w:val="clear"/>
             <w:tcMar>
               <w:top w:w="40.0" w:type="dxa"/>
               <w:left w:w="80.0" w:type="dxa"/>
@@ -6859,20 +5303,8 @@
           </w:tcPr>
           <w:p>
             <w:pPr>
-              <w:keepNext w:val="0"/>
-              <w:keepLines w:val="0"/>
-              <w:pageBreakBefore w:val="0"/>
-              <w:widowControl w:val="0"/>
-              <w:pBdr>
-                <w:top w:space="0" w:sz="0" w:val="nil"/>
-                <w:left w:space="0" w:sz="0" w:val="nil"/>
-                <w:bottom w:space="0" w:sz="0" w:val="nil"/>
-                <w:right w:space="0" w:sz="0" w:val="nil"/>
-                <w:between w:space="0" w:sz="0" w:val="nil"/>
-              </w:pBdr>
-              <w:shd w:fill="auto" w:val="clear"/>
-              <w:spacing w:after="60" w:before="0" w:line="240" w:lineRule="auto"/>
-              <w:ind w:left="0" w:right="0" w:firstLine="0"/>
+              <w:widowControl w:val="0"/>
+              <w:spacing w:after="60" w:line="240" w:lineRule="auto"/>
               <w:jc w:val="center"/>
               <w:rPr>
                 <w:sz w:val="14.2"/>
@@ -6890,20 +5322,8 @@
           </w:p>
           <w:p>
             <w:pPr>
-              <w:keepNext w:val="0"/>
-              <w:keepLines w:val="0"/>
-              <w:pageBreakBefore w:val="0"/>
-              <w:widowControl w:val="0"/>
-              <w:pBdr>
-                <w:top w:space="0" w:sz="0" w:val="nil"/>
-                <w:left w:space="0" w:sz="0" w:val="nil"/>
-                <w:bottom w:space="0" w:sz="0" w:val="nil"/>
-                <w:right w:space="0" w:sz="0" w:val="nil"/>
-                <w:between w:space="0" w:sz="0" w:val="nil"/>
-              </w:pBdr>
-              <w:shd w:fill="auto" w:val="clear"/>
-              <w:spacing w:after="0" w:before="0" w:line="240" w:lineRule="auto"/>
-              <w:ind w:left="0" w:right="0" w:firstLine="0"/>
+              <w:widowControl w:val="0"/>
+              <w:spacing w:line="240" w:lineRule="auto"/>
               <w:jc w:val="center"/>
               <w:rPr>
                 <w:b w:val="1"/>
@@ -6925,20 +5345,8 @@
           </w:p>
           <w:p>
             <w:pPr>
-              <w:keepNext w:val="0"/>
-              <w:keepLines w:val="0"/>
-              <w:pageBreakBefore w:val="0"/>
-              <w:widowControl w:val="0"/>
-              <w:pBdr>
-                <w:top w:space="0" w:sz="0" w:val="nil"/>
-                <w:left w:space="0" w:sz="0" w:val="nil"/>
-                <w:bottom w:space="0" w:sz="0" w:val="nil"/>
-                <w:right w:space="0" w:sz="0" w:val="nil"/>
-                <w:between w:space="0" w:sz="0" w:val="nil"/>
-              </w:pBdr>
-              <w:shd w:fill="auto" w:val="clear"/>
-              <w:spacing w:after="0" w:before="0" w:line="240" w:lineRule="auto"/>
-              <w:ind w:left="0" w:right="0" w:firstLine="0"/>
+              <w:widowControl w:val="0"/>
+              <w:spacing w:line="240" w:lineRule="auto"/>
               <w:jc w:val="center"/>
               <w:rPr>
                 <w:b w:val="1"/>
@@ -6962,7 +5370,6 @@
               <w:bottom w:color="000000" w:space="0" w:sz="0" w:val="nil"/>
               <w:right w:color="000000" w:space="0" w:sz="0" w:val="nil"/>
             </w:tcBorders>
-            <w:shd w:fill="auto" w:val="clear"/>
             <w:tcMar>
               <w:top w:w="40.0" w:type="dxa"/>
               <w:left w:w="80.0" w:type="dxa"/>
@@ -6973,20 +5380,8 @@
           </w:tcPr>
           <w:p>
             <w:pPr>
-              <w:keepNext w:val="0"/>
-              <w:keepLines w:val="0"/>
-              <w:pageBreakBefore w:val="0"/>
-              <w:widowControl w:val="0"/>
-              <w:pBdr>
-                <w:top w:space="0" w:sz="0" w:val="nil"/>
-                <w:left w:space="0" w:sz="0" w:val="nil"/>
-                <w:bottom w:space="0" w:sz="0" w:val="nil"/>
-                <w:right w:space="0" w:sz="0" w:val="nil"/>
-                <w:between w:space="0" w:sz="0" w:val="nil"/>
-              </w:pBdr>
-              <w:shd w:fill="auto" w:val="clear"/>
-              <w:spacing w:after="60" w:before="0" w:line="240" w:lineRule="auto"/>
-              <w:ind w:left="0" w:right="0" w:firstLine="0"/>
+              <w:widowControl w:val="0"/>
+              <w:spacing w:after="60" w:line="240" w:lineRule="auto"/>
               <w:jc w:val="center"/>
               <w:rPr>
                 <w:sz w:val="14.2"/>
@@ -7004,20 +5399,8 @@
           </w:p>
           <w:p>
             <w:pPr>
-              <w:keepNext w:val="0"/>
-              <w:keepLines w:val="0"/>
-              <w:pageBreakBefore w:val="0"/>
-              <w:widowControl w:val="0"/>
-              <w:pBdr>
-                <w:top w:space="0" w:sz="0" w:val="nil"/>
-                <w:left w:space="0" w:sz="0" w:val="nil"/>
-                <w:bottom w:space="0" w:sz="0" w:val="nil"/>
-                <w:right w:space="0" w:sz="0" w:val="nil"/>
-                <w:between w:space="0" w:sz="0" w:val="nil"/>
-              </w:pBdr>
-              <w:shd w:fill="auto" w:val="clear"/>
-              <w:spacing w:after="0" w:before="0" w:line="240" w:lineRule="auto"/>
-              <w:ind w:left="0" w:right="0" w:firstLine="0"/>
+              <w:widowControl w:val="0"/>
+              <w:spacing w:line="240" w:lineRule="auto"/>
               <w:jc w:val="center"/>
               <w:rPr>
                 <w:b w:val="1"/>
@@ -7042,7 +5425,7 @@
     </w:tbl>
     <w:p>
       <w:pPr>
-        <w:spacing w:after="0" w:before="1100" w:line="240" w:lineRule="auto"/>
+        <w:spacing w:before="1100" w:line="240" w:lineRule="auto"/>
         <w:jc w:val="center"/>
         <w:rPr>
           <w:b w:val="1"/>
@@ -7055,48 +5438,6 @@
         <w:rPr>
           <w:rtl w:val="0"/>
         </w:rPr>
-      </w:r>
-      <w:r>
-        <w:drawing>
-          <wp:anchor allowOverlap="1" behindDoc="1" distB="114300" distT="114300" distL="114300" distR="114300" hidden="0" layoutInCell="1" locked="0" relativeHeight="0" simplePos="0">
-            <wp:simplePos x="0" y="0"/>
-            <wp:positionH relativeFrom="column">
-              <wp:posOffset>1</wp:posOffset>
-            </wp:positionH>
-            <wp:positionV relativeFrom="paragraph">
-              <wp:posOffset>714375</wp:posOffset>
-            </wp:positionV>
-            <wp:extent cx="1576388" cy="1124187"/>
-            <wp:effectExtent b="0" l="0" r="0" t="0"/>
-            <wp:wrapNone/>
-            <wp:docPr id="3" name="image1.png"/>
-            <a:graphic>
-              <a:graphicData uri="http://schemas.openxmlformats.org/drawingml/2006/picture">
-                <pic:pic>
-                  <pic:nvPicPr>
-                    <pic:cNvPr id="0" name="image1.png"/>
-                    <pic:cNvPicPr preferRelativeResize="0"/>
-                  </pic:nvPicPr>
-                  <pic:blipFill>
-                    <a:blip r:embed="rId20"/>
-                    <a:srcRect b="0" l="0" r="0" t="0"/>
-                    <a:stretch>
-                      <a:fillRect/>
-                    </a:stretch>
-                  </pic:blipFill>
-                  <pic:spPr>
-                    <a:xfrm>
-                      <a:off x="0" y="0"/>
-                      <a:ext cx="1576388" cy="1124187"/>
-                    </a:xfrm>
-                    <a:prstGeom prst="rect"/>
-                    <a:ln/>
-                  </pic:spPr>
-                </pic:pic>
-              </a:graphicData>
-            </a:graphic>
-          </wp:anchor>
-        </w:drawing>
       </w:r>
       <w:r>
         <w:drawing>
@@ -7111,12 +5452,12 @@
             <wp:extent cx="1118409" cy="1939582"/>
             <wp:effectExtent b="0" l="0" r="0" t="0"/>
             <wp:wrapNone/>
-            <wp:docPr id="5" name="image4.png"/>
+            <wp:docPr id="2" name="image5.png"/>
             <a:graphic>
               <a:graphicData uri="http://schemas.openxmlformats.org/drawingml/2006/picture">
                 <pic:pic>
                   <pic:nvPicPr>
-                    <pic:cNvPr id="0" name="image4.png"/>
+                    <pic:cNvPr id="0" name="image5.png"/>
                     <pic:cNvPicPr preferRelativeResize="0"/>
                   </pic:nvPicPr>
                   <pic:blipFill>
@@ -7145,6 +5486,48 @@
           <wp:anchor allowOverlap="1" behindDoc="1" distB="114300" distT="114300" distL="114300" distR="114300" hidden="0" layoutInCell="1" locked="0" relativeHeight="0" simplePos="0">
             <wp:simplePos x="0" y="0"/>
             <wp:positionH relativeFrom="column">
+              <wp:posOffset>1</wp:posOffset>
+            </wp:positionH>
+            <wp:positionV relativeFrom="paragraph">
+              <wp:posOffset>714375</wp:posOffset>
+            </wp:positionV>
+            <wp:extent cx="1576388" cy="1124187"/>
+            <wp:effectExtent b="0" l="0" r="0" t="0"/>
+            <wp:wrapNone/>
+            <wp:docPr id="3" name="image1.png"/>
+            <a:graphic>
+              <a:graphicData uri="http://schemas.openxmlformats.org/drawingml/2006/picture">
+                <pic:pic>
+                  <pic:nvPicPr>
+                    <pic:cNvPr id="0" name="image1.png"/>
+                    <pic:cNvPicPr preferRelativeResize="0"/>
+                  </pic:nvPicPr>
+                  <pic:blipFill>
+                    <a:blip r:embed="rId22"/>
+                    <a:srcRect b="0" l="0" r="0" t="0"/>
+                    <a:stretch>
+                      <a:fillRect/>
+                    </a:stretch>
+                  </pic:blipFill>
+                  <pic:spPr>
+                    <a:xfrm>
+                      <a:off x="0" y="0"/>
+                      <a:ext cx="1576388" cy="1124187"/>
+                    </a:xfrm>
+                    <a:prstGeom prst="rect"/>
+                    <a:ln/>
+                  </pic:spPr>
+                </pic:pic>
+              </a:graphicData>
+            </a:graphic>
+          </wp:anchor>
+        </w:drawing>
+      </w:r>
+      <w:r>
+        <w:drawing>
+          <wp:anchor allowOverlap="1" behindDoc="1" distB="114300" distT="114300" distL="114300" distR="114300" hidden="0" layoutInCell="1" locked="0" relativeHeight="0" simplePos="0">
+            <wp:simplePos x="0" y="0"/>
+            <wp:positionH relativeFrom="column">
               <wp:posOffset>4781550</wp:posOffset>
             </wp:positionH>
             <wp:positionV relativeFrom="paragraph">
@@ -7153,16 +5536,16 @@
             <wp:extent cx="1157288" cy="850537"/>
             <wp:effectExtent b="0" l="0" r="0" t="0"/>
             <wp:wrapNone/>
-            <wp:docPr id="4" name="image3.jpg"/>
+            <wp:docPr id="6" name="image4.jpg"/>
             <a:graphic>
               <a:graphicData uri="http://schemas.openxmlformats.org/drawingml/2006/picture">
                 <pic:pic>
                   <pic:nvPicPr>
-                    <pic:cNvPr id="0" name="image3.jpg"/>
+                    <pic:cNvPr id="0" name="image4.jpg"/>
                     <pic:cNvPicPr preferRelativeResize="0"/>
                   </pic:nvPicPr>
                   <pic:blipFill>
-                    <a:blip r:embed="rId22"/>
+                    <a:blip r:embed="rId23"/>
                     <a:srcRect b="0" l="0" r="0" t="0"/>
                     <a:stretch>
                       <a:fillRect/>
@@ -7185,7 +5568,7 @@
     </w:p>
     <w:p>
       <w:pPr>
-        <w:spacing w:after="0" w:before="1100" w:line="240" w:lineRule="auto"/>
+        <w:spacing w:before="1100" w:line="240" w:lineRule="auto"/>
         <w:jc w:val="center"/>
         <w:rPr>
           <w:b w:val="1"/>
@@ -7202,7 +5585,7 @@
     </w:p>
     <w:p>
       <w:pPr>
-        <w:spacing w:after="0" w:before="1100" w:line="240" w:lineRule="auto"/>
+        <w:spacing w:before="1100" w:line="240" w:lineRule="auto"/>
         <w:jc w:val="center"/>
         <w:rPr>
           <w:b w:val="1"/>
@@ -7225,6 +5608,2748 @@
     <w:p>
       <w:pPr>
         <w:rPr/>
+        <w:sectPr>
+          <w:headerReference r:id="rId24" w:type="default"/>
+          <w:type w:val="continuous"/>
+          <w:pgSz w:h="15840" w:w="12240" w:orient="portrait"/>
+          <w:pgMar w:bottom="1440" w:top="1440" w:left="1440" w:right="1440" w:header="720" w:footer="720"/>
+        </w:sectPr>
+      </w:pPr>
+      <w:r>
+        <w:rPr>
+          <w:rtl w:val="0"/>
+        </w:rPr>
+      </w:r>
+    </w:p>
+    <w:p>
+      <w:pPr>
+        <w:pStyle w:val="Title"/>
+        <w:keepNext w:val="0"/>
+        <w:keepLines w:val="0"/>
+        <w:pageBreakBefore w:val="0"/>
+        <w:widowControl w:val="0"/>
+        <w:pBdr>
+          <w:top w:space="0" w:sz="0" w:val="nil"/>
+          <w:left w:space="0" w:sz="0" w:val="nil"/>
+          <w:bottom w:space="0" w:sz="0" w:val="nil"/>
+          <w:right w:space="0" w:sz="0" w:val="nil"/>
+          <w:between w:space="0" w:sz="0" w:val="nil"/>
+        </w:pBdr>
+        <w:shd w:fill="auto" w:val="clear"/>
+        <w:spacing w:after="0" w:before="0" w:line="276" w:lineRule="auto"/>
+        <w:ind w:left="0" w:right="0" w:firstLine="0"/>
+        <w:jc w:val="left"/>
+        <w:rPr/>
+        <w:sectPr>
+          <w:headerReference r:id="rId25" w:type="default"/>
+          <w:type w:val="nextPage"/>
+          <w:pgSz w:h="15840" w:w="12240" w:orient="portrait"/>
+          <w:pgMar w:bottom="1440" w:top="1440" w:left="1440" w:right="1440" w:header="720" w:footer="720"/>
+          <w:pgNumType w:start="1"/>
+        </w:sectPr>
+      </w:pPr>
+      <w:bookmarkStart w:colFirst="0" w:colLast="0" w:name="_hvdyz39sv0jx" w:id="1"/>
+      <w:bookmarkEnd w:id="1"/>
+      <w:r>
+        <w:rPr>
+          <w:rFonts w:ascii="Arial" w:cs="Arial" w:eastAsia="Arial" w:hAnsi="Arial"/>
+          <w:b w:val="0"/>
+          <w:bCs w:val="0"/>
+          <w:i w:val="0"/>
+          <w:iCs w:val="0"/>
+          <w:smallCaps w:val="0"/>
+          <w:strike w:val="0"/>
+          <w:color w:val="000000"/>
+          <w:sz w:val="52"/>
+          <w:szCs w:val="52"/>
+          <w:u w:val="none"/>
+          <w:shd w:fill="auto" w:val="clear"/>
+          <w:vertAlign w:val="baseline"/>
+          <w:rtl w:val="0"/>
+        </w:rPr>
+        <w:t xml:space="preserve">Insert</w:t>
+      </w:r>
+      <w:r>
+        <w:rPr>
+          <w:rtl w:val="0"/>
+        </w:rPr>
+      </w:r>
+    </w:p>
+    <w:p>
+      <w:pPr>
+        <w:spacing w:line="216" w:lineRule="auto"/>
+        <w:jc w:val="center"/>
+        <w:rPr>
+          <w:b w:val="1"/>
+          <w:bCs w:val="1"/>
+          <w:sz w:val="36"/>
+          <w:szCs w:val="36"/>
+        </w:rPr>
+      </w:pPr>
+      <w:r>
+        <w:rPr>
+          <w:b w:val="1"/>
+          <w:bCs w:val="1"/>
+          <w:sz w:val="36"/>
+          <w:szCs w:val="36"/>
+          <w:rtl w:val="0"/>
+        </w:rPr>
+        <w:t xml:space="preserve">👑 THE CROWN RECORD 👑</w:t>
+      </w:r>
+    </w:p>
+    <w:p>
+      <w:pPr>
+        <w:spacing w:line="216" w:lineRule="auto"/>
+        <w:jc w:val="center"/>
+        <w:rPr>
+          <w:b w:val="1"/>
+          <w:bCs w:val="1"/>
+          <w:sz w:val="14"/>
+          <w:szCs w:val="14"/>
+        </w:rPr>
+      </w:pPr>
+      <w:r>
+        <w:rPr>
+          <w:b w:val="1"/>
+          <w:bCs w:val="1"/>
+          <w:sz w:val="14"/>
+          <w:szCs w:val="14"/>
+          <w:rtl w:val="0"/>
+        </w:rPr>
+        <w:t xml:space="preserve">THE OFFICIAL PAPER OF THE STABILIZED DEMOCRACY</w:t>
+      </w:r>
+    </w:p>
+    <w:p>
+      <w:pPr>
+        <w:spacing w:line="216" w:lineRule="auto"/>
+        <w:jc w:val="center"/>
+        <w:rPr/>
+      </w:pPr>
+      <w:r>
+        <w:rPr>
+          <w:rtl w:val="0"/>
+        </w:rPr>
+      </w:r>
+    </w:p>
+    <w:p>
+      <w:pPr>
+        <w:spacing w:after="40" w:line="240" w:lineRule="auto"/>
+        <w:jc w:val="center"/>
+        <w:rPr>
+          <w:b w:val="1"/>
+          <w:bCs w:val="1"/>
+          <w:sz w:val="28"/>
+          <w:szCs w:val="28"/>
+        </w:rPr>
+      </w:pPr>
+      <w:r>
+        <w:rPr>
+          <w:b w:val="1"/>
+          <w:bCs w:val="1"/>
+          <w:sz w:val="28"/>
+          <w:szCs w:val="28"/>
+          <w:rtl w:val="0"/>
+        </w:rPr>
+        <w:t xml:space="preserve">HUMANITY REMEMBERS CAPTAIN KOHEI KITADANI</w:t>
+      </w:r>
+    </w:p>
+    <w:p>
+      <w:pPr>
+        <w:spacing w:after="40" w:line="240" w:lineRule="auto"/>
+        <w:jc w:val="center"/>
+        <w:rPr>
+          <w:b w:val="1"/>
+          <w:bCs w:val="1"/>
+          <w:i w:val="1"/>
+          <w:iCs w:val="1"/>
+          <w:sz w:val="17"/>
+          <w:szCs w:val="17"/>
+        </w:rPr>
+      </w:pPr>
+      <w:r>
+        <w:rPr>
+          <w:b w:val="1"/>
+          <w:bCs w:val="1"/>
+          <w:i w:val="1"/>
+          <w:iCs w:val="1"/>
+          <w:sz w:val="17"/>
+          <w:szCs w:val="17"/>
+          <w:rtl w:val="0"/>
+        </w:rPr>
+        <w:t xml:space="preserve">Sixteen Years Since the Hero of Eden Gave His Life for Our Future</w:t>
+      </w:r>
+    </w:p>
+    <w:p>
+      <w:pPr>
+        <w:spacing w:line="216" w:lineRule="auto"/>
+        <w:jc w:val="center"/>
+        <w:rPr/>
+      </w:pPr>
+      <w:r>
+        <w:rPr>
+          <w:rtl w:val="0"/>
+        </w:rPr>
+      </w:r>
+      <w:r>
+        <w:drawing>
+          <wp:anchor allowOverlap="1" behindDoc="1" distB="114300" distT="114300" distL="114300" distR="114300" hidden="0" layoutInCell="1" locked="0" relativeHeight="0" simplePos="0">
+            <wp:simplePos x="0" y="0"/>
+            <wp:positionH relativeFrom="column">
+              <wp:posOffset>3133725</wp:posOffset>
+            </wp:positionH>
+            <wp:positionV relativeFrom="paragraph">
+              <wp:posOffset>230302</wp:posOffset>
+            </wp:positionV>
+            <wp:extent cx="2644915" cy="1666875"/>
+            <wp:effectExtent b="0" l="0" r="0" t="0"/>
+            <wp:wrapNone/>
+            <wp:docPr id="5" name="image2.png"/>
+            <a:graphic>
+              <a:graphicData uri="http://schemas.openxmlformats.org/drawingml/2006/picture">
+                <pic:pic>
+                  <pic:nvPicPr>
+                    <pic:cNvPr id="0" name="image2.png"/>
+                    <pic:cNvPicPr preferRelativeResize="0"/>
+                  </pic:nvPicPr>
+                  <pic:blipFill>
+                    <a:blip r:embed="rId26"/>
+                    <a:srcRect b="0" l="0" r="0" t="0"/>
+                    <a:stretch>
+                      <a:fillRect/>
+                    </a:stretch>
+                  </pic:blipFill>
+                  <pic:spPr>
+                    <a:xfrm>
+                      <a:off x="0" y="0"/>
+                      <a:ext cx="2644915" cy="1666875"/>
+                    </a:xfrm>
+                    <a:prstGeom prst="rect"/>
+                    <a:ln/>
+                  </pic:spPr>
+                </pic:pic>
+              </a:graphicData>
+            </a:graphic>
+          </wp:anchor>
+        </w:drawing>
+      </w:r>
+    </w:p>
+    <w:p>
+      <w:pPr>
+        <w:spacing w:line="216" w:lineRule="auto"/>
+        <w:jc w:val="center"/>
+        <w:rPr/>
+      </w:pPr>
+      <w:r>
+        <w:rPr>
+          <w:rtl w:val="0"/>
+        </w:rPr>
+      </w:r>
+    </w:p>
+    <w:tbl>
+      <w:tblPr>
+        <w:tblStyle w:val="Table5"/>
+        <w:tblW w:w="9360.0" w:type="dxa"/>
+        <w:jc w:val="center"/>
+        <w:tblBorders>
+          <w:top w:color="000000" w:space="0" w:sz="8" w:val="single"/>
+          <w:left w:color="000000" w:space="0" w:sz="8" w:val="single"/>
+          <w:bottom w:color="000000" w:space="0" w:sz="8" w:val="single"/>
+          <w:right w:color="000000" w:space="0" w:sz="8" w:val="single"/>
+          <w:insideH w:color="000000" w:space="0" w:sz="8" w:val="single"/>
+          <w:insideV w:color="000000" w:space="0" w:sz="8" w:val="single"/>
+        </w:tblBorders>
+        <w:tblLayout w:type="fixed"/>
+        <w:tblLook w:val="0600"/>
+      </w:tblPr>
+      <w:tblGrid>
+        <w:gridCol w:w="4680"/>
+        <w:gridCol w:w="4680"/>
+        <w:tblGridChange w:id="0">
+          <w:tblGrid>
+            <w:gridCol w:w="4680"/>
+            <w:gridCol w:w="4680"/>
+          </w:tblGrid>
+        </w:tblGridChange>
+      </w:tblGrid>
+      <w:tr>
+        <w:trPr>
+          <w:cantSplit w:val="0"/>
+          <w:tblHeader w:val="0"/>
+        </w:trPr>
+        <w:tc>
+          <w:tcPr>
+            <w:tcBorders>
+              <w:top w:color="ffffff" w:space="0" w:sz="1" w:val="single"/>
+              <w:left w:color="ffffff" w:space="0" w:sz="1" w:val="single"/>
+              <w:bottom w:color="ffffff" w:space="0" w:sz="1" w:val="single"/>
+              <w:right w:color="ffffff" w:space="0" w:sz="1" w:val="single"/>
+            </w:tcBorders>
+          </w:tcPr>
+          <w:p>
+            <w:pPr>
+              <w:widowControl w:val="0"/>
+              <w:spacing w:after="80" w:line="240" w:lineRule="auto"/>
+              <w:rPr>
+                <w:sz w:val="19"/>
+                <w:szCs w:val="19"/>
+              </w:rPr>
+            </w:pPr>
+            <w:r>
+              <w:rPr>
+                <w:sz w:val="19"/>
+                <w:szCs w:val="19"/>
+                <w:rtl w:val="0"/>
+              </w:rPr>
+              <w:t xml:space="preserve">Captain Kohei Kitadani, decorated officer of the Earth Crown Military, geological scientist and father of the Ultima Cannon, is remembered today on the sixteenth anniversary of the Eden Incident.</w:t>
+            </w:r>
+          </w:p>
+          <w:p>
+            <w:pPr>
+              <w:widowControl w:val="0"/>
+              <w:spacing w:after="80" w:line="240" w:lineRule="auto"/>
+              <w:rPr>
+                <w:sz w:val="19"/>
+                <w:szCs w:val="19"/>
+              </w:rPr>
+            </w:pPr>
+            <w:r>
+              <w:rPr>
+                <w:rtl w:val="0"/>
+              </w:rPr>
+            </w:r>
+          </w:p>
+          <w:p>
+            <w:pPr>
+              <w:widowControl w:val="0"/>
+              <w:spacing w:after="80" w:line="240" w:lineRule="auto"/>
+              <w:rPr>
+                <w:sz w:val="19"/>
+                <w:szCs w:val="19"/>
+              </w:rPr>
+            </w:pPr>
+            <w:r>
+              <w:rPr>
+                <w:sz w:val="19"/>
+                <w:szCs w:val="19"/>
+                <w:rtl w:val="0"/>
+              </w:rPr>
+              <w:t xml:space="preserve">Sixteen years ago, Captain Kitadani led the Eden into humanity’s darkest hour. Facing the Planet Destroyer, the alien terror that had already brought devastation to Earth, Kitadani made the ultimate sacrifice. The Ultima Cannon struck its target and the threat was neutralized.</w:t>
+            </w:r>
+          </w:p>
+        </w:tc>
+        <w:tc>
+          <w:tcPr>
+            <w:tcBorders>
+              <w:top w:color="ffffff" w:space="0" w:sz="1" w:val="single"/>
+              <w:left w:color="ffffff" w:space="0" w:sz="1" w:val="single"/>
+              <w:bottom w:color="ffffff" w:space="0" w:sz="1" w:val="single"/>
+              <w:right w:color="ffffff" w:space="0" w:sz="1" w:val="single"/>
+            </w:tcBorders>
+          </w:tcPr>
+          <w:p>
+            <w:pPr>
+              <w:widowControl w:val="0"/>
+              <w:spacing w:after="40" w:line="227.99999999999997" w:lineRule="auto"/>
+              <w:rPr>
+                <w:sz w:val="15.5"/>
+                <w:szCs w:val="15.5"/>
+              </w:rPr>
+            </w:pPr>
+            <w:r>
+              <w:rPr>
+                <w:rtl w:val="0"/>
+              </w:rPr>
+            </w:r>
+          </w:p>
+        </w:tc>
+      </w:tr>
+      <w:tr>
+        <w:trPr>
+          <w:cantSplit w:val="0"/>
+          <w:trHeight w:val="420" w:hRule="atLeast"/>
+          <w:tblHeader w:val="0"/>
+        </w:trPr>
+        <w:tc>
+          <w:tcPr>
+            <w:tcBorders>
+              <w:top w:color="ffffff" w:space="0" w:sz="1" w:val="single"/>
+              <w:left w:color="ffffff" w:space="0" w:sz="1" w:val="single"/>
+              <w:bottom w:color="ffffff" w:space="0" w:sz="1" w:val="single"/>
+              <w:right w:color="ffffff" w:space="0" w:sz="1" w:val="single"/>
+            </w:tcBorders>
+          </w:tcPr>
+          <w:p>
+            <w:pPr>
+              <w:widowControl w:val="0"/>
+              <w:spacing w:after="80" w:line="240" w:lineRule="auto"/>
+              <w:rPr>
+                <w:sz w:val="19"/>
+                <w:szCs w:val="19"/>
+              </w:rPr>
+            </w:pPr>
+            <w:r>
+              <w:rPr>
+                <w:sz w:val="19"/>
+                <w:szCs w:val="19"/>
+                <w:rtl w:val="0"/>
+              </w:rPr>
+              <w:t xml:space="preserve">Crown historians credit Kitadani’s final action with ending the immediate threat and beginning the longest period of planetary stability since the Cataclysm. His name has since become synonymous with service, readiness and sacrifice.</w:t>
+            </w:r>
+          </w:p>
+          <w:p>
+            <w:pPr>
+              <w:widowControl w:val="0"/>
+              <w:spacing w:after="80" w:line="240" w:lineRule="auto"/>
+              <w:rPr>
+                <w:sz w:val="19"/>
+                <w:szCs w:val="19"/>
+              </w:rPr>
+            </w:pPr>
+            <w:r>
+              <w:rPr>
+                <w:rtl w:val="0"/>
+              </w:rPr>
+            </w:r>
+          </w:p>
+          <w:p>
+            <w:pPr>
+              <w:widowControl w:val="0"/>
+              <w:spacing w:after="80" w:line="240" w:lineRule="auto"/>
+              <w:rPr>
+                <w:sz w:val="19"/>
+                <w:szCs w:val="19"/>
+              </w:rPr>
+            </w:pPr>
+            <w:r>
+              <w:rPr>
+                <w:rtl w:val="0"/>
+              </w:rPr>
+            </w:r>
+          </w:p>
+          <w:p>
+            <w:pPr>
+              <w:widowControl w:val="0"/>
+              <w:spacing w:after="80" w:line="240" w:lineRule="auto"/>
+              <w:rPr>
+                <w:sz w:val="19"/>
+                <w:szCs w:val="19"/>
+              </w:rPr>
+            </w:pPr>
+            <w:r>
+              <w:rPr>
+                <w:sz w:val="19"/>
+                <w:szCs w:val="19"/>
+                <w:rtl w:val="0"/>
+              </w:rPr>
+              <w:t xml:space="preserve">He left behind his wife, Linda, and daughter, Usagi. Today, Cadet Usagi Kitadani continues her father’s proud tradition of service at the Crown Military Academy.</w:t>
+            </w:r>
+          </w:p>
+        </w:tc>
+        <w:tc>
+          <w:tcPr>
+            <w:tcBorders>
+              <w:top w:color="ffffff" w:space="0" w:sz="1" w:val="single"/>
+              <w:left w:color="ffffff" w:space="0" w:sz="1" w:val="single"/>
+              <w:bottom w:color="ffffff" w:space="0" w:sz="1" w:val="single"/>
+              <w:right w:color="ffffff" w:space="0" w:sz="1" w:val="single"/>
+            </w:tcBorders>
+          </w:tcPr>
+          <w:p>
+            <w:pPr>
+              <w:widowControl w:val="0"/>
+              <w:spacing w:after="80" w:line="240" w:lineRule="auto"/>
+              <w:rPr>
+                <w:sz w:val="19"/>
+                <w:szCs w:val="19"/>
+              </w:rPr>
+            </w:pPr>
+            <w:r>
+              <w:rPr>
+                <w:sz w:val="19"/>
+                <w:szCs w:val="19"/>
+                <w:rtl w:val="0"/>
+              </w:rPr>
+              <w:t xml:space="preserve">His courage gave humanity sixteen years of peace. His legacy reminds us that survival is never guaranteed. It is protected.</w:t>
+            </w:r>
+          </w:p>
+          <w:p>
+            <w:pPr>
+              <w:widowControl w:val="0"/>
+              <w:spacing w:after="80" w:line="240" w:lineRule="auto"/>
+              <w:rPr>
+                <w:sz w:val="19"/>
+                <w:szCs w:val="19"/>
+              </w:rPr>
+            </w:pPr>
+            <w:r>
+              <w:rPr>
+                <w:rtl w:val="0"/>
+              </w:rPr>
+            </w:r>
+          </w:p>
+          <w:p>
+            <w:pPr>
+              <w:widowControl w:val="0"/>
+              <w:spacing w:after="80" w:line="240" w:lineRule="auto"/>
+              <w:rPr>
+                <w:sz w:val="19"/>
+                <w:szCs w:val="19"/>
+              </w:rPr>
+            </w:pPr>
+            <w:r>
+              <w:rPr>
+                <w:sz w:val="19"/>
+                <w:szCs w:val="19"/>
+                <w:rtl w:val="0"/>
+              </w:rPr>
+              <w:t xml:space="preserve">Across the Stabilized Democracy, memorial observances today honor the officers and crew of the Eden and the sacrifice that secured humanity’s future.</w:t>
+            </w:r>
+          </w:p>
+          <w:p>
+            <w:pPr>
+              <w:widowControl w:val="0"/>
+              <w:spacing w:after="80" w:line="240" w:lineRule="auto"/>
+              <w:rPr>
+                <w:sz w:val="19"/>
+                <w:szCs w:val="19"/>
+              </w:rPr>
+            </w:pPr>
+            <w:r>
+              <w:rPr>
+                <w:rtl w:val="0"/>
+              </w:rPr>
+            </w:r>
+          </w:p>
+          <w:p>
+            <w:pPr>
+              <w:widowControl w:val="0"/>
+              <w:spacing w:after="80" w:line="240" w:lineRule="auto"/>
+              <w:rPr>
+                <w:b w:val="1"/>
+                <w:bCs w:val="1"/>
+                <w:sz w:val="19"/>
+                <w:szCs w:val="19"/>
+              </w:rPr>
+            </w:pPr>
+            <w:r>
+              <w:rPr>
+                <w:b w:val="1"/>
+                <w:bCs w:val="1"/>
+                <w:sz w:val="19"/>
+                <w:szCs w:val="19"/>
+                <w:rtl w:val="0"/>
+              </w:rPr>
+              <w:t xml:space="preserve">THE CROWN REMEMBERS. HUMANITY ENDURES. FOR THE GREATER GOOD!</w:t>
+            </w:r>
+          </w:p>
+        </w:tc>
+      </w:tr>
+    </w:tbl>
+    <w:p>
+      <w:pPr>
+        <w:spacing w:line="216" w:lineRule="auto"/>
+        <w:jc w:val="center"/>
+        <w:rPr/>
+      </w:pPr>
+      <w:r>
+        <w:rPr>
+          <w:rtl w:val="0"/>
+        </w:rPr>
+      </w:r>
+    </w:p>
+    <w:p>
+      <w:pPr>
+        <w:spacing w:line="216" w:lineRule="auto"/>
+        <w:jc w:val="center"/>
+        <w:rPr/>
+      </w:pPr>
+      <w:r>
+        <w:rPr>
+          <w:rtl w:val="0"/>
+        </w:rPr>
+      </w:r>
+    </w:p>
+    <w:tbl>
+      <w:tblPr>
+        <w:tblStyle w:val="Table6"/>
+        <w:tblW w:w="9360.0" w:type="dxa"/>
+        <w:jc w:val="center"/>
+        <w:tblBorders>
+          <w:top w:color="000000" w:space="0" w:sz="8" w:val="single"/>
+          <w:left w:color="000000" w:space="0" w:sz="8" w:val="single"/>
+          <w:bottom w:color="000000" w:space="0" w:sz="8" w:val="single"/>
+          <w:right w:color="000000" w:space="0" w:sz="8" w:val="single"/>
+          <w:insideH w:color="000000" w:space="0" w:sz="8" w:val="single"/>
+          <w:insideV w:color="000000" w:space="0" w:sz="8" w:val="single"/>
+        </w:tblBorders>
+        <w:tblLayout w:type="fixed"/>
+        <w:tblLook w:val="0600"/>
+      </w:tblPr>
+      <w:tblGrid>
+        <w:gridCol w:w="4680"/>
+        <w:gridCol w:w="4680"/>
+        <w:tblGridChange w:id="0">
+          <w:tblGrid>
+            <w:gridCol w:w="4680"/>
+            <w:gridCol w:w="4680"/>
+          </w:tblGrid>
+        </w:tblGridChange>
+      </w:tblGrid>
+      <w:tr>
+        <w:trPr>
+          <w:cantSplit w:val="0"/>
+          <w:tblHeader w:val="0"/>
+        </w:trPr>
+        <w:tc>
+          <w:tcPr/>
+          <w:p>
+            <w:pPr>
+              <w:widowControl w:val="0"/>
+              <w:spacing w:line="220.8" w:lineRule="auto"/>
+              <w:rPr>
+                <w:b w:val="1"/>
+                <w:bCs w:val="1"/>
+                <w:sz w:val="18"/>
+                <w:szCs w:val="18"/>
+              </w:rPr>
+            </w:pPr>
+            <w:r>
+              <w:rPr>
+                <w:b w:val="1"/>
+                <w:bCs w:val="1"/>
+                <w:sz w:val="18"/>
+                <w:szCs w:val="18"/>
+                <w:rtl w:val="0"/>
+              </w:rPr>
+              <w:t xml:space="preserve">ULTIMA KEEPS TOMORROW BRIGHT</w:t>
+            </w:r>
+          </w:p>
+          <w:p>
+            <w:pPr>
+              <w:widowControl w:val="0"/>
+              <w:spacing w:line="220.8" w:lineRule="auto"/>
+              <w:rPr>
+                <w:sz w:val="18"/>
+                <w:szCs w:val="18"/>
+              </w:rPr>
+            </w:pPr>
+            <w:r>
+              <w:rPr>
+                <w:sz w:val="18"/>
+                <w:szCs w:val="18"/>
+                <w:rtl w:val="0"/>
+              </w:rPr>
+              <w:t xml:space="preserve">Power. Transit. Planetary defense. Ultima keeps civilization moving.</w:t>
+            </w:r>
+          </w:p>
+          <w:p>
+            <w:pPr>
+              <w:widowControl w:val="0"/>
+              <w:spacing w:line="220.8" w:lineRule="auto"/>
+              <w:rPr>
+                <w:sz w:val="18"/>
+                <w:szCs w:val="18"/>
+              </w:rPr>
+            </w:pPr>
+            <w:r>
+              <w:rPr>
+                <w:sz w:val="18"/>
+                <w:szCs w:val="18"/>
+                <w:rtl w:val="0"/>
+              </w:rPr>
+              <w:t xml:space="preserve">ENERGY • SECURITY • CONTINUITY </w:t>
+            </w:r>
+          </w:p>
+          <w:p>
+            <w:pPr>
+              <w:widowControl w:val="0"/>
+              <w:spacing w:line="220.8" w:lineRule="auto"/>
+              <w:rPr>
+                <w:sz w:val="18"/>
+                <w:szCs w:val="18"/>
+              </w:rPr>
+            </w:pPr>
+            <w:r>
+              <w:rPr>
+                <w:b w:val="1"/>
+                <w:bCs w:val="1"/>
+                <w:sz w:val="18"/>
+                <w:szCs w:val="18"/>
+                <w:rtl w:val="0"/>
+              </w:rPr>
+              <w:t xml:space="preserve">Contact</w:t>
+            </w:r>
+            <w:r>
+              <w:rPr>
+                <w:sz w:val="18"/>
+                <w:szCs w:val="18"/>
+                <w:rtl w:val="0"/>
+              </w:rPr>
+              <w:t xml:space="preserve">: Dr. Joseph Chen.</w:t>
+            </w:r>
+          </w:p>
+        </w:tc>
+        <w:tc>
+          <w:tcPr/>
+          <w:p>
+            <w:pPr>
+              <w:widowControl w:val="0"/>
+              <w:spacing w:line="220.8" w:lineRule="auto"/>
+              <w:rPr>
+                <w:b w:val="1"/>
+                <w:bCs w:val="1"/>
+                <w:sz w:val="18"/>
+                <w:szCs w:val="18"/>
+              </w:rPr>
+            </w:pPr>
+            <w:r>
+              <w:rPr>
+                <w:b w:val="1"/>
+                <w:bCs w:val="1"/>
+                <w:sz w:val="18"/>
+                <w:szCs w:val="18"/>
+                <w:rtl w:val="0"/>
+              </w:rPr>
+              <w:t xml:space="preserve">ACADEMY APPLICATIONS NOW OPEN</w:t>
+            </w:r>
+          </w:p>
+          <w:p>
+            <w:pPr>
+              <w:widowControl w:val="0"/>
+              <w:spacing w:line="220.8" w:lineRule="auto"/>
+              <w:rPr>
+                <w:b w:val="1"/>
+                <w:bCs w:val="1"/>
+                <w:sz w:val="18"/>
+                <w:szCs w:val="18"/>
+              </w:rPr>
+            </w:pPr>
+            <w:r>
+              <w:rPr>
+                <w:b w:val="1"/>
+                <w:bCs w:val="1"/>
+                <w:sz w:val="18"/>
+                <w:szCs w:val="18"/>
+                <w:rtl w:val="0"/>
+              </w:rPr>
+              <w:t xml:space="preserve">ACE • SUPPORT • AUXILIARY</w:t>
+            </w:r>
+          </w:p>
+          <w:p>
+            <w:pPr>
+              <w:widowControl w:val="0"/>
+              <w:spacing w:line="220.8" w:lineRule="auto"/>
+              <w:rPr>
+                <w:sz w:val="18"/>
+                <w:szCs w:val="18"/>
+              </w:rPr>
+            </w:pPr>
+            <w:r>
+              <w:rPr>
+                <w:sz w:val="18"/>
+                <w:szCs w:val="18"/>
+                <w:rtl w:val="0"/>
+              </w:rPr>
+              <w:t xml:space="preserve">Train with advanced mechs. Serve where humanity needs you.</w:t>
+            </w:r>
+          </w:p>
+          <w:p>
+            <w:pPr>
+              <w:widowControl w:val="0"/>
+              <w:spacing w:line="220.8" w:lineRule="auto"/>
+              <w:rPr>
+                <w:sz w:val="18"/>
+                <w:szCs w:val="18"/>
+              </w:rPr>
+            </w:pPr>
+            <w:r>
+              <w:rPr>
+                <w:sz w:val="18"/>
+                <w:szCs w:val="18"/>
+                <w:rtl w:val="0"/>
+              </w:rPr>
+              <w:t xml:space="preserve">SERVICE IS HONOR. • </w:t>
+            </w:r>
+            <w:r>
+              <w:rPr>
+                <w:b w:val="1"/>
+                <w:bCs w:val="1"/>
+                <w:sz w:val="18"/>
+                <w:szCs w:val="18"/>
+                <w:rtl w:val="0"/>
+              </w:rPr>
+              <w:t xml:space="preserve">Contact</w:t>
+            </w:r>
+            <w:r>
+              <w:rPr>
+                <w:sz w:val="18"/>
+                <w:szCs w:val="18"/>
+                <w:rtl w:val="0"/>
+              </w:rPr>
+              <w:t xml:space="preserve">: Prof. Kelisha Alvarez</w:t>
+            </w:r>
+          </w:p>
+        </w:tc>
+      </w:tr>
+      <w:tr>
+        <w:trPr>
+          <w:cantSplit w:val="0"/>
+          <w:tblHeader w:val="0"/>
+        </w:trPr>
+        <w:tc>
+          <w:tcPr/>
+          <w:p>
+            <w:pPr>
+              <w:widowControl w:val="0"/>
+              <w:spacing w:line="220.8" w:lineRule="auto"/>
+              <w:rPr>
+                <w:b w:val="1"/>
+                <w:bCs w:val="1"/>
+                <w:sz w:val="18"/>
+                <w:szCs w:val="18"/>
+              </w:rPr>
+            </w:pPr>
+            <w:r>
+              <w:rPr>
+                <w:b w:val="1"/>
+                <w:bCs w:val="1"/>
+                <w:sz w:val="18"/>
+                <w:szCs w:val="18"/>
+                <w:rtl w:val="0"/>
+              </w:rPr>
+              <w:t xml:space="preserve">NEW JERSEY SUPPLY DISRUPTION: DAY 42</w:t>
+            </w:r>
+          </w:p>
+          <w:p>
+            <w:pPr>
+              <w:widowControl w:val="0"/>
+              <w:spacing w:line="220.8" w:lineRule="auto"/>
+              <w:rPr>
+                <w:sz w:val="18"/>
+                <w:szCs w:val="18"/>
+              </w:rPr>
+            </w:pPr>
+            <w:r>
+              <w:rPr>
+                <w:sz w:val="18"/>
+                <w:szCs w:val="18"/>
+                <w:rtl w:val="0"/>
+              </w:rPr>
+              <w:t xml:space="preserve">Unauthorized work stoppage continues to affect Ultima production. Rely on verified Crown Network reports. — </w:t>
+            </w:r>
+            <w:r>
+              <w:rPr>
+                <w:b w:val="1"/>
+                <w:bCs w:val="1"/>
+                <w:sz w:val="18"/>
+                <w:szCs w:val="18"/>
+                <w:rtl w:val="0"/>
+              </w:rPr>
+              <w:t xml:space="preserve">Contact </w:t>
+            </w:r>
+            <w:r>
+              <w:rPr>
+                <w:sz w:val="18"/>
+                <w:szCs w:val="18"/>
+                <w:rtl w:val="0"/>
+              </w:rPr>
+              <w:t xml:space="preserve">Gen. Robert Huxtable</w:t>
+            </w:r>
+          </w:p>
+        </w:tc>
+        <w:tc>
+          <w:tcPr/>
+          <w:p>
+            <w:pPr>
+              <w:widowControl w:val="0"/>
+              <w:spacing w:line="220.8" w:lineRule="auto"/>
+              <w:rPr>
+                <w:b w:val="1"/>
+                <w:bCs w:val="1"/>
+                <w:sz w:val="18"/>
+                <w:szCs w:val="18"/>
+              </w:rPr>
+            </w:pPr>
+            <w:r>
+              <w:rPr>
+                <w:b w:val="1"/>
+                <w:bCs w:val="1"/>
+                <w:sz w:val="18"/>
+                <w:szCs w:val="18"/>
+                <w:rtl w:val="0"/>
+              </w:rPr>
+              <w:t xml:space="preserve">KNOW YOUR DOME</w:t>
+            </w:r>
+          </w:p>
+          <w:p>
+            <w:pPr>
+              <w:widowControl w:val="0"/>
+              <w:spacing w:line="220.8" w:lineRule="auto"/>
+              <w:rPr>
+                <w:sz w:val="18"/>
+                <w:szCs w:val="18"/>
+              </w:rPr>
+            </w:pPr>
+            <w:r>
+              <w:rPr>
+                <w:sz w:val="18"/>
+                <w:szCs w:val="18"/>
+                <w:rtl w:val="0"/>
+              </w:rPr>
+              <w:t xml:space="preserve">Atmospheric stabilizers protect millions. Report seal warnings or unauthorized exterior access.</w:t>
+            </w:r>
+          </w:p>
+          <w:p>
+            <w:pPr>
+              <w:widowControl w:val="0"/>
+              <w:spacing w:line="220.8" w:lineRule="auto"/>
+              <w:rPr>
+                <w:sz w:val="18"/>
+                <w:szCs w:val="18"/>
+              </w:rPr>
+            </w:pPr>
+            <w:r>
+              <w:rPr>
+                <w:sz w:val="18"/>
+                <w:szCs w:val="18"/>
+                <w:rtl w:val="0"/>
+              </w:rPr>
+              <w:t xml:space="preserve">YOUR DOME. YOUR SAFETY. • Prof. Wellington.</w:t>
+            </w:r>
+          </w:p>
+        </w:tc>
+      </w:tr>
+      <w:tr>
+        <w:trPr>
+          <w:cantSplit w:val="0"/>
+          <w:tblHeader w:val="0"/>
+        </w:trPr>
+        <w:tc>
+          <w:tcPr/>
+          <w:p>
+            <w:pPr>
+              <w:widowControl w:val="0"/>
+              <w:spacing w:line="220.8" w:lineRule="auto"/>
+              <w:rPr>
+                <w:b w:val="1"/>
+                <w:bCs w:val="1"/>
+                <w:sz w:val="18"/>
+                <w:szCs w:val="18"/>
+              </w:rPr>
+            </w:pPr>
+            <w:r>
+              <w:rPr>
+                <w:b w:val="1"/>
+                <w:bCs w:val="1"/>
+                <w:sz w:val="18"/>
+                <w:szCs w:val="18"/>
+                <w:rtl w:val="0"/>
+              </w:rPr>
+              <w:t xml:space="preserve">EXTRA FAST TRAVEL SEAT</w:t>
+            </w:r>
+          </w:p>
+          <w:p>
+            <w:pPr>
+              <w:widowControl w:val="0"/>
+              <w:spacing w:line="220.8" w:lineRule="auto"/>
+              <w:rPr>
+                <w:sz w:val="18"/>
+                <w:szCs w:val="18"/>
+              </w:rPr>
+            </w:pPr>
+            <w:r>
+              <w:rPr>
+                <w:sz w:val="18"/>
+                <w:szCs w:val="18"/>
+                <w:rtl w:val="0"/>
+              </w:rPr>
+              <w:t xml:space="preserve">Crown-certified fast travel to approved Earth gates. Clearance required. Friend bailed on me after we got into an argument about lunars. • </w:t>
+            </w:r>
+            <w:r>
+              <w:rPr>
+                <w:b w:val="1"/>
+                <w:bCs w:val="1"/>
+                <w:sz w:val="18"/>
+                <w:szCs w:val="18"/>
+                <w:rtl w:val="0"/>
+              </w:rPr>
+              <w:t xml:space="preserve">Contact</w:t>
+            </w:r>
+            <w:r>
+              <w:rPr>
+                <w:sz w:val="18"/>
+                <w:szCs w:val="18"/>
+                <w:rtl w:val="0"/>
+              </w:rPr>
+              <w:t xml:space="preserve"> @GSanders2.</w:t>
+            </w:r>
+          </w:p>
+        </w:tc>
+        <w:tc>
+          <w:tcPr/>
+          <w:p>
+            <w:pPr>
+              <w:widowControl w:val="0"/>
+              <w:spacing w:line="220.8" w:lineRule="auto"/>
+              <w:rPr>
+                <w:b w:val="1"/>
+                <w:bCs w:val="1"/>
+                <w:sz w:val="18"/>
+                <w:szCs w:val="18"/>
+              </w:rPr>
+            </w:pPr>
+            <w:r>
+              <w:rPr>
+                <w:b w:val="1"/>
+                <w:bCs w:val="1"/>
+                <w:sz w:val="18"/>
+                <w:szCs w:val="18"/>
+                <w:rtl w:val="0"/>
+              </w:rPr>
+              <w:t xml:space="preserve">KITADANI COMMEMORATIVE EDITION</w:t>
+            </w:r>
+          </w:p>
+          <w:p>
+            <w:pPr>
+              <w:widowControl w:val="0"/>
+              <w:spacing w:line="220.8" w:lineRule="auto"/>
+              <w:rPr>
+                <w:sz w:val="18"/>
+                <w:szCs w:val="18"/>
+              </w:rPr>
+            </w:pPr>
+            <w:r>
+              <w:rPr>
+                <w:sz w:val="18"/>
+                <w:szCs w:val="18"/>
+                <w:rtl w:val="0"/>
+              </w:rPr>
+              <w:t xml:space="preserve">Thank you to The Crown, The King and to Crown Network for continuing to honor my husband’s sacrifice • </w:t>
+            </w:r>
+            <w:r>
+              <w:rPr>
+                <w:b w:val="1"/>
+                <w:bCs w:val="1"/>
+                <w:sz w:val="18"/>
+                <w:szCs w:val="18"/>
+                <w:rtl w:val="0"/>
+              </w:rPr>
+              <w:t xml:space="preserve">Contact </w:t>
+            </w:r>
+            <w:r>
+              <w:rPr>
+                <w:sz w:val="18"/>
+                <w:szCs w:val="18"/>
+                <w:rtl w:val="0"/>
+              </w:rPr>
+              <w:t xml:space="preserve">Linda Kitadani.</w:t>
+            </w:r>
+          </w:p>
+        </w:tc>
+      </w:tr>
+      <w:tr>
+        <w:trPr>
+          <w:cantSplit w:val="0"/>
+          <w:tblHeader w:val="0"/>
+        </w:trPr>
+        <w:tc>
+          <w:tcPr/>
+          <w:p>
+            <w:pPr>
+              <w:widowControl w:val="0"/>
+              <w:spacing w:line="220.8" w:lineRule="auto"/>
+              <w:rPr>
+                <w:b w:val="1"/>
+                <w:bCs w:val="1"/>
+                <w:sz w:val="18"/>
+                <w:szCs w:val="18"/>
+              </w:rPr>
+            </w:pPr>
+            <w:r>
+              <w:rPr>
+                <w:b w:val="1"/>
+                <w:bCs w:val="1"/>
+                <w:sz w:val="18"/>
+                <w:szCs w:val="18"/>
+                <w:rtl w:val="0"/>
+              </w:rPr>
+              <w:t xml:space="preserve">SEASON FINALE</w:t>
+            </w:r>
+          </w:p>
+          <w:p>
+            <w:pPr>
+              <w:widowControl w:val="0"/>
+              <w:spacing w:line="220.8" w:lineRule="auto"/>
+              <w:rPr>
+                <w:sz w:val="18"/>
+                <w:szCs w:val="18"/>
+              </w:rPr>
+            </w:pPr>
+            <w:r>
+              <w:rPr>
+                <w:sz w:val="18"/>
+                <w:szCs w:val="18"/>
+                <w:rtl w:val="0"/>
+              </w:rPr>
+              <w:t xml:space="preserve">I Got Hit By A Bus and now my Love Triangle of Friends are RPG Heroes, airing season finale this Friday night!</w:t>
+            </w:r>
+          </w:p>
+          <w:p>
+            <w:pPr>
+              <w:widowControl w:val="0"/>
+              <w:spacing w:line="220.8" w:lineRule="auto"/>
+              <w:rPr>
+                <w:sz w:val="18"/>
+                <w:szCs w:val="18"/>
+              </w:rPr>
+            </w:pPr>
+            <w:r>
+              <w:rPr>
+                <w:sz w:val="18"/>
+                <w:szCs w:val="18"/>
+                <w:rtl w:val="0"/>
+              </w:rPr>
+              <w:t xml:space="preserve">Will they summon the bus? What will happen to the pirate cats!? Tune in to find out! </w:t>
+            </w:r>
+          </w:p>
+        </w:tc>
+        <w:tc>
+          <w:tcPr/>
+          <w:p>
+            <w:pPr>
+              <w:widowControl w:val="0"/>
+              <w:spacing w:line="220.8" w:lineRule="auto"/>
+              <w:rPr>
+                <w:b w:val="1"/>
+                <w:bCs w:val="1"/>
+                <w:sz w:val="18"/>
+                <w:szCs w:val="18"/>
+              </w:rPr>
+            </w:pPr>
+            <w:r>
+              <w:rPr>
+                <w:b w:val="1"/>
+                <w:bCs w:val="1"/>
+                <w:sz w:val="18"/>
+                <w:szCs w:val="18"/>
+                <w:rtl w:val="0"/>
+              </w:rPr>
+              <w:t xml:space="preserve">CROWN NETWORK NEWS</w:t>
+            </w:r>
+          </w:p>
+          <w:p>
+            <w:pPr>
+              <w:widowControl w:val="0"/>
+              <w:spacing w:line="220.8" w:lineRule="auto"/>
+              <w:rPr>
+                <w:b w:val="1"/>
+                <w:bCs w:val="1"/>
+                <w:sz w:val="18"/>
+                <w:szCs w:val="18"/>
+              </w:rPr>
+            </w:pPr>
+            <w:r>
+              <w:rPr>
+                <w:b w:val="1"/>
+                <w:bCs w:val="1"/>
+                <w:sz w:val="18"/>
+                <w:szCs w:val="18"/>
+                <w:rtl w:val="0"/>
+              </w:rPr>
+              <w:t xml:space="preserve">NEWS YOU CAN TRUST</w:t>
+            </w:r>
+          </w:p>
+          <w:p>
+            <w:pPr>
+              <w:widowControl w:val="0"/>
+              <w:spacing w:line="220.8" w:lineRule="auto"/>
+              <w:rPr>
+                <w:sz w:val="18"/>
+                <w:szCs w:val="18"/>
+              </w:rPr>
+            </w:pPr>
+            <w:r>
+              <w:rPr>
+                <w:sz w:val="18"/>
+                <w:szCs w:val="18"/>
+                <w:rtl w:val="0"/>
+              </w:rPr>
+              <w:t xml:space="preserve">Official alerts, regional notices and verified information.</w:t>
+            </w:r>
+          </w:p>
+          <w:p>
+            <w:pPr>
+              <w:widowControl w:val="0"/>
+              <w:spacing w:line="220.8" w:lineRule="auto"/>
+              <w:rPr>
+                <w:sz w:val="18"/>
+                <w:szCs w:val="18"/>
+              </w:rPr>
+            </w:pPr>
+            <w:r>
+              <w:rPr>
+                <w:sz w:val="18"/>
+                <w:szCs w:val="18"/>
+                <w:rtl w:val="0"/>
+              </w:rPr>
+              <w:t xml:space="preserve">TRUST VERIFIED SOURCES. PROTECT THE TRUTH.</w:t>
+            </w:r>
+          </w:p>
+        </w:tc>
+      </w:tr>
+    </w:tbl>
+    <w:p>
+      <w:pPr>
+        <w:spacing w:line="216" w:lineRule="auto"/>
+        <w:jc w:val="center"/>
+        <w:rPr/>
+      </w:pPr>
+      <w:r>
+        <w:br w:type="page"/>
+      </w:r>
+      <w:r>
+        <w:rPr>
+          <w:rtl w:val="0"/>
+        </w:rPr>
+      </w:r>
+    </w:p>
+    <w:p>
+      <w:pPr>
+        <w:spacing w:line="216" w:lineRule="auto"/>
+        <w:jc w:val="center"/>
+        <w:rPr>
+          <w:b w:val="1"/>
+          <w:bCs w:val="1"/>
+          <w:sz w:val="46"/>
+          <w:szCs w:val="46"/>
+        </w:rPr>
+      </w:pPr>
+      <w:r>
+        <w:rPr>
+          <w:b w:val="1"/>
+          <w:bCs w:val="1"/>
+          <w:sz w:val="46"/>
+          <w:szCs w:val="46"/>
+          <w:rtl w:val="0"/>
+        </w:rPr>
+        <w:t xml:space="preserve">🌚 THE CRATER UNDERGROUND ✊</w:t>
+      </w:r>
+    </w:p>
+    <w:p>
+      <w:pPr>
+        <w:spacing w:line="216" w:lineRule="auto"/>
+        <w:jc w:val="center"/>
+        <w:rPr>
+          <w:b w:val="1"/>
+          <w:bCs w:val="1"/>
+          <w:sz w:val="24.5"/>
+          <w:szCs w:val="24.5"/>
+        </w:rPr>
+      </w:pPr>
+      <w:r>
+        <w:rPr>
+          <w:b w:val="1"/>
+          <w:bCs w:val="1"/>
+          <w:sz w:val="24.5"/>
+          <w:szCs w:val="24.5"/>
+          <w:rtl w:val="0"/>
+        </w:rPr>
+        <w:t xml:space="preserve">INDEPENDENT NEWS FOR EARTH-BORN, COLONY-BORN AND EVERYONE THE CROWN WOULD RATHER KEEP APART</w:t>
+      </w:r>
+    </w:p>
+    <w:p>
+      <w:pPr>
+        <w:jc w:val="center"/>
+        <w:rPr/>
+      </w:pPr>
+      <w:r>
+        <w:rPr>
+          <w:rtl w:val="0"/>
+        </w:rPr>
+      </w:r>
+    </w:p>
+    <w:tbl>
+      <w:tblPr>
+        <w:tblStyle w:val="Table7"/>
+        <w:tblW w:w="9360.0" w:type="dxa"/>
+        <w:jc w:val="center"/>
+        <w:tblBorders>
+          <w:top w:color="000000" w:space="0" w:sz="8" w:val="single"/>
+          <w:left w:color="000000" w:space="0" w:sz="8" w:val="single"/>
+          <w:bottom w:color="000000" w:space="0" w:sz="8" w:val="single"/>
+          <w:right w:color="000000" w:space="0" w:sz="8" w:val="single"/>
+          <w:insideH w:color="000000" w:space="0" w:sz="8" w:val="single"/>
+          <w:insideV w:color="000000" w:space="0" w:sz="8" w:val="single"/>
+        </w:tblBorders>
+        <w:tblLayout w:type="fixed"/>
+        <w:tblLook w:val="0600"/>
+      </w:tblPr>
+      <w:tblGrid>
+        <w:gridCol w:w="4680"/>
+        <w:gridCol w:w="4680"/>
+        <w:tblGridChange w:id="0">
+          <w:tblGrid>
+            <w:gridCol w:w="4680"/>
+            <w:gridCol w:w="4680"/>
+          </w:tblGrid>
+        </w:tblGridChange>
+      </w:tblGrid>
+      <w:tr>
+        <w:trPr>
+          <w:cantSplit w:val="0"/>
+          <w:tblHeader w:val="0"/>
+        </w:trPr>
+        <w:tc>
+          <w:tcPr/>
+          <w:p>
+            <w:pPr>
+              <w:widowControl w:val="0"/>
+              <w:spacing w:line="227.99999999999997" w:lineRule="auto"/>
+              <w:rPr>
+                <w:b w:val="1"/>
+                <w:bCs w:val="1"/>
+                <w:sz w:val="17"/>
+                <w:szCs w:val="17"/>
+              </w:rPr>
+            </w:pPr>
+            <w:r>
+              <w:rPr>
+                <w:b w:val="1"/>
+                <w:bCs w:val="1"/>
+                <w:sz w:val="17"/>
+                <w:szCs w:val="17"/>
+                <w:rtl w:val="0"/>
+              </w:rPr>
+              <w:t xml:space="preserve">THE UNDERGROUND MARKET</w:t>
+            </w:r>
+          </w:p>
+          <w:p>
+            <w:pPr>
+              <w:widowControl w:val="0"/>
+              <w:spacing w:line="227.99999999999997" w:lineRule="auto"/>
+              <w:rPr>
+                <w:b w:val="1"/>
+                <w:bCs w:val="1"/>
+                <w:sz w:val="17"/>
+                <w:szCs w:val="17"/>
+              </w:rPr>
+            </w:pPr>
+            <w:r>
+              <w:rPr>
+                <w:b w:val="1"/>
+                <w:bCs w:val="1"/>
+                <w:sz w:val="17"/>
+                <w:szCs w:val="17"/>
+                <w:rtl w:val="0"/>
+              </w:rPr>
+              <w:t xml:space="preserve">BUY • SELL • TRADE • REPAIR</w:t>
+            </w:r>
+          </w:p>
+          <w:p>
+            <w:pPr>
+              <w:widowControl w:val="0"/>
+              <w:spacing w:line="227.99999999999997" w:lineRule="auto"/>
+              <w:rPr>
+                <w:sz w:val="17"/>
+                <w:szCs w:val="17"/>
+              </w:rPr>
+            </w:pPr>
+            <w:r>
+              <w:rPr>
+                <w:sz w:val="17"/>
+                <w:szCs w:val="17"/>
+                <w:rtl w:val="0"/>
+              </w:rPr>
+              <w:t xml:space="preserve">Pressure seals • mech parts • film • Earth imports • corrected academy books • old Crown receivers • decorative dome filters</w:t>
+            </w:r>
+          </w:p>
+          <w:p>
+            <w:pPr>
+              <w:widowControl w:val="0"/>
+              <w:spacing w:line="227.99999999999997" w:lineRule="auto"/>
+              <w:rPr>
+                <w:sz w:val="17"/>
+                <w:szCs w:val="17"/>
+              </w:rPr>
+            </w:pPr>
+            <w:r>
+              <w:rPr>
+                <w:sz w:val="17"/>
+                <w:szCs w:val="17"/>
+                <w:rtl w:val="0"/>
+              </w:rPr>
+              <w:t xml:space="preserve">NO ULTIMA ORE. NO QUESTIONS. • @moonrabbit_16</w:t>
+            </w:r>
+          </w:p>
+        </w:tc>
+        <w:tc>
+          <w:tcPr/>
+          <w:p>
+            <w:pPr>
+              <w:widowControl w:val="0"/>
+              <w:spacing w:line="227.99999999999997" w:lineRule="auto"/>
+              <w:rPr>
+                <w:b w:val="1"/>
+                <w:bCs w:val="1"/>
+                <w:sz w:val="17"/>
+                <w:szCs w:val="17"/>
+              </w:rPr>
+            </w:pPr>
+            <w:r>
+              <w:rPr>
+                <w:b w:val="1"/>
+                <w:bCs w:val="1"/>
+                <w:sz w:val="17"/>
+                <w:szCs w:val="17"/>
+                <w:rtl w:val="0"/>
+              </w:rPr>
+              <w:t xml:space="preserve">PERSONALS &amp; MISSED CONNECTIONS</w:t>
+            </w:r>
+          </w:p>
+          <w:p>
+            <w:pPr>
+              <w:widowControl w:val="0"/>
+              <w:spacing w:line="227.99999999999997" w:lineRule="auto"/>
+              <w:rPr>
+                <w:sz w:val="17"/>
+                <w:szCs w:val="17"/>
+              </w:rPr>
+            </w:pPr>
+            <w:r>
+              <w:rPr>
+                <w:sz w:val="17"/>
+                <w:szCs w:val="17"/>
+                <w:rtl w:val="0"/>
+              </w:rPr>
+              <w:t xml:space="preserve">EARTH-BORN, 24, seeks colony-born person who thinks two hours on a train is “basically nearby.” Must enjoy parfaits. No Crown officers. • </w:t>
+            </w:r>
+            <w:r>
+              <w:rPr>
+                <w:b w:val="1"/>
+                <w:bCs w:val="1"/>
+                <w:sz w:val="17"/>
+                <w:szCs w:val="17"/>
+                <w:rtl w:val="0"/>
+              </w:rPr>
+              <w:t xml:space="preserve">Contact</w:t>
+            </w:r>
+            <w:r>
+              <w:rPr>
+                <w:sz w:val="17"/>
+                <w:szCs w:val="17"/>
+                <w:rtl w:val="0"/>
+              </w:rPr>
+              <w:t xml:space="preserve"> @ace_of_earth</w:t>
+            </w:r>
+          </w:p>
+          <w:p>
+            <w:pPr>
+              <w:widowControl w:val="0"/>
+              <w:spacing w:line="227.99999999999997" w:lineRule="auto"/>
+              <w:rPr>
+                <w:sz w:val="17"/>
+                <w:szCs w:val="17"/>
+              </w:rPr>
+            </w:pPr>
+            <w:r>
+              <w:rPr>
+                <w:rtl w:val="0"/>
+              </w:rPr>
+            </w:r>
+          </w:p>
+          <w:p>
+            <w:pPr>
+              <w:widowControl w:val="0"/>
+              <w:spacing w:line="227.99999999999997" w:lineRule="auto"/>
+              <w:rPr>
+                <w:sz w:val="17"/>
+                <w:szCs w:val="17"/>
+              </w:rPr>
+            </w:pPr>
+            <w:r>
+              <w:rPr>
+                <w:sz w:val="17"/>
+                <w:szCs w:val="17"/>
+                <w:rtl w:val="0"/>
+              </w:rPr>
+              <w:t xml:space="preserve">FOUND: academy ID near Rush Crater station. • </w:t>
+            </w:r>
+          </w:p>
+          <w:p>
+            <w:pPr>
+              <w:widowControl w:val="0"/>
+              <w:spacing w:line="227.99999999999997" w:lineRule="auto"/>
+              <w:rPr>
+                <w:sz w:val="17"/>
+                <w:szCs w:val="17"/>
+              </w:rPr>
+            </w:pPr>
+            <w:r>
+              <w:rPr>
+                <w:b w:val="1"/>
+                <w:bCs w:val="1"/>
+                <w:sz w:val="17"/>
+                <w:szCs w:val="17"/>
+                <w:rtl w:val="0"/>
+              </w:rPr>
+              <w:t xml:space="preserve">Contact </w:t>
+            </w:r>
+            <w:r>
+              <w:rPr>
+                <w:sz w:val="17"/>
+                <w:szCs w:val="17"/>
+                <w:rtl w:val="0"/>
+              </w:rPr>
+              <w:t xml:space="preserve">@support_unit</w:t>
+            </w:r>
+          </w:p>
+        </w:tc>
+      </w:tr>
+      <w:tr>
+        <w:trPr>
+          <w:cantSplit w:val="0"/>
+          <w:tblHeader w:val="0"/>
+        </w:trPr>
+        <w:tc>
+          <w:tcPr/>
+          <w:p>
+            <w:pPr>
+              <w:widowControl w:val="0"/>
+              <w:spacing w:line="227.99999999999997" w:lineRule="auto"/>
+              <w:rPr>
+                <w:b w:val="1"/>
+                <w:bCs w:val="1"/>
+                <w:sz w:val="17"/>
+                <w:szCs w:val="17"/>
+              </w:rPr>
+            </w:pPr>
+            <w:r>
+              <w:rPr>
+                <w:b w:val="1"/>
+                <w:bCs w:val="1"/>
+                <w:sz w:val="17"/>
+                <w:szCs w:val="17"/>
+                <w:rtl w:val="0"/>
+              </w:rPr>
+              <w:t xml:space="preserve">NEW JERSEY RELOCATION PARTY</w:t>
+            </w:r>
+          </w:p>
+          <w:p>
+            <w:pPr>
+              <w:widowControl w:val="0"/>
+              <w:spacing w:line="227.99999999999997" w:lineRule="auto"/>
+              <w:rPr>
+                <w:sz w:val="17"/>
+                <w:szCs w:val="17"/>
+              </w:rPr>
+            </w:pPr>
+            <w:r>
+              <w:rPr>
+                <w:sz w:val="17"/>
+                <w:szCs w:val="17"/>
+                <w:rtl w:val="0"/>
+              </w:rPr>
+              <w:t xml:space="preserve">The Crown is trippin HARD you all… We have to bounce from this thang like a dodge ball off Robert Huxtable’s face. </w:t>
+            </w:r>
+          </w:p>
+          <w:p>
+            <w:pPr>
+              <w:widowControl w:val="0"/>
+              <w:spacing w:line="227.99999999999997" w:lineRule="auto"/>
+              <w:rPr>
+                <w:sz w:val="17"/>
+                <w:szCs w:val="17"/>
+              </w:rPr>
+            </w:pPr>
+            <w:r>
+              <w:rPr>
+                <w:rtl w:val="0"/>
+              </w:rPr>
+            </w:r>
+          </w:p>
+          <w:p>
+            <w:pPr>
+              <w:widowControl w:val="0"/>
+              <w:spacing w:line="227.99999999999997" w:lineRule="auto"/>
+              <w:rPr>
+                <w:sz w:val="17"/>
+                <w:szCs w:val="17"/>
+              </w:rPr>
+            </w:pPr>
+            <w:r>
+              <w:rPr>
+                <w:sz w:val="17"/>
+                <w:szCs w:val="17"/>
+                <w:rtl w:val="0"/>
+              </w:rPr>
+              <w:t xml:space="preserve">Make sure to tune in to Otaku Airwaves at 1900 hours this Friday 10/9 for directions. </w:t>
+            </w:r>
+          </w:p>
+          <w:p>
+            <w:pPr>
+              <w:widowControl w:val="0"/>
+              <w:spacing w:line="227.99999999999997" w:lineRule="auto"/>
+              <w:rPr>
+                <w:sz w:val="17"/>
+                <w:szCs w:val="17"/>
+              </w:rPr>
+            </w:pPr>
+            <w:r>
+              <w:rPr>
+                <w:rtl w:val="0"/>
+              </w:rPr>
+            </w:r>
+          </w:p>
+          <w:p>
+            <w:pPr>
+              <w:widowControl w:val="0"/>
+              <w:spacing w:line="227.99999999999997" w:lineRule="auto"/>
+              <w:rPr>
+                <w:sz w:val="17"/>
+                <w:szCs w:val="17"/>
+              </w:rPr>
+            </w:pPr>
+            <w:r>
+              <w:rPr>
+                <w:sz w:val="17"/>
+                <w:szCs w:val="17"/>
+                <w:rtl w:val="0"/>
+              </w:rPr>
+              <w:t xml:space="preserve">Remember the Kingdom of New Jersey. Remember who wrote the report. • </w:t>
+            </w:r>
+            <w:r>
+              <w:rPr>
+                <w:b w:val="1"/>
+                <w:bCs w:val="1"/>
+                <w:sz w:val="17"/>
+                <w:szCs w:val="17"/>
+                <w:rtl w:val="0"/>
+              </w:rPr>
+              <w:t xml:space="preserve">Contact</w:t>
+            </w:r>
+            <w:r>
+              <w:rPr>
+                <w:sz w:val="17"/>
+                <w:szCs w:val="17"/>
+                <w:rtl w:val="0"/>
+              </w:rPr>
+              <w:t xml:space="preserve">: @Da_Kween67</w:t>
+            </w:r>
+          </w:p>
+        </w:tc>
+        <w:tc>
+          <w:tcPr/>
+          <w:p>
+            <w:pPr>
+              <w:widowControl w:val="0"/>
+              <w:spacing w:line="227.99999999999997" w:lineRule="auto"/>
+              <w:rPr>
+                <w:b w:val="1"/>
+                <w:bCs w:val="1"/>
+                <w:sz w:val="17"/>
+                <w:szCs w:val="17"/>
+              </w:rPr>
+            </w:pPr>
+            <w:r>
+              <w:rPr>
+                <w:b w:val="1"/>
+                <w:bCs w:val="1"/>
+                <w:sz w:val="17"/>
+                <w:szCs w:val="17"/>
+                <w:rtl w:val="0"/>
+              </w:rPr>
+              <w:t xml:space="preserve">ULTIMA: WHO PAYS FOR YOUR POWER?</w:t>
+            </w:r>
+          </w:p>
+          <w:p>
+            <w:pPr>
+              <w:widowControl w:val="0"/>
+              <w:spacing w:line="227.99999999999997" w:lineRule="auto"/>
+              <w:rPr>
+                <w:sz w:val="17"/>
+                <w:szCs w:val="17"/>
+              </w:rPr>
+            </w:pPr>
+            <w:r>
+              <w:rPr>
+                <w:sz w:val="17"/>
+                <w:szCs w:val="17"/>
+                <w:rtl w:val="0"/>
+              </w:rPr>
+              <w:t xml:space="preserve">Ultima materia comes out of the Earth. The Crown controls the mines, the research and the weapons built from it. When workers in New Jersey refused extraction orders, the Crown called their resistance a threat to “continuity.”</w:t>
+            </w:r>
+          </w:p>
+          <w:p>
+            <w:pPr>
+              <w:widowControl w:val="0"/>
+              <w:spacing w:line="227.99999999999997" w:lineRule="auto"/>
+              <w:rPr>
+                <w:sz w:val="17"/>
+                <w:szCs w:val="17"/>
+              </w:rPr>
+            </w:pPr>
+            <w:r>
+              <w:rPr>
+                <w:rtl w:val="0"/>
+              </w:rPr>
+            </w:r>
+          </w:p>
+          <w:p>
+            <w:pPr>
+              <w:widowControl w:val="0"/>
+              <w:spacing w:line="227.99999999999997" w:lineRule="auto"/>
+              <w:rPr>
+                <w:sz w:val="17"/>
+                <w:szCs w:val="17"/>
+              </w:rPr>
+            </w:pPr>
+            <w:r>
+              <w:rPr>
+                <w:sz w:val="17"/>
+                <w:szCs w:val="17"/>
+                <w:rtl w:val="0"/>
+              </w:rPr>
+              <w:t xml:space="preserve">Ask where your power comes from. Ask who had to obey for you to have it.</w:t>
+            </w:r>
+          </w:p>
+        </w:tc>
+      </w:tr>
+      <w:tr>
+        <w:trPr>
+          <w:cantSplit w:val="0"/>
+          <w:tblHeader w:val="0"/>
+        </w:trPr>
+        <w:tc>
+          <w:tcPr/>
+          <w:p>
+            <w:pPr>
+              <w:widowControl w:val="0"/>
+              <w:spacing w:line="227.99999999999997" w:lineRule="auto"/>
+              <w:rPr>
+                <w:b w:val="1"/>
+                <w:bCs w:val="1"/>
+                <w:sz w:val="17"/>
+                <w:szCs w:val="17"/>
+              </w:rPr>
+            </w:pPr>
+            <w:r>
+              <w:rPr>
+                <w:b w:val="1"/>
+                <w:bCs w:val="1"/>
+                <w:sz w:val="17"/>
+                <w:szCs w:val="17"/>
+                <w:rtl w:val="0"/>
+              </w:rPr>
+              <w:t xml:space="preserve">COMMUNITY NOTICE</w:t>
+            </w:r>
+          </w:p>
+          <w:p>
+            <w:pPr>
+              <w:widowControl w:val="0"/>
+              <w:spacing w:line="227.99999999999997" w:lineRule="auto"/>
+              <w:rPr>
+                <w:sz w:val="17"/>
+                <w:szCs w:val="17"/>
+              </w:rPr>
+            </w:pPr>
+            <w:r>
+              <w:rPr>
+                <w:sz w:val="17"/>
+                <w:szCs w:val="17"/>
+                <w:rtl w:val="0"/>
+              </w:rPr>
+              <w:t xml:space="preserve">COLONY-BORN IS NOT A RANK.</w:t>
+            </w:r>
+          </w:p>
+          <w:p>
+            <w:pPr>
+              <w:widowControl w:val="0"/>
+              <w:spacing w:line="227.99999999999997" w:lineRule="auto"/>
+              <w:rPr>
+                <w:sz w:val="17"/>
+                <w:szCs w:val="17"/>
+              </w:rPr>
+            </w:pPr>
+            <w:r>
+              <w:rPr>
+                <w:sz w:val="17"/>
+                <w:szCs w:val="17"/>
+                <w:rtl w:val="0"/>
+              </w:rPr>
+              <w:t xml:space="preserve">“Lunar” when they insult you. “Strategically vital” when they need you. We live here. We belong here. • @support_unit</w:t>
+            </w:r>
+          </w:p>
+        </w:tc>
+        <w:tc>
+          <w:tcPr/>
+          <w:p>
+            <w:pPr>
+              <w:widowControl w:val="0"/>
+              <w:spacing w:line="227.99999999999997" w:lineRule="auto"/>
+              <w:rPr>
+                <w:b w:val="1"/>
+                <w:bCs w:val="1"/>
+                <w:sz w:val="17"/>
+                <w:szCs w:val="17"/>
+              </w:rPr>
+            </w:pPr>
+            <w:r>
+              <w:rPr>
+                <w:b w:val="1"/>
+                <w:bCs w:val="1"/>
+                <w:sz w:val="17"/>
+                <w:szCs w:val="17"/>
+                <w:rtl w:val="0"/>
+              </w:rPr>
+              <w:t xml:space="preserve">CROWN LISTENING IN ON YOUR HOLO-TIME CALLS?</w:t>
+            </w:r>
+          </w:p>
+          <w:p>
+            <w:pPr>
+              <w:widowControl w:val="0"/>
+              <w:spacing w:line="227.99999999999997" w:lineRule="auto"/>
+              <w:rPr>
+                <w:sz w:val="17"/>
+                <w:szCs w:val="17"/>
+              </w:rPr>
+            </w:pPr>
+            <w:r>
+              <w:rPr>
+                <w:sz w:val="17"/>
+                <w:szCs w:val="17"/>
+                <w:rtl w:val="0"/>
+              </w:rPr>
+              <w:t xml:space="preserve">Worried about privacy issues? Trying to download the latest episodes of I Got Hit by a Bus? Use MORD VPN to stay safe online! </w:t>
+            </w:r>
+            <w:r>
+              <w:rPr>
+                <w:b w:val="1"/>
+                <w:bCs w:val="1"/>
+                <w:sz w:val="17"/>
+                <w:szCs w:val="17"/>
+                <w:rtl w:val="0"/>
+              </w:rPr>
+              <w:t xml:space="preserve">Contact</w:t>
+            </w:r>
+            <w:r>
+              <w:rPr>
+                <w:sz w:val="17"/>
+                <w:szCs w:val="17"/>
+                <w:rtl w:val="0"/>
+              </w:rPr>
+              <w:t xml:space="preserve"> @MORD-VPN </w:t>
+            </w:r>
+          </w:p>
+        </w:tc>
+      </w:tr>
+      <w:tr>
+        <w:trPr>
+          <w:cantSplit w:val="0"/>
+          <w:tblHeader w:val="0"/>
+        </w:trPr>
+        <w:tc>
+          <w:tcPr/>
+          <w:p>
+            <w:pPr>
+              <w:widowControl w:val="0"/>
+              <w:spacing w:line="227.99999999999997" w:lineRule="auto"/>
+              <w:rPr>
+                <w:b w:val="1"/>
+                <w:bCs w:val="1"/>
+                <w:sz w:val="17"/>
+                <w:szCs w:val="17"/>
+              </w:rPr>
+            </w:pPr>
+            <w:r>
+              <w:rPr>
+                <w:b w:val="1"/>
+                <w:bCs w:val="1"/>
+                <w:sz w:val="17"/>
+                <w:szCs w:val="17"/>
+                <w:rtl w:val="0"/>
+              </w:rPr>
+              <w:t xml:space="preserve">CABBAGES! AGAIN!</w:t>
+            </w:r>
+          </w:p>
+          <w:p>
+            <w:pPr>
+              <w:widowControl w:val="0"/>
+              <w:spacing w:line="227.99999999999997" w:lineRule="auto"/>
+              <w:rPr>
+                <w:b w:val="1"/>
+                <w:bCs w:val="1"/>
+                <w:sz w:val="17"/>
+                <w:szCs w:val="17"/>
+              </w:rPr>
+            </w:pPr>
+            <w:r>
+              <w:rPr>
+                <w:b w:val="1"/>
+                <w:bCs w:val="1"/>
+                <w:sz w:val="17"/>
+                <w:szCs w:val="17"/>
+                <w:rtl w:val="0"/>
+              </w:rPr>
+              <w:t xml:space="preserve">REWARD OFFERED</w:t>
+            </w:r>
+          </w:p>
+          <w:p>
+            <w:pPr>
+              <w:widowControl w:val="0"/>
+              <w:spacing w:line="227.99999999999997" w:lineRule="auto"/>
+              <w:rPr>
+                <w:sz w:val="17"/>
+                <w:szCs w:val="17"/>
+              </w:rPr>
+            </w:pPr>
+            <w:r>
+              <w:rPr>
+                <w:sz w:val="17"/>
+                <w:szCs w:val="17"/>
+                <w:rtl w:val="0"/>
+              </w:rPr>
+              <w:t xml:space="preserve">To the bald headed rascal destroying my stand: </w:t>
+            </w:r>
+          </w:p>
+          <w:p>
+            <w:pPr>
+              <w:widowControl w:val="0"/>
+              <w:spacing w:line="227.99999999999997" w:lineRule="auto"/>
+              <w:rPr>
+                <w:sz w:val="17"/>
+                <w:szCs w:val="17"/>
+              </w:rPr>
+            </w:pPr>
+            <w:r>
+              <w:rPr>
+                <w:sz w:val="17"/>
+                <w:szCs w:val="17"/>
+                <w:rtl w:val="0"/>
+              </w:rPr>
+              <w:t xml:space="preserve">I KNOW YOU ARE OUT THERE.</w:t>
+            </w:r>
+          </w:p>
+          <w:p>
+            <w:pPr>
+              <w:widowControl w:val="0"/>
+              <w:spacing w:line="227.99999999999997" w:lineRule="auto"/>
+              <w:rPr>
+                <w:sz w:val="17"/>
+                <w:szCs w:val="17"/>
+              </w:rPr>
+            </w:pPr>
+            <w:r>
+              <w:rPr>
+                <w:sz w:val="17"/>
+                <w:szCs w:val="17"/>
+                <w:rtl w:val="0"/>
+              </w:rPr>
+              <w:t xml:space="preserve">Fresh Earth-grown cabbages. One-crate reward for the culprit. • </w:t>
+            </w:r>
+            <w:r>
+              <w:rPr>
+                <w:b w:val="1"/>
+                <w:bCs w:val="1"/>
+                <w:sz w:val="17"/>
+                <w:szCs w:val="17"/>
+                <w:rtl w:val="0"/>
+              </w:rPr>
+              <w:t xml:space="preserve">Contact </w:t>
+            </w:r>
+            <w:r>
+              <w:rPr>
+                <w:sz w:val="17"/>
+                <w:szCs w:val="17"/>
+                <w:rtl w:val="0"/>
+              </w:rPr>
+              <w:t xml:space="preserve">@CROWN_CABBAGES_PRODUCE</w:t>
+            </w:r>
+          </w:p>
+        </w:tc>
+        <w:tc>
+          <w:tcPr/>
+          <w:p>
+            <w:pPr>
+              <w:widowControl w:val="0"/>
+              <w:spacing w:line="227.99999999999997" w:lineRule="auto"/>
+              <w:rPr>
+                <w:b w:val="1"/>
+                <w:bCs w:val="1"/>
+                <w:sz w:val="17"/>
+                <w:szCs w:val="17"/>
+              </w:rPr>
+            </w:pPr>
+            <w:r>
+              <w:rPr>
+                <w:b w:val="1"/>
+                <w:bCs w:val="1"/>
+                <w:sz w:val="17"/>
+                <w:szCs w:val="17"/>
+                <w:rtl w:val="0"/>
+              </w:rPr>
+              <w:t xml:space="preserve">RUSH CRATER PHO</w:t>
+            </w:r>
+          </w:p>
+          <w:p>
+            <w:pPr>
+              <w:widowControl w:val="0"/>
+              <w:spacing w:line="227.99999999999997" w:lineRule="auto"/>
+              <w:rPr>
+                <w:b w:val="1"/>
+                <w:bCs w:val="1"/>
+                <w:sz w:val="17"/>
+                <w:szCs w:val="17"/>
+              </w:rPr>
+            </w:pPr>
+            <w:r>
+              <w:rPr>
+                <w:b w:val="1"/>
+                <w:bCs w:val="1"/>
+                <w:sz w:val="17"/>
+                <w:szCs w:val="17"/>
+                <w:rtl w:val="0"/>
+              </w:rPr>
+              <w:t xml:space="preserve">YES, IT IS WORTH THE TRAIN RIDE.</w:t>
+            </w:r>
+          </w:p>
+          <w:p>
+            <w:pPr>
+              <w:widowControl w:val="0"/>
+              <w:spacing w:line="227.99999999999997" w:lineRule="auto"/>
+              <w:rPr>
+                <w:sz w:val="17"/>
+                <w:szCs w:val="17"/>
+              </w:rPr>
+            </w:pPr>
+            <w:r>
+              <w:rPr>
+                <w:sz w:val="17"/>
+                <w:szCs w:val="17"/>
+                <w:rtl w:val="0"/>
+              </w:rPr>
+              <w:t xml:space="preserve">Hot broth. Big bowls. Open late. Rush Crater Transit District. “If your friend says they don’t give a pho, bring them anyway.” • </w:t>
+            </w:r>
+          </w:p>
+          <w:p>
+            <w:pPr>
+              <w:widowControl w:val="0"/>
+              <w:spacing w:line="227.99999999999997" w:lineRule="auto"/>
+              <w:rPr>
+                <w:sz w:val="17"/>
+                <w:szCs w:val="17"/>
+              </w:rPr>
+            </w:pPr>
+            <w:r>
+              <w:rPr>
+                <w:b w:val="1"/>
+                <w:bCs w:val="1"/>
+                <w:sz w:val="17"/>
+                <w:szCs w:val="17"/>
+                <w:rtl w:val="0"/>
+              </w:rPr>
+              <w:t xml:space="preserve">Contact</w:t>
+            </w:r>
+            <w:r>
+              <w:rPr>
+                <w:sz w:val="17"/>
+                <w:szCs w:val="17"/>
+                <w:rtl w:val="0"/>
+              </w:rPr>
+              <w:t xml:space="preserve"> @rushcraterpho</w:t>
+            </w:r>
+          </w:p>
+        </w:tc>
+      </w:tr>
+      <w:tr>
+        <w:trPr>
+          <w:cantSplit w:val="0"/>
+          <w:tblHeader w:val="0"/>
+        </w:trPr>
+        <w:tc>
+          <w:tcPr/>
+          <w:p>
+            <w:pPr>
+              <w:widowControl w:val="0"/>
+              <w:spacing w:line="227.99999999999997" w:lineRule="auto"/>
+              <w:rPr>
+                <w:b w:val="1"/>
+                <w:bCs w:val="1"/>
+                <w:sz w:val="17"/>
+                <w:szCs w:val="17"/>
+              </w:rPr>
+            </w:pPr>
+            <w:r>
+              <w:rPr>
+                <w:b w:val="1"/>
+                <w:bCs w:val="1"/>
+                <w:sz w:val="17"/>
+                <w:szCs w:val="17"/>
+                <w:rtl w:val="0"/>
+              </w:rPr>
+              <w:t xml:space="preserve">EDEN WRECKAGE SALE</w:t>
+            </w:r>
+          </w:p>
+          <w:p>
+            <w:pPr>
+              <w:widowControl w:val="0"/>
+              <w:spacing w:line="227.99999999999997" w:lineRule="auto"/>
+              <w:rPr>
+                <w:sz w:val="17"/>
+                <w:szCs w:val="17"/>
+              </w:rPr>
+            </w:pPr>
+            <w:r>
+              <w:rPr>
+                <w:sz w:val="17"/>
+                <w:szCs w:val="17"/>
+                <w:rtl w:val="0"/>
+              </w:rPr>
+              <w:t xml:space="preserve">Obtained some mech parts, gears, plating and other doohickeys from a newly discovered crash site. Will trade for passage to Earth. No questions.  </w:t>
+            </w:r>
+          </w:p>
+          <w:p>
+            <w:pPr>
+              <w:widowControl w:val="0"/>
+              <w:spacing w:line="227.99999999999997" w:lineRule="auto"/>
+              <w:rPr>
+                <w:sz w:val="17"/>
+                <w:szCs w:val="17"/>
+              </w:rPr>
+            </w:pPr>
+            <w:r>
+              <w:rPr>
+                <w:b w:val="1"/>
+                <w:bCs w:val="1"/>
+                <w:sz w:val="17"/>
+                <w:szCs w:val="17"/>
+                <w:rtl w:val="0"/>
+              </w:rPr>
+              <w:t xml:space="preserve">Contact</w:t>
+            </w:r>
+            <w:r>
+              <w:rPr>
+                <w:sz w:val="17"/>
+                <w:szCs w:val="17"/>
+                <w:rtl w:val="0"/>
+              </w:rPr>
+              <w:t xml:space="preserve"> @Resistance04</w:t>
+            </w:r>
+          </w:p>
+        </w:tc>
+        <w:tc>
+          <w:tcPr/>
+          <w:p>
+            <w:pPr>
+              <w:widowControl w:val="0"/>
+              <w:spacing w:line="227.99999999999997" w:lineRule="auto"/>
+              <w:rPr>
+                <w:b w:val="1"/>
+                <w:bCs w:val="1"/>
+                <w:sz w:val="17"/>
+                <w:szCs w:val="17"/>
+              </w:rPr>
+            </w:pPr>
+            <w:r>
+              <w:rPr>
+                <w:b w:val="1"/>
+                <w:bCs w:val="1"/>
+                <w:sz w:val="17"/>
+                <w:szCs w:val="17"/>
+                <w:rtl w:val="0"/>
+              </w:rPr>
+              <w:t xml:space="preserve">CLASSIFIEDS: EARTHBOUND</w:t>
+            </w:r>
+          </w:p>
+          <w:p>
+            <w:pPr>
+              <w:widowControl w:val="0"/>
+              <w:spacing w:line="227.99999999999997" w:lineRule="auto"/>
+              <w:rPr>
+                <w:sz w:val="17"/>
+                <w:szCs w:val="17"/>
+              </w:rPr>
+            </w:pPr>
+            <w:r>
+              <w:rPr>
+                <w:sz w:val="17"/>
+                <w:szCs w:val="17"/>
+                <w:rtl w:val="0"/>
+              </w:rPr>
+              <w:t xml:space="preserve">Last-minute Earth passage wanted. Any North American gate. Will trade credits, film or meal vouchers. No questions. • @support_unit / Box 206</w:t>
+            </w:r>
+          </w:p>
+        </w:tc>
+      </w:tr>
+      <w:tr>
+        <w:trPr>
+          <w:cantSplit w:val="0"/>
+          <w:tblHeader w:val="0"/>
+        </w:trPr>
+        <w:tc>
+          <w:tcPr/>
+          <w:p>
+            <w:pPr>
+              <w:widowControl w:val="0"/>
+              <w:spacing w:line="227.99999999999997" w:lineRule="auto"/>
+              <w:rPr>
+                <w:b w:val="1"/>
+                <w:bCs w:val="1"/>
+                <w:sz w:val="17"/>
+                <w:szCs w:val="17"/>
+              </w:rPr>
+            </w:pPr>
+            <w:r>
+              <w:rPr>
+                <w:b w:val="1"/>
+                <w:bCs w:val="1"/>
+                <w:sz w:val="17"/>
+                <w:szCs w:val="17"/>
+                <w:rtl w:val="0"/>
+              </w:rPr>
+              <w:t xml:space="preserve">LOST &amp; FOUND</w:t>
+            </w:r>
+          </w:p>
+          <w:p>
+            <w:pPr>
+              <w:widowControl w:val="0"/>
+              <w:spacing w:line="227.99999999999997" w:lineRule="auto"/>
+              <w:rPr>
+                <w:b w:val="1"/>
+                <w:bCs w:val="1"/>
+                <w:sz w:val="17"/>
+                <w:szCs w:val="17"/>
+              </w:rPr>
+            </w:pPr>
+            <w:r>
+              <w:rPr>
+                <w:sz w:val="17"/>
+                <w:szCs w:val="17"/>
+                <w:rtl w:val="0"/>
+              </w:rPr>
+              <w:t xml:space="preserve">LOST: Academy ID lost on Rush Crater bound  train Platform at Academy station. </w:t>
+            </w:r>
+            <w:r>
+              <w:rPr>
+                <w:b w:val="1"/>
+                <w:bCs w:val="1"/>
+                <w:sz w:val="17"/>
+                <w:szCs w:val="17"/>
+                <w:rtl w:val="0"/>
+              </w:rPr>
+              <w:t xml:space="preserve">Contact @TKW100</w:t>
+            </w:r>
+          </w:p>
+          <w:p>
+            <w:pPr>
+              <w:widowControl w:val="0"/>
+              <w:spacing w:line="227.99999999999997" w:lineRule="auto"/>
+              <w:rPr>
+                <w:b w:val="1"/>
+                <w:bCs w:val="1"/>
+                <w:sz w:val="17"/>
+                <w:szCs w:val="17"/>
+              </w:rPr>
+            </w:pPr>
+            <w:r>
+              <w:rPr>
+                <w:rtl w:val="0"/>
+              </w:rPr>
+            </w:r>
+          </w:p>
+          <w:p>
+            <w:pPr>
+              <w:widowControl w:val="0"/>
+              <w:spacing w:line="227.99999999999997" w:lineRule="auto"/>
+              <w:rPr>
+                <w:b w:val="1"/>
+                <w:bCs w:val="1"/>
+                <w:sz w:val="17"/>
+                <w:szCs w:val="17"/>
+              </w:rPr>
+            </w:pPr>
+            <w:r>
+              <w:rPr>
+                <w:sz w:val="17"/>
+                <w:szCs w:val="17"/>
+                <w:rtl w:val="0"/>
+              </w:rPr>
+              <w:t xml:space="preserve">FOUND: Hoping to find the owner, Fast Travel Voucher to Bakersfield Dome. Very expensive. DM me the name and it’s yours. </w:t>
+            </w:r>
+            <w:r>
+              <w:rPr>
+                <w:b w:val="1"/>
+                <w:bCs w:val="1"/>
+                <w:sz w:val="17"/>
+                <w:szCs w:val="17"/>
+                <w:rtl w:val="0"/>
+              </w:rPr>
+              <w:t xml:space="preserve">Contact @LHud01Ace</w:t>
+            </w:r>
+          </w:p>
+        </w:tc>
+        <w:tc>
+          <w:tcPr/>
+          <w:p>
+            <w:pPr>
+              <w:widowControl w:val="0"/>
+              <w:spacing w:line="227.99999999999997" w:lineRule="auto"/>
+              <w:rPr>
+                <w:b w:val="1"/>
+                <w:bCs w:val="1"/>
+                <w:sz w:val="17"/>
+                <w:szCs w:val="17"/>
+              </w:rPr>
+            </w:pPr>
+            <w:r>
+              <w:rPr>
+                <w:b w:val="1"/>
+                <w:bCs w:val="1"/>
+                <w:sz w:val="17"/>
+                <w:szCs w:val="17"/>
+                <w:rtl w:val="0"/>
+              </w:rPr>
+              <w:t xml:space="preserve">KOHEI KITADANI: HERO... OR CONVENIENT STORY?</w:t>
+            </w:r>
+          </w:p>
+          <w:p>
+            <w:pPr>
+              <w:widowControl w:val="0"/>
+              <w:spacing w:line="227.99999999999997" w:lineRule="auto"/>
+              <w:rPr>
+                <w:sz w:val="17"/>
+                <w:szCs w:val="17"/>
+              </w:rPr>
+            </w:pPr>
+            <w:r>
+              <w:rPr>
+                <w:sz w:val="17"/>
+                <w:szCs w:val="17"/>
+                <w:rtl w:val="0"/>
+              </w:rPr>
+              <w:t xml:space="preserve">Every year: the same memorial, the same hero, the same Crown-approved ending. Why were Eden’s communications jammed? Why are records still sealed?</w:t>
+            </w:r>
+          </w:p>
+          <w:p>
+            <w:pPr>
+              <w:widowControl w:val="0"/>
+              <w:spacing w:line="227.99999999999997" w:lineRule="auto"/>
+              <w:rPr>
+                <w:sz w:val="17"/>
+                <w:szCs w:val="17"/>
+              </w:rPr>
+            </w:pPr>
+            <w:r>
+              <w:rPr>
+                <w:sz w:val="17"/>
+                <w:szCs w:val="17"/>
+                <w:rtl w:val="0"/>
+              </w:rPr>
+              <w:t xml:space="preserve">Kitadani died on Eden. Everything around it deserves another look.</w:t>
+            </w:r>
+          </w:p>
+          <w:p>
+            <w:pPr>
+              <w:widowControl w:val="0"/>
+              <w:spacing w:line="227.99999999999997" w:lineRule="auto"/>
+              <w:rPr>
+                <w:sz w:val="17"/>
+                <w:szCs w:val="17"/>
+              </w:rPr>
+            </w:pPr>
+            <w:r>
+              <w:rPr>
+                <w:sz w:val="17"/>
+                <w:szCs w:val="17"/>
+                <w:rtl w:val="0"/>
+              </w:rPr>
+              <w:t xml:space="preserve">WHAT ARE THEY HIDING? • @quiet_professor</w:t>
+            </w:r>
+          </w:p>
+        </w:tc>
+      </w:tr>
+      <w:tr>
+        <w:trPr>
+          <w:cantSplit w:val="0"/>
+          <w:tblHeader w:val="0"/>
+        </w:trPr>
+        <w:tc>
+          <w:tcPr/>
+          <w:p>
+            <w:pPr>
+              <w:widowControl w:val="0"/>
+              <w:spacing w:line="227.99999999999997" w:lineRule="auto"/>
+              <w:rPr>
+                <w:b w:val="1"/>
+                <w:bCs w:val="1"/>
+                <w:sz w:val="17"/>
+                <w:szCs w:val="17"/>
+              </w:rPr>
+            </w:pPr>
+            <w:r>
+              <w:rPr>
+                <w:b w:val="1"/>
+                <w:bCs w:val="1"/>
+                <w:sz w:val="17"/>
+                <w:szCs w:val="17"/>
+                <w:rtl w:val="0"/>
+              </w:rPr>
+              <w:t xml:space="preserve">FOR SALE: ONE PERFECTLY GOOD PARFAIT</w:t>
+            </w:r>
+          </w:p>
+          <w:p>
+            <w:pPr>
+              <w:widowControl w:val="0"/>
+              <w:spacing w:line="227.99999999999997" w:lineRule="auto"/>
+              <w:rPr>
+                <w:sz w:val="17"/>
+                <w:szCs w:val="17"/>
+              </w:rPr>
+            </w:pPr>
+            <w:r>
+              <w:rPr>
+                <w:sz w:val="17"/>
+                <w:szCs w:val="17"/>
+                <w:rtl w:val="0"/>
+              </w:rPr>
+              <w:t xml:space="preserve">Barely touched because SOMEONE chose dessert to discuss planetary exploitation.</w:t>
+            </w:r>
+          </w:p>
+          <w:p>
+            <w:pPr>
+              <w:widowControl w:val="0"/>
+              <w:spacing w:line="227.99999999999997" w:lineRule="auto"/>
+              <w:rPr>
+                <w:sz w:val="17"/>
+                <w:szCs w:val="17"/>
+              </w:rPr>
+            </w:pPr>
+            <w:r>
+              <w:rPr>
+                <w:sz w:val="17"/>
+                <w:szCs w:val="17"/>
+                <w:rtl w:val="0"/>
+              </w:rPr>
+              <w:t xml:space="preserve">Strawberry intact. Spoon included. • @moonrabbit_16</w:t>
+            </w:r>
+          </w:p>
+          <w:p>
+            <w:pPr>
+              <w:widowControl w:val="0"/>
+              <w:spacing w:line="227.99999999999997" w:lineRule="auto"/>
+              <w:rPr>
+                <w:sz w:val="17"/>
+                <w:szCs w:val="17"/>
+              </w:rPr>
+            </w:pPr>
+            <w:r>
+              <w:rPr>
+                <w:rtl w:val="0"/>
+              </w:rPr>
+            </w:r>
+          </w:p>
+          <w:p>
+            <w:pPr>
+              <w:widowControl w:val="0"/>
+              <w:spacing w:line="227.99999999999997" w:lineRule="auto"/>
+              <w:rPr>
+                <w:b w:val="1"/>
+                <w:bCs w:val="1"/>
+                <w:sz w:val="17"/>
+                <w:szCs w:val="17"/>
+              </w:rPr>
+            </w:pPr>
+            <w:r>
+              <w:rPr>
+                <w:b w:val="1"/>
+                <w:bCs w:val="1"/>
+                <w:sz w:val="17"/>
+                <w:szCs w:val="17"/>
+                <w:rtl w:val="0"/>
+              </w:rPr>
+              <w:t xml:space="preserve">FOR SALE: TOP QUALITY ULTIMA ORE HALF PRICE</w:t>
+            </w:r>
+          </w:p>
+          <w:p>
+            <w:pPr>
+              <w:widowControl w:val="0"/>
+              <w:spacing w:line="227.99999999999997" w:lineRule="auto"/>
+              <w:rPr>
+                <w:sz w:val="17"/>
+                <w:szCs w:val="17"/>
+              </w:rPr>
+            </w:pPr>
+            <w:r>
+              <w:rPr>
+                <w:sz w:val="17"/>
+                <w:szCs w:val="17"/>
+                <w:rtl w:val="0"/>
+              </w:rPr>
+              <w:t xml:space="preserve">Picked up a few crates from a Crown Warehouse, redistributing to anyone who needs it for their everyday life.</w:t>
+            </w:r>
+          </w:p>
+          <w:p>
+            <w:pPr>
+              <w:widowControl w:val="0"/>
+              <w:spacing w:line="227.99999999999997" w:lineRule="auto"/>
+              <w:rPr>
+                <w:sz w:val="17"/>
+                <w:szCs w:val="17"/>
+              </w:rPr>
+            </w:pPr>
+            <w:r>
+              <w:rPr>
+                <w:b w:val="1"/>
+                <w:bCs w:val="1"/>
+                <w:sz w:val="17"/>
+                <w:szCs w:val="17"/>
+                <w:rtl w:val="0"/>
+              </w:rPr>
+              <w:t xml:space="preserve">Contact</w:t>
+            </w:r>
+            <w:r>
+              <w:rPr>
+                <w:sz w:val="17"/>
+                <w:szCs w:val="17"/>
+                <w:rtl w:val="0"/>
+              </w:rPr>
+              <w:t xml:space="preserve"> @Support-Unit </w:t>
+            </w:r>
+          </w:p>
+          <w:p>
+            <w:pPr>
+              <w:widowControl w:val="0"/>
+              <w:spacing w:line="227.99999999999997" w:lineRule="auto"/>
+              <w:rPr>
+                <w:sz w:val="17"/>
+                <w:szCs w:val="17"/>
+              </w:rPr>
+            </w:pPr>
+            <w:r>
+              <w:rPr>
+                <w:rtl w:val="0"/>
+              </w:rPr>
+            </w:r>
+          </w:p>
+          <w:p>
+            <w:pPr>
+              <w:widowControl w:val="0"/>
+              <w:spacing w:line="227.99999999999997" w:lineRule="auto"/>
+              <w:rPr>
+                <w:b w:val="1"/>
+                <w:bCs w:val="1"/>
+                <w:sz w:val="17"/>
+                <w:szCs w:val="17"/>
+              </w:rPr>
+            </w:pPr>
+            <w:r>
+              <w:rPr>
+                <w:b w:val="1"/>
+                <w:bCs w:val="1"/>
+                <w:sz w:val="17"/>
+                <w:szCs w:val="17"/>
+                <w:rtl w:val="0"/>
+              </w:rPr>
+              <w:t xml:space="preserve">FOR SALE: CABBAGES FROM EARTH</w:t>
+            </w:r>
+          </w:p>
+          <w:p>
+            <w:pPr>
+              <w:widowControl w:val="0"/>
+              <w:spacing w:line="227.99999999999997" w:lineRule="auto"/>
+              <w:rPr>
+                <w:sz w:val="17"/>
+                <w:szCs w:val="17"/>
+              </w:rPr>
+            </w:pPr>
+            <w:r>
+              <w:rPr>
+                <w:sz w:val="17"/>
+                <w:szCs w:val="17"/>
+                <w:rtl w:val="0"/>
+              </w:rPr>
+              <w:t xml:space="preserve">Fresh cabbages. Need Ultima ore for our Earth transport. No questions asked.</w:t>
+            </w:r>
+          </w:p>
+        </w:tc>
+        <w:tc>
+          <w:tcPr/>
+          <w:p>
+            <w:pPr>
+              <w:widowControl w:val="0"/>
+              <w:spacing w:line="227.99999999999997" w:lineRule="auto"/>
+              <w:rPr>
+                <w:b w:val="1"/>
+                <w:bCs w:val="1"/>
+                <w:sz w:val="17"/>
+                <w:szCs w:val="17"/>
+              </w:rPr>
+            </w:pPr>
+            <w:r>
+              <w:rPr>
+                <w:b w:val="1"/>
+                <w:bCs w:val="1"/>
+                <w:sz w:val="17"/>
+                <w:szCs w:val="17"/>
+                <w:rtl w:val="0"/>
+              </w:rPr>
+              <w:t xml:space="preserve">PUBLIC NOTICE: YOUR DOME IS NOT SAVING YOU</w:t>
+            </w:r>
+          </w:p>
+          <w:p>
+            <w:pPr>
+              <w:widowControl w:val="0"/>
+              <w:spacing w:line="227.99999999999997" w:lineRule="auto"/>
+              <w:rPr>
+                <w:sz w:val="17"/>
+                <w:szCs w:val="17"/>
+              </w:rPr>
+            </w:pPr>
+            <w:r>
+              <w:rPr>
+                <w:sz w:val="17"/>
+                <w:szCs w:val="17"/>
+                <w:rtl w:val="0"/>
+              </w:rPr>
+              <w:t xml:space="preserve">If the air outside kills us, why were New Jersey miners standing in it? Open a window. Ask a question. Try not to get arrested.</w:t>
+            </w:r>
+          </w:p>
+          <w:p>
+            <w:pPr>
+              <w:widowControl w:val="0"/>
+              <w:spacing w:line="227.99999999999997" w:lineRule="auto"/>
+              <w:rPr>
+                <w:sz w:val="17"/>
+                <w:szCs w:val="17"/>
+              </w:rPr>
+            </w:pPr>
+            <w:r>
+              <w:rPr>
+                <w:rtl w:val="0"/>
+              </w:rPr>
+            </w:r>
+          </w:p>
+          <w:p>
+            <w:pPr>
+              <w:widowControl w:val="0"/>
+              <w:spacing w:line="227.99999999999997" w:lineRule="auto"/>
+              <w:rPr>
+                <w:b w:val="1"/>
+                <w:bCs w:val="1"/>
+                <w:sz w:val="17"/>
+                <w:szCs w:val="17"/>
+              </w:rPr>
+            </w:pPr>
+            <w:r>
+              <w:rPr>
+                <w:b w:val="1"/>
+                <w:bCs w:val="1"/>
+                <w:sz w:val="17"/>
+                <w:szCs w:val="17"/>
+                <w:rtl w:val="0"/>
+              </w:rPr>
+              <w:t xml:space="preserve">PUBLIC NOTICE: THE END IS NEAR</w:t>
+            </w:r>
+          </w:p>
+          <w:p>
+            <w:pPr>
+              <w:widowControl w:val="0"/>
+              <w:spacing w:line="227.99999999999997" w:lineRule="auto"/>
+              <w:rPr>
+                <w:sz w:val="17"/>
+                <w:szCs w:val="17"/>
+              </w:rPr>
+            </w:pPr>
+            <w:r>
+              <w:rPr>
+                <w:sz w:val="17"/>
+                <w:szCs w:val="17"/>
+                <w:rtl w:val="0"/>
+              </w:rPr>
+              <w:t xml:space="preserve">Young people we are living in THE END OF DAYS! The Great Resetter is AMONG US! LIVING IN THE SHADOWS</w:t>
+            </w:r>
+          </w:p>
+          <w:p>
+            <w:pPr>
+              <w:widowControl w:val="0"/>
+              <w:spacing w:line="227.99999999999997" w:lineRule="auto"/>
+              <w:rPr>
+                <w:sz w:val="17"/>
+                <w:szCs w:val="17"/>
+              </w:rPr>
+            </w:pPr>
+            <w:r>
+              <w:rPr>
+                <w:rtl w:val="0"/>
+              </w:rPr>
+            </w:r>
+          </w:p>
+          <w:p>
+            <w:pPr>
+              <w:widowControl w:val="0"/>
+              <w:spacing w:line="227.99999999999997" w:lineRule="auto"/>
+              <w:rPr>
+                <w:b w:val="1"/>
+                <w:bCs w:val="1"/>
+                <w:sz w:val="17"/>
+                <w:szCs w:val="17"/>
+              </w:rPr>
+            </w:pPr>
+            <w:r>
+              <w:rPr>
+                <w:b w:val="1"/>
+                <w:bCs w:val="1"/>
+                <w:sz w:val="17"/>
+                <w:szCs w:val="17"/>
+                <w:rtl w:val="0"/>
+              </w:rPr>
+              <w:t xml:space="preserve">COMMUNITY NOTICE: </w:t>
+            </w:r>
+            <w:r>
+              <w:rPr>
+                <w:b w:val="1"/>
+                <w:bCs w:val="1"/>
+                <w:sz w:val="17"/>
+                <w:szCs w:val="17"/>
+                <w:highlight w:val="black"/>
+                <w:rtl w:val="0"/>
+              </w:rPr>
+              <w:t xml:space="preserve">GEORGE SANDERS</w:t>
+            </w:r>
+            <w:r>
+              <w:rPr>
+                <w:b w:val="1"/>
+                <w:bCs w:val="1"/>
+                <w:sz w:val="17"/>
+                <w:szCs w:val="17"/>
+                <w:rtl w:val="0"/>
+              </w:rPr>
+              <w:t xml:space="preserve"> IS PLANETIST</w:t>
+            </w:r>
+          </w:p>
+          <w:p>
+            <w:pPr>
+              <w:widowControl w:val="0"/>
+              <w:spacing w:line="227.99999999999997" w:lineRule="auto"/>
+              <w:rPr>
+                <w:sz w:val="17"/>
+                <w:szCs w:val="17"/>
+              </w:rPr>
+            </w:pPr>
+            <w:r>
+              <w:rPr>
+                <w:sz w:val="17"/>
+                <w:szCs w:val="17"/>
+                <w:rtl w:val="0"/>
+              </w:rPr>
+              <w:t xml:space="preserve">He may be friends with the Kitadani girl but he’s Earthborn through and through. Do NOT trust him. ADMIN NOTE - we redacted the name of the accused so as to not attract attention from the Academy. </w:t>
+            </w:r>
+          </w:p>
+        </w:tc>
+      </w:tr>
+    </w:tbl>
+    <w:p>
+      <w:pPr>
+        <w:rPr/>
       </w:pPr>
       <w:r>
         <w:rPr>
@@ -7233,9 +8358,11 @@
       </w:r>
     </w:p>
     <w:sectPr>
-      <w:type w:val="continuous"/>
+      <w:headerReference r:id="rId27" w:type="default"/>
+      <w:type w:val="nextPage"/>
       <w:pgSz w:h="15840" w:w="12240" w:orient="portrait"/>
       <w:pgMar w:bottom="1440" w:top="1440" w:left="1440" w:right="1440" w:header="720" w:footer="720"/>
+      <w:pgNumType w:start="1"/>
     </w:sectPr>
   </w:body>
 </w:document>
@@ -7255,6 +8382,66 @@
   </w:p>
   <w:p>
     <w:pPr>
+      <w:rPr/>
+    </w:pPr>
+    <w:r>
+      <w:rPr>
+        <w:rtl w:val="0"/>
+      </w:rPr>
+    </w:r>
+  </w:p>
+</w:hdr>
+</file>
+
+<file path=word/header2.xml><?xml version="1.0" encoding="utf-8"?>
+<w:hdr xmlns:mc="http://schemas.openxmlformats.org/markup-compatibility/2006" xmlns:o="urn:schemas-microsoft-com:office:office" xmlns:r="http://schemas.openxmlformats.org/officeDocument/2006/relationships" xmlns:m="http://schemas.openxmlformats.org/officeDocument/2006/math" xmlns:v="urn:schemas-microsoft-com:vml" xmlns:wp="http://schemas.openxmlformats.org/drawingml/2006/wordprocessingDrawing" xmlns:w10="urn:schemas-microsoft-com:office:word" xmlns:w="http://schemas.openxmlformats.org/wordprocessingml/2006/main" xmlns:wne="http://schemas.microsoft.com/office/word/2006/wordml" xmlns:sl="http://schemas.openxmlformats.org/schemaLibrary/2006/main" xmlns:a="http://schemas.openxmlformats.org/drawingml/2006/main" xmlns:pic="http://schemas.openxmlformats.org/drawingml/2006/picture" xmlns:c="http://schemas.openxmlformats.org/drawingml/2006/chart" xmlns:lc="http://schemas.openxmlformats.org/drawingml/2006/lockedCanvas" xmlns:dgm="http://schemas.openxmlformats.org/drawingml/2006/diagram" xmlns:wps="http://schemas.microsoft.com/office/word/2010/wordprocessingShape" xmlns:wpg="http://schemas.microsoft.com/office/word/2010/wordprocessingGroup" xmlns:w14="http://schemas.microsoft.com/office/word/2010/wordml" xmlns:w15="http://schemas.microsoft.com/office/word/2012/wordml" xmlns:w16="http://schemas.microsoft.com/office/word/2018/wordml" xmlns:w16cex="http://schemas.microsoft.com/office/word/2018/wordml/cex" xmlns:w16cid="http://schemas.microsoft.com/office/word/2016/wordml/cid" xmlns="http://schemas.microsoft.com/office/tasks/2019/documenttasks" xmlns:cr="http://schemas.microsoft.com/office/comments/2020/reactions">
+  <w:p>
+    <w:pPr>
+      <w:keepNext w:val="0"/>
+      <w:keepLines w:val="0"/>
+      <w:pageBreakBefore w:val="0"/>
+      <w:widowControl w:val="0"/>
+      <w:pBdr>
+        <w:top w:space="0" w:sz="0" w:val="nil"/>
+        <w:left w:space="0" w:sz="0" w:val="nil"/>
+        <w:bottom w:space="0" w:sz="0" w:val="nil"/>
+        <w:right w:space="0" w:sz="0" w:val="nil"/>
+        <w:between w:space="0" w:sz="0" w:val="nil"/>
+      </w:pBdr>
+      <w:shd w:fill="auto" w:val="clear"/>
+      <w:spacing w:after="0" w:before="0" w:line="276" w:lineRule="auto"/>
+      <w:ind w:left="0" w:right="0" w:firstLine="0"/>
+      <w:jc w:val="left"/>
+      <w:rPr/>
+    </w:pPr>
+    <w:r>
+      <w:rPr>
+        <w:rtl w:val="0"/>
+      </w:rPr>
+    </w:r>
+  </w:p>
+</w:hdr>
+</file>
+
+<file path=word/header3.xml><?xml version="1.0" encoding="utf-8"?>
+<w:hdr xmlns:mc="http://schemas.openxmlformats.org/markup-compatibility/2006" xmlns:o="urn:schemas-microsoft-com:office:office" xmlns:r="http://schemas.openxmlformats.org/officeDocument/2006/relationships" xmlns:m="http://schemas.openxmlformats.org/officeDocument/2006/math" xmlns:v="urn:schemas-microsoft-com:vml" xmlns:wp="http://schemas.openxmlformats.org/drawingml/2006/wordprocessingDrawing" xmlns:w10="urn:schemas-microsoft-com:office:word" xmlns:w="http://schemas.openxmlformats.org/wordprocessingml/2006/main" xmlns:wne="http://schemas.microsoft.com/office/word/2006/wordml" xmlns:sl="http://schemas.openxmlformats.org/schemaLibrary/2006/main" xmlns:a="http://schemas.openxmlformats.org/drawingml/2006/main" xmlns:pic="http://schemas.openxmlformats.org/drawingml/2006/picture" xmlns:c="http://schemas.openxmlformats.org/drawingml/2006/chart" xmlns:lc="http://schemas.openxmlformats.org/drawingml/2006/lockedCanvas" xmlns:dgm="http://schemas.openxmlformats.org/drawingml/2006/diagram" xmlns:wps="http://schemas.microsoft.com/office/word/2010/wordprocessingShape" xmlns:wpg="http://schemas.microsoft.com/office/word/2010/wordprocessingGroup" xmlns:w14="http://schemas.microsoft.com/office/word/2010/wordml" xmlns:w15="http://schemas.microsoft.com/office/word/2012/wordml" xmlns:w16="http://schemas.microsoft.com/office/word/2018/wordml" xmlns:w16cex="http://schemas.microsoft.com/office/word/2018/wordml/cex" xmlns:w16cid="http://schemas.microsoft.com/office/word/2016/wordml/cid" xmlns="http://schemas.microsoft.com/office/tasks/2019/documenttasks" xmlns:cr="http://schemas.microsoft.com/office/comments/2020/reactions">
+  <w:p>
+    <w:pPr>
+      <w:keepNext w:val="0"/>
+      <w:keepLines w:val="0"/>
+      <w:pageBreakBefore w:val="0"/>
+      <w:widowControl w:val="0"/>
+      <w:pBdr>
+        <w:top w:space="0" w:sz="0" w:val="nil"/>
+        <w:left w:space="0" w:sz="0" w:val="nil"/>
+        <w:bottom w:space="0" w:sz="0" w:val="nil"/>
+        <w:right w:space="0" w:sz="0" w:val="nil"/>
+        <w:between w:space="0" w:sz="0" w:val="nil"/>
+      </w:pBdr>
+      <w:shd w:fill="auto" w:val="clear"/>
+      <w:spacing w:after="0" w:before="0" w:line="276" w:lineRule="auto"/>
+      <w:ind w:left="0" w:right="0" w:firstLine="0"/>
+      <w:jc w:val="left"/>
       <w:rPr/>
     </w:pPr>
     <w:r>
@@ -7457,6 +8644,27 @@
     </w:tblPr>
   </w:style>
   <w:style w:type="table" w:styleId="Table4">
+    <w:basedOn w:val="TableNormal"/>
+    <w:tblPr>
+      <w:tblStyleRowBandSize w:val="1"/>
+      <w:tblStyleColBandSize w:val="1"/>
+    </w:tblPr>
+  </w:style>
+  <w:style w:type="table" w:styleId="Table5">
+    <w:basedOn w:val="TableNormal"/>
+    <w:tblPr>
+      <w:tblStyleRowBandSize w:val="1"/>
+      <w:tblStyleColBandSize w:val="1"/>
+    </w:tblPr>
+  </w:style>
+  <w:style w:type="table" w:styleId="Table6">
+    <w:basedOn w:val="TableNormal"/>
+    <w:tblPr>
+      <w:tblStyleRowBandSize w:val="1"/>
+      <w:tblStyleColBandSize w:val="1"/>
+    </w:tblPr>
+  </w:style>
+  <w:style w:type="table" w:styleId="Table7">
     <w:basedOn w:val="TableNormal"/>
     <w:tblPr>
       <w:tblStyleRowBandSize w:val="1"/>

--- a/game/assets/Program Booklet/OO2 Program.docx
+++ b/game/assets/Program Booklet/OO2 Program.docx
@@ -41,7 +41,7 @@
           <w:pgNumType w:start="1"/>
         </w:sectPr>
       </w:pPr>
-      <w:bookmarkStart w:colFirst="0" w:colLast="0" w:name="_nvjonocz5n1o" w:id="0"/>
+      <w:bookmarkStart w:colFirst="0" w:colLast="0" w:name="_tca85gyzznox" w:id="0"/>
       <w:bookmarkEnd w:id="0"/>
       <w:r>
         <w:rPr>
@@ -92,12 +92,12 @@
             <wp:extent cx="5943600" cy="3302000"/>
             <wp:effectExtent b="0" l="0" r="0" t="0"/>
             <wp:wrapNone/>
-            <wp:docPr id="4" name="image3.png"/>
+            <wp:docPr id="6" name="image4.png"/>
             <a:graphic>
               <a:graphicData uri="http://schemas.openxmlformats.org/drawingml/2006/picture">
                 <pic:pic>
                   <pic:nvPicPr>
-                    <pic:cNvPr id="0" name="image3.png"/>
+                    <pic:cNvPr id="0" name="image4.png"/>
                     <pic:cNvPicPr preferRelativeResize="0"/>
                   </pic:nvPicPr>
                   <pic:blipFill>
@@ -1357,7 +1357,7 @@
         <w:rPr>
           <w:rtl w:val="0"/>
         </w:rPr>
-        <w:t xml:space="preserve">Chomp Martinez Cuevas</w:t>
+        <w:t xml:space="preserve">Chomp</w:t>
       </w:r>
     </w:p>
     <w:p>
@@ -2459,6 +2459,62 @@
               <w:rPr>
                 <w:b w:val="1"/>
                 <w:bCs w:val="1"/>
+                <w:sz w:val="23"/>
+                <w:szCs w:val="23"/>
+              </w:rPr>
+            </w:pPr>
+            <w:r>
+              <w:rPr>
+                <w:rFonts w:ascii="Arial Unicode MS" w:cs="Arial Unicode MS" w:eastAsia="Arial Unicode MS" w:hAnsi="Arial Unicode MS"/>
+                <w:b w:val="1"/>
+                <w:bCs w:val="1"/>
+                <w:sz w:val="23"/>
+                <w:szCs w:val="23"/>
+                <w:rtl w:val="0"/>
+              </w:rPr>
+              <w:t xml:space="preserve">Fumetsu no Hero  不滅のヒーロー</w:t>
+            </w:r>
+          </w:p>
+          <w:p>
+            <w:pPr>
+              <w:keepNext w:val="1"/>
+              <w:widowControl w:val="0"/>
+              <w:spacing w:line="240" w:lineRule="auto"/>
+              <w:rPr/>
+            </w:pPr>
+            <w:r>
+              <w:rPr>
+                <w:rtl w:val="0"/>
+              </w:rPr>
+              <w:t xml:space="preserve">Masaaki Endo</w:t>
+            </w:r>
+          </w:p>
+          <w:p>
+            <w:pPr>
+              <w:widowControl w:val="0"/>
+              <w:spacing w:after="290" w:line="240" w:lineRule="auto"/>
+              <w:rPr>
+                <w:i w:val="1"/>
+                <w:iCs w:val="1"/>
+              </w:rPr>
+            </w:pPr>
+            <w:r>
+              <w:rPr>
+                <w:i w:val="1"/>
+                <w:iCs w:val="1"/>
+                <w:rtl w:val="0"/>
+              </w:rPr>
+              <w:t xml:space="preserve">Arr. Ko Tanaka</w:t>
+            </w:r>
+          </w:p>
+          <w:p>
+            <w:pPr>
+              <w:keepNext w:val="1"/>
+              <w:widowControl w:val="0"/>
+              <w:spacing w:line="240" w:lineRule="auto"/>
+              <w:rPr>
+                <w:b w:val="1"/>
+                <w:bCs w:val="1"/>
                 <w:sz w:val="26"/>
                 <w:szCs w:val="26"/>
               </w:rPr>
@@ -2471,7 +2527,7 @@
                 <w:szCs w:val="26"/>
                 <w:rtl w:val="0"/>
               </w:rPr>
-              <w:t xml:space="preserve">Fumetsu no Hero</w:t>
+              <w:t xml:space="preserve">Butter-Fly</w:t>
             </w:r>
           </w:p>
           <w:p>
@@ -2485,7 +2541,7 @@
               <w:rPr>
                 <w:rtl w:val="0"/>
               </w:rPr>
-              <w:t xml:space="preserve">Masaaki Endo</w:t>
+              <w:t xml:space="preserve">Hidenori Chiwata</w:t>
             </w:r>
           </w:p>
           <w:p>
@@ -2503,7 +2559,7 @@
                 <w:iCs w:val="1"/>
                 <w:rtl w:val="0"/>
               </w:rPr>
-              <w:t xml:space="preserve">Arr. Ko Tanaka</w:t>
+              <w:t xml:space="preserve">Arr. Richard Lu</w:t>
             </w:r>
           </w:p>
           <w:p>
@@ -2514,19 +2570,20 @@
               <w:rPr>
                 <w:b w:val="1"/>
                 <w:bCs w:val="1"/>
-                <w:sz w:val="26"/>
-                <w:szCs w:val="26"/>
-              </w:rPr>
-            </w:pPr>
-            <w:r>
-              <w:rPr>
-                <w:b w:val="1"/>
-                <w:bCs w:val="1"/>
-                <w:sz w:val="26"/>
-                <w:szCs w:val="26"/>
-                <w:rtl w:val="0"/>
-              </w:rPr>
-              <w:t xml:space="preserve">Butter-Fly</w:t>
+                <w:sz w:val="23"/>
+                <w:szCs w:val="23"/>
+              </w:rPr>
+            </w:pPr>
+            <w:r>
+              <w:rPr>
+                <w:rFonts w:ascii="Arial Unicode MS" w:cs="Arial Unicode MS" w:eastAsia="Arial Unicode MS" w:hAnsi="Arial Unicode MS"/>
+                <w:b w:val="1"/>
+                <w:bCs w:val="1"/>
+                <w:sz w:val="23"/>
+                <w:szCs w:val="23"/>
+                <w:rtl w:val="0"/>
+              </w:rPr>
+              <w:t xml:space="preserve">Hana Ni Natte  花になって</w:t>
             </w:r>
           </w:p>
           <w:p>
@@ -2540,7 +2597,7 @@
               <w:rPr>
                 <w:rtl w:val="0"/>
               </w:rPr>
-              <w:t xml:space="preserve">Hidenori Chiwata</w:t>
+              <w:t xml:space="preserve">Shingo Anami</w:t>
             </w:r>
           </w:p>
           <w:p>
@@ -2558,7 +2615,7 @@
                 <w:iCs w:val="1"/>
                 <w:rtl w:val="0"/>
               </w:rPr>
-              <w:t xml:space="preserve">Arr. Richard Lu</w:t>
+              <w:t xml:space="preserve">Arr. Kohsuke Negishi</w:t>
             </w:r>
           </w:p>
           <w:p>
@@ -2569,19 +2626,20 @@
               <w:rPr>
                 <w:b w:val="1"/>
                 <w:bCs w:val="1"/>
-                <w:sz w:val="26"/>
-                <w:szCs w:val="26"/>
-              </w:rPr>
-            </w:pPr>
-            <w:r>
-              <w:rPr>
-                <w:b w:val="1"/>
-                <w:bCs w:val="1"/>
-                <w:sz w:val="26"/>
-                <w:szCs w:val="26"/>
-                <w:rtl w:val="0"/>
-              </w:rPr>
-              <w:t xml:space="preserve">Hana Ni Natte</w:t>
+                <w:sz w:val="23"/>
+                <w:szCs w:val="23"/>
+              </w:rPr>
+            </w:pPr>
+            <w:r>
+              <w:rPr>
+                <w:rFonts w:ascii="Arial Unicode MS" w:cs="Arial Unicode MS" w:eastAsia="Arial Unicode MS" w:hAnsi="Arial Unicode MS"/>
+                <w:b w:val="1"/>
+                <w:bCs w:val="1"/>
+                <w:sz w:val="23"/>
+                <w:szCs w:val="23"/>
+                <w:rtl w:val="0"/>
+              </w:rPr>
+              <w:t xml:space="preserve">Moonlight Densetsu  ムーンライト伝説</w:t>
             </w:r>
           </w:p>
           <w:p>
@@ -2595,7 +2653,7 @@
               <w:rPr>
                 <w:rtl w:val="0"/>
               </w:rPr>
-              <w:t xml:space="preserve">Shingo Anami</w:t>
+              <w:t xml:space="preserve">Tetsuya Komoro</w:t>
             </w:r>
           </w:p>
           <w:p>
@@ -2613,7 +2671,7 @@
                 <w:iCs w:val="1"/>
                 <w:rtl w:val="0"/>
               </w:rPr>
-              <w:t xml:space="preserve">Arr. Kohsuke Negishi</w:t>
+              <w:t xml:space="preserve">Arr. Yulin Ni</w:t>
             </w:r>
           </w:p>
           <w:p>
@@ -2624,74 +2682,20 @@
               <w:rPr>
                 <w:b w:val="1"/>
                 <w:bCs w:val="1"/>
-                <w:sz w:val="26"/>
-                <w:szCs w:val="26"/>
-              </w:rPr>
-            </w:pPr>
-            <w:r>
-              <w:rPr>
-                <w:b w:val="1"/>
-                <w:bCs w:val="1"/>
-                <w:sz w:val="26"/>
-                <w:szCs w:val="26"/>
-                <w:rtl w:val="0"/>
-              </w:rPr>
-              <w:t xml:space="preserve">Moonlight Densetsu</w:t>
-            </w:r>
-          </w:p>
-          <w:p>
-            <w:pPr>
-              <w:keepNext w:val="1"/>
-              <w:widowControl w:val="0"/>
-              <w:spacing w:line="240" w:lineRule="auto"/>
-              <w:rPr/>
-            </w:pPr>
-            <w:r>
-              <w:rPr>
-                <w:rtl w:val="0"/>
-              </w:rPr>
-              <w:t xml:space="preserve">Tetsuya Komoro</w:t>
-            </w:r>
-          </w:p>
-          <w:p>
-            <w:pPr>
-              <w:widowControl w:val="0"/>
-              <w:spacing w:after="290" w:line="240" w:lineRule="auto"/>
-              <w:rPr>
-                <w:i w:val="1"/>
-                <w:iCs w:val="1"/>
-              </w:rPr>
-            </w:pPr>
-            <w:r>
-              <w:rPr>
-                <w:i w:val="1"/>
-                <w:iCs w:val="1"/>
-                <w:rtl w:val="0"/>
-              </w:rPr>
-              <w:t xml:space="preserve">Arr. Yulin Ni</w:t>
-            </w:r>
-          </w:p>
-          <w:p>
-            <w:pPr>
-              <w:keepNext w:val="1"/>
-              <w:widowControl w:val="0"/>
-              <w:spacing w:line="240" w:lineRule="auto"/>
-              <w:rPr>
-                <w:b w:val="1"/>
-                <w:bCs w:val="1"/>
-                <w:sz w:val="26"/>
-                <w:szCs w:val="26"/>
-              </w:rPr>
-            </w:pPr>
-            <w:r>
-              <w:rPr>
-                <w:b w:val="1"/>
-                <w:bCs w:val="1"/>
-                <w:sz w:val="26"/>
-                <w:szCs w:val="26"/>
-                <w:rtl w:val="0"/>
-              </w:rPr>
-              <w:t xml:space="preserve">Shanghai Tan</w:t>
+                <w:sz w:val="23"/>
+                <w:szCs w:val="23"/>
+              </w:rPr>
+            </w:pPr>
+            <w:r>
+              <w:rPr>
+                <w:rFonts w:ascii="Arial Unicode MS" w:cs="Arial Unicode MS" w:eastAsia="Arial Unicode MS" w:hAnsi="Arial Unicode MS"/>
+                <w:b w:val="1"/>
+                <w:bCs w:val="1"/>
+                <w:sz w:val="23"/>
+                <w:szCs w:val="23"/>
+                <w:rtl w:val="0"/>
+              </w:rPr>
+              <w:t xml:space="preserve">Shanghai Tan  上海灘</w:t>
             </w:r>
           </w:p>
           <w:p>
@@ -2950,7 +2954,28 @@
                 <w:szCs w:val="26"/>
                 <w:rtl w:val="0"/>
               </w:rPr>
-              <w:t xml:space="preserve">The Final Day</w:t>
+              <w:t xml:space="preserve">The Final Day </w:t>
+            </w:r>
+            <w:r>
+              <w:rPr>
+                <w:rFonts w:ascii="Arial Unicode MS" w:cs="Arial Unicode MS" w:eastAsia="Arial Unicode MS" w:hAnsi="Arial Unicode MS"/>
+                <w:b w:val="1"/>
+                <w:bCs w:val="1"/>
+                <w:sz w:val="23"/>
+                <w:szCs w:val="23"/>
+                <w:rtl w:val="0"/>
+              </w:rPr>
+              <w:t xml:space="preserve">終焉の戦い</w:t>
+            </w:r>
+            <w:r>
+              <w:rPr>
+                <w:b w:val="1"/>
+                <w:bCs w:val="1"/>
+                <w:sz w:val="26"/>
+                <w:szCs w:val="26"/>
+                <w:rtl w:val="0"/>
+              </w:rPr>
+              <w:t xml:space="preserve"> </w:t>
             </w:r>
           </w:p>
           <w:p>
@@ -2993,8 +3018,186 @@
               <w:rPr>
                 <w:b w:val="1"/>
                 <w:bCs w:val="1"/>
+                <w:sz w:val="23"/>
+                <w:szCs w:val="23"/>
+              </w:rPr>
+            </w:pPr>
+            <w:r>
+              <w:rPr>
+                <w:b w:val="1"/>
+                <w:bCs w:val="1"/>
                 <w:sz w:val="26"/>
                 <w:szCs w:val="26"/>
+                <w:rtl w:val="0"/>
+              </w:rPr>
+              <w:t xml:space="preserve">Silhouette </w:t>
+            </w:r>
+            <w:r>
+              <w:rPr>
+                <w:rFonts w:ascii="Arial Unicode MS" w:cs="Arial Unicode MS" w:eastAsia="Arial Unicode MS" w:hAnsi="Arial Unicode MS"/>
+                <w:b w:val="1"/>
+                <w:bCs w:val="1"/>
+                <w:sz w:val="23"/>
+                <w:szCs w:val="23"/>
+                <w:rtl w:val="0"/>
+              </w:rPr>
+              <w:t xml:space="preserve">シルエット </w:t>
+            </w:r>
+          </w:p>
+          <w:p>
+            <w:pPr>
+              <w:keepNext w:val="1"/>
+              <w:widowControl w:val="0"/>
+              <w:spacing w:line="240" w:lineRule="auto"/>
+              <w:rPr/>
+            </w:pPr>
+            <w:r>
+              <w:rPr>
+                <w:rtl w:val="0"/>
+              </w:rPr>
+              <w:t xml:space="preserve">Maguro Taniguchi</w:t>
+            </w:r>
+          </w:p>
+          <w:p>
+            <w:pPr>
+              <w:widowControl w:val="0"/>
+              <w:spacing w:after="250" w:line="240" w:lineRule="auto"/>
+              <w:rPr>
+                <w:i w:val="1"/>
+                <w:iCs w:val="1"/>
+              </w:rPr>
+            </w:pPr>
+            <w:r>
+              <w:rPr>
+                <w:i w:val="1"/>
+                <w:iCs w:val="1"/>
+                <w:rtl w:val="0"/>
+              </w:rPr>
+              <w:t xml:space="preserve">Arr. Ko Tanaka</w:t>
+            </w:r>
+          </w:p>
+          <w:p>
+            <w:pPr>
+              <w:keepNext w:val="1"/>
+              <w:widowControl w:val="0"/>
+              <w:spacing w:line="240" w:lineRule="auto"/>
+              <w:rPr>
+                <w:b w:val="1"/>
+                <w:bCs w:val="1"/>
+                <w:sz w:val="23"/>
+                <w:szCs w:val="23"/>
+              </w:rPr>
+            </w:pPr>
+            <w:r>
+              <w:rPr>
+                <w:rFonts w:ascii="Arial Unicode MS" w:cs="Arial Unicode MS" w:eastAsia="Arial Unicode MS" w:hAnsi="Arial Unicode MS"/>
+                <w:b w:val="1"/>
+                <w:bCs w:val="1"/>
+                <w:sz w:val="23"/>
+                <w:szCs w:val="23"/>
+                <w:rtl w:val="0"/>
+              </w:rPr>
+              <w:t xml:space="preserve">Soto  外</w:t>
+            </w:r>
+          </w:p>
+          <w:p>
+            <w:pPr>
+              <w:keepNext w:val="1"/>
+              <w:widowControl w:val="0"/>
+              <w:spacing w:line="240" w:lineRule="auto"/>
+              <w:rPr/>
+            </w:pPr>
+            <w:r>
+              <w:rPr>
+                <w:rtl w:val="0"/>
+              </w:rPr>
+              <w:t xml:space="preserve">Hakushi Hasegawa</w:t>
+            </w:r>
+          </w:p>
+          <w:p>
+            <w:pPr>
+              <w:widowControl w:val="0"/>
+              <w:spacing w:after="250" w:line="240" w:lineRule="auto"/>
+              <w:rPr>
+                <w:i w:val="1"/>
+                <w:iCs w:val="1"/>
+              </w:rPr>
+            </w:pPr>
+            <w:r>
+              <w:rPr>
+                <w:i w:val="1"/>
+                <w:iCs w:val="1"/>
+                <w:rtl w:val="0"/>
+              </w:rPr>
+              <w:t xml:space="preserve">Arr. Ko Tanaka</w:t>
+            </w:r>
+          </w:p>
+          <w:p>
+            <w:pPr>
+              <w:keepNext w:val="1"/>
+              <w:widowControl w:val="0"/>
+              <w:spacing w:line="240" w:lineRule="auto"/>
+              <w:rPr>
+                <w:b w:val="1"/>
+                <w:bCs w:val="1"/>
+                <w:sz w:val="23"/>
+                <w:szCs w:val="23"/>
+              </w:rPr>
+            </w:pPr>
+            <w:r>
+              <w:rPr>
+                <w:rFonts w:ascii="Arial Unicode MS" w:cs="Arial Unicode MS" w:eastAsia="Arial Unicode MS" w:hAnsi="Arial Unicode MS"/>
+                <w:b w:val="1"/>
+                <w:bCs w:val="1"/>
+                <w:sz w:val="23"/>
+                <w:szCs w:val="23"/>
+                <w:rtl w:val="0"/>
+              </w:rPr>
+              <w:t xml:space="preserve">Floating Moon on the Water  水面月影</w:t>
+            </w:r>
+          </w:p>
+          <w:p>
+            <w:pPr>
+              <w:keepNext w:val="1"/>
+              <w:widowControl w:val="0"/>
+              <w:spacing w:line="240" w:lineRule="auto"/>
+              <w:rPr/>
+            </w:pPr>
+            <w:r>
+              <w:rPr>
+                <w:rtl w:val="0"/>
+              </w:rPr>
+              <w:t xml:space="preserve">Wei-Pin Chen</w:t>
+            </w:r>
+          </w:p>
+          <w:p>
+            <w:pPr>
+              <w:widowControl w:val="0"/>
+              <w:spacing w:after="250" w:line="240" w:lineRule="auto"/>
+              <w:rPr>
+                <w:i w:val="1"/>
+                <w:iCs w:val="1"/>
+              </w:rPr>
+            </w:pPr>
+            <w:r>
+              <w:rPr>
+                <w:i w:val="1"/>
+                <w:iCs w:val="1"/>
+                <w:rtl w:val="0"/>
+              </w:rPr>
+              <w:t xml:space="preserve">Arr. Eric Liu</w:t>
+            </w:r>
+          </w:p>
+          <w:p>
+            <w:pPr>
+              <w:keepNext w:val="1"/>
+              <w:widowControl w:val="0"/>
+              <w:spacing w:line="240" w:lineRule="auto"/>
+              <w:rPr>
+                <w:b w:val="1"/>
+                <w:bCs w:val="1"/>
+                <w:sz w:val="23"/>
+                <w:szCs w:val="23"/>
               </w:rPr>
             </w:pPr>
             <w:r>
@@ -3005,7 +3208,18 @@
                 <w:szCs w:val="26"/>
                 <w:rtl w:val="0"/>
               </w:rPr>
-              <w:t xml:space="preserve">Silhouette</w:t>
+              <w:t xml:space="preserve">Baka Mitai </w:t>
+            </w:r>
+            <w:r>
+              <w:rPr>
+                <w:rFonts w:ascii="Arial Unicode MS" w:cs="Arial Unicode MS" w:eastAsia="Arial Unicode MS" w:hAnsi="Arial Unicode MS"/>
+                <w:b w:val="1"/>
+                <w:bCs w:val="1"/>
+                <w:sz w:val="23"/>
+                <w:szCs w:val="23"/>
+                <w:rtl w:val="0"/>
+              </w:rPr>
+              <w:t xml:space="preserve">ばかみたい </w:t>
             </w:r>
           </w:p>
           <w:p>
@@ -3019,7 +3233,7 @@
               <w:rPr>
                 <w:rtl w:val="0"/>
               </w:rPr>
-              <w:t xml:space="preserve">Maguro Taniguchi</w:t>
+              <w:t xml:space="preserve">Mitsuharu Fukuyama</w:t>
             </w:r>
           </w:p>
           <w:p>
@@ -3037,7 +3251,7 @@
                 <w:iCs w:val="1"/>
                 <w:rtl w:val="0"/>
               </w:rPr>
-              <w:t xml:space="preserve">Arr. Ko Tanaka</w:t>
+              <w:t xml:space="preserve">Arr. Yulin Ni</w:t>
             </w:r>
           </w:p>
           <w:p>
@@ -3060,7 +3274,7 @@
                 <w:szCs w:val="26"/>
                 <w:rtl w:val="0"/>
               </w:rPr>
-              <w:t xml:space="preserve">Soto</w:t>
+              <w:t xml:space="preserve">Destati</w:t>
             </w:r>
           </w:p>
           <w:p>
@@ -3074,7 +3288,7 @@
               <w:rPr>
                 <w:rtl w:val="0"/>
               </w:rPr>
-              <w:t xml:space="preserve">Hakushi Hasegawa</w:t>
+              <w:t xml:space="preserve">Yoko Shimomura</w:t>
             </w:r>
           </w:p>
           <w:p>
@@ -3092,7 +3306,7 @@
                 <w:iCs w:val="1"/>
                 <w:rtl w:val="0"/>
               </w:rPr>
-              <w:t xml:space="preserve">Arr. Ko Tanaka</w:t>
+              <w:t xml:space="preserve">Arr. Joel Scianna</w:t>
             </w:r>
           </w:p>
           <w:p>
@@ -3100,187 +3314,33 @@
               <w:keepNext w:val="1"/>
               <w:widowControl w:val="0"/>
               <w:spacing w:line="240" w:lineRule="auto"/>
+              <w:rPr>
+                <w:b w:val="1"/>
+                <w:bCs w:val="1"/>
+                <w:sz w:val="23"/>
+                <w:szCs w:val="23"/>
+              </w:rPr>
+            </w:pPr>
+            <w:r>
               <w:rPr>
                 <w:b w:val="1"/>
                 <w:bCs w:val="1"/>
                 <w:sz w:val="26"/>
                 <w:szCs w:val="26"/>
-              </w:rPr>
-            </w:pPr>
-            <w:r>
-              <w:rPr>
-                <w:b w:val="1"/>
-                <w:bCs w:val="1"/>
-                <w:sz w:val="26"/>
-                <w:szCs w:val="26"/>
-                <w:rtl w:val="0"/>
-              </w:rPr>
-              <w:t xml:space="preserve">Floating Moon on the Water</w:t>
-            </w:r>
-          </w:p>
-          <w:p>
-            <w:pPr>
-              <w:keepNext w:val="1"/>
-              <w:widowControl w:val="0"/>
-              <w:spacing w:line="240" w:lineRule="auto"/>
-              <w:rPr/>
-            </w:pPr>
-            <w:r>
-              <w:rPr>
-                <w:rtl w:val="0"/>
-              </w:rPr>
-              <w:t xml:space="preserve">Wei-Pin Chen</w:t>
-            </w:r>
-          </w:p>
-          <w:p>
-            <w:pPr>
-              <w:widowControl w:val="0"/>
-              <w:spacing w:after="250" w:line="240" w:lineRule="auto"/>
-              <w:rPr>
-                <w:i w:val="1"/>
-                <w:iCs w:val="1"/>
-              </w:rPr>
-            </w:pPr>
-            <w:r>
-              <w:rPr>
-                <w:i w:val="1"/>
-                <w:iCs w:val="1"/>
-                <w:rtl w:val="0"/>
-              </w:rPr>
-              <w:t xml:space="preserve">Arr. Eric Liu</w:t>
-            </w:r>
-          </w:p>
-          <w:p>
-            <w:pPr>
-              <w:keepNext w:val="1"/>
-              <w:widowControl w:val="0"/>
-              <w:spacing w:line="240" w:lineRule="auto"/>
-              <w:rPr>
-                <w:b w:val="1"/>
-                <w:bCs w:val="1"/>
-                <w:sz w:val="26"/>
-                <w:szCs w:val="26"/>
-              </w:rPr>
-            </w:pPr>
-            <w:r>
-              <w:rPr>
-                <w:b w:val="1"/>
-                <w:bCs w:val="1"/>
-                <w:sz w:val="26"/>
-                <w:szCs w:val="26"/>
-                <w:rtl w:val="0"/>
-              </w:rPr>
-              <w:t xml:space="preserve">Baka Mitai</w:t>
-            </w:r>
-          </w:p>
-          <w:p>
-            <w:pPr>
-              <w:keepNext w:val="1"/>
-              <w:widowControl w:val="0"/>
-              <w:spacing w:line="240" w:lineRule="auto"/>
-              <w:rPr/>
-            </w:pPr>
-            <w:r>
-              <w:rPr>
-                <w:rtl w:val="0"/>
-              </w:rPr>
-              <w:t xml:space="preserve">Mitsuharu Fukuyama</w:t>
-            </w:r>
-          </w:p>
-          <w:p>
-            <w:pPr>
-              <w:widowControl w:val="0"/>
-              <w:spacing w:after="250" w:line="240" w:lineRule="auto"/>
-              <w:rPr>
-                <w:i w:val="1"/>
-                <w:iCs w:val="1"/>
-              </w:rPr>
-            </w:pPr>
-            <w:r>
-              <w:rPr>
-                <w:i w:val="1"/>
-                <w:iCs w:val="1"/>
-                <w:rtl w:val="0"/>
-              </w:rPr>
-              <w:t xml:space="preserve">Arr. Yulin Ni</w:t>
-            </w:r>
-          </w:p>
-          <w:p>
-            <w:pPr>
-              <w:keepNext w:val="1"/>
-              <w:widowControl w:val="0"/>
-              <w:spacing w:line="240" w:lineRule="auto"/>
-              <w:rPr>
-                <w:b w:val="1"/>
-                <w:bCs w:val="1"/>
-                <w:sz w:val="26"/>
-                <w:szCs w:val="26"/>
-              </w:rPr>
-            </w:pPr>
-            <w:r>
-              <w:rPr>
-                <w:b w:val="1"/>
-                <w:bCs w:val="1"/>
-                <w:sz w:val="26"/>
-                <w:szCs w:val="26"/>
-                <w:rtl w:val="0"/>
-              </w:rPr>
-              <w:t xml:space="preserve">Destati</w:t>
-            </w:r>
-          </w:p>
-          <w:p>
-            <w:pPr>
-              <w:keepNext w:val="1"/>
-              <w:widowControl w:val="0"/>
-              <w:spacing w:line="240" w:lineRule="auto"/>
-              <w:rPr/>
-            </w:pPr>
-            <w:r>
-              <w:rPr>
-                <w:rtl w:val="0"/>
-              </w:rPr>
-              <w:t xml:space="preserve">Yoko Shimomura</w:t>
-            </w:r>
-          </w:p>
-          <w:p>
-            <w:pPr>
-              <w:widowControl w:val="0"/>
-              <w:spacing w:after="250" w:line="240" w:lineRule="auto"/>
-              <w:rPr>
-                <w:i w:val="1"/>
-                <w:iCs w:val="1"/>
-              </w:rPr>
-            </w:pPr>
-            <w:r>
-              <w:rPr>
-                <w:i w:val="1"/>
-                <w:iCs w:val="1"/>
-                <w:rtl w:val="0"/>
-              </w:rPr>
-              <w:t xml:space="preserve">Arr. Joel Scianna</w:t>
-            </w:r>
-          </w:p>
-          <w:p>
-            <w:pPr>
-              <w:keepNext w:val="1"/>
-              <w:widowControl w:val="0"/>
-              <w:spacing w:line="240" w:lineRule="auto"/>
-              <w:rPr>
-                <w:b w:val="1"/>
-                <w:bCs w:val="1"/>
-                <w:sz w:val="26"/>
-                <w:szCs w:val="26"/>
-              </w:rPr>
-            </w:pPr>
-            <w:r>
-              <w:rPr>
-                <w:b w:val="1"/>
-                <w:bCs w:val="1"/>
-                <w:sz w:val="26"/>
-                <w:szCs w:val="26"/>
-                <w:rtl w:val="0"/>
-              </w:rPr>
-              <w:t xml:space="preserve">Super Smash Brothers Brawl Opening</w:t>
+                <w:rtl w:val="0"/>
+              </w:rPr>
+              <w:t xml:space="preserve">Super Smash Brothers Brawl Opening </w:t>
+            </w:r>
+            <w:r>
+              <w:rPr>
+                <w:rFonts w:ascii="Arial Unicode MS" w:cs="Arial Unicode MS" w:eastAsia="Arial Unicode MS" w:hAnsi="Arial Unicode MS"/>
+                <w:b w:val="1"/>
+                <w:bCs w:val="1"/>
+                <w:sz w:val="23"/>
+                <w:szCs w:val="23"/>
+                <w:rtl w:val="0"/>
+              </w:rPr>
+              <w:t xml:space="preserve">メインテーマ </w:t>
             </w:r>
           </w:p>
           <w:p>
@@ -3463,7 +3523,7 @@
       <w:tr>
         <w:trPr>
           <w:cantSplit w:val="0"/>
-          <w:trHeight w:val="680" w:hRule="atLeast"/>
+          <w:trHeight w:val="405" w:hRule="atLeast"/>
           <w:tblHeader w:val="0"/>
         </w:trPr>
         <w:tc>
@@ -3567,7 +3627,7 @@
       <w:tr>
         <w:trPr>
           <w:cantSplit w:val="0"/>
-          <w:trHeight w:val="640" w:hRule="atLeast"/>
+          <w:trHeight w:val="783.2298057966032" w:hRule="atLeast"/>
           <w:tblHeader w:val="0"/>
         </w:trPr>
         <w:tc>
@@ -3751,7 +3811,7 @@
       <w:tr>
         <w:trPr>
           <w:cantSplit w:val="0"/>
-          <w:trHeight w:val="640" w:hRule="atLeast"/>
+          <w:trHeight w:val="625.4248088360239" w:hRule="atLeast"/>
           <w:tblHeader w:val="0"/>
         </w:trPr>
         <w:tc>
@@ -3809,7 +3869,7 @@
                 <w:szCs w:val="21.5"/>
                 <w:rtl w:val="0"/>
               </w:rPr>
-              <w:t xml:space="preserve">Chomp Martinez Cuevas</w:t>
+              <w:t xml:space="preserve">Chomp</w:t>
             </w:r>
           </w:p>
         </w:tc>
@@ -3935,7 +3995,7 @@
       <w:tr>
         <w:trPr>
           <w:cantSplit w:val="0"/>
-          <w:trHeight w:val="640" w:hRule="atLeast"/>
+          <w:trHeight w:val="625.4248088360239" w:hRule="atLeast"/>
           <w:tblHeader w:val="0"/>
         </w:trPr>
         <w:tc>
@@ -4119,7 +4179,7 @@
       <w:tr>
         <w:trPr>
           <w:cantSplit w:val="0"/>
-          <w:trHeight w:val="640" w:hRule="atLeast"/>
+          <w:trHeight w:val="754.00634765625" w:hRule="atLeast"/>
           <w:tblHeader w:val="0"/>
         </w:trPr>
         <w:tc>
@@ -4303,7 +4363,7 @@
       <w:tr>
         <w:trPr>
           <w:cantSplit w:val="0"/>
-          <w:trHeight w:val="640" w:hRule="atLeast"/>
+          <w:trHeight w:val="1023.25927734375" w:hRule="atLeast"/>
           <w:tblHeader w:val="0"/>
         </w:trPr>
         <w:tc>
@@ -4397,6 +4457,66 @@
                 <w:szCs w:val="14.2"/>
                 <w:rtl w:val="0"/>
               </w:rPr>
+              <w:t xml:space="preserve">JOSEPH “JOJO” CHEN</w:t>
+            </w:r>
+          </w:p>
+          <w:p>
+            <w:pPr>
+              <w:widowControl w:val="0"/>
+              <w:spacing w:line="240" w:lineRule="auto"/>
+              <w:jc w:val="center"/>
+              <w:rPr>
+                <w:b w:val="1"/>
+                <w:bCs w:val="1"/>
+                <w:sz w:val="21.5"/>
+                <w:szCs w:val="21.5"/>
+              </w:rPr>
+            </w:pPr>
+            <w:r>
+              <w:rPr>
+                <w:b w:val="1"/>
+                <w:bCs w:val="1"/>
+                <w:sz w:val="21.5"/>
+                <w:szCs w:val="21.5"/>
+                <w:rtl w:val="0"/>
+              </w:rPr>
+              <w:t xml:space="preserve">Abraham “AJ” Lopez</w:t>
+            </w:r>
+          </w:p>
+          <w:p>
+            <w:pPr>
+              <w:widowControl w:val="0"/>
+              <w:spacing w:line="240" w:lineRule="auto"/>
+              <w:jc w:val="center"/>
+              <w:rPr>
+                <w:b w:val="1"/>
+                <w:bCs w:val="1"/>
+                <w:sz w:val="21.5"/>
+                <w:szCs w:val="21.5"/>
+              </w:rPr>
+            </w:pPr>
+            <w:r>
+              <w:rPr>
+                <w:rtl w:val="0"/>
+              </w:rPr>
+            </w:r>
+          </w:p>
+          <w:p>
+            <w:pPr>
+              <w:widowControl w:val="0"/>
+              <w:spacing w:after="60" w:line="240" w:lineRule="auto"/>
+              <w:jc w:val="center"/>
+              <w:rPr>
+                <w:sz w:val="14.2"/>
+                <w:szCs w:val="14.2"/>
+              </w:rPr>
+            </w:pPr>
+            <w:r>
+              <w:rPr>
+                <w:sz w:val="14.2"/>
+                <w:szCs w:val="14.2"/>
+                <w:rtl w:val="0"/>
+              </w:rPr>
               <w:t xml:space="preserve">BARTHOLEMEW BARTHANDELUS</w:t>
             </w:r>
           </w:p>
@@ -4487,7 +4607,7 @@
       <w:tr>
         <w:trPr>
           <w:cantSplit w:val="0"/>
-          <w:trHeight w:val="640" w:hRule="atLeast"/>
+          <w:trHeight w:val="625.4248088360239" w:hRule="atLeast"/>
           <w:tblHeader w:val="0"/>
         </w:trPr>
         <w:tc>
@@ -4671,7 +4791,7 @@
       <w:tr>
         <w:trPr>
           <w:cantSplit w:val="0"/>
-          <w:trHeight w:val="640" w:hRule="atLeast"/>
+          <w:trHeight w:val="510" w:hRule="atLeast"/>
           <w:tblHeader w:val="0"/>
         </w:trPr>
         <w:tc>
@@ -4729,7 +4849,7 @@
                 <w:szCs w:val="21.5"/>
                 <w:rtl w:val="0"/>
               </w:rPr>
-              <w:t xml:space="preserve">Abraham Lopez</w:t>
+              <w:t xml:space="preserve">Abraham “AJ” Lopez</w:t>
             </w:r>
           </w:p>
         </w:tc>
@@ -4855,7 +4975,7 @@
       <w:tr>
         <w:trPr>
           <w:cantSplit w:val="0"/>
-          <w:trHeight w:val="640" w:hRule="atLeast"/>
+          <w:trHeight w:val="625.4248088360239" w:hRule="atLeast"/>
           <w:tblHeader w:val="0"/>
         </w:trPr>
         <w:tc>
@@ -4972,7 +5092,7 @@
                 <w:szCs w:val="21.5"/>
                 <w:rtl w:val="0"/>
               </w:rPr>
-              <w:t xml:space="preserve">Abraham Lopez</w:t>
+              <w:t xml:space="preserve">Abraham “AJ” Lopez</w:t>
             </w:r>
           </w:p>
         </w:tc>
@@ -5039,7 +5159,7 @@
       <w:tr>
         <w:trPr>
           <w:cantSplit w:val="0"/>
-          <w:trHeight w:val="640" w:hRule="atLeast"/>
+          <w:trHeight w:val="760.9297297184655" w:hRule="atLeast"/>
           <w:tblHeader w:val="0"/>
         </w:trPr>
         <w:tc>
@@ -5223,7 +5343,7 @@
       <w:tr>
         <w:trPr>
           <w:cantSplit w:val="0"/>
-          <w:trHeight w:val="640" w:hRule="atLeast"/>
+          <w:trHeight w:val="760.9297297184655" w:hRule="atLeast"/>
           <w:tblHeader w:val="0"/>
         </w:trPr>
         <w:tc>
@@ -5452,7 +5572,7 @@
             <wp:extent cx="1118409" cy="1939582"/>
             <wp:effectExtent b="0" l="0" r="0" t="0"/>
             <wp:wrapNone/>
-            <wp:docPr id="2" name="image5.png"/>
+            <wp:docPr id="3" name="image5.png"/>
             <a:graphic>
               <a:graphicData uri="http://schemas.openxmlformats.org/drawingml/2006/picture">
                 <pic:pic>
@@ -5494,12 +5614,12 @@
             <wp:extent cx="1576388" cy="1124187"/>
             <wp:effectExtent b="0" l="0" r="0" t="0"/>
             <wp:wrapNone/>
-            <wp:docPr id="3" name="image1.png"/>
+            <wp:docPr id="2" name="image3.png"/>
             <a:graphic>
               <a:graphicData uri="http://schemas.openxmlformats.org/drawingml/2006/picture">
                 <pic:pic>
                   <pic:nvPicPr>
-                    <pic:cNvPr id="0" name="image1.png"/>
+                    <pic:cNvPr id="0" name="image3.png"/>
                     <pic:cNvPicPr preferRelativeResize="0"/>
                   </pic:nvPicPr>
                   <pic:blipFill>
@@ -5536,12 +5656,12 @@
             <wp:extent cx="1157288" cy="850537"/>
             <wp:effectExtent b="0" l="0" r="0" t="0"/>
             <wp:wrapNone/>
-            <wp:docPr id="6" name="image4.jpg"/>
+            <wp:docPr id="5" name="image2.jpg"/>
             <a:graphic>
               <a:graphicData uri="http://schemas.openxmlformats.org/drawingml/2006/picture">
                 <pic:pic>
                   <pic:nvPicPr>
-                    <pic:cNvPr id="0" name="image4.jpg"/>
+                    <pic:cNvPr id="0" name="image2.jpg"/>
                     <pic:cNvPicPr preferRelativeResize="0"/>
                   </pic:nvPicPr>
                   <pic:blipFill>
@@ -5587,26 +5707,6 @@
       <w:pPr>
         <w:spacing w:before="1100" w:line="240" w:lineRule="auto"/>
         <w:jc w:val="center"/>
-        <w:rPr>
-          <w:b w:val="1"/>
-          <w:bCs w:val="1"/>
-          <w:sz w:val="18"/>
-          <w:szCs w:val="18"/>
-        </w:rPr>
-      </w:pPr>
-      <w:r>
-        <w:rPr>
-          <w:b w:val="1"/>
-          <w:bCs w:val="1"/>
-          <w:sz w:val="18"/>
-          <w:szCs w:val="18"/>
-          <w:rtl w:val="0"/>
-        </w:rPr>
-        <w:t xml:space="preserve">No generative AI was used to create this show.</w:t>
-      </w:r>
-    </w:p>
-    <w:p>
-      <w:pPr>
         <w:rPr/>
         <w:sectPr>
           <w:headerReference r:id="rId24" w:type="default"/>
@@ -5615,6 +5715,16 @@
           <w:pgMar w:bottom="1440" w:top="1440" w:left="1440" w:right="1440" w:header="720" w:footer="720"/>
         </w:sectPr>
       </w:pPr>
+      <w:r>
+        <w:rPr>
+          <w:b w:val="1"/>
+          <w:bCs w:val="1"/>
+          <w:sz w:val="18"/>
+          <w:szCs w:val="18"/>
+          <w:rtl w:val="0"/>
+        </w:rPr>
+        <w:t xml:space="preserve">No generative AI was used to create this show.</w:t>
+      </w:r>
       <w:r>
         <w:rPr>
           <w:rtl w:val="0"/>
@@ -5648,7 +5758,7 @@
           <w:pgNumType w:start="1"/>
         </w:sectPr>
       </w:pPr>
-      <w:bookmarkStart w:colFirst="0" w:colLast="0" w:name="_hvdyz39sv0jx" w:id="1"/>
+      <w:bookmarkStart w:colFirst="0" w:colLast="0" w:name="_gn2tc05kjlbx" w:id="1"/>
       <w:bookmarkEnd w:id="1"/>
       <w:r>
         <w:rPr>
@@ -5803,12 +5913,12 @@
             <wp:extent cx="2644915" cy="1666875"/>
             <wp:effectExtent b="0" l="0" r="0" t="0"/>
             <wp:wrapNone/>
-            <wp:docPr id="5" name="image2.png"/>
+            <wp:docPr id="4" name="image1.png"/>
             <a:graphic>
               <a:graphicData uri="http://schemas.openxmlformats.org/drawingml/2006/picture">
                 <pic:pic>
                   <pic:nvPicPr>
-                    <pic:cNvPr id="0" name="image2.png"/>
+                    <pic:cNvPr id="0" name="image1.png"/>
                     <pic:cNvPicPr preferRelativeResize="0"/>
                   </pic:nvPicPr>
                   <pic:blipFill>
@@ -7276,7 +7386,7 @@
                 <w:szCs w:val="17"/>
                 <w:rtl w:val="0"/>
               </w:rPr>
-              <w:t xml:space="preserve">Ultima materia comes out of the Earth. The Crown controls the mines, the research and the weapons built from it. When workers in New Jersey refused extraction orders, the Crown called their resistance a threat to “continuity.”</w:t>
+              <w:t xml:space="preserve">Ultima ore comes out of the Earth. The Crown controls the mines, the research and the weapons built from it. When workers in New Jersey refused extraction orders, the Crown called their resistance a threat to “continuity.”</w:t>
             </w:r>
           </w:p>
           <w:p>
@@ -7587,7 +7697,7 @@
                 <w:szCs w:val="17"/>
                 <w:rtl w:val="0"/>
               </w:rPr>
-              <w:t xml:space="preserve">RUSH CRATER PHO</w:t>
+              <w:t xml:space="preserve">Absolute Pho-nema</w:t>
             </w:r>
           </w:p>
           <w:p>
@@ -7655,7 +7765,7 @@
                 <w:szCs w:val="17"/>
                 <w:rtl w:val="0"/>
               </w:rPr>
-              <w:t xml:space="preserve"> @rushcraterpho</w:t>
+              <w:t xml:space="preserve"> @PhoNemaRushCrater</w:t>
             </w:r>
           </w:p>
         </w:tc>
@@ -8170,6 +8280,36 @@
               <w:t xml:space="preserve">Fresh cabbages. Need Ultima ore for our Earth transport. No questions asked.</w:t>
             </w:r>
           </w:p>
+          <w:p>
+            <w:pPr>
+              <w:widowControl w:val="0"/>
+              <w:spacing w:line="227.99999999999997" w:lineRule="auto"/>
+              <w:rPr>
+                <w:sz w:val="17"/>
+                <w:szCs w:val="17"/>
+              </w:rPr>
+            </w:pPr>
+            <w:r>
+              <w:rPr>
+                <w:rtl w:val="0"/>
+              </w:rPr>
+            </w:r>
+          </w:p>
+          <w:p>
+            <w:pPr>
+              <w:widowControl w:val="0"/>
+              <w:spacing w:line="227.99999999999997" w:lineRule="auto"/>
+              <w:rPr>
+                <w:sz w:val="17"/>
+                <w:szCs w:val="17"/>
+              </w:rPr>
+            </w:pPr>
+            <w:r>
+              <w:rPr>
+                <w:rtl w:val="0"/>
+              </w:rPr>
+            </w:r>
+          </w:p>
         </w:tc>
         <w:tc>
           <w:tcPr/>
@@ -8302,28 +8442,7 @@
                 <w:szCs w:val="17"/>
                 <w:rtl w:val="0"/>
               </w:rPr>
-              <w:t xml:space="preserve">COMMUNITY NOTICE: </w:t>
-            </w:r>
-            <w:r>
-              <w:rPr>
-                <w:b w:val="1"/>
-                <w:bCs w:val="1"/>
-                <w:sz w:val="17"/>
-                <w:szCs w:val="17"/>
-                <w:highlight w:val="black"/>
-                <w:rtl w:val="0"/>
-              </w:rPr>
-              <w:t xml:space="preserve">GEORGE SANDERS</w:t>
-            </w:r>
-            <w:r>
-              <w:rPr>
-                <w:b w:val="1"/>
-                <w:bCs w:val="1"/>
-                <w:sz w:val="17"/>
-                <w:szCs w:val="17"/>
-                <w:rtl w:val="0"/>
-              </w:rPr>
-              <w:t xml:space="preserve"> IS PLANETIST</w:t>
+              <w:t xml:space="preserve">COMMUNITY NOTICE:STAND UP TO PLANETISM</w:t>
             </w:r>
           </w:p>
           <w:p>
@@ -8341,7 +8460,7 @@
                 <w:szCs w:val="17"/>
                 <w:rtl w:val="0"/>
               </w:rPr>
-              <w:t xml:space="preserve">He may be friends with the Kitadani girl but he’s Earthborn through and through. Do NOT trust him. ADMIN NOTE - we redacted the name of the accused so as to not attract attention from the Academy. </w:t>
+              <w:t xml:space="preserve">Do NOT let these Earth Borns run you over! STAND UP FOR YOURSELF. WE built these colonies THEY are visitors, period. </w:t>
             </w:r>
           </w:p>
         </w:tc>

--- a/game/assets/Program Booklet/OO2 Program.docx
+++ b/game/assets/Program Booklet/OO2 Program.docx
@@ -41,7 +41,7 @@
           <w:pgNumType w:start="1"/>
         </w:sectPr>
       </w:pPr>
-      <w:bookmarkStart w:colFirst="0" w:colLast="0" w:name="_tca85gyzznox" w:id="0"/>
+      <w:bookmarkStart w:colFirst="0" w:colLast="0" w:name="_y1ux8l470f54" w:id="0"/>
       <w:bookmarkEnd w:id="0"/>
       <w:r>
         <w:rPr>
@@ -92,12 +92,12 @@
             <wp:extent cx="5943600" cy="3302000"/>
             <wp:effectExtent b="0" l="0" r="0" t="0"/>
             <wp:wrapNone/>
-            <wp:docPr id="6" name="image4.png"/>
+            <wp:docPr id="9" name="image5.png"/>
             <a:graphic>
               <a:graphicData uri="http://schemas.openxmlformats.org/drawingml/2006/picture">
                 <pic:pic>
                   <pic:nvPicPr>
-                    <pic:cNvPr id="0" name="image4.png"/>
+                    <pic:cNvPr id="0" name="image5.png"/>
                     <pic:cNvPicPr preferRelativeResize="0"/>
                   </pic:nvPicPr>
                   <pic:blipFill>
@@ -479,12 +479,12 @@
                 <wp:extent cx="8158163" cy="5870761"/>
                 <wp:effectExtent b="0" l="0" r="0" t="0"/>
                 <wp:wrapNone/>
-                <wp:docPr id="1" name="image6.png"/>
+                <wp:docPr id="1" name="image9.png"/>
                 <a:graphic>
                   <a:graphicData uri="http://schemas.openxmlformats.org/drawingml/2006/picture">
                     <pic:pic>
                       <pic:nvPicPr>
-                        <pic:cNvPr id="0" name="image6.png"/>
+                        <pic:cNvPr id="0" name="image9.png"/>
                         <pic:cNvPicPr preferRelativeResize="0"/>
                       </pic:nvPicPr>
                       <pic:blipFill>
@@ -2298,9 +2298,17 @@
       </w:r>
       <w:r>
         <w:rPr>
-          <w:rtl w:val="0"/>
-        </w:rPr>
-        <w:t xml:space="preserve">Thank you for joining us tonight at The DiMenna Center for Classical Music as we present </w:t>
+          <w:b w:val="1"/>
+          <w:bCs w:val="1"/>
+          <w:rtl w:val="0"/>
+        </w:rPr>
+        <w:t xml:space="preserve">Thank you for joining us tonight</w:t>
+      </w:r>
+      <w:r>
+        <w:rPr>
+          <w:rtl w:val="0"/>
+        </w:rPr>
+        <w:t xml:space="preserve"> at The DiMenna Center for Classical Music as we present </w:t>
       </w:r>
       <w:r>
         <w:rPr>
@@ -2583,7 +2591,7 @@
                 <w:szCs w:val="23"/>
                 <w:rtl w:val="0"/>
               </w:rPr>
-              <w:t xml:space="preserve">Hana Ni Natte  花になって</w:t>
+              <w:t xml:space="preserve">Hana ni Natte  花になって</w:t>
             </w:r>
           </w:p>
           <w:p>
@@ -3007,7 +3015,7 @@
                 <w:iCs w:val="1"/>
                 <w:rtl w:val="0"/>
               </w:rPr>
-              <w:t xml:space="preserve">Arr. Andrew McGowan &amp; Geoffery Shaplak</w:t>
+              <w:t xml:space="preserve">Arr. Andrew McGowan &amp; Geoffery Shlapak</w:t>
             </w:r>
           </w:p>
           <w:p>
@@ -3329,7 +3337,7 @@
                 <w:szCs w:val="26"/>
                 <w:rtl w:val="0"/>
               </w:rPr>
-              <w:t xml:space="preserve">Super Smash Brothers Brawl Opening </w:t>
+              <w:t xml:space="preserve">Super Smash Bros. Brawl Opening </w:t>
             </w:r>
             <w:r>
               <w:rPr>
@@ -4240,6 +4248,24 @@
               <w:t xml:space="preserve">Ashley Foster</w:t>
             </w:r>
           </w:p>
+          <w:p>
+            <w:pPr>
+              <w:widowControl w:val="0"/>
+              <w:spacing w:line="240" w:lineRule="auto"/>
+              <w:jc w:val="center"/>
+              <w:rPr>
+                <w:b w:val="1"/>
+                <w:bCs w:val="1"/>
+                <w:sz w:val="21.5"/>
+                <w:szCs w:val="21.5"/>
+              </w:rPr>
+            </w:pPr>
+            <w:r>
+              <w:rPr>
+                <w:rtl w:val="0"/>
+              </w:rPr>
+            </w:r>
+          </w:p>
         </w:tc>
         <w:tc>
           <w:tcPr>
@@ -4273,7 +4299,7 @@
                 <w:szCs w:val="11.6"/>
                 <w:rtl w:val="0"/>
               </w:rPr>
-              <w:t xml:space="preserve">NEWS REPORTER #1 • GOSSIPPING STUDENT #1 • TRAIN SECURITY GUARD • FIRST OFFICER</w:t>
+              <w:t xml:space="preserve">NEWS REPORTER #1 • GOSSIPING STUDENT #1 • TRAIN SECURITY GUARD • FIRST OFFICER</w:t>
             </w:r>
           </w:p>
           <w:p>
@@ -4602,6 +4628,48 @@
               <w:t xml:space="preserve">Delaney R. Page</w:t>
             </w:r>
           </w:p>
+          <w:p>
+            <w:pPr>
+              <w:widowControl w:val="0"/>
+              <w:spacing w:after="60" w:line="240" w:lineRule="auto"/>
+              <w:jc w:val="center"/>
+              <w:rPr>
+                <w:sz w:val="14.2"/>
+                <w:szCs w:val="14.2"/>
+              </w:rPr>
+            </w:pPr>
+            <w:r>
+              <w:rPr>
+                <w:sz w:val="14.2"/>
+                <w:szCs w:val="14.2"/>
+                <w:rtl w:val="0"/>
+              </w:rPr>
+              <w:t xml:space="preserve">NEWS REPORTER #2 • GOSSIPING STUDENT #2</w:t>
+            </w:r>
+          </w:p>
+          <w:p>
+            <w:pPr>
+              <w:widowControl w:val="0"/>
+              <w:spacing w:line="240" w:lineRule="auto"/>
+              <w:jc w:val="center"/>
+              <w:rPr>
+                <w:b w:val="1"/>
+                <w:bCs w:val="1"/>
+                <w:sz w:val="21.5"/>
+                <w:szCs w:val="21.5"/>
+              </w:rPr>
+            </w:pPr>
+            <w:r>
+              <w:rPr>
+                <w:b w:val="1"/>
+                <w:bCs w:val="1"/>
+                <w:sz w:val="21.5"/>
+                <w:szCs w:val="21.5"/>
+                <w:rtl w:val="0"/>
+              </w:rPr>
+              <w:t xml:space="preserve">Ashley Mendez</w:t>
+            </w:r>
+          </w:p>
         </w:tc>
       </w:tr>
       <w:tr>
@@ -5564,6 +5632,48 @@
           <wp:anchor allowOverlap="1" behindDoc="1" distB="114300" distT="114300" distL="114300" distR="114300" hidden="0" layoutInCell="1" locked="0" relativeHeight="0" simplePos="0">
             <wp:simplePos x="0" y="0"/>
             <wp:positionH relativeFrom="column">
+              <wp:posOffset>1</wp:posOffset>
+            </wp:positionH>
+            <wp:positionV relativeFrom="paragraph">
+              <wp:posOffset>714375</wp:posOffset>
+            </wp:positionV>
+            <wp:extent cx="1576388" cy="1124187"/>
+            <wp:effectExtent b="0" l="0" r="0" t="0"/>
+            <wp:wrapNone/>
+            <wp:docPr id="10" name="image3.png"/>
+            <a:graphic>
+              <a:graphicData uri="http://schemas.openxmlformats.org/drawingml/2006/picture">
+                <pic:pic>
+                  <pic:nvPicPr>
+                    <pic:cNvPr id="0" name="image3.png"/>
+                    <pic:cNvPicPr preferRelativeResize="0"/>
+                  </pic:nvPicPr>
+                  <pic:blipFill>
+                    <a:blip r:embed="rId21"/>
+                    <a:srcRect b="0" l="0" r="0" t="0"/>
+                    <a:stretch>
+                      <a:fillRect/>
+                    </a:stretch>
+                  </pic:blipFill>
+                  <pic:spPr>
+                    <a:xfrm>
+                      <a:off x="0" y="0"/>
+                      <a:ext cx="1576388" cy="1124187"/>
+                    </a:xfrm>
+                    <a:prstGeom prst="rect"/>
+                    <a:ln/>
+                  </pic:spPr>
+                </pic:pic>
+              </a:graphicData>
+            </a:graphic>
+          </wp:anchor>
+        </w:drawing>
+      </w:r>
+      <w:r>
+        <w:drawing>
+          <wp:anchor allowOverlap="1" behindDoc="1" distB="114300" distT="114300" distL="114300" distR="114300" hidden="0" layoutInCell="1" locked="0" relativeHeight="0" simplePos="0">
+            <wp:simplePos x="0" y="0"/>
+            <wp:positionH relativeFrom="column">
               <wp:posOffset>2495550</wp:posOffset>
             </wp:positionH>
             <wp:positionV relativeFrom="paragraph">
@@ -5572,16 +5682,16 @@
             <wp:extent cx="1118409" cy="1939582"/>
             <wp:effectExtent b="0" l="0" r="0" t="0"/>
             <wp:wrapNone/>
-            <wp:docPr id="3" name="image5.png"/>
+            <wp:docPr id="2" name="image16.png"/>
             <a:graphic>
               <a:graphicData uri="http://schemas.openxmlformats.org/drawingml/2006/picture">
                 <pic:pic>
                   <pic:nvPicPr>
-                    <pic:cNvPr id="0" name="image5.png"/>
+                    <pic:cNvPr id="0" name="image16.png"/>
                     <pic:cNvPicPr preferRelativeResize="0"/>
                   </pic:nvPicPr>
                   <pic:blipFill>
-                    <a:blip r:embed="rId21"/>
+                    <a:blip r:embed="rId22"/>
                     <a:srcRect b="0" l="0" r="0" t="0"/>
                     <a:stretch>
                       <a:fillRect/>
@@ -5606,48 +5716,6 @@
           <wp:anchor allowOverlap="1" behindDoc="1" distB="114300" distT="114300" distL="114300" distR="114300" hidden="0" layoutInCell="1" locked="0" relativeHeight="0" simplePos="0">
             <wp:simplePos x="0" y="0"/>
             <wp:positionH relativeFrom="column">
-              <wp:posOffset>1</wp:posOffset>
-            </wp:positionH>
-            <wp:positionV relativeFrom="paragraph">
-              <wp:posOffset>714375</wp:posOffset>
-            </wp:positionV>
-            <wp:extent cx="1576388" cy="1124187"/>
-            <wp:effectExtent b="0" l="0" r="0" t="0"/>
-            <wp:wrapNone/>
-            <wp:docPr id="2" name="image3.png"/>
-            <a:graphic>
-              <a:graphicData uri="http://schemas.openxmlformats.org/drawingml/2006/picture">
-                <pic:pic>
-                  <pic:nvPicPr>
-                    <pic:cNvPr id="0" name="image3.png"/>
-                    <pic:cNvPicPr preferRelativeResize="0"/>
-                  </pic:nvPicPr>
-                  <pic:blipFill>
-                    <a:blip r:embed="rId22"/>
-                    <a:srcRect b="0" l="0" r="0" t="0"/>
-                    <a:stretch>
-                      <a:fillRect/>
-                    </a:stretch>
-                  </pic:blipFill>
-                  <pic:spPr>
-                    <a:xfrm>
-                      <a:off x="0" y="0"/>
-                      <a:ext cx="1576388" cy="1124187"/>
-                    </a:xfrm>
-                    <a:prstGeom prst="rect"/>
-                    <a:ln/>
-                  </pic:spPr>
-                </pic:pic>
-              </a:graphicData>
-            </a:graphic>
-          </wp:anchor>
-        </w:drawing>
-      </w:r>
-      <w:r>
-        <w:drawing>
-          <wp:anchor allowOverlap="1" behindDoc="1" distB="114300" distT="114300" distL="114300" distR="114300" hidden="0" layoutInCell="1" locked="0" relativeHeight="0" simplePos="0">
-            <wp:simplePos x="0" y="0"/>
-            <wp:positionH relativeFrom="column">
               <wp:posOffset>4781550</wp:posOffset>
             </wp:positionH>
             <wp:positionV relativeFrom="paragraph">
@@ -5656,12 +5724,12 @@
             <wp:extent cx="1157288" cy="850537"/>
             <wp:effectExtent b="0" l="0" r="0" t="0"/>
             <wp:wrapNone/>
-            <wp:docPr id="5" name="image2.jpg"/>
+            <wp:docPr id="7" name="image8.jpg"/>
             <a:graphic>
               <a:graphicData uri="http://schemas.openxmlformats.org/drawingml/2006/picture">
                 <pic:pic>
                   <pic:nvPicPr>
-                    <pic:cNvPr id="0" name="image2.jpg"/>
+                    <pic:cNvPr id="0" name="image8.jpg"/>
                     <pic:cNvPicPr preferRelativeResize="0"/>
                   </pic:nvPicPr>
                   <pic:blipFill>
@@ -5758,7 +5826,7 @@
           <w:pgNumType w:start="1"/>
         </w:sectPr>
       </w:pPr>
-      <w:bookmarkStart w:colFirst="0" w:colLast="0" w:name="_gn2tc05kjlbx" w:id="1"/>
+      <w:bookmarkStart w:colFirst="0" w:colLast="0" w:name="_pzl2stahi8pr" w:id="1"/>
       <w:bookmarkEnd w:id="1"/>
       <w:r>
         <w:rPr>
@@ -5913,12 +5981,12 @@
             <wp:extent cx="2644915" cy="1666875"/>
             <wp:effectExtent b="0" l="0" r="0" t="0"/>
             <wp:wrapNone/>
-            <wp:docPr id="4" name="image1.png"/>
+            <wp:docPr id="5" name="image6.png"/>
             <a:graphic>
               <a:graphicData uri="http://schemas.openxmlformats.org/drawingml/2006/picture">
                 <pic:pic>
                   <pic:nvPicPr>
-                    <pic:cNvPr id="0" name="image1.png"/>
+                    <pic:cNvPr id="0" name="image6.png"/>
                     <pic:cNvPicPr preferRelativeResize="0"/>
                   </pic:nvPicPr>
                   <pic:blipFill>
@@ -8478,6 +8546,7 @@
     </w:p>
     <w:sectPr>
       <w:headerReference r:id="rId27" w:type="default"/>
+      <w:footerReference r:id="rId28" w:type="default"/>
       <w:type w:val="nextPage"/>
       <w:pgSz w:h="15840" w:w="12240" w:orient="portrait"/>
       <w:pgMar w:bottom="1440" w:top="1440" w:left="1440" w:right="1440" w:header="720" w:footer="720"/>
@@ -8485,6 +8554,195 @@
     </w:sectPr>
   </w:body>
 </w:document>
+</file>
+
+<file path=word/footer1.xml><?xml version="1.0" encoding="utf-8"?>
+<w:ftr xmlns:mc="http://schemas.openxmlformats.org/markup-compatibility/2006" xmlns:o="urn:schemas-microsoft-com:office:office" xmlns:r="http://schemas.openxmlformats.org/officeDocument/2006/relationships" xmlns:m="http://schemas.openxmlformats.org/officeDocument/2006/math" xmlns:v="urn:schemas-microsoft-com:vml" xmlns:wp="http://schemas.openxmlformats.org/drawingml/2006/wordprocessingDrawing" xmlns:w10="urn:schemas-microsoft-com:office:word" xmlns:w="http://schemas.openxmlformats.org/wordprocessingml/2006/main" xmlns:wne="http://schemas.microsoft.com/office/word/2006/wordml" xmlns:sl="http://schemas.openxmlformats.org/schemaLibrary/2006/main" xmlns:a="http://schemas.openxmlformats.org/drawingml/2006/main" xmlns:pic="http://schemas.openxmlformats.org/drawingml/2006/picture" xmlns:c="http://schemas.openxmlformats.org/drawingml/2006/chart" xmlns:lc="http://schemas.openxmlformats.org/drawingml/2006/lockedCanvas" xmlns:dgm="http://schemas.openxmlformats.org/drawingml/2006/diagram" xmlns:wps="http://schemas.microsoft.com/office/word/2010/wordprocessingShape" xmlns:wpg="http://schemas.microsoft.com/office/word/2010/wordprocessingGroup" xmlns:w14="http://schemas.microsoft.com/office/word/2010/wordml" xmlns:w15="http://schemas.microsoft.com/office/word/2012/wordml" xmlns:w16="http://schemas.microsoft.com/office/word/2018/wordml" xmlns:w16cex="http://schemas.microsoft.com/office/word/2018/wordml/cex" xmlns:w16cid="http://schemas.microsoft.com/office/word/2016/wordml/cid" xmlns="http://schemas.microsoft.com/office/tasks/2019/documenttasks" xmlns:cr="http://schemas.microsoft.com/office/comments/2020/reactions">
+  <w:p>
+    <w:pPr>
+      <w:spacing w:line="276" w:lineRule="auto"/>
+      <w:jc w:val="center"/>
+      <w:rPr/>
+    </w:pPr>
+    <w:r>
+      <w:rPr/>
+      <w:drawing>
+        <wp:inline distB="0" distT="0" distL="114300" distR="114300">
+          <wp:extent cx="190500" cy="190500"/>
+          <wp:effectExtent b="0" l="0" r="0" t="0"/>
+          <wp:docPr id="4" name="image1.png"/>
+          <a:graphic>
+            <a:graphicData uri="http://schemas.openxmlformats.org/drawingml/2006/picture">
+              <pic:pic>
+                <pic:nvPicPr>
+                  <pic:cNvPr id="0" name="image1.png"/>
+                  <pic:cNvPicPr preferRelativeResize="0"/>
+                </pic:nvPicPr>
+                <pic:blipFill>
+                  <a:blip r:embed="rId1"/>
+                  <a:srcRect b="0" l="0" r="0" t="0"/>
+                  <a:stretch>
+                    <a:fillRect/>
+                  </a:stretch>
+                </pic:blipFill>
+                <pic:spPr>
+                  <a:xfrm>
+                    <a:off x="0" y="0"/>
+                    <a:ext cx="190500" cy="190500"/>
+                  </a:xfrm>
+                  <a:prstGeom prst="rect"/>
+                  <a:ln/>
+                </pic:spPr>
+              </pic:pic>
+            </a:graphicData>
+          </a:graphic>
+        </wp:inline>
+      </w:drawing>
+    </w:r>
+    <w:r>
+      <w:rPr>
+        <w:rtl w:val="0"/>
+      </w:rPr>
+      <w:t xml:space="preserve"> </w:t>
+    </w:r>
+    <w:r>
+      <w:rPr/>
+      <w:drawing>
+        <wp:inline distB="0" distT="0" distL="114300" distR="114300">
+          <wp:extent cx="190500" cy="190500"/>
+          <wp:effectExtent b="0" l="0" r="0" t="0"/>
+          <wp:docPr id="8" name="image7.png"/>
+          <a:graphic>
+            <a:graphicData uri="http://schemas.openxmlformats.org/drawingml/2006/picture">
+              <pic:pic>
+                <pic:nvPicPr>
+                  <pic:cNvPr id="0" name="image7.png"/>
+                  <pic:cNvPicPr preferRelativeResize="0"/>
+                </pic:nvPicPr>
+                <pic:blipFill>
+                  <a:blip r:embed="rId2"/>
+                  <a:srcRect b="0" l="0" r="0" t="0"/>
+                  <a:stretch>
+                    <a:fillRect/>
+                  </a:stretch>
+                </pic:blipFill>
+                <pic:spPr>
+                  <a:xfrm>
+                    <a:off x="0" y="0"/>
+                    <a:ext cx="190500" cy="190500"/>
+                  </a:xfrm>
+                  <a:prstGeom prst="rect"/>
+                  <a:ln/>
+                </pic:spPr>
+              </pic:pic>
+            </a:graphicData>
+          </a:graphic>
+        </wp:inline>
+      </w:drawing>
+    </w:r>
+    <w:r>
+      <w:rPr>
+        <w:rtl w:val="0"/>
+      </w:rPr>
+      <w:t xml:space="preserve"> </w:t>
+    </w:r>
+    <w:r>
+      <w:rPr/>
+      <w:drawing>
+        <wp:inline distB="0" distT="0" distL="114300" distR="114300">
+          <wp:extent cx="190500" cy="190500"/>
+          <wp:effectExtent b="0" l="0" r="0" t="0"/>
+          <wp:docPr id="3" name="image4.png"/>
+          <a:graphic>
+            <a:graphicData uri="http://schemas.openxmlformats.org/drawingml/2006/picture">
+              <pic:pic>
+                <pic:nvPicPr>
+                  <pic:cNvPr id="0" name="image4.png"/>
+                  <pic:cNvPicPr preferRelativeResize="0"/>
+                </pic:nvPicPr>
+                <pic:blipFill>
+                  <a:blip r:embed="rId3"/>
+                  <a:srcRect b="0" l="0" r="0" t="0"/>
+                  <a:stretch>
+                    <a:fillRect/>
+                  </a:stretch>
+                </pic:blipFill>
+                <pic:spPr>
+                  <a:xfrm>
+                    <a:off x="0" y="0"/>
+                    <a:ext cx="190500" cy="190500"/>
+                  </a:xfrm>
+                  <a:prstGeom prst="rect"/>
+                  <a:ln/>
+                </pic:spPr>
+              </pic:pic>
+            </a:graphicData>
+          </a:graphic>
+        </wp:inline>
+      </w:drawing>
+    </w:r>
+    <w:r>
+      <w:rPr>
+        <w:rtl w:val="0"/>
+      </w:rPr>
+      <w:t xml:space="preserve"> </w:t>
+    </w:r>
+    <w:r>
+      <w:rPr/>
+      <w:drawing>
+        <wp:inline distB="0" distT="0" distL="114300" distR="114300">
+          <wp:extent cx="190500" cy="190500"/>
+          <wp:effectExtent b="0" l="0" r="0" t="0"/>
+          <wp:docPr id="6" name="image2.png"/>
+          <a:graphic>
+            <a:graphicData uri="http://schemas.openxmlformats.org/drawingml/2006/picture">
+              <pic:pic>
+                <pic:nvPicPr>
+                  <pic:cNvPr id="0" name="image2.png"/>
+                  <pic:cNvPicPr preferRelativeResize="0"/>
+                </pic:nvPicPr>
+                <pic:blipFill>
+                  <a:blip r:embed="rId4"/>
+                  <a:srcRect b="0" l="0" r="0" t="0"/>
+                  <a:stretch>
+                    <a:fillRect/>
+                  </a:stretch>
+                </pic:blipFill>
+                <pic:spPr>
+                  <a:xfrm>
+                    <a:off x="0" y="0"/>
+                    <a:ext cx="190500" cy="190500"/>
+                  </a:xfrm>
+                  <a:prstGeom prst="rect"/>
+                  <a:ln/>
+                </pic:spPr>
+              </pic:pic>
+            </a:graphicData>
+          </a:graphic>
+        </wp:inline>
+      </w:drawing>
+    </w:r>
+    <w:r>
+      <w:rPr>
+        <w:rtl w:val="0"/>
+      </w:rPr>
+      <w:t xml:space="preserve"> </w:t>
+    </w:r>
+    <w:r>
+      <w:rPr>
+        <w:b w:val="1"/>
+        <w:bCs w:val="1"/>
+        <w:rtl w:val="0"/>
+      </w:rPr>
+      <w:t xml:space="preserve">@OtakuChoir</w:t>
+    </w:r>
+    <w:r>
+      <w:rPr>
+        <w:rtl w:val="0"/>
+      </w:rPr>
+    </w:r>
+  </w:p>
+</w:ftr>
 </file>
 
 <file path=word/header1.xml><?xml version="1.0" encoding="utf-8"?>

--- a/game/assets/Program Booklet/OO2 Program.docx
+++ b/game/assets/Program Booklet/OO2 Program.docx
@@ -41,7 +41,7 @@
           <w:pgNumType w:start="1"/>
         </w:sectPr>
       </w:pPr>
-      <w:bookmarkStart w:colFirst="0" w:colLast="0" w:name="_y1ux8l470f54" w:id="0"/>
+      <w:bookmarkStart w:colFirst="0" w:colLast="0" w:name="_j4iovwshcb39" w:id="0"/>
       <w:bookmarkEnd w:id="0"/>
       <w:r>
         <w:rPr>
@@ -92,12 +92,12 @@
             <wp:extent cx="5943600" cy="3302000"/>
             <wp:effectExtent b="0" l="0" r="0" t="0"/>
             <wp:wrapNone/>
-            <wp:docPr id="9" name="image5.png"/>
+            <wp:docPr id="3" name="image3.png"/>
             <a:graphic>
               <a:graphicData uri="http://schemas.openxmlformats.org/drawingml/2006/picture">
                 <pic:pic>
                   <pic:nvPicPr>
-                    <pic:cNvPr id="0" name="image5.png"/>
+                    <pic:cNvPr id="0" name="image3.png"/>
                     <pic:cNvPicPr preferRelativeResize="0"/>
                   </pic:nvPicPr>
                   <pic:blipFill>
@@ -479,12 +479,12 @@
                 <wp:extent cx="8158163" cy="5870761"/>
                 <wp:effectExtent b="0" l="0" r="0" t="0"/>
                 <wp:wrapNone/>
-                <wp:docPr id="1" name="image9.png"/>
+                <wp:docPr id="1" name="image10.png"/>
                 <a:graphic>
                   <a:graphicData uri="http://schemas.openxmlformats.org/drawingml/2006/picture">
                     <pic:pic>
                       <pic:nvPicPr>
-                        <pic:cNvPr id="0" name="image9.png"/>
+                        <pic:cNvPr id="0" name="image10.png"/>
                         <pic:cNvPicPr preferRelativeResize="0"/>
                       </pic:nvPicPr>
                       <pic:blipFill>
@@ -2245,7 +2245,7 @@
                 <w:szCs w:val="20"/>
                 <w:rtl w:val="0"/>
               </w:rPr>
-              <w:t xml:space="preserve">Jibi J</w:t>
+              <w:t xml:space="preserve">Jibi J, Kara Lui</w:t>
             </w:r>
           </w:p>
           <w:p>
@@ -3544,9 +3544,9 @@
               <w:right w:color="000000" w:space="0" w:sz="0" w:val="nil"/>
             </w:tcBorders>
             <w:tcMar>
-              <w:top w:w="40.0" w:type="dxa"/>
+              <w:top w:w="20.0" w:type="dxa"/>
               <w:left w:w="80.0" w:type="dxa"/>
-              <w:bottom w:w="40.0" w:type="dxa"/>
+              <w:bottom w:w="20.0" w:type="dxa"/>
               <w:right w:w="80.0" w:type="dxa"/>
             </w:tcMar>
             <w:vAlign w:val="center"/>
@@ -3554,7 +3554,7 @@
           <w:p>
             <w:pPr>
               <w:widowControl w:val="0"/>
-              <w:spacing w:line="240" w:lineRule="auto"/>
+              <w:spacing w:line="211.20000000000002" w:lineRule="auto"/>
               <w:jc w:val="center"/>
               <w:rPr>
                 <w:b w:val="1"/>
@@ -3647,9 +3647,9 @@
               <w:right w:color="000000" w:space="0" w:sz="0" w:val="nil"/>
             </w:tcBorders>
             <w:tcMar>
-              <w:top w:w="40.0" w:type="dxa"/>
+              <w:top w:w="20.0" w:type="dxa"/>
               <w:left w:w="80.0" w:type="dxa"/>
-              <w:bottom w:w="40.0" w:type="dxa"/>
+              <w:bottom w:w="20.0" w:type="dxa"/>
               <w:right w:w="80.0" w:type="dxa"/>
             </w:tcMar>
             <w:vAlign w:val="center"/>
@@ -3657,7 +3657,7 @@
           <w:p>
             <w:pPr>
               <w:widowControl w:val="0"/>
-              <w:spacing w:after="60" w:line="240" w:lineRule="auto"/>
+              <w:spacing w:after="60" w:line="211.20000000000002" w:lineRule="auto"/>
               <w:jc w:val="center"/>
               <w:rPr>
                 <w:sz w:val="14.2"/>
@@ -3676,7 +3676,7 @@
           <w:p>
             <w:pPr>
               <w:widowControl w:val="0"/>
-              <w:spacing w:line="240" w:lineRule="auto"/>
+              <w:spacing w:line="211.20000000000002" w:lineRule="auto"/>
               <w:jc w:val="center"/>
               <w:rPr>
                 <w:b w:val="1"/>
@@ -3706,9 +3706,9 @@
               <w:right w:color="000000" w:space="0" w:sz="0" w:val="nil"/>
             </w:tcBorders>
             <w:tcMar>
-              <w:top w:w="40.0" w:type="dxa"/>
+              <w:top w:w="20.0" w:type="dxa"/>
               <w:left w:w="80.0" w:type="dxa"/>
-              <w:bottom w:w="40.0" w:type="dxa"/>
+              <w:bottom w:w="20.0" w:type="dxa"/>
               <w:right w:w="80.0" w:type="dxa"/>
             </w:tcMar>
             <w:vAlign w:val="center"/>
@@ -3716,7 +3716,7 @@
           <w:p>
             <w:pPr>
               <w:widowControl w:val="0"/>
-              <w:spacing w:after="60" w:line="240" w:lineRule="auto"/>
+              <w:spacing w:after="60" w:line="211.20000000000002" w:lineRule="auto"/>
               <w:jc w:val="center"/>
               <w:rPr>
                 <w:sz w:val="14.2"/>
@@ -3735,7 +3735,7 @@
           <w:p>
             <w:pPr>
               <w:widowControl w:val="0"/>
-              <w:spacing w:line="240" w:lineRule="auto"/>
+              <w:spacing w:line="211.20000000000002" w:lineRule="auto"/>
               <w:jc w:val="center"/>
               <w:rPr>
                 <w:b w:val="1"/>
@@ -3765,9 +3765,9 @@
               <w:right w:color="000000" w:space="0" w:sz="0" w:val="nil"/>
             </w:tcBorders>
             <w:tcMar>
-              <w:top w:w="40.0" w:type="dxa"/>
+              <w:top w:w="20.0" w:type="dxa"/>
               <w:left w:w="80.0" w:type="dxa"/>
-              <w:bottom w:w="40.0" w:type="dxa"/>
+              <w:bottom w:w="20.0" w:type="dxa"/>
               <w:right w:w="80.0" w:type="dxa"/>
             </w:tcMar>
             <w:vAlign w:val="center"/>
@@ -3775,7 +3775,7 @@
           <w:p>
             <w:pPr>
               <w:widowControl w:val="0"/>
-              <w:spacing w:after="60" w:line="240" w:lineRule="auto"/>
+              <w:spacing w:after="60" w:line="211.20000000000002" w:lineRule="auto"/>
               <w:jc w:val="center"/>
               <w:rPr>
                 <w:sz w:val="14.2"/>
@@ -3794,7 +3794,7 @@
           <w:p>
             <w:pPr>
               <w:widowControl w:val="0"/>
-              <w:spacing w:line="240" w:lineRule="auto"/>
+              <w:spacing w:line="211.20000000000002" w:lineRule="auto"/>
               <w:jc w:val="center"/>
               <w:rPr>
                 <w:b w:val="1"/>
@@ -3819,7 +3819,7 @@
       <w:tr>
         <w:trPr>
           <w:cantSplit w:val="0"/>
-          <w:trHeight w:val="625.4248088360239" w:hRule="atLeast"/>
+          <w:trHeight w:val="630" w:hRule="atLeast"/>
           <w:tblHeader w:val="0"/>
         </w:trPr>
         <w:tc>
@@ -3831,9 +3831,9 @@
               <w:right w:color="000000" w:space="0" w:sz="0" w:val="nil"/>
             </w:tcBorders>
             <w:tcMar>
-              <w:top w:w="40.0" w:type="dxa"/>
+              <w:top w:w="20.0" w:type="dxa"/>
               <w:left w:w="80.0" w:type="dxa"/>
-              <w:bottom w:w="40.0" w:type="dxa"/>
+              <w:bottom w:w="20.0" w:type="dxa"/>
               <w:right w:w="80.0" w:type="dxa"/>
             </w:tcMar>
             <w:vAlign w:val="center"/>
@@ -3890,9 +3890,9 @@
               <w:right w:color="000000" w:space="0" w:sz="0" w:val="nil"/>
             </w:tcBorders>
             <w:tcMar>
-              <w:top w:w="40.0" w:type="dxa"/>
+              <w:top w:w="20.0" w:type="dxa"/>
               <w:left w:w="80.0" w:type="dxa"/>
-              <w:bottom w:w="40.0" w:type="dxa"/>
+              <w:bottom w:w="20.0" w:type="dxa"/>
               <w:right w:w="80.0" w:type="dxa"/>
             </w:tcMar>
             <w:vAlign w:val="center"/>
@@ -3949,9 +3949,9 @@
               <w:right w:color="000000" w:space="0" w:sz="0" w:val="nil"/>
             </w:tcBorders>
             <w:tcMar>
-              <w:top w:w="40.0" w:type="dxa"/>
+              <w:top w:w="20.0" w:type="dxa"/>
               <w:left w:w="80.0" w:type="dxa"/>
-              <w:bottom w:w="40.0" w:type="dxa"/>
+              <w:bottom w:w="20.0" w:type="dxa"/>
               <w:right w:w="80.0" w:type="dxa"/>
             </w:tcMar>
             <w:vAlign w:val="center"/>
@@ -4003,7 +4003,7 @@
       <w:tr>
         <w:trPr>
           <w:cantSplit w:val="0"/>
-          <w:trHeight w:val="625.4248088360239" w:hRule="atLeast"/>
+          <w:trHeight w:val="630" w:hRule="atLeast"/>
           <w:tblHeader w:val="0"/>
         </w:trPr>
         <w:tc>
@@ -4015,9 +4015,9 @@
               <w:right w:color="000000" w:space="0" w:sz="0" w:val="nil"/>
             </w:tcBorders>
             <w:tcMar>
-              <w:top w:w="40.0" w:type="dxa"/>
+              <w:top w:w="20.0" w:type="dxa"/>
               <w:left w:w="80.0" w:type="dxa"/>
-              <w:bottom w:w="40.0" w:type="dxa"/>
+              <w:bottom w:w="20.0" w:type="dxa"/>
               <w:right w:w="80.0" w:type="dxa"/>
             </w:tcMar>
             <w:vAlign w:val="center"/>
@@ -4074,9 +4074,9 @@
               <w:right w:color="000000" w:space="0" w:sz="0" w:val="nil"/>
             </w:tcBorders>
             <w:tcMar>
-              <w:top w:w="40.0" w:type="dxa"/>
+              <w:top w:w="20.0" w:type="dxa"/>
               <w:left w:w="80.0" w:type="dxa"/>
-              <w:bottom w:w="40.0" w:type="dxa"/>
+              <w:bottom w:w="20.0" w:type="dxa"/>
               <w:right w:w="80.0" w:type="dxa"/>
             </w:tcMar>
             <w:vAlign w:val="center"/>
@@ -4133,9 +4133,9 @@
               <w:right w:color="000000" w:space="0" w:sz="0" w:val="nil"/>
             </w:tcBorders>
             <w:tcMar>
-              <w:top w:w="40.0" w:type="dxa"/>
+              <w:top w:w="20.0" w:type="dxa"/>
               <w:left w:w="80.0" w:type="dxa"/>
-              <w:bottom w:w="40.0" w:type="dxa"/>
+              <w:bottom w:w="20.0" w:type="dxa"/>
               <w:right w:w="80.0" w:type="dxa"/>
             </w:tcMar>
             <w:vAlign w:val="center"/>
@@ -4187,7 +4187,7 @@
       <w:tr>
         <w:trPr>
           <w:cantSplit w:val="0"/>
-          <w:trHeight w:val="754.00634765625" w:hRule="atLeast"/>
+          <w:trHeight w:val="630" w:hRule="atLeast"/>
           <w:tblHeader w:val="0"/>
         </w:trPr>
         <w:tc>
@@ -4199,9 +4199,9 @@
               <w:right w:color="000000" w:space="0" w:sz="0" w:val="nil"/>
             </w:tcBorders>
             <w:tcMar>
-              <w:top w:w="40.0" w:type="dxa"/>
+              <w:top w:w="20.0" w:type="dxa"/>
               <w:left w:w="80.0" w:type="dxa"/>
-              <w:bottom w:w="40.0" w:type="dxa"/>
+              <w:bottom w:w="20.0" w:type="dxa"/>
               <w:right w:w="80.0" w:type="dxa"/>
             </w:tcMar>
             <w:vAlign w:val="center"/>
@@ -4209,43 +4209,20 @@
           <w:p>
             <w:pPr>
               <w:widowControl w:val="0"/>
-              <w:spacing w:after="60" w:line="240" w:lineRule="auto"/>
-              <w:jc w:val="center"/>
-              <w:rPr>
-                <w:sz w:val="14.2"/>
-                <w:szCs w:val="14.2"/>
-              </w:rPr>
-            </w:pPr>
-            <w:r>
-              <w:rPr>
-                <w:sz w:val="14.2"/>
-                <w:szCs w:val="14.2"/>
-                <w:rtl w:val="0"/>
-              </w:rPr>
-              <w:t xml:space="preserve">PROFESSOR KELISHA</w:t>
-            </w:r>
-          </w:p>
-          <w:p>
-            <w:pPr>
-              <w:widowControl w:val="0"/>
               <w:spacing w:line="240" w:lineRule="auto"/>
               <w:jc w:val="center"/>
               <w:rPr>
-                <w:b w:val="1"/>
-                <w:bCs w:val="1"/>
-                <w:sz w:val="21.5"/>
-                <w:szCs w:val="21.5"/>
-              </w:rPr>
-            </w:pPr>
-            <w:r>
-              <w:rPr>
-                <w:b w:val="1"/>
-                <w:bCs w:val="1"/>
-                <w:sz w:val="21.5"/>
-                <w:szCs w:val="21.5"/>
-                <w:rtl w:val="0"/>
-              </w:rPr>
-              <w:t xml:space="preserve">Ashley Foster</w:t>
+                <w:sz w:val="13.4"/>
+                <w:szCs w:val="13.4"/>
+              </w:rPr>
+            </w:pPr>
+            <w:r>
+              <w:rPr>
+                <w:sz w:val="13.4"/>
+                <w:szCs w:val="13.4"/>
+                <w:rtl w:val="0"/>
+              </w:rPr>
+              <w:t xml:space="preserve">PROFESSOR KELISHA</w:t>
             </w:r>
           </w:p>
           <w:p>
@@ -4256,8 +4233,73 @@
               <w:rPr>
                 <w:b w:val="1"/>
                 <w:bCs w:val="1"/>
-                <w:sz w:val="21.5"/>
-                <w:szCs w:val="21.5"/>
+                <w:sz w:val="20.5"/>
+                <w:szCs w:val="20.5"/>
+              </w:rPr>
+            </w:pPr>
+            <w:r>
+              <w:rPr>
+                <w:b w:val="1"/>
+                <w:bCs w:val="1"/>
+                <w:sz w:val="20.5"/>
+                <w:szCs w:val="20.5"/>
+                <w:rtl w:val="0"/>
+              </w:rPr>
+              <w:t xml:space="preserve">Ashley Foster</w:t>
+            </w:r>
+          </w:p>
+          <w:p>
+            <w:pPr>
+              <w:widowControl w:val="0"/>
+              <w:spacing w:before="80" w:line="240" w:lineRule="auto"/>
+              <w:jc w:val="center"/>
+              <w:rPr>
+                <w:sz w:val="12"/>
+                <w:szCs w:val="12"/>
+              </w:rPr>
+            </w:pPr>
+            <w:r>
+              <w:rPr>
+                <w:sz w:val="12"/>
+                <w:szCs w:val="12"/>
+                <w:rtl w:val="0"/>
+              </w:rPr>
+              <w:t xml:space="preserve">NEWS REPORTER #2 • GOSSIPING STUDENT #2</w:t>
+            </w:r>
+          </w:p>
+          <w:p>
+            <w:pPr>
+              <w:widowControl w:val="0"/>
+              <w:spacing w:line="240" w:lineRule="auto"/>
+              <w:jc w:val="center"/>
+              <w:rPr>
+                <w:b w:val="1"/>
+                <w:bCs w:val="1"/>
+                <w:sz w:val="20.5"/>
+                <w:szCs w:val="20.5"/>
+              </w:rPr>
+            </w:pPr>
+            <w:r>
+              <w:rPr>
+                <w:b w:val="1"/>
+                <w:bCs w:val="1"/>
+                <w:sz w:val="20.5"/>
+                <w:szCs w:val="20.5"/>
+                <w:rtl w:val="0"/>
+              </w:rPr>
+              <w:t xml:space="preserve">Ashley Mendez</w:t>
+            </w:r>
+          </w:p>
+          <w:p>
+            <w:pPr>
+              <w:widowControl w:val="0"/>
+              <w:spacing w:line="240" w:lineRule="auto"/>
+              <w:jc w:val="center"/>
+              <w:rPr>
+                <w:b w:val="1"/>
+                <w:bCs w:val="1"/>
+                <w:sz w:val="20.5"/>
+                <w:szCs w:val="20.5"/>
               </w:rPr>
             </w:pPr>
             <w:r>
@@ -4276,9 +4318,9 @@
               <w:right w:color="000000" w:space="0" w:sz="0" w:val="nil"/>
             </w:tcBorders>
             <w:tcMar>
-              <w:top w:w="40.0" w:type="dxa"/>
+              <w:top w:w="20.0" w:type="dxa"/>
               <w:left w:w="80.0" w:type="dxa"/>
-              <w:bottom w:w="40.0" w:type="dxa"/>
+              <w:bottom w:w="20.0" w:type="dxa"/>
               <w:right w:w="80.0" w:type="dxa"/>
             </w:tcMar>
             <w:vAlign w:val="center"/>
@@ -4286,40 +4328,40 @@
           <w:p>
             <w:pPr>
               <w:widowControl w:val="0"/>
-              <w:spacing w:after="60" w:line="240" w:lineRule="auto"/>
-              <w:jc w:val="center"/>
-              <w:rPr>
-                <w:sz w:val="11.6"/>
-                <w:szCs w:val="11.6"/>
-              </w:rPr>
-            </w:pPr>
-            <w:r>
-              <w:rPr>
-                <w:sz w:val="11.6"/>
-                <w:szCs w:val="11.6"/>
-                <w:rtl w:val="0"/>
-              </w:rPr>
-              <w:t xml:space="preserve">NEWS REPORTER #1 • GOSSIPING STUDENT #1 • TRAIN SECURITY GUARD • FIRST OFFICER</w:t>
-            </w:r>
-          </w:p>
-          <w:p>
-            <w:pPr>
-              <w:widowControl w:val="0"/>
               <w:spacing w:line="240" w:lineRule="auto"/>
               <w:jc w:val="center"/>
               <w:rPr>
-                <w:b w:val="1"/>
-                <w:bCs w:val="1"/>
-                <w:sz w:val="21.5"/>
-                <w:szCs w:val="21.5"/>
-              </w:rPr>
-            </w:pPr>
-            <w:r>
-              <w:rPr>
-                <w:b w:val="1"/>
-                <w:bCs w:val="1"/>
-                <w:sz w:val="21.5"/>
-                <w:szCs w:val="21.5"/>
+                <w:sz w:val="13.4"/>
+                <w:szCs w:val="13.4"/>
+              </w:rPr>
+            </w:pPr>
+            <w:r>
+              <w:rPr>
+                <w:sz w:val="13.4"/>
+                <w:szCs w:val="13.4"/>
+                <w:rtl w:val="0"/>
+              </w:rPr>
+              <w:t xml:space="preserve">NEWS REPORTER #1 • GOSSIPING STUDENT #1 • TRAIN SECURITY GUARD • FIRST OFFICER</w:t>
+            </w:r>
+          </w:p>
+          <w:p>
+            <w:pPr>
+              <w:widowControl w:val="0"/>
+              <w:spacing w:line="240" w:lineRule="auto"/>
+              <w:jc w:val="center"/>
+              <w:rPr>
+                <w:b w:val="1"/>
+                <w:bCs w:val="1"/>
+                <w:sz w:val="20.5"/>
+                <w:szCs w:val="20.5"/>
+              </w:rPr>
+            </w:pPr>
+            <w:r>
+              <w:rPr>
+                <w:b w:val="1"/>
+                <w:bCs w:val="1"/>
+                <w:sz w:val="20.5"/>
+                <w:szCs w:val="20.5"/>
                 <w:rtl w:val="0"/>
               </w:rPr>
               <w:t xml:space="preserve">Felicity Audet</w:t>
@@ -4335,9 +4377,9 @@
               <w:right w:color="000000" w:space="0" w:sz="0" w:val="nil"/>
             </w:tcBorders>
             <w:tcMar>
-              <w:top w:w="40.0" w:type="dxa"/>
+              <w:top w:w="20.0" w:type="dxa"/>
               <w:left w:w="80.0" w:type="dxa"/>
-              <w:bottom w:w="40.0" w:type="dxa"/>
+              <w:bottom w:w="20.0" w:type="dxa"/>
               <w:right w:w="80.0" w:type="dxa"/>
             </w:tcMar>
             <w:vAlign w:val="center"/>
@@ -4345,40 +4387,40 @@
           <w:p>
             <w:pPr>
               <w:widowControl w:val="0"/>
-              <w:spacing w:after="60" w:line="240" w:lineRule="auto"/>
-              <w:jc w:val="center"/>
-              <w:rPr>
-                <w:sz w:val="11.6"/>
-                <w:szCs w:val="11.6"/>
-              </w:rPr>
-            </w:pPr>
-            <w:r>
-              <w:rPr>
-                <w:sz w:val="11.6"/>
-                <w:szCs w:val="11.6"/>
-                <w:rtl w:val="0"/>
-              </w:rPr>
-              <w:t xml:space="preserve">NAVIGATION CHIEF • NEWS REPORTER #3 • GOSSIPING STUDENT #3</w:t>
-            </w:r>
-          </w:p>
-          <w:p>
-            <w:pPr>
-              <w:widowControl w:val="0"/>
               <w:spacing w:line="240" w:lineRule="auto"/>
               <w:jc w:val="center"/>
               <w:rPr>
-                <w:b w:val="1"/>
-                <w:bCs w:val="1"/>
-                <w:sz w:val="21.5"/>
-                <w:szCs w:val="21.5"/>
-              </w:rPr>
-            </w:pPr>
-            <w:r>
-              <w:rPr>
-                <w:b w:val="1"/>
-                <w:bCs w:val="1"/>
-                <w:sz w:val="21.5"/>
-                <w:szCs w:val="21.5"/>
+                <w:sz w:val="13.4"/>
+                <w:szCs w:val="13.4"/>
+              </w:rPr>
+            </w:pPr>
+            <w:r>
+              <w:rPr>
+                <w:sz w:val="13.4"/>
+                <w:szCs w:val="13.4"/>
+                <w:rtl w:val="0"/>
+              </w:rPr>
+              <w:t xml:space="preserve">NAVIGATION CHIEF • NEWS REPORTER #3 • GOSSIPING STUDENT #3</w:t>
+            </w:r>
+          </w:p>
+          <w:p>
+            <w:pPr>
+              <w:widowControl w:val="0"/>
+              <w:spacing w:line="240" w:lineRule="auto"/>
+              <w:jc w:val="center"/>
+              <w:rPr>
+                <w:b w:val="1"/>
+                <w:bCs w:val="1"/>
+                <w:sz w:val="20.5"/>
+                <w:szCs w:val="20.5"/>
+              </w:rPr>
+            </w:pPr>
+            <w:r>
+              <w:rPr>
+                <w:b w:val="1"/>
+                <w:bCs w:val="1"/>
+                <w:sz w:val="20.5"/>
+                <w:szCs w:val="20.5"/>
                 <w:rtl w:val="0"/>
               </w:rPr>
               <w:t xml:space="preserve">Eiji Ren</w:t>
@@ -4389,7 +4431,7 @@
       <w:tr>
         <w:trPr>
           <w:cantSplit w:val="0"/>
-          <w:trHeight w:val="1023.25927734375" w:hRule="atLeast"/>
+          <w:trHeight w:val="630" w:hRule="atLeast"/>
           <w:tblHeader w:val="0"/>
         </w:trPr>
         <w:tc>
@@ -4401,9 +4443,9 @@
               <w:right w:color="000000" w:space="0" w:sz="0" w:val="nil"/>
             </w:tcBorders>
             <w:tcMar>
-              <w:top w:w="40.0" w:type="dxa"/>
+              <w:top w:w="20.0" w:type="dxa"/>
               <w:left w:w="80.0" w:type="dxa"/>
-              <w:bottom w:w="40.0" w:type="dxa"/>
+              <w:bottom w:w="20.0" w:type="dxa"/>
               <w:right w:w="80.0" w:type="dxa"/>
             </w:tcMar>
             <w:vAlign w:val="center"/>
@@ -4411,43 +4453,85 @@
           <w:p>
             <w:pPr>
               <w:widowControl w:val="0"/>
-              <w:spacing w:after="60" w:line="240" w:lineRule="auto"/>
-              <w:jc w:val="center"/>
-              <w:rPr>
-                <w:sz w:val="14.2"/>
-                <w:szCs w:val="14.2"/>
-              </w:rPr>
-            </w:pPr>
-            <w:r>
-              <w:rPr>
-                <w:sz w:val="14.2"/>
-                <w:szCs w:val="14.2"/>
-                <w:rtl w:val="0"/>
-              </w:rPr>
-              <w:t xml:space="preserve">QUEEN ELIZABETH NEWARK</w:t>
-            </w:r>
-          </w:p>
-          <w:p>
-            <w:pPr>
-              <w:widowControl w:val="0"/>
               <w:spacing w:line="240" w:lineRule="auto"/>
               <w:jc w:val="center"/>
               <w:rPr>
-                <w:b w:val="1"/>
-                <w:bCs w:val="1"/>
-                <w:sz w:val="21.5"/>
-                <w:szCs w:val="21.5"/>
-              </w:rPr>
-            </w:pPr>
-            <w:r>
-              <w:rPr>
-                <w:b w:val="1"/>
-                <w:bCs w:val="1"/>
-                <w:sz w:val="21.5"/>
-                <w:szCs w:val="21.5"/>
+                <w:sz w:val="13.4"/>
+                <w:szCs w:val="13.4"/>
+              </w:rPr>
+            </w:pPr>
+            <w:r>
+              <w:rPr>
+                <w:sz w:val="13.4"/>
+                <w:szCs w:val="13.4"/>
+                <w:rtl w:val="0"/>
+              </w:rPr>
+              <w:t xml:space="preserve">QUEEN ELIZABETH NEWARK</w:t>
+            </w:r>
+          </w:p>
+          <w:p>
+            <w:pPr>
+              <w:widowControl w:val="0"/>
+              <w:spacing w:line="240" w:lineRule="auto"/>
+              <w:jc w:val="center"/>
+              <w:rPr>
+                <w:b w:val="1"/>
+                <w:bCs w:val="1"/>
+                <w:sz w:val="20.5"/>
+                <w:szCs w:val="20.5"/>
+              </w:rPr>
+            </w:pPr>
+            <w:r>
+              <w:rPr>
+                <w:b w:val="1"/>
+                <w:bCs w:val="1"/>
+                <w:sz w:val="20.5"/>
+                <w:szCs w:val="20.5"/>
                 <w:rtl w:val="0"/>
               </w:rPr>
               <w:t xml:space="preserve">Ariana Osmanzai</w:t>
+            </w:r>
+          </w:p>
+          <w:p>
+            <w:pPr>
+              <w:widowControl w:val="0"/>
+              <w:spacing w:before="80" w:line="240" w:lineRule="auto"/>
+              <w:jc w:val="center"/>
+              <w:rPr>
+                <w:sz w:val="13.4"/>
+                <w:szCs w:val="13.4"/>
+              </w:rPr>
+            </w:pPr>
+            <w:r>
+              <w:rPr>
+                <w:sz w:val="13.4"/>
+                <w:szCs w:val="13.4"/>
+                <w:rtl w:val="0"/>
+              </w:rPr>
+              <w:t xml:space="preserve">BARTHOLEMEW BARTHANDELUS</w:t>
+            </w:r>
+          </w:p>
+          <w:p>
+            <w:pPr>
+              <w:widowControl w:val="0"/>
+              <w:spacing w:line="240" w:lineRule="auto"/>
+              <w:jc w:val="center"/>
+              <w:rPr>
+                <w:b w:val="1"/>
+                <w:bCs w:val="1"/>
+                <w:sz w:val="20.5"/>
+                <w:szCs w:val="20.5"/>
+              </w:rPr>
+            </w:pPr>
+            <w:r>
+              <w:rPr>
+                <w:b w:val="1"/>
+                <w:bCs w:val="1"/>
+                <w:sz w:val="20.5"/>
+                <w:szCs w:val="20.5"/>
+                <w:rtl w:val="0"/>
+              </w:rPr>
+              <w:t xml:space="preserve">Connor “Bear” Barre</w:t>
             </w:r>
           </w:p>
         </w:tc>
@@ -4460,9 +4544,9 @@
               <w:right w:color="000000" w:space="0" w:sz="0" w:val="nil"/>
             </w:tcBorders>
             <w:tcMar>
-              <w:top w:w="40.0" w:type="dxa"/>
+              <w:top w:w="20.0" w:type="dxa"/>
               <w:left w:w="80.0" w:type="dxa"/>
-              <w:bottom w:w="40.0" w:type="dxa"/>
+              <w:bottom w:w="20.0" w:type="dxa"/>
               <w:right w:w="80.0" w:type="dxa"/>
             </w:tcMar>
             <w:vAlign w:val="center"/>
@@ -4470,43 +4554,20 @@
           <w:p>
             <w:pPr>
               <w:widowControl w:val="0"/>
-              <w:spacing w:after="60" w:line="240" w:lineRule="auto"/>
-              <w:jc w:val="center"/>
-              <w:rPr>
-                <w:sz w:val="14.2"/>
-                <w:szCs w:val="14.2"/>
-              </w:rPr>
-            </w:pPr>
-            <w:r>
-              <w:rPr>
-                <w:sz w:val="14.2"/>
-                <w:szCs w:val="14.2"/>
-                <w:rtl w:val="0"/>
-              </w:rPr>
-              <w:t xml:space="preserve">JOSEPH “JOJO” CHEN</w:t>
-            </w:r>
-          </w:p>
-          <w:p>
-            <w:pPr>
-              <w:widowControl w:val="0"/>
               <w:spacing w:line="240" w:lineRule="auto"/>
               <w:jc w:val="center"/>
               <w:rPr>
-                <w:b w:val="1"/>
-                <w:bCs w:val="1"/>
-                <w:sz w:val="21.5"/>
-                <w:szCs w:val="21.5"/>
-              </w:rPr>
-            </w:pPr>
-            <w:r>
-              <w:rPr>
-                <w:b w:val="1"/>
-                <w:bCs w:val="1"/>
-                <w:sz w:val="21.5"/>
-                <w:szCs w:val="21.5"/>
-                <w:rtl w:val="0"/>
-              </w:rPr>
-              <w:t xml:space="preserve">Abraham “AJ” Lopez</w:t>
+                <w:sz w:val="13.4"/>
+                <w:szCs w:val="13.4"/>
+              </w:rPr>
+            </w:pPr>
+            <w:r>
+              <w:rPr>
+                <w:sz w:val="13.4"/>
+                <w:szCs w:val="13.4"/>
+                <w:rtl w:val="0"/>
+              </w:rPr>
+              <w:t xml:space="preserve">JOSEPH “JOJO” CHEN</w:t>
             </w:r>
           </w:p>
           <w:p>
@@ -4517,33 +4578,19 @@
               <w:rPr>
                 <w:b w:val="1"/>
                 <w:bCs w:val="1"/>
-                <w:sz w:val="21.5"/>
-                <w:szCs w:val="21.5"/>
-              </w:rPr>
-            </w:pPr>
-            <w:r>
-              <w:rPr>
-                <w:rtl w:val="0"/>
-              </w:rPr>
-            </w:r>
-          </w:p>
-          <w:p>
-            <w:pPr>
-              <w:widowControl w:val="0"/>
-              <w:spacing w:after="60" w:line="240" w:lineRule="auto"/>
-              <w:jc w:val="center"/>
-              <w:rPr>
-                <w:sz w:val="14.2"/>
-                <w:szCs w:val="14.2"/>
-              </w:rPr>
-            </w:pPr>
-            <w:r>
-              <w:rPr>
-                <w:sz w:val="14.2"/>
-                <w:szCs w:val="14.2"/>
-                <w:rtl w:val="0"/>
-              </w:rPr>
-              <w:t xml:space="preserve">BARTHOLEMEW BARTHANDELUS</w:t>
+                <w:sz w:val="20.5"/>
+                <w:szCs w:val="20.5"/>
+              </w:rPr>
+            </w:pPr>
+            <w:r>
+              <w:rPr>
+                <w:b w:val="1"/>
+                <w:bCs w:val="1"/>
+                <w:sz w:val="20.5"/>
+                <w:szCs w:val="20.5"/>
+                <w:rtl w:val="0"/>
+              </w:rPr>
+              <w:t xml:space="preserve">Abraham “AJ” Lopez</w:t>
             </w:r>
           </w:p>
           <w:p>
@@ -4554,19 +4601,14 @@
               <w:rPr>
                 <w:b w:val="1"/>
                 <w:bCs w:val="1"/>
-                <w:sz w:val="21.5"/>
-                <w:szCs w:val="21.5"/>
-              </w:rPr>
-            </w:pPr>
-            <w:r>
-              <w:rPr>
-                <w:b w:val="1"/>
-                <w:bCs w:val="1"/>
-                <w:sz w:val="21.5"/>
-                <w:szCs w:val="21.5"/>
-                <w:rtl w:val="0"/>
-              </w:rPr>
-              <w:t xml:space="preserve">Connor “Bear” Barre</w:t>
+                <w:sz w:val="20.5"/>
+                <w:szCs w:val="20.5"/>
+              </w:rPr>
+            </w:pPr>
+            <w:r>
+              <w:rPr>
+                <w:rtl w:val="0"/>
+              </w:rPr>
             </w:r>
           </w:p>
         </w:tc>
@@ -4579,9 +4621,9 @@
               <w:right w:color="000000" w:space="0" w:sz="0" w:val="nil"/>
             </w:tcBorders>
             <w:tcMar>
-              <w:top w:w="40.0" w:type="dxa"/>
+              <w:top w:w="20.0" w:type="dxa"/>
               <w:left w:w="80.0" w:type="dxa"/>
-              <w:bottom w:w="40.0" w:type="dxa"/>
+              <w:bottom w:w="20.0" w:type="dxa"/>
               <w:right w:w="80.0" w:type="dxa"/>
             </w:tcMar>
             <w:vAlign w:val="center"/>
@@ -4589,62 +4631,20 @@
           <w:p>
             <w:pPr>
               <w:widowControl w:val="0"/>
-              <w:spacing w:after="60" w:line="240" w:lineRule="auto"/>
-              <w:jc w:val="center"/>
-              <w:rPr>
-                <w:sz w:val="14.2"/>
-                <w:szCs w:val="14.2"/>
-              </w:rPr>
-            </w:pPr>
-            <w:r>
-              <w:rPr>
-                <w:sz w:val="14.2"/>
-                <w:szCs w:val="14.2"/>
-                <w:rtl w:val="0"/>
-              </w:rPr>
-              <w:t xml:space="preserve">PROFESSOR WELLINGTON</w:t>
-            </w:r>
-          </w:p>
-          <w:p>
-            <w:pPr>
-              <w:widowControl w:val="0"/>
               <w:spacing w:line="240" w:lineRule="auto"/>
               <w:jc w:val="center"/>
               <w:rPr>
-                <w:b w:val="1"/>
-                <w:bCs w:val="1"/>
-                <w:sz w:val="21.5"/>
-                <w:szCs w:val="21.5"/>
-              </w:rPr>
-            </w:pPr>
-            <w:r>
-              <w:rPr>
-                <w:b w:val="1"/>
-                <w:bCs w:val="1"/>
-                <w:sz w:val="21.5"/>
-                <w:szCs w:val="21.5"/>
-                <w:rtl w:val="0"/>
-              </w:rPr>
-              <w:t xml:space="preserve">Delaney R. Page</w:t>
-            </w:r>
-          </w:p>
-          <w:p>
-            <w:pPr>
-              <w:widowControl w:val="0"/>
-              <w:spacing w:after="60" w:line="240" w:lineRule="auto"/>
-              <w:jc w:val="center"/>
-              <w:rPr>
-                <w:sz w:val="14.2"/>
-                <w:szCs w:val="14.2"/>
-              </w:rPr>
-            </w:pPr>
-            <w:r>
-              <w:rPr>
-                <w:sz w:val="14.2"/>
-                <w:szCs w:val="14.2"/>
-                <w:rtl w:val="0"/>
-              </w:rPr>
-              <w:t xml:space="preserve">NEWS REPORTER #2 • GOSSIPING STUDENT #2</w:t>
+                <w:sz w:val="13.4"/>
+                <w:szCs w:val="13.4"/>
+              </w:rPr>
+            </w:pPr>
+            <w:r>
+              <w:rPr>
+                <w:sz w:val="13.4"/>
+                <w:szCs w:val="13.4"/>
+                <w:rtl w:val="0"/>
+              </w:rPr>
+              <w:t xml:space="preserve">PROFESSOR WELLINGTON</w:t>
             </w:r>
           </w:p>
           <w:p>
@@ -4655,19 +4655,37 @@
               <w:rPr>
                 <w:b w:val="1"/>
                 <w:bCs w:val="1"/>
-                <w:sz w:val="21.5"/>
-                <w:szCs w:val="21.5"/>
-              </w:rPr>
-            </w:pPr>
-            <w:r>
-              <w:rPr>
-                <w:b w:val="1"/>
-                <w:bCs w:val="1"/>
-                <w:sz w:val="21.5"/>
-                <w:szCs w:val="21.5"/>
-                <w:rtl w:val="0"/>
-              </w:rPr>
-              <w:t xml:space="preserve">Ashley Mendez</w:t>
+                <w:sz w:val="20.5"/>
+                <w:szCs w:val="20.5"/>
+              </w:rPr>
+            </w:pPr>
+            <w:r>
+              <w:rPr>
+                <w:b w:val="1"/>
+                <w:bCs w:val="1"/>
+                <w:sz w:val="20.5"/>
+                <w:szCs w:val="20.5"/>
+                <w:rtl w:val="0"/>
+              </w:rPr>
+              <w:t xml:space="preserve">Delaney R. Page</w:t>
+            </w:r>
+          </w:p>
+          <w:p>
+            <w:pPr>
+              <w:widowControl w:val="0"/>
+              <w:spacing w:line="240" w:lineRule="auto"/>
+              <w:jc w:val="center"/>
+              <w:rPr>
+                <w:b w:val="1"/>
+                <w:bCs w:val="1"/>
+                <w:sz w:val="20.5"/>
+                <w:szCs w:val="20.5"/>
+              </w:rPr>
+            </w:pPr>
+            <w:r>
+              <w:rPr>
+                <w:rtl w:val="0"/>
+              </w:rPr>
             </w:r>
           </w:p>
         </w:tc>
@@ -4675,7 +4693,7 @@
       <w:tr>
         <w:trPr>
           <w:cantSplit w:val="0"/>
-          <w:trHeight w:val="625.4248088360239" w:hRule="atLeast"/>
+          <w:trHeight w:val="630" w:hRule="atLeast"/>
           <w:tblHeader w:val="0"/>
         </w:trPr>
         <w:tc>
@@ -4687,9 +4705,9 @@
               <w:right w:color="000000" w:space="0" w:sz="0" w:val="nil"/>
             </w:tcBorders>
             <w:tcMar>
-              <w:top w:w="40.0" w:type="dxa"/>
+              <w:top w:w="20.0" w:type="dxa"/>
               <w:left w:w="80.0" w:type="dxa"/>
-              <w:bottom w:w="40.0" w:type="dxa"/>
+              <w:bottom w:w="20.0" w:type="dxa"/>
               <w:right w:w="80.0" w:type="dxa"/>
             </w:tcMar>
             <w:vAlign w:val="center"/>
@@ -4746,9 +4764,9 @@
               <w:right w:color="000000" w:space="0" w:sz="0" w:val="nil"/>
             </w:tcBorders>
             <w:tcMar>
-              <w:top w:w="40.0" w:type="dxa"/>
+              <w:top w:w="20.0" w:type="dxa"/>
               <w:left w:w="80.0" w:type="dxa"/>
-              <w:bottom w:w="40.0" w:type="dxa"/>
+              <w:bottom w:w="20.0" w:type="dxa"/>
               <w:right w:w="80.0" w:type="dxa"/>
             </w:tcMar>
             <w:vAlign w:val="center"/>
@@ -4805,9 +4823,9 @@
               <w:right w:color="000000" w:space="0" w:sz="0" w:val="nil"/>
             </w:tcBorders>
             <w:tcMar>
-              <w:top w:w="40.0" w:type="dxa"/>
+              <w:top w:w="20.0" w:type="dxa"/>
               <w:left w:w="80.0" w:type="dxa"/>
-              <w:bottom w:w="40.0" w:type="dxa"/>
+              <w:bottom w:w="20.0" w:type="dxa"/>
               <w:right w:w="80.0" w:type="dxa"/>
             </w:tcMar>
             <w:vAlign w:val="center"/>
@@ -4859,7 +4877,7 @@
       <w:tr>
         <w:trPr>
           <w:cantSplit w:val="0"/>
-          <w:trHeight w:val="510" w:hRule="atLeast"/>
+          <w:trHeight w:val="630" w:hRule="atLeast"/>
           <w:tblHeader w:val="0"/>
         </w:trPr>
         <w:tc>
@@ -4871,9 +4889,9 @@
               <w:right w:color="000000" w:space="0" w:sz="0" w:val="nil"/>
             </w:tcBorders>
             <w:tcMar>
-              <w:top w:w="40.0" w:type="dxa"/>
+              <w:top w:w="20.0" w:type="dxa"/>
               <w:left w:w="80.0" w:type="dxa"/>
-              <w:bottom w:w="40.0" w:type="dxa"/>
+              <w:bottom w:w="20.0" w:type="dxa"/>
               <w:right w:w="80.0" w:type="dxa"/>
             </w:tcMar>
             <w:vAlign w:val="center"/>
@@ -4930,9 +4948,9 @@
               <w:right w:color="000000" w:space="0" w:sz="0" w:val="nil"/>
             </w:tcBorders>
             <w:tcMar>
-              <w:top w:w="40.0" w:type="dxa"/>
+              <w:top w:w="20.0" w:type="dxa"/>
               <w:left w:w="80.0" w:type="dxa"/>
-              <w:bottom w:w="40.0" w:type="dxa"/>
+              <w:bottom w:w="20.0" w:type="dxa"/>
               <w:right w:w="80.0" w:type="dxa"/>
             </w:tcMar>
             <w:vAlign w:val="center"/>
@@ -4989,9 +5007,9 @@
               <w:right w:color="000000" w:space="0" w:sz="0" w:val="nil"/>
             </w:tcBorders>
             <w:tcMar>
-              <w:top w:w="40.0" w:type="dxa"/>
+              <w:top w:w="20.0" w:type="dxa"/>
               <w:left w:w="80.0" w:type="dxa"/>
-              <w:bottom w:w="40.0" w:type="dxa"/>
+              <w:bottom w:w="20.0" w:type="dxa"/>
               <w:right w:w="80.0" w:type="dxa"/>
             </w:tcMar>
             <w:vAlign w:val="center"/>
@@ -5043,7 +5061,7 @@
       <w:tr>
         <w:trPr>
           <w:cantSplit w:val="0"/>
-          <w:trHeight w:val="625.4248088360239" w:hRule="atLeast"/>
+          <w:trHeight w:val="630" w:hRule="atLeast"/>
           <w:tblHeader w:val="0"/>
         </w:trPr>
         <w:tc>
@@ -5055,9 +5073,9 @@
               <w:right w:color="000000" w:space="0" w:sz="0" w:val="nil"/>
             </w:tcBorders>
             <w:tcMar>
-              <w:top w:w="40.0" w:type="dxa"/>
+              <w:top w:w="20.0" w:type="dxa"/>
               <w:left w:w="80.0" w:type="dxa"/>
-              <w:bottom w:w="40.0" w:type="dxa"/>
+              <w:bottom w:w="20.0" w:type="dxa"/>
               <w:right w:w="80.0" w:type="dxa"/>
             </w:tcMar>
             <w:vAlign w:val="center"/>
@@ -5114,9 +5132,9 @@
               <w:right w:color="000000" w:space="0" w:sz="0" w:val="nil"/>
             </w:tcBorders>
             <w:tcMar>
-              <w:top w:w="40.0" w:type="dxa"/>
+              <w:top w:w="20.0" w:type="dxa"/>
               <w:left w:w="80.0" w:type="dxa"/>
-              <w:bottom w:w="40.0" w:type="dxa"/>
+              <w:bottom w:w="20.0" w:type="dxa"/>
               <w:right w:w="80.0" w:type="dxa"/>
             </w:tcMar>
             <w:vAlign w:val="center"/>
@@ -5173,9 +5191,9 @@
               <w:right w:color="000000" w:space="0" w:sz="0" w:val="nil"/>
             </w:tcBorders>
             <w:tcMar>
-              <w:top w:w="40.0" w:type="dxa"/>
+              <w:top w:w="20.0" w:type="dxa"/>
               <w:left w:w="80.0" w:type="dxa"/>
-              <w:bottom w:w="40.0" w:type="dxa"/>
+              <w:bottom w:w="20.0" w:type="dxa"/>
               <w:right w:w="80.0" w:type="dxa"/>
             </w:tcMar>
             <w:vAlign w:val="center"/>
@@ -5227,7 +5245,7 @@
       <w:tr>
         <w:trPr>
           <w:cantSplit w:val="0"/>
-          <w:trHeight w:val="760.9297297184655" w:hRule="atLeast"/>
+          <w:trHeight w:val="630" w:hRule="atLeast"/>
           <w:tblHeader w:val="0"/>
         </w:trPr>
         <w:tc>
@@ -5239,9 +5257,9 @@
               <w:right w:color="000000" w:space="0" w:sz="0" w:val="nil"/>
             </w:tcBorders>
             <w:tcMar>
-              <w:top w:w="40.0" w:type="dxa"/>
+              <w:top w:w="20.0" w:type="dxa"/>
               <w:left w:w="80.0" w:type="dxa"/>
-              <w:bottom w:w="40.0" w:type="dxa"/>
+              <w:bottom w:w="20.0" w:type="dxa"/>
               <w:right w:w="80.0" w:type="dxa"/>
             </w:tcMar>
             <w:vAlign w:val="center"/>
@@ -5298,9 +5316,9 @@
               <w:right w:color="000000" w:space="0" w:sz="0" w:val="nil"/>
             </w:tcBorders>
             <w:tcMar>
-              <w:top w:w="40.0" w:type="dxa"/>
+              <w:top w:w="20.0" w:type="dxa"/>
               <w:left w:w="80.0" w:type="dxa"/>
-              <w:bottom w:w="40.0" w:type="dxa"/>
+              <w:bottom w:w="20.0" w:type="dxa"/>
               <w:right w:w="80.0" w:type="dxa"/>
             </w:tcMar>
             <w:vAlign w:val="center"/>
@@ -5357,9 +5375,9 @@
               <w:right w:color="000000" w:space="0" w:sz="0" w:val="nil"/>
             </w:tcBorders>
             <w:tcMar>
-              <w:top w:w="40.0" w:type="dxa"/>
+              <w:top w:w="20.0" w:type="dxa"/>
               <w:left w:w="80.0" w:type="dxa"/>
-              <w:bottom w:w="40.0" w:type="dxa"/>
+              <w:bottom w:w="20.0" w:type="dxa"/>
               <w:right w:w="80.0" w:type="dxa"/>
             </w:tcMar>
             <w:vAlign w:val="center"/>
@@ -5411,7 +5429,7 @@
       <w:tr>
         <w:trPr>
           <w:cantSplit w:val="0"/>
-          <w:trHeight w:val="760.9297297184655" w:hRule="atLeast"/>
+          <w:trHeight w:val="630" w:hRule="atLeast"/>
           <w:tblHeader w:val="0"/>
         </w:trPr>
         <w:tc>
@@ -5423,9 +5441,9 @@
               <w:right w:color="000000" w:space="0" w:sz="0" w:val="nil"/>
             </w:tcBorders>
             <w:tcMar>
-              <w:top w:w="40.0" w:type="dxa"/>
+              <w:top w:w="20.0" w:type="dxa"/>
               <w:left w:w="80.0" w:type="dxa"/>
-              <w:bottom w:w="40.0" w:type="dxa"/>
+              <w:bottom w:w="20.0" w:type="dxa"/>
               <w:right w:w="80.0" w:type="dxa"/>
             </w:tcMar>
             <w:vAlign w:val="center"/>
@@ -5482,9 +5500,9 @@
               <w:right w:color="000000" w:space="0" w:sz="0" w:val="nil"/>
             </w:tcBorders>
             <w:tcMar>
-              <w:top w:w="40.0" w:type="dxa"/>
+              <w:top w:w="20.0" w:type="dxa"/>
               <w:left w:w="80.0" w:type="dxa"/>
-              <w:bottom w:w="40.0" w:type="dxa"/>
+              <w:bottom w:w="20.0" w:type="dxa"/>
               <w:right w:w="80.0" w:type="dxa"/>
             </w:tcMar>
             <w:vAlign w:val="center"/>
@@ -5559,9 +5577,9 @@
               <w:right w:color="000000" w:space="0" w:sz="0" w:val="nil"/>
             </w:tcBorders>
             <w:tcMar>
-              <w:top w:w="40.0" w:type="dxa"/>
+              <w:top w:w="20.0" w:type="dxa"/>
               <w:left w:w="80.0" w:type="dxa"/>
-              <w:bottom w:w="40.0" w:type="dxa"/>
+              <w:bottom w:w="20.0" w:type="dxa"/>
               <w:right w:w="80.0" w:type="dxa"/>
             </w:tcMar>
             <w:vAlign w:val="center"/>
@@ -5626,6 +5644,48 @@
         <w:rPr>
           <w:rtl w:val="0"/>
         </w:rPr>
+      </w:r>
+      <w:r>
+        <w:drawing>
+          <wp:anchor allowOverlap="1" behindDoc="1" distB="114300" distT="114300" distL="114300" distR="114300" hidden="0" layoutInCell="1" locked="0" relativeHeight="0" simplePos="0">
+            <wp:simplePos x="0" y="0"/>
+            <wp:positionH relativeFrom="column">
+              <wp:posOffset>4781550</wp:posOffset>
+            </wp:positionH>
+            <wp:positionV relativeFrom="paragraph">
+              <wp:posOffset>852488</wp:posOffset>
+            </wp:positionV>
+            <wp:extent cx="1157288" cy="850537"/>
+            <wp:effectExtent b="0" l="0" r="0" t="0"/>
+            <wp:wrapNone/>
+            <wp:docPr id="8" name="image6.jpg"/>
+            <a:graphic>
+              <a:graphicData uri="http://schemas.openxmlformats.org/drawingml/2006/picture">
+                <pic:pic>
+                  <pic:nvPicPr>
+                    <pic:cNvPr id="0" name="image6.jpg"/>
+                    <pic:cNvPicPr preferRelativeResize="0"/>
+                  </pic:nvPicPr>
+                  <pic:blipFill>
+                    <a:blip r:embed="rId21"/>
+                    <a:srcRect b="0" l="0" r="0" t="0"/>
+                    <a:stretch>
+                      <a:fillRect/>
+                    </a:stretch>
+                  </pic:blipFill>
+                  <pic:spPr>
+                    <a:xfrm>
+                      <a:off x="0" y="0"/>
+                      <a:ext cx="1157288" cy="850537"/>
+                    </a:xfrm>
+                    <a:prstGeom prst="rect"/>
+                    <a:ln/>
+                  </pic:spPr>
+                </pic:pic>
+              </a:graphicData>
+            </a:graphic>
+          </wp:anchor>
+        </w:drawing>
       </w:r>
       <w:r>
         <w:drawing>
@@ -5640,16 +5700,16 @@
             <wp:extent cx="1576388" cy="1124187"/>
             <wp:effectExtent b="0" l="0" r="0" t="0"/>
             <wp:wrapNone/>
-            <wp:docPr id="10" name="image3.png"/>
+            <wp:docPr id="10" name="image4.png"/>
             <a:graphic>
               <a:graphicData uri="http://schemas.openxmlformats.org/drawingml/2006/picture">
                 <pic:pic>
                   <pic:nvPicPr>
-                    <pic:cNvPr id="0" name="image3.png"/>
+                    <pic:cNvPr id="0" name="image4.png"/>
                     <pic:cNvPicPr preferRelativeResize="0"/>
                   </pic:nvPicPr>
                   <pic:blipFill>
-                    <a:blip r:embed="rId21"/>
+                    <a:blip r:embed="rId22"/>
                     <a:srcRect b="0" l="0" r="0" t="0"/>
                     <a:stretch>
                       <a:fillRect/>
@@ -5682,54 +5742,12 @@
             <wp:extent cx="1118409" cy="1939582"/>
             <wp:effectExtent b="0" l="0" r="0" t="0"/>
             <wp:wrapNone/>
-            <wp:docPr id="2" name="image16.png"/>
+            <wp:docPr id="4" name="image9.png"/>
             <a:graphic>
               <a:graphicData uri="http://schemas.openxmlformats.org/drawingml/2006/picture">
                 <pic:pic>
                   <pic:nvPicPr>
-                    <pic:cNvPr id="0" name="image16.png"/>
-                    <pic:cNvPicPr preferRelativeResize="0"/>
-                  </pic:nvPicPr>
-                  <pic:blipFill>
-                    <a:blip r:embed="rId22"/>
-                    <a:srcRect b="0" l="0" r="0" t="0"/>
-                    <a:stretch>
-                      <a:fillRect/>
-                    </a:stretch>
-                  </pic:blipFill>
-                  <pic:spPr>
-                    <a:xfrm>
-                      <a:off x="0" y="0"/>
-                      <a:ext cx="1118409" cy="1939582"/>
-                    </a:xfrm>
-                    <a:prstGeom prst="rect"/>
-                    <a:ln/>
-                  </pic:spPr>
-                </pic:pic>
-              </a:graphicData>
-            </a:graphic>
-          </wp:anchor>
-        </w:drawing>
-      </w:r>
-      <w:r>
-        <w:drawing>
-          <wp:anchor allowOverlap="1" behindDoc="1" distB="114300" distT="114300" distL="114300" distR="114300" hidden="0" layoutInCell="1" locked="0" relativeHeight="0" simplePos="0">
-            <wp:simplePos x="0" y="0"/>
-            <wp:positionH relativeFrom="column">
-              <wp:posOffset>4781550</wp:posOffset>
-            </wp:positionH>
-            <wp:positionV relativeFrom="paragraph">
-              <wp:posOffset>852488</wp:posOffset>
-            </wp:positionV>
-            <wp:extent cx="1157288" cy="850537"/>
-            <wp:effectExtent b="0" l="0" r="0" t="0"/>
-            <wp:wrapNone/>
-            <wp:docPr id="7" name="image8.jpg"/>
-            <a:graphic>
-              <a:graphicData uri="http://schemas.openxmlformats.org/drawingml/2006/picture">
-                <pic:pic>
-                  <pic:nvPicPr>
-                    <pic:cNvPr id="0" name="image8.jpg"/>
+                    <pic:cNvPr id="0" name="image9.png"/>
                     <pic:cNvPicPr preferRelativeResize="0"/>
                   </pic:nvPicPr>
                   <pic:blipFill>
@@ -5742,7 +5760,7 @@
                   <pic:spPr>
                     <a:xfrm>
                       <a:off x="0" y="0"/>
-                      <a:ext cx="1157288" cy="850537"/>
+                      <a:ext cx="1118409" cy="1939582"/>
                     </a:xfrm>
                     <a:prstGeom prst="rect"/>
                     <a:ln/>
@@ -5826,7 +5844,7 @@
           <w:pgNumType w:start="1"/>
         </w:sectPr>
       </w:pPr>
-      <w:bookmarkStart w:colFirst="0" w:colLast="0" w:name="_pzl2stahi8pr" w:id="1"/>
+      <w:bookmarkStart w:colFirst="0" w:colLast="0" w:name="_t37cu81otk24" w:id="1"/>
       <w:bookmarkEnd w:id="1"/>
       <w:r>
         <w:rPr>
@@ -5981,12 +5999,12 @@
             <wp:extent cx="2644915" cy="1666875"/>
             <wp:effectExtent b="0" l="0" r="0" t="0"/>
             <wp:wrapNone/>
-            <wp:docPr id="5" name="image6.png"/>
+            <wp:docPr id="2" name="image8.png"/>
             <a:graphic>
               <a:graphicData uri="http://schemas.openxmlformats.org/drawingml/2006/picture">
                 <pic:pic>
                   <pic:nvPicPr>
-                    <pic:cNvPr id="0" name="image6.png"/>
+                    <pic:cNvPr id="0" name="image8.png"/>
                     <pic:cNvPicPr preferRelativeResize="0"/>
                   </pic:nvPicPr>
                   <pic:blipFill>
@@ -8570,12 +8588,12 @@
         <wp:inline distB="0" distT="0" distL="114300" distR="114300">
           <wp:extent cx="190500" cy="190500"/>
           <wp:effectExtent b="0" l="0" r="0" t="0"/>
-          <wp:docPr id="4" name="image1.png"/>
+          <wp:docPr id="6" name="image7.png"/>
           <a:graphic>
             <a:graphicData uri="http://schemas.openxmlformats.org/drawingml/2006/picture">
               <pic:pic>
                 <pic:nvPicPr>
-                  <pic:cNvPr id="0" name="image1.png"/>
+                  <pic:cNvPr id="0" name="image7.png"/>
                   <pic:cNvPicPr preferRelativeResize="0"/>
                 </pic:nvPicPr>
                 <pic:blipFill>
@@ -8611,12 +8629,12 @@
         <wp:inline distB="0" distT="0" distL="114300" distR="114300">
           <wp:extent cx="190500" cy="190500"/>
           <wp:effectExtent b="0" l="0" r="0" t="0"/>
-          <wp:docPr id="8" name="image7.png"/>
+          <wp:docPr id="7" name="image2.png"/>
           <a:graphic>
             <a:graphicData uri="http://schemas.openxmlformats.org/drawingml/2006/picture">
               <pic:pic>
                 <pic:nvPicPr>
-                  <pic:cNvPr id="0" name="image7.png"/>
+                  <pic:cNvPr id="0" name="image2.png"/>
                   <pic:cNvPicPr preferRelativeResize="0"/>
                 </pic:nvPicPr>
                 <pic:blipFill>
@@ -8652,12 +8670,12 @@
         <wp:inline distB="0" distT="0" distL="114300" distR="114300">
           <wp:extent cx="190500" cy="190500"/>
           <wp:effectExtent b="0" l="0" r="0" t="0"/>
-          <wp:docPr id="3" name="image4.png"/>
+          <wp:docPr id="9" name="image1.png"/>
           <a:graphic>
             <a:graphicData uri="http://schemas.openxmlformats.org/drawingml/2006/picture">
               <pic:pic>
                 <pic:nvPicPr>
-                  <pic:cNvPr id="0" name="image4.png"/>
+                  <pic:cNvPr id="0" name="image1.png"/>
                   <pic:cNvPicPr preferRelativeResize="0"/>
                 </pic:nvPicPr>
                 <pic:blipFill>
@@ -8693,12 +8711,12 @@
         <wp:inline distB="0" distT="0" distL="114300" distR="114300">
           <wp:extent cx="190500" cy="190500"/>
           <wp:effectExtent b="0" l="0" r="0" t="0"/>
-          <wp:docPr id="6" name="image2.png"/>
+          <wp:docPr id="5" name="image5.png"/>
           <a:graphic>
             <a:graphicData uri="http://schemas.openxmlformats.org/drawingml/2006/picture">
               <pic:pic>
                 <pic:nvPicPr>
-                  <pic:cNvPr id="0" name="image2.png"/>
+                  <pic:cNvPr id="0" name="image5.png"/>
                   <pic:cNvPicPr preferRelativeResize="0"/>
                 </pic:nvPicPr>
                 <pic:blipFill>
